--- a/Fase 2/Evidencias Proyecto/Evidencias de documentación/1.3 Acta de constitución/Acta de constitución.docx
+++ b/Fase 2/Evidencias Proyecto/Evidencias de documentación/1.3 Acta de constitución/Acta de constitución.docx
@@ -178,12 +178,12 @@
           <wp:inline distB="0" distT="0" distL="0" distR="0">
             <wp:extent cx="6400800" cy="1063625"/>
             <wp:effectExtent b="0" l="0" r="0" t="0"/>
-            <wp:docPr id="139" name="image1.jpg"/>
+            <wp:docPr id="139" name="image2.jpg"/>
             <a:graphic>
               <a:graphicData uri="http://schemas.openxmlformats.org/drawingml/2006/picture">
                 <pic:pic>
                   <pic:nvPicPr>
-                    <pic:cNvPr id="0" name="image1.jpg"/>
+                    <pic:cNvPr id="0" name="image2.jpg"/>
                     <pic:cNvPicPr preferRelativeResize="0"/>
                   </pic:nvPicPr>
                   <pic:blipFill>
@@ -284,7 +284,7 @@
     </w:p>
     <w:sdt>
       <w:sdtPr>
-        <w:id w:val="-26417904"/>
+        <w:id w:val="1928623680"/>
         <w:docPartObj>
           <w:docPartGallery w:val="Table of Contents"/>
           <w:docPartUnique w:val="1"/>
@@ -2503,23 +2503,16 @@
           </w:tcPr>
           <w:p>
             <w:pPr>
-              <w:jc w:val="both"/>
-              <w:rPr>
-                <w:rFonts w:ascii="Arial" w:cs="Arial" w:eastAsia="Arial" w:hAnsi="Arial"/>
-              </w:rPr>
-            </w:pPr>
-            <w:r>
-              <w:rPr>
-                <w:rFonts w:ascii="Arial" w:cs="Arial" w:eastAsia="Arial" w:hAnsi="Arial"/>
-                <w:color w:val="000000"/>
-                <w:rtl w:val="0"/>
-              </w:rPr>
-              <w:t xml:space="preserve">Armando Casas </w:t>
-            </w:r>
-            <w:r>
-              <w:rPr>
-                <w:rtl w:val="0"/>
-              </w:rPr>
+              <w:rPr>
+                <w:rFonts w:ascii="Arial" w:cs="Arial" w:eastAsia="Arial" w:hAnsi="Arial"/>
+              </w:rPr>
+            </w:pPr>
+            <w:r>
+              <w:rPr>
+                <w:rFonts w:ascii="Arial" w:cs="Arial" w:eastAsia="Arial" w:hAnsi="Arial"/>
+                <w:rtl w:val="0"/>
+              </w:rPr>
+              <w:t xml:space="preserve">Julio Tapia</w:t>
             </w:r>
           </w:p>
         </w:tc>
@@ -2529,17 +2522,16 @@
           </w:tcPr>
           <w:p>
             <w:pPr>
-              <w:jc w:val="both"/>
-              <w:rPr>
-                <w:rFonts w:ascii="Arial" w:cs="Arial" w:eastAsia="Arial" w:hAnsi="Arial"/>
-              </w:rPr>
-            </w:pPr>
-            <w:r>
-              <w:rPr>
-                <w:rFonts w:ascii="Arial" w:cs="Arial" w:eastAsia="Arial" w:hAnsi="Arial"/>
-                <w:rtl w:val="0"/>
-              </w:rPr>
-              <w:t xml:space="preserve">Usuario </w:t>
+              <w:rPr>
+                <w:rFonts w:ascii="Arial" w:cs="Arial" w:eastAsia="Arial" w:hAnsi="Arial"/>
+              </w:rPr>
+            </w:pPr>
+            <w:r>
+              <w:rPr>
+                <w:rFonts w:ascii="Arial" w:cs="Arial" w:eastAsia="Arial" w:hAnsi="Arial"/>
+                <w:rtl w:val="0"/>
+              </w:rPr>
+              <w:t xml:space="preserve">Patrocinador</w:t>
             </w:r>
           </w:p>
         </w:tc>
@@ -2549,23 +2541,16 @@
           </w:tcPr>
           <w:p>
             <w:pPr>
-              <w:jc w:val="both"/>
-              <w:rPr>
-                <w:rFonts w:ascii="Arial" w:cs="Arial" w:eastAsia="Arial" w:hAnsi="Arial"/>
-              </w:rPr>
-            </w:pPr>
-            <w:r>
-              <w:rPr>
-                <w:rFonts w:ascii="Arial" w:cs="Arial" w:eastAsia="Arial" w:hAnsi="Arial"/>
-                <w:color w:val="000000"/>
-                <w:rtl w:val="0"/>
-              </w:rPr>
-              <w:t xml:space="preserve">Jefe de RRHH</w:t>
-            </w:r>
-            <w:r>
-              <w:rPr>
-                <w:rtl w:val="0"/>
-              </w:rPr>
+              <w:rPr>
+                <w:rFonts w:ascii="Arial" w:cs="Arial" w:eastAsia="Arial" w:hAnsi="Arial"/>
+              </w:rPr>
+            </w:pPr>
+            <w:r>
+              <w:rPr>
+                <w:rFonts w:ascii="Arial" w:cs="Arial" w:eastAsia="Arial" w:hAnsi="Arial"/>
+                <w:rtl w:val="0"/>
+              </w:rPr>
+              <w:t xml:space="preserve">Product Owner</w:t>
             </w:r>
           </w:p>
         </w:tc>
@@ -2575,326 +2560,16 @@
           </w:tcPr>
           <w:p>
             <w:pPr>
-              <w:jc w:val="both"/>
-              <w:rPr>
-                <w:rFonts w:ascii="Arial" w:cs="Arial" w:eastAsia="Arial" w:hAnsi="Arial"/>
-              </w:rPr>
-            </w:pPr>
-            <w:r>
-              <w:rPr>
-                <w:rFonts w:ascii="Arial" w:cs="Arial" w:eastAsia="Arial" w:hAnsi="Arial"/>
-                <w:rtl w:val="0"/>
-              </w:rPr>
-              <w:t xml:space="preserve">Departamento de RRHH</w:t>
-            </w:r>
-          </w:p>
-        </w:tc>
-      </w:tr>
-      <w:tr>
-        <w:trPr>
-          <w:cantSplit w:val="0"/>
-          <w:tblHeader w:val="0"/>
-        </w:trPr>
-        <w:tc>
-          <w:tcPr>
-            <w:shd w:fill="auto" w:val="clear"/>
-            <w:vAlign w:val="center"/>
-          </w:tcPr>
-          <w:p>
-            <w:pPr>
-              <w:jc w:val="both"/>
-              <w:rPr>
-                <w:rFonts w:ascii="Arial" w:cs="Arial" w:eastAsia="Arial" w:hAnsi="Arial"/>
-              </w:rPr>
-            </w:pPr>
-            <w:r>
-              <w:rPr>
-                <w:rFonts w:ascii="Arial" w:cs="Arial" w:eastAsia="Arial" w:hAnsi="Arial"/>
-                <w:color w:val="000000"/>
-                <w:rtl w:val="0"/>
-              </w:rPr>
-              <w:t xml:space="preserve">Samuel de Luque</w:t>
-            </w:r>
-            <w:r>
-              <w:rPr>
-                <w:rtl w:val="0"/>
-              </w:rPr>
-            </w:r>
-          </w:p>
-        </w:tc>
-        <w:tc>
-          <w:tcPr>
-            <w:vAlign w:val="center"/>
-          </w:tcPr>
-          <w:p>
-            <w:pPr>
-              <w:jc w:val="both"/>
-              <w:rPr>
-                <w:rFonts w:ascii="Arial" w:cs="Arial" w:eastAsia="Arial" w:hAnsi="Arial"/>
-              </w:rPr>
-            </w:pPr>
-            <w:r>
-              <w:rPr>
-                <w:rFonts w:ascii="Arial" w:cs="Arial" w:eastAsia="Arial" w:hAnsi="Arial"/>
-                <w:rtl w:val="0"/>
-              </w:rPr>
-              <w:t xml:space="preserve">Cliente</w:t>
-            </w:r>
-          </w:p>
-        </w:tc>
-        <w:tc>
-          <w:tcPr>
-            <w:shd w:fill="auto" w:val="clear"/>
-          </w:tcPr>
-          <w:p>
-            <w:pPr>
-              <w:jc w:val="both"/>
-              <w:rPr>
-                <w:rFonts w:ascii="Arial" w:cs="Arial" w:eastAsia="Arial" w:hAnsi="Arial"/>
-              </w:rPr>
-            </w:pPr>
-            <w:r>
-              <w:rPr>
-                <w:rFonts w:ascii="Arial" w:cs="Arial" w:eastAsia="Arial" w:hAnsi="Arial"/>
-                <w:color w:val="000000"/>
-                <w:rtl w:val="0"/>
-              </w:rPr>
-              <w:t xml:space="preserve">Gerente General</w:t>
-            </w:r>
-            <w:r>
-              <w:rPr>
-                <w:rtl w:val="0"/>
-              </w:rPr>
-            </w:r>
-          </w:p>
-        </w:tc>
-        <w:tc>
-          <w:tcPr>
-            <w:shd w:fill="auto" w:val="clear"/>
-          </w:tcPr>
-          <w:p>
-            <w:pPr>
-              <w:jc w:val="both"/>
-              <w:rPr>
-                <w:rFonts w:ascii="Arial" w:cs="Arial" w:eastAsia="Arial" w:hAnsi="Arial"/>
-              </w:rPr>
-            </w:pPr>
-            <w:r>
-              <w:rPr>
-                <w:rFonts w:ascii="Arial" w:cs="Arial" w:eastAsia="Arial" w:hAnsi="Arial"/>
-                <w:rtl w:val="0"/>
-              </w:rPr>
-              <w:t xml:space="preserve">Gerencia</w:t>
-            </w:r>
-          </w:p>
-        </w:tc>
-      </w:tr>
-      <w:tr>
-        <w:trPr>
-          <w:cantSplit w:val="0"/>
-          <w:tblHeader w:val="0"/>
-        </w:trPr>
-        <w:tc>
-          <w:tcPr>
-            <w:shd w:fill="auto" w:val="clear"/>
-            <w:vAlign w:val="center"/>
-          </w:tcPr>
-          <w:p>
-            <w:pPr>
-              <w:jc w:val="both"/>
-              <w:rPr>
-                <w:rFonts w:ascii="Arial" w:cs="Arial" w:eastAsia="Arial" w:hAnsi="Arial"/>
-              </w:rPr>
-            </w:pPr>
-            <w:r>
-              <w:rPr>
-                <w:rFonts w:ascii="Arial" w:cs="Arial" w:eastAsia="Arial" w:hAnsi="Arial"/>
-                <w:color w:val="000000"/>
-                <w:rtl w:val="0"/>
-              </w:rPr>
-              <w:t xml:space="preserve">Mario Castañeda</w:t>
-            </w:r>
-            <w:r>
-              <w:rPr>
-                <w:rtl w:val="0"/>
-              </w:rPr>
-            </w:r>
-          </w:p>
-        </w:tc>
-        <w:tc>
-          <w:tcPr>
-            <w:vAlign w:val="center"/>
-          </w:tcPr>
-          <w:p>
-            <w:pPr>
-              <w:jc w:val="both"/>
-              <w:rPr>
-                <w:rFonts w:ascii="Arial" w:cs="Arial" w:eastAsia="Arial" w:hAnsi="Arial"/>
-              </w:rPr>
-            </w:pPr>
-            <w:r>
-              <w:rPr>
-                <w:rFonts w:ascii="Arial" w:cs="Arial" w:eastAsia="Arial" w:hAnsi="Arial"/>
-                <w:color w:val="000000"/>
-                <w:rtl w:val="0"/>
-              </w:rPr>
-              <w:t xml:space="preserve">Proveedor</w:t>
-            </w:r>
-            <w:r>
-              <w:rPr>
-                <w:rtl w:val="0"/>
-              </w:rPr>
-            </w:r>
-          </w:p>
-        </w:tc>
-        <w:tc>
-          <w:tcPr>
-            <w:shd w:fill="auto" w:val="clear"/>
-          </w:tcPr>
-          <w:p>
-            <w:pPr>
-              <w:jc w:val="both"/>
-              <w:rPr>
-                <w:rFonts w:ascii="Arial" w:cs="Arial" w:eastAsia="Arial" w:hAnsi="Arial"/>
-              </w:rPr>
-            </w:pPr>
-            <w:r>
-              <w:rPr>
-                <w:rFonts w:ascii="Arial" w:cs="Arial" w:eastAsia="Arial" w:hAnsi="Arial"/>
-                <w:color w:val="000000"/>
-                <w:rtl w:val="0"/>
-              </w:rPr>
-              <w:t xml:space="preserve">Gerente T.I</w:t>
-            </w:r>
-            <w:r>
-              <w:rPr>
-                <w:rtl w:val="0"/>
-              </w:rPr>
-            </w:r>
-          </w:p>
-        </w:tc>
-        <w:tc>
-          <w:tcPr>
-            <w:shd w:fill="auto" w:val="clear"/>
-          </w:tcPr>
-          <w:p>
-            <w:pPr>
-              <w:jc w:val="both"/>
-              <w:rPr>
-                <w:rFonts w:ascii="Arial" w:cs="Arial" w:eastAsia="Arial" w:hAnsi="Arial"/>
-              </w:rPr>
-            </w:pPr>
-            <w:r>
-              <w:rPr>
-                <w:rFonts w:ascii="Arial" w:cs="Arial" w:eastAsia="Arial" w:hAnsi="Arial"/>
-                <w:rtl w:val="0"/>
-              </w:rPr>
-              <w:t xml:space="preserve">Departamento de informática</w:t>
-            </w:r>
-          </w:p>
-        </w:tc>
-      </w:tr>
-      <w:tr>
-        <w:trPr>
-          <w:cantSplit w:val="0"/>
-          <w:tblHeader w:val="0"/>
-        </w:trPr>
-        <w:tc>
-          <w:tcPr>
-            <w:shd w:fill="auto" w:val="clear"/>
-            <w:vAlign w:val="center"/>
-          </w:tcPr>
-          <w:p>
-            <w:pPr>
-              <w:jc w:val="both"/>
-              <w:rPr>
-                <w:rFonts w:ascii="Arial" w:cs="Arial" w:eastAsia="Arial" w:hAnsi="Arial"/>
-              </w:rPr>
-            </w:pPr>
-            <w:r>
-              <w:rPr>
-                <w:rFonts w:ascii="Arial" w:cs="Arial" w:eastAsia="Arial" w:hAnsi="Arial"/>
-                <w:color w:val="000000"/>
-                <w:rtl w:val="0"/>
-              </w:rPr>
-              <w:t xml:space="preserve">Gabriel Valencia</w:t>
-            </w:r>
-            <w:r>
-              <w:rPr>
-                <w:rtl w:val="0"/>
-              </w:rPr>
-            </w:r>
-          </w:p>
-        </w:tc>
-        <w:tc>
-          <w:tcPr>
-            <w:vAlign w:val="center"/>
-          </w:tcPr>
-          <w:p>
-            <w:pPr>
-              <w:jc w:val="both"/>
-              <w:rPr>
-                <w:rFonts w:ascii="Arial" w:cs="Arial" w:eastAsia="Arial" w:hAnsi="Arial"/>
-              </w:rPr>
-            </w:pPr>
-            <w:r>
-              <w:rPr>
-                <w:rFonts w:ascii="Arial" w:cs="Arial" w:eastAsia="Arial" w:hAnsi="Arial"/>
-                <w:color w:val="000000"/>
-                <w:rtl w:val="0"/>
-              </w:rPr>
-              <w:t xml:space="preserve">Proveedor</w:t>
-            </w:r>
-            <w:r>
-              <w:rPr>
-                <w:rtl w:val="0"/>
-              </w:rPr>
-            </w:r>
-          </w:p>
-        </w:tc>
-        <w:tc>
-          <w:tcPr>
-            <w:shd w:fill="auto" w:val="clear"/>
-          </w:tcPr>
-          <w:p>
-            <w:pPr>
-              <w:jc w:val="both"/>
-              <w:rPr>
-                <w:rFonts w:ascii="Arial" w:cs="Arial" w:eastAsia="Arial" w:hAnsi="Arial"/>
-              </w:rPr>
-            </w:pPr>
-            <w:r>
-              <w:rPr>
-                <w:rFonts w:ascii="Arial" w:cs="Arial" w:eastAsia="Arial" w:hAnsi="Arial"/>
-                <w:color w:val="000000"/>
-                <w:rtl w:val="0"/>
-              </w:rPr>
-              <w:t xml:space="preserve">Jefe de Proyecto</w:t>
-            </w:r>
-            <w:r>
-              <w:rPr>
-                <w:rtl w:val="0"/>
-              </w:rPr>
-            </w:r>
-          </w:p>
-        </w:tc>
-        <w:tc>
-          <w:tcPr>
-            <w:shd w:fill="auto" w:val="clear"/>
-          </w:tcPr>
-          <w:p>
-            <w:pPr>
-              <w:jc w:val="both"/>
-              <w:rPr>
-                <w:rFonts w:ascii="Arial" w:cs="Arial" w:eastAsia="Arial" w:hAnsi="Arial"/>
-              </w:rPr>
-            </w:pPr>
-            <w:r>
-              <w:rPr>
-                <w:rFonts w:ascii="Arial" w:cs="Arial" w:eastAsia="Arial" w:hAnsi="Arial"/>
-                <w:rtl w:val="0"/>
-              </w:rPr>
-              <w:t xml:space="preserve">Departamento de informática </w:t>
+              <w:rPr>
+                <w:rFonts w:ascii="Arial" w:cs="Arial" w:eastAsia="Arial" w:hAnsi="Arial"/>
+              </w:rPr>
+            </w:pPr>
+            <w:r>
+              <w:rPr>
+                <w:rFonts w:ascii="Arial" w:cs="Arial" w:eastAsia="Arial" w:hAnsi="Arial"/>
+                <w:rtl w:val="0"/>
+              </w:rPr>
+              <w:t xml:space="preserve">Dep. de informática</w:t>
             </w:r>
           </w:p>
         </w:tc>
@@ -3587,7 +3262,7 @@
                 <w:rFonts w:ascii="Arial" w:cs="Arial" w:eastAsia="Arial" w:hAnsi="Arial"/>
                 <w:rtl w:val="0"/>
               </w:rPr>
-              <w:t xml:space="preserve">El presupuesto estimado para este proyecto, considerando recursos tecnológicos y horas hombre es de $1.411.050 CLP, este se desglosa a continuación:</w:t>
+              <w:t xml:space="preserve">El presupuesto estimado para este proyecto, considerando fondos de contingencia, ganancia y horas hombre es de $1.496.400 CLP, este se desglosa a continuación:</w:t>
             </w:r>
           </w:p>
           <w:p>
@@ -3606,7 +3281,7 @@
           <w:sdt>
             <w:sdtPr>
               <w:lock w:val="contentLocked"/>
-              <w:id w:val="91250598"/>
+              <w:id w:val="-1152244226"/>
               <w:tag w:val="goog_rdk_0"/>
             </w:sdtPr>
             <w:sdtContent>
@@ -3797,7 +3472,7 @@
                           <w:rFonts w:ascii="Arial" w:cs="Arial" w:eastAsia="Arial" w:hAnsi="Arial"/>
                           <w:rtl w:val="0"/>
                         </w:rPr>
-                        <w:t xml:space="preserve">Infraestructura (Herramientas de desarrollo/Dominio Web)</w:t>
+                        <w:t xml:space="preserve">Fondo de Contingencia (15%)</w:t>
                       </w:r>
                     </w:p>
                   </w:tc>
@@ -3825,7 +3500,7 @@
                           <w:rFonts w:ascii="Arial" w:cs="Arial" w:eastAsia="Arial" w:hAnsi="Arial"/>
                           <w:rtl w:val="0"/>
                         </w:rPr>
-                        <w:t xml:space="preserve">$195.000 CLP</w:t>
+                        <w:t xml:space="preserve">$154.800 CLP</w:t>
                       </w:r>
                     </w:p>
                   </w:tc>
@@ -3859,7 +3534,7 @@
                           <w:rFonts w:ascii="Arial" w:cs="Arial" w:eastAsia="Arial" w:hAnsi="Arial"/>
                           <w:rtl w:val="0"/>
                         </w:rPr>
-                        <w:t xml:space="preserve">Fondo de Contingencia (15%)</w:t>
+                        <w:t xml:space="preserve">Fondo de Ganancia (30%)</w:t>
                       </w:r>
                     </w:p>
                   </w:tc>
@@ -3887,7 +3562,7 @@
                           <w:rFonts w:ascii="Arial" w:cs="Arial" w:eastAsia="Arial" w:hAnsi="Arial"/>
                           <w:rtl w:val="0"/>
                         </w:rPr>
-                        <w:t xml:space="preserve"> $184.050 CLP</w:t>
+                        <w:t xml:space="preserve">$309.600 CLP</w:t>
                       </w:r>
                     </w:p>
                   </w:tc>
@@ -3957,7 +3632,7 @@
                           <w:bCs w:val="1"/>
                           <w:rtl w:val="0"/>
                         </w:rPr>
-                        <w:t xml:space="preserve">$1.411.050 CLP</w:t>
+                        <w:t xml:space="preserve">$1.496.400 CLP</w:t>
                       </w:r>
                     </w:p>
                   </w:tc>
@@ -3969,22 +3644,16 @@
             <w:pPr>
               <w:jc w:val="both"/>
               <w:rPr>
-                <w:color w:val="ff0000"/>
-              </w:rPr>
-            </w:pPr>
-            <w:r>
-              <w:rPr>
-                <w:rtl w:val="0"/>
-              </w:rPr>
-            </w:r>
-          </w:p>
-          <w:p>
-            <w:pPr>
-              <w:jc w:val="both"/>
-              <w:rPr>
-                <w:color w:val="ff0000"/>
-              </w:rPr>
-            </w:pPr>
+                <w:rFonts w:ascii="Arial" w:cs="Arial" w:eastAsia="Arial" w:hAnsi="Arial"/>
+              </w:rPr>
+            </w:pPr>
+            <w:r>
+              <w:rPr>
+                <w:rFonts w:ascii="Arial" w:cs="Arial" w:eastAsia="Arial" w:hAnsi="Arial"/>
+                <w:rtl w:val="0"/>
+              </w:rPr>
+              <w:t xml:space="preserve">Para la valorización se tomaron en cuenta los valores de la Guía Salarial Tech Chile 2026, y se ajustaron los valores considerando la calidad de Junior del equipo de desarrollo y en modalidad como consultoria independiente</w:t>
+            </w:r>
             <w:r>
               <w:rPr>
                 <w:rtl w:val="0"/>
@@ -4112,7 +3781,28 @@
                 <w:rFonts w:ascii="Arial" w:cs="Arial" w:eastAsia="Arial" w:hAnsi="Arial"/>
                 <w:rtl w:val="0"/>
               </w:rPr>
-              <w:t xml:space="preserve">Urbano: enviar ubicación del afectado y un mensaje personalizado creado por el usuario.</w:t>
+              <w:t xml:space="preserve">Urbano: Enviar ubicación del afectado y un mensaje personalizado creado por el usuario.</w:t>
+            </w:r>
+          </w:p>
+          <w:p>
+            <w:pPr>
+              <w:numPr>
+                <w:ilvl w:val="0"/>
+                <w:numId w:val="2"/>
+              </w:numPr>
+              <w:ind w:left="720" w:hanging="360"/>
+              <w:jc w:val="both"/>
+              <w:rPr>
+                <w:rFonts w:ascii="Arial" w:cs="Arial" w:eastAsia="Arial" w:hAnsi="Arial"/>
+                <w:u w:val="none"/>
+              </w:rPr>
+            </w:pPr>
+            <w:r>
+              <w:rPr>
+                <w:rFonts w:ascii="Arial" w:cs="Arial" w:eastAsia="Arial" w:hAnsi="Arial"/>
+                <w:rtl w:val="0"/>
+              </w:rPr>
+              <w:t xml:space="preserve">Emergencia: Enviar ubicación del afectado y un mensaje personalizado creado por el usuario. </w:t>
             </w:r>
           </w:p>
           <w:p>
@@ -6594,7 +6284,7 @@
                 <w:rFonts w:ascii="Arial" w:cs="Arial" w:eastAsia="Arial" w:hAnsi="Arial"/>
                 <w:rtl w:val="0"/>
               </w:rPr>
-              <w:t xml:space="preserve">JavaScript</w:t>
+              <w:t xml:space="preserve">TypeScript</w:t>
             </w:r>
             <w:r>
               <w:rPr>
@@ -6665,7 +6355,32 @@
                 <w:vertAlign w:val="baseline"/>
                 <w:rtl w:val="0"/>
               </w:rPr>
-              <w:t xml:space="preserve">Se utilizará una base de datos relacional de ORACLE.</w:t>
+              <w:t xml:space="preserve">Se utilizará una base de datos relacional de </w:t>
+            </w:r>
+            <w:r>
+              <w:rPr>
+                <w:rFonts w:ascii="Arial" w:cs="Arial" w:eastAsia="Arial" w:hAnsi="Arial"/>
+                <w:rtl w:val="0"/>
+              </w:rPr>
+              <w:t xml:space="preserve">PostgreSQL</w:t>
+            </w:r>
+            <w:r>
+              <w:rPr>
+                <w:rFonts w:ascii="Arial" w:cs="Arial" w:eastAsia="Arial" w:hAnsi="Arial"/>
+                <w:b w:val="0"/>
+                <w:bCs w:val="0"/>
+                <w:i w:val="0"/>
+                <w:iCs w:val="0"/>
+                <w:smallCaps w:val="0"/>
+                <w:strike w:val="0"/>
+                <w:color w:val="000000"/>
+                <w:sz w:val="24"/>
+                <w:szCs w:val="24"/>
+                <w:u w:val="none"/>
+                <w:vertAlign w:val="baseline"/>
+                <w:rtl w:val="0"/>
+              </w:rPr>
+              <w:t xml:space="preserve">.</w:t>
             </w:r>
           </w:p>
           <w:p>
@@ -8241,7 +7956,7 @@
                 <w:rFonts w:ascii="Arial" w:cs="Arial" w:eastAsia="Arial" w:hAnsi="Arial"/>
                 <w:rtl w:val="0"/>
               </w:rPr>
-              <w:t xml:space="preserve">React/Angular</w:t>
+              <w:t xml:space="preserve">React</w:t>
             </w:r>
           </w:p>
           <w:p>
@@ -8335,7 +8050,28 @@
                 <w:rFonts w:ascii="Arial" w:cs="Arial" w:eastAsia="Arial" w:hAnsi="Arial"/>
                 <w:rtl w:val="0"/>
               </w:rPr>
-              <w:t xml:space="preserve">MySQL</w:t>
+              <w:t xml:space="preserve">Docker Desktop</w:t>
+            </w:r>
+          </w:p>
+          <w:p>
+            <w:pPr>
+              <w:numPr>
+                <w:ilvl w:val="0"/>
+                <w:numId w:val="7"/>
+              </w:numPr>
+              <w:ind w:left="720" w:hanging="360"/>
+              <w:jc w:val="both"/>
+              <w:rPr>
+                <w:rFonts w:ascii="Arial" w:cs="Arial" w:eastAsia="Arial" w:hAnsi="Arial"/>
+                <w:u w:val="none"/>
+              </w:rPr>
+            </w:pPr>
+            <w:r>
+              <w:rPr>
+                <w:rFonts w:ascii="Arial" w:cs="Arial" w:eastAsia="Arial" w:hAnsi="Arial"/>
+                <w:rtl w:val="0"/>
+              </w:rPr>
+              <w:t xml:space="preserve">PostgreSQL</w:t>
             </w:r>
           </w:p>
         </w:tc>
@@ -8903,6 +8639,89 @@
                 <w:rtl w:val="0"/>
               </w:rPr>
               <w:t xml:space="preserve">09-09-2026</w:t>
+            </w:r>
+          </w:p>
+        </w:tc>
+      </w:tr>
+      <w:tr>
+        <w:trPr>
+          <w:cantSplit w:val="0"/>
+          <w:trHeight w:val="260.9765625" w:hRule="atLeast"/>
+          <w:tblHeader w:val="0"/>
+        </w:trPr>
+        <w:tc>
+          <w:tcPr/>
+          <w:p>
+            <w:pPr>
+              <w:jc w:val="both"/>
+              <w:rPr>
+                <w:rFonts w:ascii="Arial" w:cs="Arial" w:eastAsia="Arial" w:hAnsi="Arial"/>
+              </w:rPr>
+            </w:pPr>
+            <w:r>
+              <w:rPr>
+                <w:rFonts w:ascii="Arial" w:cs="Arial" w:eastAsia="Arial" w:hAnsi="Arial"/>
+                <w:rtl w:val="0"/>
+              </w:rPr>
+              <w:t xml:space="preserve">1.1</w:t>
+            </w:r>
+          </w:p>
+        </w:tc>
+        <w:tc>
+          <w:tcPr>
+            <w:shd w:fill="auto" w:val="clear"/>
+          </w:tcPr>
+          <w:p>
+            <w:pPr>
+              <w:jc w:val="both"/>
+              <w:rPr>
+                <w:rFonts w:ascii="Arial" w:cs="Arial" w:eastAsia="Arial" w:hAnsi="Arial"/>
+              </w:rPr>
+            </w:pPr>
+            <w:r>
+              <w:rPr>
+                <w:rFonts w:ascii="Arial" w:cs="Arial" w:eastAsia="Arial" w:hAnsi="Arial"/>
+                <w:rtl w:val="0"/>
+              </w:rPr>
+              <w:t xml:space="preserve">Alonso González</w:t>
+            </w:r>
+          </w:p>
+        </w:tc>
+        <w:tc>
+          <w:tcPr/>
+          <w:p>
+            <w:pPr>
+              <w:jc w:val="both"/>
+              <w:rPr>
+                <w:rFonts w:ascii="Arial" w:cs="Arial" w:eastAsia="Arial" w:hAnsi="Arial"/>
+              </w:rPr>
+            </w:pPr>
+            <w:r>
+              <w:rPr>
+                <w:rFonts w:ascii="Arial" w:cs="Arial" w:eastAsia="Arial" w:hAnsi="Arial"/>
+                <w:rtl w:val="0"/>
+              </w:rPr>
+              <w:t xml:space="preserve">Correcciones </w:t>
+            </w:r>
+          </w:p>
+        </w:tc>
+        <w:tc>
+          <w:tcPr>
+            <w:shd w:fill="auto" w:val="clear"/>
+          </w:tcPr>
+          <w:p>
+            <w:pPr>
+              <w:jc w:val="both"/>
+              <w:rPr>
+                <w:rFonts w:ascii="Arial" w:cs="Arial" w:eastAsia="Arial" w:hAnsi="Arial"/>
+              </w:rPr>
+            </w:pPr>
+            <w:r>
+              <w:rPr>
+                <w:rFonts w:ascii="Arial" w:cs="Arial" w:eastAsia="Arial" w:hAnsi="Arial"/>
+                <w:rtl w:val="0"/>
+              </w:rPr>
+              <w:t xml:space="preserve">05-10-2026</w:t>
             </w:r>
           </w:p>
         </w:tc>
@@ -8998,12 +8817,12 @@
           <wp:extent cx="2566035" cy="426085"/>
           <wp:effectExtent b="0" l="0" r="0" t="0"/>
           <wp:wrapSquare wrapText="bothSides" distB="0" distT="0" distL="114300" distR="114300"/>
-          <wp:docPr id="140" name="image2.jpg"/>
+          <wp:docPr id="140" name="image1.jpg"/>
           <a:graphic>
             <a:graphicData uri="http://schemas.openxmlformats.org/drawingml/2006/picture">
               <pic:pic>
                 <pic:nvPicPr>
-                  <pic:cNvPr id="0" name="image2.jpg"/>
+                  <pic:cNvPr id="0" name="image1.jpg"/>
                   <pic:cNvPicPr preferRelativeResize="0"/>
                 </pic:nvPicPr>
                 <pic:blipFill>

--- a/Fase 2/Evidencias Proyecto/Evidencias de documentación/1.3 Acta de constitución/Acta de constitución.docx
+++ b/Fase 2/Evidencias Proyecto/Evidencias de documentación/1.3 Acta de constitución/Acta de constitución.docx
@@ -178,12 +178,12 @@
           <wp:inline distB="0" distT="0" distL="0" distR="0">
             <wp:extent cx="6400800" cy="1063625"/>
             <wp:effectExtent b="0" l="0" r="0" t="0"/>
-            <wp:docPr id="139" name="image2.jpg"/>
+            <wp:docPr id="139" name="image1.jpg"/>
             <a:graphic>
               <a:graphicData uri="http://schemas.openxmlformats.org/drawingml/2006/picture">
                 <pic:pic>
                   <pic:nvPicPr>
-                    <pic:cNvPr id="0" name="image2.jpg"/>
+                    <pic:cNvPr id="0" name="image1.jpg"/>
                     <pic:cNvPicPr preferRelativeResize="0"/>
                   </pic:nvPicPr>
                   <pic:blipFill>
@@ -284,7 +284,7 @@
     </w:p>
     <w:sdt>
       <w:sdtPr>
-        <w:id w:val="1928623680"/>
+        <w:id w:val="528219292"/>
         <w:docPartObj>
           <w:docPartGallery w:val="Table of Contents"/>
           <w:docPartUnique w:val="1"/>
@@ -2958,6 +2958,27 @@
               <w:jc w:val="both"/>
               <w:rPr>
                 <w:rFonts w:ascii="Arial" w:cs="Arial" w:eastAsia="Arial" w:hAnsi="Arial"/>
+                <w:u w:val="none"/>
+              </w:rPr>
+            </w:pPr>
+            <w:r>
+              <w:rPr>
+                <w:rFonts w:ascii="Arial" w:cs="Arial" w:eastAsia="Arial" w:hAnsi="Arial"/>
+                <w:rtl w:val="0"/>
+              </w:rPr>
+              <w:t xml:space="preserve">Emergencia</w:t>
+            </w:r>
+          </w:p>
+          <w:p>
+            <w:pPr>
+              <w:numPr>
+                <w:ilvl w:val="0"/>
+                <w:numId w:val="2"/>
+              </w:numPr>
+              <w:ind w:left="720" w:hanging="360"/>
+              <w:jc w:val="both"/>
+              <w:rPr>
+                <w:rFonts w:ascii="Arial" w:cs="Arial" w:eastAsia="Arial" w:hAnsi="Arial"/>
               </w:rPr>
             </w:pPr>
             <w:r>
@@ -3281,7 +3302,7 @@
           <w:sdt>
             <w:sdtPr>
               <w:lock w:val="contentLocked"/>
-              <w:id w:val="-1152244226"/>
+              <w:id w:val="1974337841"/>
               <w:tag w:val="goog_rdk_0"/>
             </w:sdtPr>
             <w:sdtContent>
@@ -4287,7 +4308,19 @@
                 <w:vertAlign w:val="baseline"/>
                 <w:rtl w:val="0"/>
               </w:rPr>
-              <w:t xml:space="preserve">100%</w:t>
+              <w:t xml:space="preserve">100% de</w:t>
+            </w:r>
+            <w:r>
+              <w:rPr>
+                <w:rFonts w:ascii="Arial" w:cs="Arial" w:eastAsia="Arial" w:hAnsi="Arial"/>
+                <w:rtl w:val="0"/>
+              </w:rPr>
+              <w:t xml:space="preserve"> los RF en alcance, con al menos 1 caso de prueba P1/P2 aprobado</w:t>
+            </w:r>
+            <w:r>
+              <w:rPr>
+                <w:rtl w:val="0"/>
+              </w:rPr>
             </w:r>
           </w:p>
         </w:tc>
@@ -4604,7 +4637,19 @@
                 <w:vertAlign w:val="baseline"/>
                 <w:rtl w:val="0"/>
               </w:rPr>
-              <w:t xml:space="preserve">El sistema tiene que cumplir con las normas de calidad definidas en la ISO 9126 y la ISO 25001.</w:t>
+              <w:t xml:space="preserve">El sistema </w:t>
+            </w:r>
+            <w:r>
+              <w:rPr>
+                <w:rFonts w:ascii="Arial" w:cs="Arial" w:eastAsia="Arial" w:hAnsi="Arial"/>
+                <w:rtl w:val="0"/>
+              </w:rPr>
+              <w:t xml:space="preserve">se evaluará según el modelo de calidad de producto ISO/IEC 25010</w:t>
+            </w:r>
+            <w:r>
+              <w:rPr>
+                <w:rtl w:val="0"/>
+              </w:rPr>
             </w:r>
           </w:p>
         </w:tc>
@@ -4785,34 +4830,12 @@
               <w:jc w:val="both"/>
               <w:rPr>
                 <w:rFonts w:ascii="Arial" w:cs="Arial" w:eastAsia="Arial" w:hAnsi="Arial"/>
-                <w:i w:val="0"/>
-                <w:iCs w:val="0"/>
-                <w:smallCaps w:val="0"/>
-                <w:strike w:val="0"/>
-                <w:color w:val="000000"/>
-                <w:sz w:val="24"/>
-                <w:szCs w:val="24"/>
-                <w:u w:val="none"/>
-                <w:shd w:fill="auto" w:val="clear"/>
-                <w:vertAlign w:val="baseline"/>
-              </w:rPr>
-            </w:pPr>
-            <w:r>
-              <w:rPr>
-                <w:rFonts w:ascii="Arial" w:cs="Arial" w:eastAsia="Arial" w:hAnsi="Arial"/>
-                <w:i w:val="0"/>
-                <w:iCs w:val="0"/>
-                <w:smallCaps w:val="0"/>
-                <w:strike w:val="0"/>
-                <w:color w:val="000000"/>
-                <w:sz w:val="24"/>
-                <w:szCs w:val="24"/>
-                <w:u w:val="none"/>
-                <w:shd w:fill="auto" w:val="clear"/>
-                <w:vertAlign w:val="baseline"/>
-                <w:rtl w:val="0"/>
-              </w:rPr>
-              <w:t xml:space="preserve">-Usabilidad </w:t>
+              </w:rPr>
+            </w:pPr>
+            <w:r>
+              <w:rPr>
+                <w:rtl w:val="0"/>
+              </w:rPr>
             </w:r>
           </w:p>
           <w:p>
@@ -4860,7 +4883,7 @@
                 <w:vertAlign w:val="baseline"/>
                 <w:rtl w:val="0"/>
               </w:rPr>
-              <w:t xml:space="preserve">-Funcionalidad </w:t>
+              <w:t xml:space="preserve">-Usabilidad </w:t>
             </w:r>
           </w:p>
           <w:p>
@@ -4881,34 +4904,12 @@
               <w:jc w:val="both"/>
               <w:rPr>
                 <w:rFonts w:ascii="Arial" w:cs="Arial" w:eastAsia="Arial" w:hAnsi="Arial"/>
-                <w:i w:val="0"/>
-                <w:iCs w:val="0"/>
-                <w:smallCaps w:val="0"/>
-                <w:strike w:val="0"/>
-                <w:color w:val="000000"/>
-                <w:sz w:val="24"/>
-                <w:szCs w:val="24"/>
-                <w:u w:val="none"/>
-                <w:shd w:fill="auto" w:val="clear"/>
-                <w:vertAlign w:val="baseline"/>
-              </w:rPr>
-            </w:pPr>
-            <w:r>
-              <w:rPr>
-                <w:rFonts w:ascii="Arial" w:cs="Arial" w:eastAsia="Arial" w:hAnsi="Arial"/>
-                <w:i w:val="0"/>
-                <w:iCs w:val="0"/>
-                <w:smallCaps w:val="0"/>
-                <w:strike w:val="0"/>
-                <w:color w:val="000000"/>
-                <w:sz w:val="24"/>
-                <w:szCs w:val="24"/>
-                <w:u w:val="none"/>
-                <w:shd w:fill="auto" w:val="clear"/>
-                <w:vertAlign w:val="baseline"/>
-                <w:rtl w:val="0"/>
-              </w:rPr>
-              <w:t xml:space="preserve">-Mantenibilidad</w:t>
+              </w:rPr>
+            </w:pPr>
+            <w:r>
+              <w:rPr>
+                <w:rtl w:val="0"/>
+              </w:rPr>
             </w:r>
           </w:p>
           <w:p>
@@ -4956,14 +4957,9 @@
                 <w:vertAlign w:val="baseline"/>
                 <w:rtl w:val="0"/>
               </w:rPr>
-              <w:t xml:space="preserve">-Interoperabilidad </w:t>
-            </w:r>
-          </w:p>
-        </w:tc>
-        <w:tc>
-          <w:tcPr>
-            <w:shd w:fill="auto" w:val="clear"/>
-          </w:tcPr>
+              <w:t xml:space="preserve">-Funcionalidad </w:t>
+            </w:r>
+          </w:p>
           <w:p>
             <w:pPr>
               <w:keepNext w:val="0"/>
@@ -4982,16 +4978,6 @@
               <w:jc w:val="both"/>
               <w:rPr>
                 <w:rFonts w:ascii="Arial" w:cs="Arial" w:eastAsia="Arial" w:hAnsi="Arial"/>
-                <w:i w:val="0"/>
-                <w:iCs w:val="0"/>
-                <w:smallCaps w:val="0"/>
-                <w:strike w:val="0"/>
-                <w:color w:val="000000"/>
-                <w:sz w:val="24"/>
-                <w:szCs w:val="24"/>
-                <w:u w:val="none"/>
-                <w:shd w:fill="auto" w:val="clear"/>
-                <w:vertAlign w:val="baseline"/>
               </w:rPr>
             </w:pPr>
             <w:r>
@@ -5045,31 +5031,7 @@
                 <w:vertAlign w:val="baseline"/>
                 <w:rtl w:val="0"/>
               </w:rPr>
-              <w:t xml:space="preserve">-9</w:t>
-            </w:r>
-            <w:r>
-              <w:rPr>
-                <w:rFonts w:ascii="Arial" w:cs="Arial" w:eastAsia="Arial" w:hAnsi="Arial"/>
-                <w:rtl w:val="0"/>
-              </w:rPr>
-              <w:t xml:space="preserve">8</w:t>
-            </w:r>
-            <w:r>
-              <w:rPr>
-                <w:rFonts w:ascii="Arial" w:cs="Arial" w:eastAsia="Arial" w:hAnsi="Arial"/>
-                <w:i w:val="0"/>
-                <w:iCs w:val="0"/>
-                <w:smallCaps w:val="0"/>
-                <w:strike w:val="0"/>
-                <w:color w:val="000000"/>
-                <w:sz w:val="24"/>
-                <w:szCs w:val="24"/>
-                <w:u w:val="none"/>
-                <w:shd w:fill="auto" w:val="clear"/>
-                <w:vertAlign w:val="baseline"/>
-                <w:rtl w:val="0"/>
-              </w:rPr>
-              <w:t xml:space="preserve">%</w:t>
+              <w:t xml:space="preserve">-Mantenibilidad</w:t>
             </w:r>
           </w:p>
           <w:p>
@@ -5090,34 +5052,12 @@
               <w:jc w:val="both"/>
               <w:rPr>
                 <w:rFonts w:ascii="Arial" w:cs="Arial" w:eastAsia="Arial" w:hAnsi="Arial"/>
-                <w:i w:val="0"/>
-                <w:iCs w:val="0"/>
-                <w:smallCaps w:val="0"/>
-                <w:strike w:val="0"/>
-                <w:color w:val="000000"/>
-                <w:sz w:val="24"/>
-                <w:szCs w:val="24"/>
-                <w:u w:val="none"/>
-                <w:shd w:fill="auto" w:val="clear"/>
-                <w:vertAlign w:val="baseline"/>
-              </w:rPr>
-            </w:pPr>
-            <w:r>
-              <w:rPr>
-                <w:rFonts w:ascii="Arial" w:cs="Arial" w:eastAsia="Arial" w:hAnsi="Arial"/>
-                <w:i w:val="0"/>
-                <w:iCs w:val="0"/>
-                <w:smallCaps w:val="0"/>
-                <w:strike w:val="0"/>
-                <w:color w:val="000000"/>
-                <w:sz w:val="24"/>
-                <w:szCs w:val="24"/>
-                <w:u w:val="none"/>
-                <w:shd w:fill="auto" w:val="clear"/>
-                <w:vertAlign w:val="baseline"/>
-                <w:rtl w:val="0"/>
-              </w:rPr>
-              <w:t xml:space="preserve">-98%</w:t>
+              </w:rPr>
+            </w:pPr>
+            <w:r>
+              <w:rPr>
+                <w:rtl w:val="0"/>
+              </w:rPr>
             </w:r>
           </w:p>
           <w:p>
@@ -5165,9 +5105,14 @@
                 <w:vertAlign w:val="baseline"/>
                 <w:rtl w:val="0"/>
               </w:rPr>
-              <w:t xml:space="preserve">-98%</w:t>
-            </w:r>
-          </w:p>
+              <w:t xml:space="preserve">-Interoperabilidad </w:t>
+            </w:r>
+          </w:p>
+        </w:tc>
+        <w:tc>
+          <w:tcPr>
+            <w:shd w:fill="auto" w:val="clear"/>
+          </w:tcPr>
           <w:p>
             <w:pPr>
               <w:keepNext w:val="0"/>
@@ -5200,20 +5145,8 @@
             </w:pPr>
             <w:r>
               <w:rPr>
-                <w:rFonts w:ascii="Arial" w:cs="Arial" w:eastAsia="Arial" w:hAnsi="Arial"/>
-                <w:i w:val="0"/>
-                <w:iCs w:val="0"/>
-                <w:smallCaps w:val="0"/>
-                <w:strike w:val="0"/>
-                <w:color w:val="000000"/>
-                <w:sz w:val="24"/>
-                <w:szCs w:val="24"/>
-                <w:u w:val="none"/>
-                <w:shd w:fill="auto" w:val="clear"/>
-                <w:vertAlign w:val="baseline"/>
-                <w:rtl w:val="0"/>
-              </w:rPr>
-              <w:t xml:space="preserve">-100%</w:t>
+                <w:rtl w:val="0"/>
+              </w:rPr>
             </w:r>
           </w:p>
           <w:p>
@@ -5246,6 +5179,21 @@
                 <w:vertAlign w:val="baseline"/>
               </w:rPr>
             </w:pPr>
+            <w:sdt>
+              <w:sdtPr>
+                <w:id w:val="-1570543281"/>
+                <w:tag w:val="goog_rdk_1"/>
+              </w:sdtPr>
+              <w:sdtContent>
+                <w:r>
+                  <w:rPr>
+                    <w:rFonts w:ascii="Arial Unicode MS" w:cs="Arial Unicode MS" w:eastAsia="Arial Unicode MS" w:hAnsi="Arial Unicode MS"/>
+                    <w:rtl w:val="0"/>
+                  </w:rPr>
+                  <w:t xml:space="preserve">≥</w:t>
+                </w:r>
+              </w:sdtContent>
+            </w:sdt>
             <w:r>
               <w:rPr>
                 <w:rFonts w:ascii="Arial" w:cs="Arial" w:eastAsia="Arial" w:hAnsi="Arial"/>
@@ -5261,7 +5209,325 @@
                 <w:vertAlign w:val="baseline"/>
                 <w:rtl w:val="0"/>
               </w:rPr>
-              <w:t xml:space="preserve">-100%</w:t>
+              <w:t xml:space="preserve">9</w:t>
+            </w:r>
+            <w:r>
+              <w:rPr>
+                <w:rFonts w:ascii="Arial" w:cs="Arial" w:eastAsia="Arial" w:hAnsi="Arial"/>
+                <w:rtl w:val="0"/>
+              </w:rPr>
+              <w:t xml:space="preserve">8</w:t>
+            </w:r>
+            <w:r>
+              <w:rPr>
+                <w:rFonts w:ascii="Arial" w:cs="Arial" w:eastAsia="Arial" w:hAnsi="Arial"/>
+                <w:i w:val="0"/>
+                <w:iCs w:val="0"/>
+                <w:smallCaps w:val="0"/>
+                <w:strike w:val="0"/>
+                <w:color w:val="000000"/>
+                <w:sz w:val="24"/>
+                <w:szCs w:val="24"/>
+                <w:u w:val="none"/>
+                <w:shd w:fill="auto" w:val="clear"/>
+                <w:vertAlign w:val="baseline"/>
+                <w:rtl w:val="0"/>
+              </w:rPr>
+              <w:t xml:space="preserve">% de los casos de seguridad aprobados y 0 defectos </w:t>
+            </w:r>
+            <w:r>
+              <w:rPr>
+                <w:rFonts w:ascii="Arial" w:cs="Arial" w:eastAsia="Arial" w:hAnsi="Arial"/>
+                <w:rtl w:val="0"/>
+              </w:rPr>
+              <w:t xml:space="preserve">críticos</w:t>
+            </w:r>
+            <w:r>
+              <w:rPr>
+                <w:rtl w:val="0"/>
+              </w:rPr>
+            </w:r>
+          </w:p>
+          <w:p>
+            <w:pPr>
+              <w:keepNext w:val="0"/>
+              <w:keepLines w:val="0"/>
+              <w:widowControl w:val="1"/>
+              <w:pBdr>
+                <w:top w:space="0" w:sz="0" w:val="nil"/>
+                <w:left w:space="0" w:sz="0" w:val="nil"/>
+                <w:bottom w:space="0" w:sz="0" w:val="nil"/>
+                <w:right w:space="0" w:sz="0" w:val="nil"/>
+                <w:between w:space="0" w:sz="0" w:val="nil"/>
+              </w:pBdr>
+              <w:shd w:fill="auto" w:val="clear"/>
+              <w:spacing w:after="0" w:before="0" w:line="240" w:lineRule="auto"/>
+              <w:ind w:left="0" w:right="0" w:firstLine="0"/>
+              <w:jc w:val="both"/>
+              <w:rPr>
+                <w:rFonts w:ascii="Arial" w:cs="Arial" w:eastAsia="Arial" w:hAnsi="Arial"/>
+                <w:i w:val="0"/>
+                <w:iCs w:val="0"/>
+                <w:smallCaps w:val="0"/>
+                <w:strike w:val="0"/>
+                <w:color w:val="000000"/>
+                <w:sz w:val="24"/>
+                <w:szCs w:val="24"/>
+                <w:u w:val="none"/>
+                <w:shd w:fill="auto" w:val="clear"/>
+                <w:vertAlign w:val="baseline"/>
+              </w:rPr>
+            </w:pPr>
+            <w:sdt>
+              <w:sdtPr>
+                <w:id w:val="426795065"/>
+                <w:tag w:val="goog_rdk_2"/>
+              </w:sdtPr>
+              <w:sdtContent>
+                <w:r>
+                  <w:rPr>
+                    <w:rFonts w:ascii="Arial Unicode MS" w:cs="Arial Unicode MS" w:eastAsia="Arial Unicode MS" w:hAnsi="Arial Unicode MS"/>
+                    <w:rtl w:val="0"/>
+                  </w:rPr>
+                  <w:t xml:space="preserve">≥</w:t>
+                </w:r>
+              </w:sdtContent>
+            </w:sdt>
+            <w:r>
+              <w:rPr>
+                <w:rFonts w:ascii="Arial" w:cs="Arial" w:eastAsia="Arial" w:hAnsi="Arial"/>
+                <w:i w:val="0"/>
+                <w:iCs w:val="0"/>
+                <w:smallCaps w:val="0"/>
+                <w:strike w:val="0"/>
+                <w:color w:val="000000"/>
+                <w:sz w:val="24"/>
+                <w:szCs w:val="24"/>
+                <w:u w:val="none"/>
+                <w:shd w:fill="auto" w:val="clear"/>
+                <w:vertAlign w:val="baseline"/>
+                <w:rtl w:val="0"/>
+              </w:rPr>
+              <w:t xml:space="preserve">98% de los casos </w:t>
+            </w:r>
+            <w:r>
+              <w:rPr>
+                <w:rFonts w:ascii="Arial" w:cs="Arial" w:eastAsia="Arial" w:hAnsi="Arial"/>
+                <w:rtl w:val="0"/>
+              </w:rPr>
+              <w:t xml:space="preserve">de usabilidad y responsividad aprobados</w:t>
+            </w:r>
+            <w:r>
+              <w:rPr>
+                <w:rtl w:val="0"/>
+              </w:rPr>
+            </w:r>
+          </w:p>
+          <w:p>
+            <w:pPr>
+              <w:keepNext w:val="0"/>
+              <w:keepLines w:val="0"/>
+              <w:widowControl w:val="1"/>
+              <w:pBdr>
+                <w:top w:space="0" w:sz="0" w:val="nil"/>
+                <w:left w:space="0" w:sz="0" w:val="nil"/>
+                <w:bottom w:space="0" w:sz="0" w:val="nil"/>
+                <w:right w:space="0" w:sz="0" w:val="nil"/>
+                <w:between w:space="0" w:sz="0" w:val="nil"/>
+              </w:pBdr>
+              <w:shd w:fill="auto" w:val="clear"/>
+              <w:spacing w:after="0" w:before="0" w:line="240" w:lineRule="auto"/>
+              <w:ind w:left="0" w:right="0" w:firstLine="0"/>
+              <w:jc w:val="both"/>
+              <w:rPr>
+                <w:rFonts w:ascii="Arial" w:cs="Arial" w:eastAsia="Arial" w:hAnsi="Arial"/>
+                <w:i w:val="0"/>
+                <w:iCs w:val="0"/>
+                <w:smallCaps w:val="0"/>
+                <w:strike w:val="0"/>
+                <w:color w:val="000000"/>
+                <w:sz w:val="24"/>
+                <w:szCs w:val="24"/>
+                <w:u w:val="none"/>
+                <w:shd w:fill="auto" w:val="clear"/>
+                <w:vertAlign w:val="baseline"/>
+              </w:rPr>
+            </w:pPr>
+            <w:sdt>
+              <w:sdtPr>
+                <w:id w:val="2121632524"/>
+                <w:tag w:val="goog_rdk_3"/>
+              </w:sdtPr>
+              <w:sdtContent>
+                <w:r>
+                  <w:rPr>
+                    <w:rFonts w:ascii="Arial Unicode MS" w:cs="Arial Unicode MS" w:eastAsia="Arial Unicode MS" w:hAnsi="Arial Unicode MS"/>
+                    <w:rtl w:val="0"/>
+                  </w:rPr>
+                  <w:t xml:space="preserve">≥ </w:t>
+                </w:r>
+              </w:sdtContent>
+            </w:sdt>
+            <w:r>
+              <w:rPr>
+                <w:rFonts w:ascii="Arial" w:cs="Arial" w:eastAsia="Arial" w:hAnsi="Arial"/>
+                <w:i w:val="0"/>
+                <w:iCs w:val="0"/>
+                <w:smallCaps w:val="0"/>
+                <w:strike w:val="0"/>
+                <w:color w:val="000000"/>
+                <w:sz w:val="24"/>
+                <w:szCs w:val="24"/>
+                <w:u w:val="none"/>
+                <w:shd w:fill="auto" w:val="clear"/>
+                <w:vertAlign w:val="baseline"/>
+                <w:rtl w:val="0"/>
+              </w:rPr>
+              <w:t xml:space="preserve">98% de los casos funcionales aprobados</w:t>
+            </w:r>
+          </w:p>
+          <w:p>
+            <w:pPr>
+              <w:keepNext w:val="0"/>
+              <w:keepLines w:val="0"/>
+              <w:widowControl w:val="1"/>
+              <w:pBdr>
+                <w:top w:space="0" w:sz="0" w:val="nil"/>
+                <w:left w:space="0" w:sz="0" w:val="nil"/>
+                <w:bottom w:space="0" w:sz="0" w:val="nil"/>
+                <w:right w:space="0" w:sz="0" w:val="nil"/>
+                <w:between w:space="0" w:sz="0" w:val="nil"/>
+              </w:pBdr>
+              <w:shd w:fill="auto" w:val="clear"/>
+              <w:spacing w:after="0" w:before="0" w:line="240" w:lineRule="auto"/>
+              <w:ind w:left="0" w:right="0" w:firstLine="0"/>
+              <w:jc w:val="both"/>
+              <w:rPr>
+                <w:rFonts w:ascii="Arial" w:cs="Arial" w:eastAsia="Arial" w:hAnsi="Arial"/>
+                <w:i w:val="0"/>
+                <w:iCs w:val="0"/>
+                <w:smallCaps w:val="0"/>
+                <w:strike w:val="0"/>
+                <w:color w:val="000000"/>
+                <w:sz w:val="24"/>
+                <w:szCs w:val="24"/>
+                <w:u w:val="none"/>
+                <w:shd w:fill="auto" w:val="clear"/>
+                <w:vertAlign w:val="baseline"/>
+              </w:rPr>
+            </w:pPr>
+            <w:r>
+              <w:rPr>
+                <w:rFonts w:ascii="Arial" w:cs="Arial" w:eastAsia="Arial" w:hAnsi="Arial"/>
+                <w:i w:val="0"/>
+                <w:iCs w:val="0"/>
+                <w:smallCaps w:val="0"/>
+                <w:strike w:val="0"/>
+                <w:color w:val="000000"/>
+                <w:sz w:val="24"/>
+                <w:szCs w:val="24"/>
+                <w:u w:val="none"/>
+                <w:shd w:fill="auto" w:val="clear"/>
+                <w:vertAlign w:val="baseline"/>
+                <w:rtl w:val="0"/>
+              </w:rPr>
+              <w:t xml:space="preserve">100% del </w:t>
+            </w:r>
+            <w:r>
+              <w:rPr>
+                <w:rFonts w:ascii="Arial" w:cs="Arial" w:eastAsia="Arial" w:hAnsi="Arial"/>
+                <w:rtl w:val="0"/>
+              </w:rPr>
+              <w:t xml:space="preserve">código</w:t>
+            </w:r>
+            <w:r>
+              <w:rPr>
+                <w:rFonts w:ascii="Arial" w:cs="Arial" w:eastAsia="Arial" w:hAnsi="Arial"/>
+                <w:i w:val="0"/>
+                <w:iCs w:val="0"/>
+                <w:smallCaps w:val="0"/>
+                <w:strike w:val="0"/>
+                <w:color w:val="000000"/>
+                <w:sz w:val="24"/>
+                <w:szCs w:val="24"/>
+                <w:u w:val="none"/>
+                <w:shd w:fill="auto" w:val="clear"/>
+                <w:vertAlign w:val="baseline"/>
+                <w:rtl w:val="0"/>
+              </w:rPr>
+              <w:t xml:space="preserve"> funcional sin erro</w:t>
+            </w:r>
+            <w:r>
+              <w:rPr>
+                <w:rFonts w:ascii="Arial" w:cs="Arial" w:eastAsia="Arial" w:hAnsi="Arial"/>
+                <w:rtl w:val="0"/>
+              </w:rPr>
+              <w:t xml:space="preserve">res</w:t>
+            </w:r>
+            <w:r>
+              <w:rPr>
+                <w:rtl w:val="0"/>
+              </w:rPr>
+            </w:r>
+          </w:p>
+          <w:p>
+            <w:pPr>
+              <w:keepNext w:val="0"/>
+              <w:keepLines w:val="0"/>
+              <w:widowControl w:val="1"/>
+              <w:pBdr>
+                <w:top w:space="0" w:sz="0" w:val="nil"/>
+                <w:left w:space="0" w:sz="0" w:val="nil"/>
+                <w:bottom w:space="0" w:sz="0" w:val="nil"/>
+                <w:right w:space="0" w:sz="0" w:val="nil"/>
+                <w:between w:space="0" w:sz="0" w:val="nil"/>
+              </w:pBdr>
+              <w:shd w:fill="auto" w:val="clear"/>
+              <w:spacing w:after="0" w:before="0" w:line="240" w:lineRule="auto"/>
+              <w:ind w:left="0" w:right="0" w:firstLine="0"/>
+              <w:jc w:val="both"/>
+              <w:rPr>
+                <w:rFonts w:ascii="Arial" w:cs="Arial" w:eastAsia="Arial" w:hAnsi="Arial"/>
+                <w:i w:val="0"/>
+                <w:iCs w:val="0"/>
+                <w:smallCaps w:val="0"/>
+                <w:strike w:val="0"/>
+                <w:color w:val="000000"/>
+                <w:sz w:val="24"/>
+                <w:szCs w:val="24"/>
+                <w:u w:val="none"/>
+                <w:shd w:fill="auto" w:val="clear"/>
+                <w:vertAlign w:val="baseline"/>
+              </w:rPr>
+            </w:pPr>
+            <w:r>
+              <w:rPr>
+                <w:rFonts w:ascii="Arial" w:cs="Arial" w:eastAsia="Arial" w:hAnsi="Arial"/>
+                <w:i w:val="0"/>
+                <w:iCs w:val="0"/>
+                <w:smallCaps w:val="0"/>
+                <w:strike w:val="0"/>
+                <w:color w:val="000000"/>
+                <w:sz w:val="24"/>
+                <w:szCs w:val="24"/>
+                <w:u w:val="none"/>
+                <w:shd w:fill="auto" w:val="clear"/>
+                <w:vertAlign w:val="baseline"/>
+                <w:rtl w:val="0"/>
+              </w:rPr>
+              <w:t xml:space="preserve">100% de los flujos de</w:t>
+            </w:r>
+            <w:r>
+              <w:rPr>
+                <w:rFonts w:ascii="Arial" w:cs="Arial" w:eastAsia="Arial" w:hAnsi="Arial"/>
+                <w:rtl w:val="0"/>
+              </w:rPr>
+              <w:t xml:space="preserve"> funcionamiento equivalentes en web, móvil y escritorio</w:t>
+            </w:r>
+            <w:r>
+              <w:rPr>
+                <w:rtl w:val="0"/>
+              </w:rPr>
             </w:r>
           </w:p>
         </w:tc>
@@ -6912,7 +7178,7 @@
                 <w:rFonts w:ascii="Arial" w:cs="Arial" w:eastAsia="Arial" w:hAnsi="Arial"/>
                 <w:rtl w:val="0"/>
               </w:rPr>
-              <w:t xml:space="preserve">RF3: El sistema debe poder modificar las credenciales de los usuarios y empleados desde la página web / escritorio / móvil</w:t>
+              <w:t xml:space="preserve">RF3: El sistema debe poder modificar las credenciales de los usuarios y personal de soporte desde la página web / escritorio / móvil</w:t>
             </w:r>
           </w:p>
           <w:p>
@@ -6934,7 +7200,7 @@
                 <w:rFonts w:ascii="Arial" w:cs="Arial" w:eastAsia="Arial" w:hAnsi="Arial"/>
                 <w:rtl w:val="0"/>
               </w:rPr>
-              <w:t xml:space="preserve">RF4: El sistema debe modificar las especificaciones y finalidad del usuario (médico, urbano, emergencias y adulto mayor)</w:t>
+              <w:t xml:space="preserve">RF4: El sistema debe permitir al usuario modificar las especificaciones y finalidades del mismo según su tipo de emergencia (Urbano, Medico, Emergencias y Adulto mayor)</w:t>
             </w:r>
           </w:p>
           <w:p>
@@ -6956,7 +7222,7 @@
                 <w:rFonts w:ascii="Arial" w:cs="Arial" w:eastAsia="Arial" w:hAnsi="Arial"/>
                 <w:rtl w:val="0"/>
               </w:rPr>
-              <w:t xml:space="preserve">RF5: El sistema debe poder personalizarse a gusto del usuario considerando el formato de activación en segundo plano.</w:t>
+              <w:t xml:space="preserve">RF5: El sistema debe permitir al usuario configurar el método de activación del SOS.</w:t>
             </w:r>
           </w:p>
           <w:p>
@@ -7000,7 +7266,7 @@
                 <w:rFonts w:ascii="Arial" w:cs="Arial" w:eastAsia="Arial" w:hAnsi="Arial"/>
                 <w:rtl w:val="0"/>
               </w:rPr>
-              <w:t xml:space="preserve">RF7: El sistema debe tener un límite de 5 contactos de emergencia por cuenta, considerando también cuentas apadrinadas.</w:t>
+              <w:t xml:space="preserve">RF7: El sistema debe tener un máximo de 5 contactos de emergencia por usuario: la cuenta principal y cada usuario apadrinado deben poder administrar su límite de 5 contactos</w:t>
             </w:r>
           </w:p>
           <w:p>
@@ -7129,7 +7395,7 @@
                 <w:rFonts w:ascii="Arial" w:cs="Arial" w:eastAsia="Arial" w:hAnsi="Arial"/>
                 <w:rtl w:val="0"/>
               </w:rPr>
-              <w:t xml:space="preserve">RF12: El sistema debe enviar un mensaje personalizado dependiendo de la finalidad del usuario (médico, urbano, emergencias y adulto mayor)</w:t>
+              <w:t xml:space="preserve">RF12: El sistema debe enviar un mensaje personalizado dependiendo de la finalidad del usuario (Urbano, Medico, Emergencias y Adulto mayor)</w:t>
             </w:r>
           </w:p>
           <w:p>
@@ -7234,9 +7500,7 @@
                 <w:rFonts w:ascii="Arial" w:cs="Arial" w:eastAsia="Arial" w:hAnsi="Arial"/>
                 <w:rtl w:val="0"/>
               </w:rPr>
-              <w:t xml:space="preserve">RF16:</w:t>
-              <w:tab/>
-              <w:t xml:space="preserve">La aplicación web debe realizar ventas de cuentas de usuarios.</w:t>
+              <w:t xml:space="preserve">RF16: La aplicación web debe realizar ventas de planes de cuentas de usuarios y de cupos para usuarios apadrinados.</w:t>
             </w:r>
           </w:p>
           <w:p>
@@ -7320,7 +7584,7 @@
                 <w:rFonts w:ascii="Arial" w:cs="Arial" w:eastAsia="Arial" w:hAnsi="Arial"/>
                 <w:rtl w:val="0"/>
               </w:rPr>
-              <w:t xml:space="preserve">RF20: La aplicación de escritorio debe poder modificar la BBDD de la página web y aplicación móvil.</w:t>
+              <w:t xml:space="preserve">RF20: La aplicación de escritorio debe permitir al usuario con rol ADMINISTRADOR, consultar y modificar los datos del sistema exclusivamente a través de los datos expuestos por la API del backend</w:t>
             </w:r>
           </w:p>
           <w:p>
@@ -7425,7 +7689,7 @@
                 <w:rFonts w:ascii="Arial" w:cs="Arial" w:eastAsia="Arial" w:hAnsi="Arial"/>
                 <w:rtl w:val="0"/>
               </w:rPr>
-              <w:t xml:space="preserve">RF25: La aplicación web y móvil debe poder decidir el usuario principal, las personas que tiene apadrinadas en su cuenta y cómo son utilizadas con un soporte de usuario externo.</w:t>
+              <w:t xml:space="preserve">RF25: La aplicación web y móvil debe permitir al usuario principal definir sus usuarios apadrinados y el nivel de acceso de cada uno (acceso completo o parcial), y solicitar asistencia al personal de soporte en caso de ayuda para gestionarlo</w:t>
             </w:r>
           </w:p>
         </w:tc>
@@ -8243,6 +8507,7 @@
       <w:tr>
         <w:trPr>
           <w:cantSplit w:val="0"/>
+          <w:trHeight w:val="5780.5078125" w:hRule="atLeast"/>
           <w:tblHeader w:val="0"/>
         </w:trPr>
         <w:tc>
@@ -8265,7 +8530,14 @@
                 <w:rFonts w:ascii="Arial" w:cs="Arial" w:eastAsia="Arial" w:hAnsi="Arial"/>
                 <w:rtl w:val="0"/>
               </w:rPr>
-              <w:t xml:space="preserve">RNF1: Las aplicaciones deben ser responsivas</w:t>
+              <w:t xml:space="preserve">RNF1</w:t>
+            </w:r>
+            <w:r>
+              <w:rPr>
+                <w:rFonts w:ascii="Arial" w:cs="Arial" w:eastAsia="Arial" w:hAnsi="Arial"/>
+                <w:rtl w:val="0"/>
+              </w:rPr>
+              <w:t xml:space="preserve">: Las aplicaciones deben ser responsivas</w:t>
             </w:r>
           </w:p>
           <w:p>
@@ -8307,7 +8579,14 @@
                 <w:rFonts w:ascii="Arial" w:cs="Arial" w:eastAsia="Arial" w:hAnsi="Arial"/>
                 <w:rtl w:val="0"/>
               </w:rPr>
-              <w:t xml:space="preserve">RNF3: El sistema debe garantizar la seguridad al gestionar correos y credenciales de ingreso</w:t>
+              <w:t xml:space="preserve">RNF3</w:t>
+            </w:r>
+            <w:r>
+              <w:rPr>
+                <w:rFonts w:ascii="Arial" w:cs="Arial" w:eastAsia="Arial" w:hAnsi="Arial"/>
+                <w:rtl w:val="0"/>
+              </w:rPr>
+              <w:t xml:space="preserve">: El sistema debe garantizar la seguridad al gestionar correos y credenciales de ingreso</w:t>
             </w:r>
           </w:p>
           <w:p>
@@ -8350,6 +8629,146 @@
                 <w:rtl w:val="0"/>
               </w:rPr>
               <w:t xml:space="preserve">RNF5: El sistema debe garantizar la seguridad y confidencialidad de los datos proporcionados por el usuario</w:t>
+            </w:r>
+          </w:p>
+          <w:p>
+            <w:pPr>
+              <w:numPr>
+                <w:ilvl w:val="0"/>
+                <w:numId w:val="9"/>
+              </w:numPr>
+              <w:ind w:left="720" w:hanging="360"/>
+              <w:jc w:val="both"/>
+              <w:rPr>
+                <w:rFonts w:ascii="Arial" w:cs="Arial" w:eastAsia="Arial" w:hAnsi="Arial"/>
+                <w:u w:val="none"/>
+              </w:rPr>
+            </w:pPr>
+            <w:r>
+              <w:rPr>
+                <w:rFonts w:ascii="Arial" w:cs="Arial" w:eastAsia="Arial" w:hAnsi="Arial"/>
+                <w:rtl w:val="0"/>
+              </w:rPr>
+              <w:t xml:space="preserve">RNF6</w:t>
+            </w:r>
+            <w:r>
+              <w:rPr>
+                <w:rFonts w:ascii="Arial" w:cs="Arial" w:eastAsia="Arial" w:hAnsi="Arial"/>
+                <w:rtl w:val="0"/>
+              </w:rPr>
+              <w:t xml:space="preserve">: Al momento de emergencia, el sistema debe registrar la alerta e iniciar acción en un máximo de 3 segundos, y el primer intento de despacho a cada contacto en un máximo de 10 segundos desde la alerta.</w:t>
+            </w:r>
+          </w:p>
+          <w:p>
+            <w:pPr>
+              <w:numPr>
+                <w:ilvl w:val="0"/>
+                <w:numId w:val="9"/>
+              </w:numPr>
+              <w:ind w:left="720" w:hanging="360"/>
+              <w:jc w:val="both"/>
+              <w:rPr>
+                <w:rFonts w:ascii="Arial" w:cs="Arial" w:eastAsia="Arial" w:hAnsi="Arial"/>
+                <w:u w:val="none"/>
+              </w:rPr>
+            </w:pPr>
+            <w:r>
+              <w:rPr>
+                <w:rFonts w:ascii="Arial" w:cs="Arial" w:eastAsia="Arial" w:hAnsi="Arial"/>
+                <w:rtl w:val="0"/>
+              </w:rPr>
+              <w:t xml:space="preserve">RNF7</w:t>
+            </w:r>
+            <w:r>
+              <w:rPr>
+                <w:rFonts w:ascii="Arial" w:cs="Arial" w:eastAsia="Arial" w:hAnsi="Arial"/>
+                <w:rtl w:val="0"/>
+              </w:rPr>
+              <w:t xml:space="preserve">: El sistema debe garantizar la persistencia de las alertas ante fallos, y mantener una disponibilidad objetivo del 99% mensual </w:t>
+            </w:r>
+          </w:p>
+          <w:p>
+            <w:pPr>
+              <w:numPr>
+                <w:ilvl w:val="0"/>
+                <w:numId w:val="9"/>
+              </w:numPr>
+              <w:ind w:left="720" w:hanging="360"/>
+              <w:jc w:val="both"/>
+              <w:rPr>
+                <w:rFonts w:ascii="Arial" w:cs="Arial" w:eastAsia="Arial" w:hAnsi="Arial"/>
+                <w:u w:val="none"/>
+              </w:rPr>
+            </w:pPr>
+            <w:r>
+              <w:rPr>
+                <w:rFonts w:ascii="Arial" w:cs="Arial" w:eastAsia="Arial" w:hAnsi="Arial"/>
+                <w:rtl w:val="0"/>
+              </w:rPr>
+              <w:t xml:space="preserve">RNF8: El sistema debe proteger los datos de salud </w:t>
+            </w:r>
+            <w:r>
+              <w:rPr>
+                <w:rFonts w:ascii="Arial" w:cs="Arial" w:eastAsia="Arial" w:hAnsi="Arial"/>
+                <w:rtl w:val="0"/>
+              </w:rPr>
+              <w:t xml:space="preserve">conforme</w:t>
+            </w:r>
+            <w:r>
+              <w:rPr>
+                <w:rFonts w:ascii="Arial" w:cs="Arial" w:eastAsia="Arial" w:hAnsi="Arial"/>
+                <w:rtl w:val="0"/>
+              </w:rPr>
+              <w:t xml:space="preserve"> a la Ley 21.719, exigiendo consentimiento explícito, aplicando cifrado y limitando el acceso a la ficha médica sólo durante emergencias activas </w:t>
+            </w:r>
+          </w:p>
+          <w:p>
+            <w:pPr>
+              <w:numPr>
+                <w:ilvl w:val="0"/>
+                <w:numId w:val="9"/>
+              </w:numPr>
+              <w:ind w:left="720" w:hanging="360"/>
+              <w:jc w:val="both"/>
+              <w:rPr>
+                <w:rFonts w:ascii="Arial" w:cs="Arial" w:eastAsia="Arial" w:hAnsi="Arial"/>
+                <w:u w:val="none"/>
+              </w:rPr>
+            </w:pPr>
+            <w:r>
+              <w:rPr>
+                <w:rFonts w:ascii="Arial" w:cs="Arial" w:eastAsia="Arial" w:hAnsi="Arial"/>
+                <w:rtl w:val="0"/>
+              </w:rPr>
+              <w:t xml:space="preserve">RNF9</w:t>
+            </w:r>
+            <w:r>
+              <w:rPr>
+                <w:rFonts w:ascii="Arial" w:cs="Arial" w:eastAsia="Arial" w:hAnsi="Arial"/>
+                <w:rtl w:val="0"/>
+              </w:rPr>
+              <w:t xml:space="preserve">: Al eliminar una cuenta, el sistema debe suprimir la información personal y médica, conservando únicamente el historial de alertas para fines de auditoría/legales</w:t>
+            </w:r>
+          </w:p>
+          <w:p>
+            <w:pPr>
+              <w:numPr>
+                <w:ilvl w:val="0"/>
+                <w:numId w:val="9"/>
+              </w:numPr>
+              <w:ind w:left="720" w:hanging="360"/>
+              <w:jc w:val="both"/>
+              <w:rPr>
+                <w:rFonts w:ascii="Arial" w:cs="Arial" w:eastAsia="Arial" w:hAnsi="Arial"/>
+                <w:u w:val="none"/>
+              </w:rPr>
+            </w:pPr>
+            <w:r>
+              <w:rPr>
+                <w:rFonts w:ascii="Arial" w:cs="Arial" w:eastAsia="Arial" w:hAnsi="Arial"/>
+                <w:rtl w:val="0"/>
+              </w:rPr>
+              <w:t xml:space="preserve">RNF10: Las interfaces de activación SOS y configuración de contactos deben cumplir con el estándar de accesibilidad WCAG 2.1 nivel AA</w:t>
             </w:r>
           </w:p>
         </w:tc>
@@ -8817,12 +9236,12 @@
           <wp:extent cx="2566035" cy="426085"/>
           <wp:effectExtent b="0" l="0" r="0" t="0"/>
           <wp:wrapSquare wrapText="bothSides" distB="0" distT="0" distL="114300" distR="114300"/>
-          <wp:docPr id="140" name="image1.jpg"/>
+          <wp:docPr id="140" name="image2.jpg"/>
           <a:graphic>
             <a:graphicData uri="http://schemas.openxmlformats.org/drawingml/2006/picture">
               <pic:pic>
                 <pic:nvPicPr>
-                  <pic:cNvPr id="0" name="image1.jpg"/>
+                  <pic:cNvPr id="0" name="image2.jpg"/>
                   <pic:cNvPicPr preferRelativeResize="0"/>
                 </pic:nvPicPr>
                 <pic:blipFill>
@@ -11643,7 +12062,7 @@
 
 <file path=customXML/item1.xml><?xml version="1.0" encoding="utf-8"?>
 <go:gDocsCustomXmlDataStorage xmlns:go="http://customooxmlschemas.google.com/" xmlns:r="http://schemas.openxmlformats.org/officeDocument/2006/relationships" uri="GoogleDocsCustomDataVersion2">
-  <go:docsCustomData xmlns:go="http://customooxmlschemas.google.com/" roundtripDataSignature="AMtx7mgQU8HCbsmqSffZg/KUGCuBVv8QgA==">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</go:docsCustomData>
+  <go:docsCustomData xmlns:go="http://customooxmlschemas.google.com/" roundtripDataSignature="AMtx7mh3yqCypN+MqHZxB2Cl0omwMFHx2A==">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</go:docsCustomData>
 </go:gDocsCustomXmlDataStorage>
 </file>
 

--- a/Fase 2/Evidencias Proyecto/Evidencias de documentación/1.3 Acta de constitución/Acta de constitución.docx
+++ b/Fase 2/Evidencias Proyecto/Evidencias de documentación/1.3 Acta de constitución/Acta de constitución.docx
@@ -284,7 +284,7 @@
     </w:p>
     <w:sdt>
       <w:sdtPr>
-        <w:id w:val="-26417904"/>
+        <w:id w:val="528219292"/>
         <w:docPartObj>
           <w:docPartGallery w:val="Table of Contents"/>
           <w:docPartUnique w:val="1"/>
@@ -2503,23 +2503,16 @@
           </w:tcPr>
           <w:p>
             <w:pPr>
-              <w:jc w:val="both"/>
-              <w:rPr>
-                <w:rFonts w:ascii="Arial" w:cs="Arial" w:eastAsia="Arial" w:hAnsi="Arial"/>
-              </w:rPr>
-            </w:pPr>
-            <w:r>
-              <w:rPr>
-                <w:rFonts w:ascii="Arial" w:cs="Arial" w:eastAsia="Arial" w:hAnsi="Arial"/>
-                <w:color w:val="000000"/>
-                <w:rtl w:val="0"/>
-              </w:rPr>
-              <w:t xml:space="preserve">Armando Casas </w:t>
-            </w:r>
-            <w:r>
-              <w:rPr>
-                <w:rtl w:val="0"/>
-              </w:rPr>
+              <w:rPr>
+                <w:rFonts w:ascii="Arial" w:cs="Arial" w:eastAsia="Arial" w:hAnsi="Arial"/>
+              </w:rPr>
+            </w:pPr>
+            <w:r>
+              <w:rPr>
+                <w:rFonts w:ascii="Arial" w:cs="Arial" w:eastAsia="Arial" w:hAnsi="Arial"/>
+                <w:rtl w:val="0"/>
+              </w:rPr>
+              <w:t xml:space="preserve">Julio Tapia</w:t>
             </w:r>
           </w:p>
         </w:tc>
@@ -2529,17 +2522,16 @@
           </w:tcPr>
           <w:p>
             <w:pPr>
-              <w:jc w:val="both"/>
-              <w:rPr>
-                <w:rFonts w:ascii="Arial" w:cs="Arial" w:eastAsia="Arial" w:hAnsi="Arial"/>
-              </w:rPr>
-            </w:pPr>
-            <w:r>
-              <w:rPr>
-                <w:rFonts w:ascii="Arial" w:cs="Arial" w:eastAsia="Arial" w:hAnsi="Arial"/>
-                <w:rtl w:val="0"/>
-              </w:rPr>
-              <w:t xml:space="preserve">Usuario </w:t>
+              <w:rPr>
+                <w:rFonts w:ascii="Arial" w:cs="Arial" w:eastAsia="Arial" w:hAnsi="Arial"/>
+              </w:rPr>
+            </w:pPr>
+            <w:r>
+              <w:rPr>
+                <w:rFonts w:ascii="Arial" w:cs="Arial" w:eastAsia="Arial" w:hAnsi="Arial"/>
+                <w:rtl w:val="0"/>
+              </w:rPr>
+              <w:t xml:space="preserve">Patrocinador</w:t>
             </w:r>
           </w:p>
         </w:tc>
@@ -2549,23 +2541,16 @@
           </w:tcPr>
           <w:p>
             <w:pPr>
-              <w:jc w:val="both"/>
-              <w:rPr>
-                <w:rFonts w:ascii="Arial" w:cs="Arial" w:eastAsia="Arial" w:hAnsi="Arial"/>
-              </w:rPr>
-            </w:pPr>
-            <w:r>
-              <w:rPr>
-                <w:rFonts w:ascii="Arial" w:cs="Arial" w:eastAsia="Arial" w:hAnsi="Arial"/>
-                <w:color w:val="000000"/>
-                <w:rtl w:val="0"/>
-              </w:rPr>
-              <w:t xml:space="preserve">Jefe de RRHH</w:t>
-            </w:r>
-            <w:r>
-              <w:rPr>
-                <w:rtl w:val="0"/>
-              </w:rPr>
+              <w:rPr>
+                <w:rFonts w:ascii="Arial" w:cs="Arial" w:eastAsia="Arial" w:hAnsi="Arial"/>
+              </w:rPr>
+            </w:pPr>
+            <w:r>
+              <w:rPr>
+                <w:rFonts w:ascii="Arial" w:cs="Arial" w:eastAsia="Arial" w:hAnsi="Arial"/>
+                <w:rtl w:val="0"/>
+              </w:rPr>
+              <w:t xml:space="preserve">Product Owner</w:t>
             </w:r>
           </w:p>
         </w:tc>
@@ -2575,326 +2560,16 @@
           </w:tcPr>
           <w:p>
             <w:pPr>
-              <w:jc w:val="both"/>
-              <w:rPr>
-                <w:rFonts w:ascii="Arial" w:cs="Arial" w:eastAsia="Arial" w:hAnsi="Arial"/>
-              </w:rPr>
-            </w:pPr>
-            <w:r>
-              <w:rPr>
-                <w:rFonts w:ascii="Arial" w:cs="Arial" w:eastAsia="Arial" w:hAnsi="Arial"/>
-                <w:rtl w:val="0"/>
-              </w:rPr>
-              <w:t xml:space="preserve">Departamento de RRHH</w:t>
-            </w:r>
-          </w:p>
-        </w:tc>
-      </w:tr>
-      <w:tr>
-        <w:trPr>
-          <w:cantSplit w:val="0"/>
-          <w:tblHeader w:val="0"/>
-        </w:trPr>
-        <w:tc>
-          <w:tcPr>
-            <w:shd w:fill="auto" w:val="clear"/>
-            <w:vAlign w:val="center"/>
-          </w:tcPr>
-          <w:p>
-            <w:pPr>
-              <w:jc w:val="both"/>
-              <w:rPr>
-                <w:rFonts w:ascii="Arial" w:cs="Arial" w:eastAsia="Arial" w:hAnsi="Arial"/>
-              </w:rPr>
-            </w:pPr>
-            <w:r>
-              <w:rPr>
-                <w:rFonts w:ascii="Arial" w:cs="Arial" w:eastAsia="Arial" w:hAnsi="Arial"/>
-                <w:color w:val="000000"/>
-                <w:rtl w:val="0"/>
-              </w:rPr>
-              <w:t xml:space="preserve">Samuel de Luque</w:t>
-            </w:r>
-            <w:r>
-              <w:rPr>
-                <w:rtl w:val="0"/>
-              </w:rPr>
-            </w:r>
-          </w:p>
-        </w:tc>
-        <w:tc>
-          <w:tcPr>
-            <w:vAlign w:val="center"/>
-          </w:tcPr>
-          <w:p>
-            <w:pPr>
-              <w:jc w:val="both"/>
-              <w:rPr>
-                <w:rFonts w:ascii="Arial" w:cs="Arial" w:eastAsia="Arial" w:hAnsi="Arial"/>
-              </w:rPr>
-            </w:pPr>
-            <w:r>
-              <w:rPr>
-                <w:rFonts w:ascii="Arial" w:cs="Arial" w:eastAsia="Arial" w:hAnsi="Arial"/>
-                <w:rtl w:val="0"/>
-              </w:rPr>
-              <w:t xml:space="preserve">Cliente</w:t>
-            </w:r>
-          </w:p>
-        </w:tc>
-        <w:tc>
-          <w:tcPr>
-            <w:shd w:fill="auto" w:val="clear"/>
-          </w:tcPr>
-          <w:p>
-            <w:pPr>
-              <w:jc w:val="both"/>
-              <w:rPr>
-                <w:rFonts w:ascii="Arial" w:cs="Arial" w:eastAsia="Arial" w:hAnsi="Arial"/>
-              </w:rPr>
-            </w:pPr>
-            <w:r>
-              <w:rPr>
-                <w:rFonts w:ascii="Arial" w:cs="Arial" w:eastAsia="Arial" w:hAnsi="Arial"/>
-                <w:color w:val="000000"/>
-                <w:rtl w:val="0"/>
-              </w:rPr>
-              <w:t xml:space="preserve">Gerente General</w:t>
-            </w:r>
-            <w:r>
-              <w:rPr>
-                <w:rtl w:val="0"/>
-              </w:rPr>
-            </w:r>
-          </w:p>
-        </w:tc>
-        <w:tc>
-          <w:tcPr>
-            <w:shd w:fill="auto" w:val="clear"/>
-          </w:tcPr>
-          <w:p>
-            <w:pPr>
-              <w:jc w:val="both"/>
-              <w:rPr>
-                <w:rFonts w:ascii="Arial" w:cs="Arial" w:eastAsia="Arial" w:hAnsi="Arial"/>
-              </w:rPr>
-            </w:pPr>
-            <w:r>
-              <w:rPr>
-                <w:rFonts w:ascii="Arial" w:cs="Arial" w:eastAsia="Arial" w:hAnsi="Arial"/>
-                <w:rtl w:val="0"/>
-              </w:rPr>
-              <w:t xml:space="preserve">Gerencia</w:t>
-            </w:r>
-          </w:p>
-        </w:tc>
-      </w:tr>
-      <w:tr>
-        <w:trPr>
-          <w:cantSplit w:val="0"/>
-          <w:tblHeader w:val="0"/>
-        </w:trPr>
-        <w:tc>
-          <w:tcPr>
-            <w:shd w:fill="auto" w:val="clear"/>
-            <w:vAlign w:val="center"/>
-          </w:tcPr>
-          <w:p>
-            <w:pPr>
-              <w:jc w:val="both"/>
-              <w:rPr>
-                <w:rFonts w:ascii="Arial" w:cs="Arial" w:eastAsia="Arial" w:hAnsi="Arial"/>
-              </w:rPr>
-            </w:pPr>
-            <w:r>
-              <w:rPr>
-                <w:rFonts w:ascii="Arial" w:cs="Arial" w:eastAsia="Arial" w:hAnsi="Arial"/>
-                <w:color w:val="000000"/>
-                <w:rtl w:val="0"/>
-              </w:rPr>
-              <w:t xml:space="preserve">Mario Castañeda</w:t>
-            </w:r>
-            <w:r>
-              <w:rPr>
-                <w:rtl w:val="0"/>
-              </w:rPr>
-            </w:r>
-          </w:p>
-        </w:tc>
-        <w:tc>
-          <w:tcPr>
-            <w:vAlign w:val="center"/>
-          </w:tcPr>
-          <w:p>
-            <w:pPr>
-              <w:jc w:val="both"/>
-              <w:rPr>
-                <w:rFonts w:ascii="Arial" w:cs="Arial" w:eastAsia="Arial" w:hAnsi="Arial"/>
-              </w:rPr>
-            </w:pPr>
-            <w:r>
-              <w:rPr>
-                <w:rFonts w:ascii="Arial" w:cs="Arial" w:eastAsia="Arial" w:hAnsi="Arial"/>
-                <w:color w:val="000000"/>
-                <w:rtl w:val="0"/>
-              </w:rPr>
-              <w:t xml:space="preserve">Proveedor</w:t>
-            </w:r>
-            <w:r>
-              <w:rPr>
-                <w:rtl w:val="0"/>
-              </w:rPr>
-            </w:r>
-          </w:p>
-        </w:tc>
-        <w:tc>
-          <w:tcPr>
-            <w:shd w:fill="auto" w:val="clear"/>
-          </w:tcPr>
-          <w:p>
-            <w:pPr>
-              <w:jc w:val="both"/>
-              <w:rPr>
-                <w:rFonts w:ascii="Arial" w:cs="Arial" w:eastAsia="Arial" w:hAnsi="Arial"/>
-              </w:rPr>
-            </w:pPr>
-            <w:r>
-              <w:rPr>
-                <w:rFonts w:ascii="Arial" w:cs="Arial" w:eastAsia="Arial" w:hAnsi="Arial"/>
-                <w:color w:val="000000"/>
-                <w:rtl w:val="0"/>
-              </w:rPr>
-              <w:t xml:space="preserve">Gerente T.I</w:t>
-            </w:r>
-            <w:r>
-              <w:rPr>
-                <w:rtl w:val="0"/>
-              </w:rPr>
-            </w:r>
-          </w:p>
-        </w:tc>
-        <w:tc>
-          <w:tcPr>
-            <w:shd w:fill="auto" w:val="clear"/>
-          </w:tcPr>
-          <w:p>
-            <w:pPr>
-              <w:jc w:val="both"/>
-              <w:rPr>
-                <w:rFonts w:ascii="Arial" w:cs="Arial" w:eastAsia="Arial" w:hAnsi="Arial"/>
-              </w:rPr>
-            </w:pPr>
-            <w:r>
-              <w:rPr>
-                <w:rFonts w:ascii="Arial" w:cs="Arial" w:eastAsia="Arial" w:hAnsi="Arial"/>
-                <w:rtl w:val="0"/>
-              </w:rPr>
-              <w:t xml:space="preserve">Departamento de informática</w:t>
-            </w:r>
-          </w:p>
-        </w:tc>
-      </w:tr>
-      <w:tr>
-        <w:trPr>
-          <w:cantSplit w:val="0"/>
-          <w:tblHeader w:val="0"/>
-        </w:trPr>
-        <w:tc>
-          <w:tcPr>
-            <w:shd w:fill="auto" w:val="clear"/>
-            <w:vAlign w:val="center"/>
-          </w:tcPr>
-          <w:p>
-            <w:pPr>
-              <w:jc w:val="both"/>
-              <w:rPr>
-                <w:rFonts w:ascii="Arial" w:cs="Arial" w:eastAsia="Arial" w:hAnsi="Arial"/>
-              </w:rPr>
-            </w:pPr>
-            <w:r>
-              <w:rPr>
-                <w:rFonts w:ascii="Arial" w:cs="Arial" w:eastAsia="Arial" w:hAnsi="Arial"/>
-                <w:color w:val="000000"/>
-                <w:rtl w:val="0"/>
-              </w:rPr>
-              <w:t xml:space="preserve">Gabriel Valencia</w:t>
-            </w:r>
-            <w:r>
-              <w:rPr>
-                <w:rtl w:val="0"/>
-              </w:rPr>
-            </w:r>
-          </w:p>
-        </w:tc>
-        <w:tc>
-          <w:tcPr>
-            <w:vAlign w:val="center"/>
-          </w:tcPr>
-          <w:p>
-            <w:pPr>
-              <w:jc w:val="both"/>
-              <w:rPr>
-                <w:rFonts w:ascii="Arial" w:cs="Arial" w:eastAsia="Arial" w:hAnsi="Arial"/>
-              </w:rPr>
-            </w:pPr>
-            <w:r>
-              <w:rPr>
-                <w:rFonts w:ascii="Arial" w:cs="Arial" w:eastAsia="Arial" w:hAnsi="Arial"/>
-                <w:color w:val="000000"/>
-                <w:rtl w:val="0"/>
-              </w:rPr>
-              <w:t xml:space="preserve">Proveedor</w:t>
-            </w:r>
-            <w:r>
-              <w:rPr>
-                <w:rtl w:val="0"/>
-              </w:rPr>
-            </w:r>
-          </w:p>
-        </w:tc>
-        <w:tc>
-          <w:tcPr>
-            <w:shd w:fill="auto" w:val="clear"/>
-          </w:tcPr>
-          <w:p>
-            <w:pPr>
-              <w:jc w:val="both"/>
-              <w:rPr>
-                <w:rFonts w:ascii="Arial" w:cs="Arial" w:eastAsia="Arial" w:hAnsi="Arial"/>
-              </w:rPr>
-            </w:pPr>
-            <w:r>
-              <w:rPr>
-                <w:rFonts w:ascii="Arial" w:cs="Arial" w:eastAsia="Arial" w:hAnsi="Arial"/>
-                <w:color w:val="000000"/>
-                <w:rtl w:val="0"/>
-              </w:rPr>
-              <w:t xml:space="preserve">Jefe de Proyecto</w:t>
-            </w:r>
-            <w:r>
-              <w:rPr>
-                <w:rtl w:val="0"/>
-              </w:rPr>
-            </w:r>
-          </w:p>
-        </w:tc>
-        <w:tc>
-          <w:tcPr>
-            <w:shd w:fill="auto" w:val="clear"/>
-          </w:tcPr>
-          <w:p>
-            <w:pPr>
-              <w:jc w:val="both"/>
-              <w:rPr>
-                <w:rFonts w:ascii="Arial" w:cs="Arial" w:eastAsia="Arial" w:hAnsi="Arial"/>
-              </w:rPr>
-            </w:pPr>
-            <w:r>
-              <w:rPr>
-                <w:rFonts w:ascii="Arial" w:cs="Arial" w:eastAsia="Arial" w:hAnsi="Arial"/>
-                <w:rtl w:val="0"/>
-              </w:rPr>
-              <w:t xml:space="preserve">Departamento de informática </w:t>
+              <w:rPr>
+                <w:rFonts w:ascii="Arial" w:cs="Arial" w:eastAsia="Arial" w:hAnsi="Arial"/>
+              </w:rPr>
+            </w:pPr>
+            <w:r>
+              <w:rPr>
+                <w:rFonts w:ascii="Arial" w:cs="Arial" w:eastAsia="Arial" w:hAnsi="Arial"/>
+                <w:rtl w:val="0"/>
+              </w:rPr>
+              <w:t xml:space="preserve">Dep. de informática</w:t>
             </w:r>
           </w:p>
         </w:tc>
@@ -3283,6 +2958,27 @@
               <w:jc w:val="both"/>
               <w:rPr>
                 <w:rFonts w:ascii="Arial" w:cs="Arial" w:eastAsia="Arial" w:hAnsi="Arial"/>
+                <w:u w:val="none"/>
+              </w:rPr>
+            </w:pPr>
+            <w:r>
+              <w:rPr>
+                <w:rFonts w:ascii="Arial" w:cs="Arial" w:eastAsia="Arial" w:hAnsi="Arial"/>
+                <w:rtl w:val="0"/>
+              </w:rPr>
+              <w:t xml:space="preserve">Emergencia</w:t>
+            </w:r>
+          </w:p>
+          <w:p>
+            <w:pPr>
+              <w:numPr>
+                <w:ilvl w:val="0"/>
+                <w:numId w:val="2"/>
+              </w:numPr>
+              <w:ind w:left="720" w:hanging="360"/>
+              <w:jc w:val="both"/>
+              <w:rPr>
+                <w:rFonts w:ascii="Arial" w:cs="Arial" w:eastAsia="Arial" w:hAnsi="Arial"/>
               </w:rPr>
             </w:pPr>
             <w:r>
@@ -3587,7 +3283,7 @@
                 <w:rFonts w:ascii="Arial" w:cs="Arial" w:eastAsia="Arial" w:hAnsi="Arial"/>
                 <w:rtl w:val="0"/>
               </w:rPr>
-              <w:t xml:space="preserve">El presupuesto estimado para este proyecto, considerando recursos tecnológicos y horas hombre es de $1.411.050 CLP, este se desglosa a continuación:</w:t>
+              <w:t xml:space="preserve">El presupuesto estimado para este proyecto, considerando fondos de contingencia, ganancia y horas hombre es de $1.496.400 CLP, este se desglosa a continuación:</w:t>
             </w:r>
           </w:p>
           <w:p>
@@ -3606,7 +3302,7 @@
           <w:sdt>
             <w:sdtPr>
               <w:lock w:val="contentLocked"/>
-              <w:id w:val="91250598"/>
+              <w:id w:val="1974337841"/>
               <w:tag w:val="goog_rdk_0"/>
             </w:sdtPr>
             <w:sdtContent>
@@ -3797,7 +3493,7 @@
                           <w:rFonts w:ascii="Arial" w:cs="Arial" w:eastAsia="Arial" w:hAnsi="Arial"/>
                           <w:rtl w:val="0"/>
                         </w:rPr>
-                        <w:t xml:space="preserve">Infraestructura (Herramientas de desarrollo/Dominio Web)</w:t>
+                        <w:t xml:space="preserve">Fondo de Contingencia (15%)</w:t>
                       </w:r>
                     </w:p>
                   </w:tc>
@@ -3825,7 +3521,7 @@
                           <w:rFonts w:ascii="Arial" w:cs="Arial" w:eastAsia="Arial" w:hAnsi="Arial"/>
                           <w:rtl w:val="0"/>
                         </w:rPr>
-                        <w:t xml:space="preserve">$195.000 CLP</w:t>
+                        <w:t xml:space="preserve">$154.800 CLP</w:t>
                       </w:r>
                     </w:p>
                   </w:tc>
@@ -3859,7 +3555,7 @@
                           <w:rFonts w:ascii="Arial" w:cs="Arial" w:eastAsia="Arial" w:hAnsi="Arial"/>
                           <w:rtl w:val="0"/>
                         </w:rPr>
-                        <w:t xml:space="preserve">Fondo de Contingencia (15%)</w:t>
+                        <w:t xml:space="preserve">Fondo de Ganancia (30%)</w:t>
                       </w:r>
                     </w:p>
                   </w:tc>
@@ -3887,7 +3583,7 @@
                           <w:rFonts w:ascii="Arial" w:cs="Arial" w:eastAsia="Arial" w:hAnsi="Arial"/>
                           <w:rtl w:val="0"/>
                         </w:rPr>
-                        <w:t xml:space="preserve"> $184.050 CLP</w:t>
+                        <w:t xml:space="preserve">$309.600 CLP</w:t>
                       </w:r>
                     </w:p>
                   </w:tc>
@@ -3957,7 +3653,7 @@
                           <w:bCs w:val="1"/>
                           <w:rtl w:val="0"/>
                         </w:rPr>
-                        <w:t xml:space="preserve">$1.411.050 CLP</w:t>
+                        <w:t xml:space="preserve">$1.496.400 CLP</w:t>
                       </w:r>
                     </w:p>
                   </w:tc>
@@ -3969,22 +3665,16 @@
             <w:pPr>
               <w:jc w:val="both"/>
               <w:rPr>
-                <w:color w:val="ff0000"/>
-              </w:rPr>
-            </w:pPr>
-            <w:r>
-              <w:rPr>
-                <w:rtl w:val="0"/>
-              </w:rPr>
-            </w:r>
-          </w:p>
-          <w:p>
-            <w:pPr>
-              <w:jc w:val="both"/>
-              <w:rPr>
-                <w:color w:val="ff0000"/>
-              </w:rPr>
-            </w:pPr>
+                <w:rFonts w:ascii="Arial" w:cs="Arial" w:eastAsia="Arial" w:hAnsi="Arial"/>
+              </w:rPr>
+            </w:pPr>
+            <w:r>
+              <w:rPr>
+                <w:rFonts w:ascii="Arial" w:cs="Arial" w:eastAsia="Arial" w:hAnsi="Arial"/>
+                <w:rtl w:val="0"/>
+              </w:rPr>
+              <w:t xml:space="preserve">Para la valorización se tomaron en cuenta los valores de la Guía Salarial Tech Chile 2026, y se ajustaron los valores considerando la calidad de Junior del equipo de desarrollo y en modalidad como consultoria independiente</w:t>
+            </w:r>
             <w:r>
               <w:rPr>
                 <w:rtl w:val="0"/>
@@ -4112,7 +3802,28 @@
                 <w:rFonts w:ascii="Arial" w:cs="Arial" w:eastAsia="Arial" w:hAnsi="Arial"/>
                 <w:rtl w:val="0"/>
               </w:rPr>
-              <w:t xml:space="preserve">Urbano: enviar ubicación del afectado y un mensaje personalizado creado por el usuario.</w:t>
+              <w:t xml:space="preserve">Urbano: Enviar ubicación del afectado y un mensaje personalizado creado por el usuario.</w:t>
+            </w:r>
+          </w:p>
+          <w:p>
+            <w:pPr>
+              <w:numPr>
+                <w:ilvl w:val="0"/>
+                <w:numId w:val="2"/>
+              </w:numPr>
+              <w:ind w:left="720" w:hanging="360"/>
+              <w:jc w:val="both"/>
+              <w:rPr>
+                <w:rFonts w:ascii="Arial" w:cs="Arial" w:eastAsia="Arial" w:hAnsi="Arial"/>
+                <w:u w:val="none"/>
+              </w:rPr>
+            </w:pPr>
+            <w:r>
+              <w:rPr>
+                <w:rFonts w:ascii="Arial" w:cs="Arial" w:eastAsia="Arial" w:hAnsi="Arial"/>
+                <w:rtl w:val="0"/>
+              </w:rPr>
+              <w:t xml:space="preserve">Emergencia: Enviar ubicación del afectado y un mensaje personalizado creado por el usuario. </w:t>
             </w:r>
           </w:p>
           <w:p>
@@ -4597,7 +4308,19 @@
                 <w:vertAlign w:val="baseline"/>
                 <w:rtl w:val="0"/>
               </w:rPr>
-              <w:t xml:space="preserve">100%</w:t>
+              <w:t xml:space="preserve">100% de</w:t>
+            </w:r>
+            <w:r>
+              <w:rPr>
+                <w:rFonts w:ascii="Arial" w:cs="Arial" w:eastAsia="Arial" w:hAnsi="Arial"/>
+                <w:rtl w:val="0"/>
+              </w:rPr>
+              <w:t xml:space="preserve"> los RF en alcance, con al menos 1 caso de prueba P1/P2 aprobado</w:t>
+            </w:r>
+            <w:r>
+              <w:rPr>
+                <w:rtl w:val="0"/>
+              </w:rPr>
             </w:r>
           </w:p>
         </w:tc>
@@ -4914,7 +4637,19 @@
                 <w:vertAlign w:val="baseline"/>
                 <w:rtl w:val="0"/>
               </w:rPr>
-              <w:t xml:space="preserve">El sistema tiene que cumplir con las normas de calidad definidas en la ISO 9126 y la ISO 25001.</w:t>
+              <w:t xml:space="preserve">El sistema </w:t>
+            </w:r>
+            <w:r>
+              <w:rPr>
+                <w:rFonts w:ascii="Arial" w:cs="Arial" w:eastAsia="Arial" w:hAnsi="Arial"/>
+                <w:rtl w:val="0"/>
+              </w:rPr>
+              <w:t xml:space="preserve">se evaluará según el modelo de calidad de producto ISO/IEC 25010</w:t>
+            </w:r>
+            <w:r>
+              <w:rPr>
+                <w:rtl w:val="0"/>
+              </w:rPr>
             </w:r>
           </w:p>
         </w:tc>
@@ -5095,34 +4830,12 @@
               <w:jc w:val="both"/>
               <w:rPr>
                 <w:rFonts w:ascii="Arial" w:cs="Arial" w:eastAsia="Arial" w:hAnsi="Arial"/>
-                <w:i w:val="0"/>
-                <w:iCs w:val="0"/>
-                <w:smallCaps w:val="0"/>
-                <w:strike w:val="0"/>
-                <w:color w:val="000000"/>
-                <w:sz w:val="24"/>
-                <w:szCs w:val="24"/>
-                <w:u w:val="none"/>
-                <w:shd w:fill="auto" w:val="clear"/>
-                <w:vertAlign w:val="baseline"/>
-              </w:rPr>
-            </w:pPr>
-            <w:r>
-              <w:rPr>
-                <w:rFonts w:ascii="Arial" w:cs="Arial" w:eastAsia="Arial" w:hAnsi="Arial"/>
-                <w:i w:val="0"/>
-                <w:iCs w:val="0"/>
-                <w:smallCaps w:val="0"/>
-                <w:strike w:val="0"/>
-                <w:color w:val="000000"/>
-                <w:sz w:val="24"/>
-                <w:szCs w:val="24"/>
-                <w:u w:val="none"/>
-                <w:shd w:fill="auto" w:val="clear"/>
-                <w:vertAlign w:val="baseline"/>
-                <w:rtl w:val="0"/>
-              </w:rPr>
-              <w:t xml:space="preserve">-Usabilidad </w:t>
+              </w:rPr>
+            </w:pPr>
+            <w:r>
+              <w:rPr>
+                <w:rtl w:val="0"/>
+              </w:rPr>
             </w:r>
           </w:p>
           <w:p>
@@ -5170,7 +4883,7 @@
                 <w:vertAlign w:val="baseline"/>
                 <w:rtl w:val="0"/>
               </w:rPr>
-              <w:t xml:space="preserve">-Funcionalidad </w:t>
+              <w:t xml:space="preserve">-Usabilidad </w:t>
             </w:r>
           </w:p>
           <w:p>
@@ -5191,34 +4904,12 @@
               <w:jc w:val="both"/>
               <w:rPr>
                 <w:rFonts w:ascii="Arial" w:cs="Arial" w:eastAsia="Arial" w:hAnsi="Arial"/>
-                <w:i w:val="0"/>
-                <w:iCs w:val="0"/>
-                <w:smallCaps w:val="0"/>
-                <w:strike w:val="0"/>
-                <w:color w:val="000000"/>
-                <w:sz w:val="24"/>
-                <w:szCs w:val="24"/>
-                <w:u w:val="none"/>
-                <w:shd w:fill="auto" w:val="clear"/>
-                <w:vertAlign w:val="baseline"/>
-              </w:rPr>
-            </w:pPr>
-            <w:r>
-              <w:rPr>
-                <w:rFonts w:ascii="Arial" w:cs="Arial" w:eastAsia="Arial" w:hAnsi="Arial"/>
-                <w:i w:val="0"/>
-                <w:iCs w:val="0"/>
-                <w:smallCaps w:val="0"/>
-                <w:strike w:val="0"/>
-                <w:color w:val="000000"/>
-                <w:sz w:val="24"/>
-                <w:szCs w:val="24"/>
-                <w:u w:val="none"/>
-                <w:shd w:fill="auto" w:val="clear"/>
-                <w:vertAlign w:val="baseline"/>
-                <w:rtl w:val="0"/>
-              </w:rPr>
-              <w:t xml:space="preserve">-Mantenibilidad</w:t>
+              </w:rPr>
+            </w:pPr>
+            <w:r>
+              <w:rPr>
+                <w:rtl w:val="0"/>
+              </w:rPr>
             </w:r>
           </w:p>
           <w:p>
@@ -5266,14 +4957,9 @@
                 <w:vertAlign w:val="baseline"/>
                 <w:rtl w:val="0"/>
               </w:rPr>
-              <w:t xml:space="preserve">-Interoperabilidad </w:t>
-            </w:r>
-          </w:p>
-        </w:tc>
-        <w:tc>
-          <w:tcPr>
-            <w:shd w:fill="auto" w:val="clear"/>
-          </w:tcPr>
+              <w:t xml:space="preserve">-Funcionalidad </w:t>
+            </w:r>
+          </w:p>
           <w:p>
             <w:pPr>
               <w:keepNext w:val="0"/>
@@ -5292,16 +4978,6 @@
               <w:jc w:val="both"/>
               <w:rPr>
                 <w:rFonts w:ascii="Arial" w:cs="Arial" w:eastAsia="Arial" w:hAnsi="Arial"/>
-                <w:i w:val="0"/>
-                <w:iCs w:val="0"/>
-                <w:smallCaps w:val="0"/>
-                <w:strike w:val="0"/>
-                <w:color w:val="000000"/>
-                <w:sz w:val="24"/>
-                <w:szCs w:val="24"/>
-                <w:u w:val="none"/>
-                <w:shd w:fill="auto" w:val="clear"/>
-                <w:vertAlign w:val="baseline"/>
               </w:rPr>
             </w:pPr>
             <w:r>
@@ -5355,31 +5031,7 @@
                 <w:vertAlign w:val="baseline"/>
                 <w:rtl w:val="0"/>
               </w:rPr>
-              <w:t xml:space="preserve">-9</w:t>
-            </w:r>
-            <w:r>
-              <w:rPr>
-                <w:rFonts w:ascii="Arial" w:cs="Arial" w:eastAsia="Arial" w:hAnsi="Arial"/>
-                <w:rtl w:val="0"/>
-              </w:rPr>
-              <w:t xml:space="preserve">8</w:t>
-            </w:r>
-            <w:r>
-              <w:rPr>
-                <w:rFonts w:ascii="Arial" w:cs="Arial" w:eastAsia="Arial" w:hAnsi="Arial"/>
-                <w:i w:val="0"/>
-                <w:iCs w:val="0"/>
-                <w:smallCaps w:val="0"/>
-                <w:strike w:val="0"/>
-                <w:color w:val="000000"/>
-                <w:sz w:val="24"/>
-                <w:szCs w:val="24"/>
-                <w:u w:val="none"/>
-                <w:shd w:fill="auto" w:val="clear"/>
-                <w:vertAlign w:val="baseline"/>
-                <w:rtl w:val="0"/>
-              </w:rPr>
-              <w:t xml:space="preserve">%</w:t>
+              <w:t xml:space="preserve">-Mantenibilidad</w:t>
             </w:r>
           </w:p>
           <w:p>
@@ -5400,34 +5052,12 @@
               <w:jc w:val="both"/>
               <w:rPr>
                 <w:rFonts w:ascii="Arial" w:cs="Arial" w:eastAsia="Arial" w:hAnsi="Arial"/>
-                <w:i w:val="0"/>
-                <w:iCs w:val="0"/>
-                <w:smallCaps w:val="0"/>
-                <w:strike w:val="0"/>
-                <w:color w:val="000000"/>
-                <w:sz w:val="24"/>
-                <w:szCs w:val="24"/>
-                <w:u w:val="none"/>
-                <w:shd w:fill="auto" w:val="clear"/>
-                <w:vertAlign w:val="baseline"/>
-              </w:rPr>
-            </w:pPr>
-            <w:r>
-              <w:rPr>
-                <w:rFonts w:ascii="Arial" w:cs="Arial" w:eastAsia="Arial" w:hAnsi="Arial"/>
-                <w:i w:val="0"/>
-                <w:iCs w:val="0"/>
-                <w:smallCaps w:val="0"/>
-                <w:strike w:val="0"/>
-                <w:color w:val="000000"/>
-                <w:sz w:val="24"/>
-                <w:szCs w:val="24"/>
-                <w:u w:val="none"/>
-                <w:shd w:fill="auto" w:val="clear"/>
-                <w:vertAlign w:val="baseline"/>
-                <w:rtl w:val="0"/>
-              </w:rPr>
-              <w:t xml:space="preserve">-98%</w:t>
+              </w:rPr>
+            </w:pPr>
+            <w:r>
+              <w:rPr>
+                <w:rtl w:val="0"/>
+              </w:rPr>
             </w:r>
           </w:p>
           <w:p>
@@ -5475,9 +5105,14 @@
                 <w:vertAlign w:val="baseline"/>
                 <w:rtl w:val="0"/>
               </w:rPr>
-              <w:t xml:space="preserve">-98%</w:t>
-            </w:r>
-          </w:p>
+              <w:t xml:space="preserve">-Interoperabilidad </w:t>
+            </w:r>
+          </w:p>
+        </w:tc>
+        <w:tc>
+          <w:tcPr>
+            <w:shd w:fill="auto" w:val="clear"/>
+          </w:tcPr>
           <w:p>
             <w:pPr>
               <w:keepNext w:val="0"/>
@@ -5510,20 +5145,8 @@
             </w:pPr>
             <w:r>
               <w:rPr>
-                <w:rFonts w:ascii="Arial" w:cs="Arial" w:eastAsia="Arial" w:hAnsi="Arial"/>
-                <w:i w:val="0"/>
-                <w:iCs w:val="0"/>
-                <w:smallCaps w:val="0"/>
-                <w:strike w:val="0"/>
-                <w:color w:val="000000"/>
-                <w:sz w:val="24"/>
-                <w:szCs w:val="24"/>
-                <w:u w:val="none"/>
-                <w:shd w:fill="auto" w:val="clear"/>
-                <w:vertAlign w:val="baseline"/>
-                <w:rtl w:val="0"/>
-              </w:rPr>
-              <w:t xml:space="preserve">-100%</w:t>
+                <w:rtl w:val="0"/>
+              </w:rPr>
             </w:r>
           </w:p>
           <w:p>
@@ -5556,6 +5179,21 @@
                 <w:vertAlign w:val="baseline"/>
               </w:rPr>
             </w:pPr>
+            <w:sdt>
+              <w:sdtPr>
+                <w:id w:val="-1570543281"/>
+                <w:tag w:val="goog_rdk_1"/>
+              </w:sdtPr>
+              <w:sdtContent>
+                <w:r>
+                  <w:rPr>
+                    <w:rFonts w:ascii="Arial Unicode MS" w:cs="Arial Unicode MS" w:eastAsia="Arial Unicode MS" w:hAnsi="Arial Unicode MS"/>
+                    <w:rtl w:val="0"/>
+                  </w:rPr>
+                  <w:t xml:space="preserve">≥</w:t>
+                </w:r>
+              </w:sdtContent>
+            </w:sdt>
             <w:r>
               <w:rPr>
                 <w:rFonts w:ascii="Arial" w:cs="Arial" w:eastAsia="Arial" w:hAnsi="Arial"/>
@@ -5571,7 +5209,325 @@
                 <w:vertAlign w:val="baseline"/>
                 <w:rtl w:val="0"/>
               </w:rPr>
-              <w:t xml:space="preserve">-100%</w:t>
+              <w:t xml:space="preserve">9</w:t>
+            </w:r>
+            <w:r>
+              <w:rPr>
+                <w:rFonts w:ascii="Arial" w:cs="Arial" w:eastAsia="Arial" w:hAnsi="Arial"/>
+                <w:rtl w:val="0"/>
+              </w:rPr>
+              <w:t xml:space="preserve">8</w:t>
+            </w:r>
+            <w:r>
+              <w:rPr>
+                <w:rFonts w:ascii="Arial" w:cs="Arial" w:eastAsia="Arial" w:hAnsi="Arial"/>
+                <w:i w:val="0"/>
+                <w:iCs w:val="0"/>
+                <w:smallCaps w:val="0"/>
+                <w:strike w:val="0"/>
+                <w:color w:val="000000"/>
+                <w:sz w:val="24"/>
+                <w:szCs w:val="24"/>
+                <w:u w:val="none"/>
+                <w:shd w:fill="auto" w:val="clear"/>
+                <w:vertAlign w:val="baseline"/>
+                <w:rtl w:val="0"/>
+              </w:rPr>
+              <w:t xml:space="preserve">% de los casos de seguridad aprobados y 0 defectos </w:t>
+            </w:r>
+            <w:r>
+              <w:rPr>
+                <w:rFonts w:ascii="Arial" w:cs="Arial" w:eastAsia="Arial" w:hAnsi="Arial"/>
+                <w:rtl w:val="0"/>
+              </w:rPr>
+              <w:t xml:space="preserve">críticos</w:t>
+            </w:r>
+            <w:r>
+              <w:rPr>
+                <w:rtl w:val="0"/>
+              </w:rPr>
+            </w:r>
+          </w:p>
+          <w:p>
+            <w:pPr>
+              <w:keepNext w:val="0"/>
+              <w:keepLines w:val="0"/>
+              <w:widowControl w:val="1"/>
+              <w:pBdr>
+                <w:top w:space="0" w:sz="0" w:val="nil"/>
+                <w:left w:space="0" w:sz="0" w:val="nil"/>
+                <w:bottom w:space="0" w:sz="0" w:val="nil"/>
+                <w:right w:space="0" w:sz="0" w:val="nil"/>
+                <w:between w:space="0" w:sz="0" w:val="nil"/>
+              </w:pBdr>
+              <w:shd w:fill="auto" w:val="clear"/>
+              <w:spacing w:after="0" w:before="0" w:line="240" w:lineRule="auto"/>
+              <w:ind w:left="0" w:right="0" w:firstLine="0"/>
+              <w:jc w:val="both"/>
+              <w:rPr>
+                <w:rFonts w:ascii="Arial" w:cs="Arial" w:eastAsia="Arial" w:hAnsi="Arial"/>
+                <w:i w:val="0"/>
+                <w:iCs w:val="0"/>
+                <w:smallCaps w:val="0"/>
+                <w:strike w:val="0"/>
+                <w:color w:val="000000"/>
+                <w:sz w:val="24"/>
+                <w:szCs w:val="24"/>
+                <w:u w:val="none"/>
+                <w:shd w:fill="auto" w:val="clear"/>
+                <w:vertAlign w:val="baseline"/>
+              </w:rPr>
+            </w:pPr>
+            <w:sdt>
+              <w:sdtPr>
+                <w:id w:val="426795065"/>
+                <w:tag w:val="goog_rdk_2"/>
+              </w:sdtPr>
+              <w:sdtContent>
+                <w:r>
+                  <w:rPr>
+                    <w:rFonts w:ascii="Arial Unicode MS" w:cs="Arial Unicode MS" w:eastAsia="Arial Unicode MS" w:hAnsi="Arial Unicode MS"/>
+                    <w:rtl w:val="0"/>
+                  </w:rPr>
+                  <w:t xml:space="preserve">≥</w:t>
+                </w:r>
+              </w:sdtContent>
+            </w:sdt>
+            <w:r>
+              <w:rPr>
+                <w:rFonts w:ascii="Arial" w:cs="Arial" w:eastAsia="Arial" w:hAnsi="Arial"/>
+                <w:i w:val="0"/>
+                <w:iCs w:val="0"/>
+                <w:smallCaps w:val="0"/>
+                <w:strike w:val="0"/>
+                <w:color w:val="000000"/>
+                <w:sz w:val="24"/>
+                <w:szCs w:val="24"/>
+                <w:u w:val="none"/>
+                <w:shd w:fill="auto" w:val="clear"/>
+                <w:vertAlign w:val="baseline"/>
+                <w:rtl w:val="0"/>
+              </w:rPr>
+              <w:t xml:space="preserve">98% de los casos </w:t>
+            </w:r>
+            <w:r>
+              <w:rPr>
+                <w:rFonts w:ascii="Arial" w:cs="Arial" w:eastAsia="Arial" w:hAnsi="Arial"/>
+                <w:rtl w:val="0"/>
+              </w:rPr>
+              <w:t xml:space="preserve">de usabilidad y responsividad aprobados</w:t>
+            </w:r>
+            <w:r>
+              <w:rPr>
+                <w:rtl w:val="0"/>
+              </w:rPr>
+            </w:r>
+          </w:p>
+          <w:p>
+            <w:pPr>
+              <w:keepNext w:val="0"/>
+              <w:keepLines w:val="0"/>
+              <w:widowControl w:val="1"/>
+              <w:pBdr>
+                <w:top w:space="0" w:sz="0" w:val="nil"/>
+                <w:left w:space="0" w:sz="0" w:val="nil"/>
+                <w:bottom w:space="0" w:sz="0" w:val="nil"/>
+                <w:right w:space="0" w:sz="0" w:val="nil"/>
+                <w:between w:space="0" w:sz="0" w:val="nil"/>
+              </w:pBdr>
+              <w:shd w:fill="auto" w:val="clear"/>
+              <w:spacing w:after="0" w:before="0" w:line="240" w:lineRule="auto"/>
+              <w:ind w:left="0" w:right="0" w:firstLine="0"/>
+              <w:jc w:val="both"/>
+              <w:rPr>
+                <w:rFonts w:ascii="Arial" w:cs="Arial" w:eastAsia="Arial" w:hAnsi="Arial"/>
+                <w:i w:val="0"/>
+                <w:iCs w:val="0"/>
+                <w:smallCaps w:val="0"/>
+                <w:strike w:val="0"/>
+                <w:color w:val="000000"/>
+                <w:sz w:val="24"/>
+                <w:szCs w:val="24"/>
+                <w:u w:val="none"/>
+                <w:shd w:fill="auto" w:val="clear"/>
+                <w:vertAlign w:val="baseline"/>
+              </w:rPr>
+            </w:pPr>
+            <w:sdt>
+              <w:sdtPr>
+                <w:id w:val="2121632524"/>
+                <w:tag w:val="goog_rdk_3"/>
+              </w:sdtPr>
+              <w:sdtContent>
+                <w:r>
+                  <w:rPr>
+                    <w:rFonts w:ascii="Arial Unicode MS" w:cs="Arial Unicode MS" w:eastAsia="Arial Unicode MS" w:hAnsi="Arial Unicode MS"/>
+                    <w:rtl w:val="0"/>
+                  </w:rPr>
+                  <w:t xml:space="preserve">≥ </w:t>
+                </w:r>
+              </w:sdtContent>
+            </w:sdt>
+            <w:r>
+              <w:rPr>
+                <w:rFonts w:ascii="Arial" w:cs="Arial" w:eastAsia="Arial" w:hAnsi="Arial"/>
+                <w:i w:val="0"/>
+                <w:iCs w:val="0"/>
+                <w:smallCaps w:val="0"/>
+                <w:strike w:val="0"/>
+                <w:color w:val="000000"/>
+                <w:sz w:val="24"/>
+                <w:szCs w:val="24"/>
+                <w:u w:val="none"/>
+                <w:shd w:fill="auto" w:val="clear"/>
+                <w:vertAlign w:val="baseline"/>
+                <w:rtl w:val="0"/>
+              </w:rPr>
+              <w:t xml:space="preserve">98% de los casos funcionales aprobados</w:t>
+            </w:r>
+          </w:p>
+          <w:p>
+            <w:pPr>
+              <w:keepNext w:val="0"/>
+              <w:keepLines w:val="0"/>
+              <w:widowControl w:val="1"/>
+              <w:pBdr>
+                <w:top w:space="0" w:sz="0" w:val="nil"/>
+                <w:left w:space="0" w:sz="0" w:val="nil"/>
+                <w:bottom w:space="0" w:sz="0" w:val="nil"/>
+                <w:right w:space="0" w:sz="0" w:val="nil"/>
+                <w:between w:space="0" w:sz="0" w:val="nil"/>
+              </w:pBdr>
+              <w:shd w:fill="auto" w:val="clear"/>
+              <w:spacing w:after="0" w:before="0" w:line="240" w:lineRule="auto"/>
+              <w:ind w:left="0" w:right="0" w:firstLine="0"/>
+              <w:jc w:val="both"/>
+              <w:rPr>
+                <w:rFonts w:ascii="Arial" w:cs="Arial" w:eastAsia="Arial" w:hAnsi="Arial"/>
+                <w:i w:val="0"/>
+                <w:iCs w:val="0"/>
+                <w:smallCaps w:val="0"/>
+                <w:strike w:val="0"/>
+                <w:color w:val="000000"/>
+                <w:sz w:val="24"/>
+                <w:szCs w:val="24"/>
+                <w:u w:val="none"/>
+                <w:shd w:fill="auto" w:val="clear"/>
+                <w:vertAlign w:val="baseline"/>
+              </w:rPr>
+            </w:pPr>
+            <w:r>
+              <w:rPr>
+                <w:rFonts w:ascii="Arial" w:cs="Arial" w:eastAsia="Arial" w:hAnsi="Arial"/>
+                <w:i w:val="0"/>
+                <w:iCs w:val="0"/>
+                <w:smallCaps w:val="0"/>
+                <w:strike w:val="0"/>
+                <w:color w:val="000000"/>
+                <w:sz w:val="24"/>
+                <w:szCs w:val="24"/>
+                <w:u w:val="none"/>
+                <w:shd w:fill="auto" w:val="clear"/>
+                <w:vertAlign w:val="baseline"/>
+                <w:rtl w:val="0"/>
+              </w:rPr>
+              <w:t xml:space="preserve">100% del </w:t>
+            </w:r>
+            <w:r>
+              <w:rPr>
+                <w:rFonts w:ascii="Arial" w:cs="Arial" w:eastAsia="Arial" w:hAnsi="Arial"/>
+                <w:rtl w:val="0"/>
+              </w:rPr>
+              <w:t xml:space="preserve">código</w:t>
+            </w:r>
+            <w:r>
+              <w:rPr>
+                <w:rFonts w:ascii="Arial" w:cs="Arial" w:eastAsia="Arial" w:hAnsi="Arial"/>
+                <w:i w:val="0"/>
+                <w:iCs w:val="0"/>
+                <w:smallCaps w:val="0"/>
+                <w:strike w:val="0"/>
+                <w:color w:val="000000"/>
+                <w:sz w:val="24"/>
+                <w:szCs w:val="24"/>
+                <w:u w:val="none"/>
+                <w:shd w:fill="auto" w:val="clear"/>
+                <w:vertAlign w:val="baseline"/>
+                <w:rtl w:val="0"/>
+              </w:rPr>
+              <w:t xml:space="preserve"> funcional sin erro</w:t>
+            </w:r>
+            <w:r>
+              <w:rPr>
+                <w:rFonts w:ascii="Arial" w:cs="Arial" w:eastAsia="Arial" w:hAnsi="Arial"/>
+                <w:rtl w:val="0"/>
+              </w:rPr>
+              <w:t xml:space="preserve">res</w:t>
+            </w:r>
+            <w:r>
+              <w:rPr>
+                <w:rtl w:val="0"/>
+              </w:rPr>
+            </w:r>
+          </w:p>
+          <w:p>
+            <w:pPr>
+              <w:keepNext w:val="0"/>
+              <w:keepLines w:val="0"/>
+              <w:widowControl w:val="1"/>
+              <w:pBdr>
+                <w:top w:space="0" w:sz="0" w:val="nil"/>
+                <w:left w:space="0" w:sz="0" w:val="nil"/>
+                <w:bottom w:space="0" w:sz="0" w:val="nil"/>
+                <w:right w:space="0" w:sz="0" w:val="nil"/>
+                <w:between w:space="0" w:sz="0" w:val="nil"/>
+              </w:pBdr>
+              <w:shd w:fill="auto" w:val="clear"/>
+              <w:spacing w:after="0" w:before="0" w:line="240" w:lineRule="auto"/>
+              <w:ind w:left="0" w:right="0" w:firstLine="0"/>
+              <w:jc w:val="both"/>
+              <w:rPr>
+                <w:rFonts w:ascii="Arial" w:cs="Arial" w:eastAsia="Arial" w:hAnsi="Arial"/>
+                <w:i w:val="0"/>
+                <w:iCs w:val="0"/>
+                <w:smallCaps w:val="0"/>
+                <w:strike w:val="0"/>
+                <w:color w:val="000000"/>
+                <w:sz w:val="24"/>
+                <w:szCs w:val="24"/>
+                <w:u w:val="none"/>
+                <w:shd w:fill="auto" w:val="clear"/>
+                <w:vertAlign w:val="baseline"/>
+              </w:rPr>
+            </w:pPr>
+            <w:r>
+              <w:rPr>
+                <w:rFonts w:ascii="Arial" w:cs="Arial" w:eastAsia="Arial" w:hAnsi="Arial"/>
+                <w:i w:val="0"/>
+                <w:iCs w:val="0"/>
+                <w:smallCaps w:val="0"/>
+                <w:strike w:val="0"/>
+                <w:color w:val="000000"/>
+                <w:sz w:val="24"/>
+                <w:szCs w:val="24"/>
+                <w:u w:val="none"/>
+                <w:shd w:fill="auto" w:val="clear"/>
+                <w:vertAlign w:val="baseline"/>
+                <w:rtl w:val="0"/>
+              </w:rPr>
+              <w:t xml:space="preserve">100% de los flujos de</w:t>
+            </w:r>
+            <w:r>
+              <w:rPr>
+                <w:rFonts w:ascii="Arial" w:cs="Arial" w:eastAsia="Arial" w:hAnsi="Arial"/>
+                <w:rtl w:val="0"/>
+              </w:rPr>
+              <w:t xml:space="preserve"> funcionamiento equivalentes en web, móvil y escritorio</w:t>
+            </w:r>
+            <w:r>
+              <w:rPr>
+                <w:rtl w:val="0"/>
+              </w:rPr>
             </w:r>
           </w:p>
         </w:tc>
@@ -6594,7 +6550,7 @@
                 <w:rFonts w:ascii="Arial" w:cs="Arial" w:eastAsia="Arial" w:hAnsi="Arial"/>
                 <w:rtl w:val="0"/>
               </w:rPr>
-              <w:t xml:space="preserve">JavaScript</w:t>
+              <w:t xml:space="preserve">TypeScript</w:t>
             </w:r>
             <w:r>
               <w:rPr>
@@ -6665,7 +6621,32 @@
                 <w:vertAlign w:val="baseline"/>
                 <w:rtl w:val="0"/>
               </w:rPr>
-              <w:t xml:space="preserve">Se utilizará una base de datos relacional de ORACLE.</w:t>
+              <w:t xml:space="preserve">Se utilizará una base de datos relacional de </w:t>
+            </w:r>
+            <w:r>
+              <w:rPr>
+                <w:rFonts w:ascii="Arial" w:cs="Arial" w:eastAsia="Arial" w:hAnsi="Arial"/>
+                <w:rtl w:val="0"/>
+              </w:rPr>
+              <w:t xml:space="preserve">PostgreSQL</w:t>
+            </w:r>
+            <w:r>
+              <w:rPr>
+                <w:rFonts w:ascii="Arial" w:cs="Arial" w:eastAsia="Arial" w:hAnsi="Arial"/>
+                <w:b w:val="0"/>
+                <w:bCs w:val="0"/>
+                <w:i w:val="0"/>
+                <w:iCs w:val="0"/>
+                <w:smallCaps w:val="0"/>
+                <w:strike w:val="0"/>
+                <w:color w:val="000000"/>
+                <w:sz w:val="24"/>
+                <w:szCs w:val="24"/>
+                <w:u w:val="none"/>
+                <w:vertAlign w:val="baseline"/>
+                <w:rtl w:val="0"/>
+              </w:rPr>
+              <w:t xml:space="preserve">.</w:t>
             </w:r>
           </w:p>
           <w:p>
@@ -7197,7 +7178,7 @@
                 <w:rFonts w:ascii="Arial" w:cs="Arial" w:eastAsia="Arial" w:hAnsi="Arial"/>
                 <w:rtl w:val="0"/>
               </w:rPr>
-              <w:t xml:space="preserve">RF3: El sistema debe poder modificar las credenciales de los usuarios y empleados desde la página web / escritorio / móvil</w:t>
+              <w:t xml:space="preserve">RF3: El sistema debe poder modificar las credenciales de los usuarios y personal de soporte desde la página web / escritorio / móvil</w:t>
             </w:r>
           </w:p>
           <w:p>
@@ -7219,7 +7200,7 @@
                 <w:rFonts w:ascii="Arial" w:cs="Arial" w:eastAsia="Arial" w:hAnsi="Arial"/>
                 <w:rtl w:val="0"/>
               </w:rPr>
-              <w:t xml:space="preserve">RF4: El sistema debe modificar las especificaciones y finalidad del usuario (médico, urbano, emergencias y adulto mayor)</w:t>
+              <w:t xml:space="preserve">RF4: El sistema debe permitir al usuario modificar las especificaciones y finalidades del mismo según su tipo de emergencia (Urbano, Medico, Emergencias y Adulto mayor)</w:t>
             </w:r>
           </w:p>
           <w:p>
@@ -7241,7 +7222,7 @@
                 <w:rFonts w:ascii="Arial" w:cs="Arial" w:eastAsia="Arial" w:hAnsi="Arial"/>
                 <w:rtl w:val="0"/>
               </w:rPr>
-              <w:t xml:space="preserve">RF5: El sistema debe poder personalizarse a gusto del usuario considerando el formato de activación en segundo plano.</w:t>
+              <w:t xml:space="preserve">RF5: El sistema debe permitir al usuario configurar el método de activación del SOS.</w:t>
             </w:r>
           </w:p>
           <w:p>
@@ -7285,7 +7266,7 @@
                 <w:rFonts w:ascii="Arial" w:cs="Arial" w:eastAsia="Arial" w:hAnsi="Arial"/>
                 <w:rtl w:val="0"/>
               </w:rPr>
-              <w:t xml:space="preserve">RF7: El sistema debe tener un límite de 5 contactos de emergencia por cuenta, considerando también cuentas apadrinadas.</w:t>
+              <w:t xml:space="preserve">RF7: El sistema debe tener un máximo de 5 contactos de emergencia por usuario: la cuenta principal y cada usuario apadrinado deben poder administrar su límite de 5 contactos</w:t>
             </w:r>
           </w:p>
           <w:p>
@@ -7414,7 +7395,7 @@
                 <w:rFonts w:ascii="Arial" w:cs="Arial" w:eastAsia="Arial" w:hAnsi="Arial"/>
                 <w:rtl w:val="0"/>
               </w:rPr>
-              <w:t xml:space="preserve">RF12: El sistema debe enviar un mensaje personalizado dependiendo de la finalidad del usuario (médico, urbano, emergencias y adulto mayor)</w:t>
+              <w:t xml:space="preserve">RF12: El sistema debe enviar un mensaje personalizado dependiendo de la finalidad del usuario (Urbano, Medico, Emergencias y Adulto mayor)</w:t>
             </w:r>
           </w:p>
           <w:p>
@@ -7519,9 +7500,7 @@
                 <w:rFonts w:ascii="Arial" w:cs="Arial" w:eastAsia="Arial" w:hAnsi="Arial"/>
                 <w:rtl w:val="0"/>
               </w:rPr>
-              <w:t xml:space="preserve">RF16:</w:t>
-              <w:tab/>
-              <w:t xml:space="preserve">La aplicación web debe realizar ventas de cuentas de usuarios.</w:t>
+              <w:t xml:space="preserve">RF16: La aplicación web debe realizar ventas de planes de cuentas de usuarios y de cupos para usuarios apadrinados.</w:t>
             </w:r>
           </w:p>
           <w:p>
@@ -7605,7 +7584,7 @@
                 <w:rFonts w:ascii="Arial" w:cs="Arial" w:eastAsia="Arial" w:hAnsi="Arial"/>
                 <w:rtl w:val="0"/>
               </w:rPr>
-              <w:t xml:space="preserve">RF20: La aplicación de escritorio debe poder modificar la BBDD de la página web y aplicación móvil.</w:t>
+              <w:t xml:space="preserve">RF20: La aplicación de escritorio debe permitir al usuario con rol ADMINISTRADOR, consultar y modificar los datos del sistema exclusivamente a través de los datos expuestos por la API del backend</w:t>
             </w:r>
           </w:p>
           <w:p>
@@ -7710,7 +7689,7 @@
                 <w:rFonts w:ascii="Arial" w:cs="Arial" w:eastAsia="Arial" w:hAnsi="Arial"/>
                 <w:rtl w:val="0"/>
               </w:rPr>
-              <w:t xml:space="preserve">RF25: La aplicación web y móvil debe poder decidir el usuario principal, las personas que tiene apadrinadas en su cuenta y cómo son utilizadas con un soporte de usuario externo.</w:t>
+              <w:t xml:space="preserve">RF25: La aplicación web y móvil debe permitir al usuario principal definir sus usuarios apadrinados y el nivel de acceso de cada uno (acceso completo o parcial), y solicitar asistencia al personal de soporte en caso de ayuda para gestionarlo</w:t>
             </w:r>
           </w:p>
         </w:tc>
@@ -8241,7 +8220,7 @@
                 <w:rFonts w:ascii="Arial" w:cs="Arial" w:eastAsia="Arial" w:hAnsi="Arial"/>
                 <w:rtl w:val="0"/>
               </w:rPr>
-              <w:t xml:space="preserve">React/Angular</w:t>
+              <w:t xml:space="preserve">React</w:t>
             </w:r>
           </w:p>
           <w:p>
@@ -8335,7 +8314,28 @@
                 <w:rFonts w:ascii="Arial" w:cs="Arial" w:eastAsia="Arial" w:hAnsi="Arial"/>
                 <w:rtl w:val="0"/>
               </w:rPr>
-              <w:t xml:space="preserve">MySQL</w:t>
+              <w:t xml:space="preserve">Docker Desktop</w:t>
+            </w:r>
+          </w:p>
+          <w:p>
+            <w:pPr>
+              <w:numPr>
+                <w:ilvl w:val="0"/>
+                <w:numId w:val="7"/>
+              </w:numPr>
+              <w:ind w:left="720" w:hanging="360"/>
+              <w:jc w:val="both"/>
+              <w:rPr>
+                <w:rFonts w:ascii="Arial" w:cs="Arial" w:eastAsia="Arial" w:hAnsi="Arial"/>
+                <w:u w:val="none"/>
+              </w:rPr>
+            </w:pPr>
+            <w:r>
+              <w:rPr>
+                <w:rFonts w:ascii="Arial" w:cs="Arial" w:eastAsia="Arial" w:hAnsi="Arial"/>
+                <w:rtl w:val="0"/>
+              </w:rPr>
+              <w:t xml:space="preserve">PostgreSQL</w:t>
             </w:r>
           </w:p>
         </w:tc>
@@ -8507,6 +8507,7 @@
       <w:tr>
         <w:trPr>
           <w:cantSplit w:val="0"/>
+          <w:trHeight w:val="5780.5078125" w:hRule="atLeast"/>
           <w:tblHeader w:val="0"/>
         </w:trPr>
         <w:tc>
@@ -8529,7 +8530,14 @@
                 <w:rFonts w:ascii="Arial" w:cs="Arial" w:eastAsia="Arial" w:hAnsi="Arial"/>
                 <w:rtl w:val="0"/>
               </w:rPr>
-              <w:t xml:space="preserve">RNF1: Las aplicaciones deben ser responsivas</w:t>
+              <w:t xml:space="preserve">RNF1</w:t>
+            </w:r>
+            <w:r>
+              <w:rPr>
+                <w:rFonts w:ascii="Arial" w:cs="Arial" w:eastAsia="Arial" w:hAnsi="Arial"/>
+                <w:rtl w:val="0"/>
+              </w:rPr>
+              <w:t xml:space="preserve">: Las aplicaciones deben ser responsivas</w:t>
             </w:r>
           </w:p>
           <w:p>
@@ -8571,7 +8579,14 @@
                 <w:rFonts w:ascii="Arial" w:cs="Arial" w:eastAsia="Arial" w:hAnsi="Arial"/>
                 <w:rtl w:val="0"/>
               </w:rPr>
-              <w:t xml:space="preserve">RNF3: El sistema debe garantizar la seguridad al gestionar correos y credenciales de ingreso</w:t>
+              <w:t xml:space="preserve">RNF3</w:t>
+            </w:r>
+            <w:r>
+              <w:rPr>
+                <w:rFonts w:ascii="Arial" w:cs="Arial" w:eastAsia="Arial" w:hAnsi="Arial"/>
+                <w:rtl w:val="0"/>
+              </w:rPr>
+              <w:t xml:space="preserve">: El sistema debe garantizar la seguridad al gestionar correos y credenciales de ingreso</w:t>
             </w:r>
           </w:p>
           <w:p>
@@ -8614,6 +8629,146 @@
                 <w:rtl w:val="0"/>
               </w:rPr>
               <w:t xml:space="preserve">RNF5: El sistema debe garantizar la seguridad y confidencialidad de los datos proporcionados por el usuario</w:t>
+            </w:r>
+          </w:p>
+          <w:p>
+            <w:pPr>
+              <w:numPr>
+                <w:ilvl w:val="0"/>
+                <w:numId w:val="9"/>
+              </w:numPr>
+              <w:ind w:left="720" w:hanging="360"/>
+              <w:jc w:val="both"/>
+              <w:rPr>
+                <w:rFonts w:ascii="Arial" w:cs="Arial" w:eastAsia="Arial" w:hAnsi="Arial"/>
+                <w:u w:val="none"/>
+              </w:rPr>
+            </w:pPr>
+            <w:r>
+              <w:rPr>
+                <w:rFonts w:ascii="Arial" w:cs="Arial" w:eastAsia="Arial" w:hAnsi="Arial"/>
+                <w:rtl w:val="0"/>
+              </w:rPr>
+              <w:t xml:space="preserve">RNF6</w:t>
+            </w:r>
+            <w:r>
+              <w:rPr>
+                <w:rFonts w:ascii="Arial" w:cs="Arial" w:eastAsia="Arial" w:hAnsi="Arial"/>
+                <w:rtl w:val="0"/>
+              </w:rPr>
+              <w:t xml:space="preserve">: Al momento de emergencia, el sistema debe registrar la alerta e iniciar acción en un máximo de 3 segundos, y el primer intento de despacho a cada contacto en un máximo de 10 segundos desde la alerta.</w:t>
+            </w:r>
+          </w:p>
+          <w:p>
+            <w:pPr>
+              <w:numPr>
+                <w:ilvl w:val="0"/>
+                <w:numId w:val="9"/>
+              </w:numPr>
+              <w:ind w:left="720" w:hanging="360"/>
+              <w:jc w:val="both"/>
+              <w:rPr>
+                <w:rFonts w:ascii="Arial" w:cs="Arial" w:eastAsia="Arial" w:hAnsi="Arial"/>
+                <w:u w:val="none"/>
+              </w:rPr>
+            </w:pPr>
+            <w:r>
+              <w:rPr>
+                <w:rFonts w:ascii="Arial" w:cs="Arial" w:eastAsia="Arial" w:hAnsi="Arial"/>
+                <w:rtl w:val="0"/>
+              </w:rPr>
+              <w:t xml:space="preserve">RNF7</w:t>
+            </w:r>
+            <w:r>
+              <w:rPr>
+                <w:rFonts w:ascii="Arial" w:cs="Arial" w:eastAsia="Arial" w:hAnsi="Arial"/>
+                <w:rtl w:val="0"/>
+              </w:rPr>
+              <w:t xml:space="preserve">: El sistema debe garantizar la persistencia de las alertas ante fallos, y mantener una disponibilidad objetivo del 99% mensual </w:t>
+            </w:r>
+          </w:p>
+          <w:p>
+            <w:pPr>
+              <w:numPr>
+                <w:ilvl w:val="0"/>
+                <w:numId w:val="9"/>
+              </w:numPr>
+              <w:ind w:left="720" w:hanging="360"/>
+              <w:jc w:val="both"/>
+              <w:rPr>
+                <w:rFonts w:ascii="Arial" w:cs="Arial" w:eastAsia="Arial" w:hAnsi="Arial"/>
+                <w:u w:val="none"/>
+              </w:rPr>
+            </w:pPr>
+            <w:r>
+              <w:rPr>
+                <w:rFonts w:ascii="Arial" w:cs="Arial" w:eastAsia="Arial" w:hAnsi="Arial"/>
+                <w:rtl w:val="0"/>
+              </w:rPr>
+              <w:t xml:space="preserve">RNF8: El sistema debe proteger los datos de salud </w:t>
+            </w:r>
+            <w:r>
+              <w:rPr>
+                <w:rFonts w:ascii="Arial" w:cs="Arial" w:eastAsia="Arial" w:hAnsi="Arial"/>
+                <w:rtl w:val="0"/>
+              </w:rPr>
+              <w:t xml:space="preserve">conforme</w:t>
+            </w:r>
+            <w:r>
+              <w:rPr>
+                <w:rFonts w:ascii="Arial" w:cs="Arial" w:eastAsia="Arial" w:hAnsi="Arial"/>
+                <w:rtl w:val="0"/>
+              </w:rPr>
+              <w:t xml:space="preserve"> a la Ley 21.719, exigiendo consentimiento explícito, aplicando cifrado y limitando el acceso a la ficha médica sólo durante emergencias activas </w:t>
+            </w:r>
+          </w:p>
+          <w:p>
+            <w:pPr>
+              <w:numPr>
+                <w:ilvl w:val="0"/>
+                <w:numId w:val="9"/>
+              </w:numPr>
+              <w:ind w:left="720" w:hanging="360"/>
+              <w:jc w:val="both"/>
+              <w:rPr>
+                <w:rFonts w:ascii="Arial" w:cs="Arial" w:eastAsia="Arial" w:hAnsi="Arial"/>
+                <w:u w:val="none"/>
+              </w:rPr>
+            </w:pPr>
+            <w:r>
+              <w:rPr>
+                <w:rFonts w:ascii="Arial" w:cs="Arial" w:eastAsia="Arial" w:hAnsi="Arial"/>
+                <w:rtl w:val="0"/>
+              </w:rPr>
+              <w:t xml:space="preserve">RNF9</w:t>
+            </w:r>
+            <w:r>
+              <w:rPr>
+                <w:rFonts w:ascii="Arial" w:cs="Arial" w:eastAsia="Arial" w:hAnsi="Arial"/>
+                <w:rtl w:val="0"/>
+              </w:rPr>
+              <w:t xml:space="preserve">: Al eliminar una cuenta, el sistema debe suprimir la información personal y médica, conservando únicamente el historial de alertas para fines de auditoría/legales</w:t>
+            </w:r>
+          </w:p>
+          <w:p>
+            <w:pPr>
+              <w:numPr>
+                <w:ilvl w:val="0"/>
+                <w:numId w:val="9"/>
+              </w:numPr>
+              <w:ind w:left="720" w:hanging="360"/>
+              <w:jc w:val="both"/>
+              <w:rPr>
+                <w:rFonts w:ascii="Arial" w:cs="Arial" w:eastAsia="Arial" w:hAnsi="Arial"/>
+                <w:u w:val="none"/>
+              </w:rPr>
+            </w:pPr>
+            <w:r>
+              <w:rPr>
+                <w:rFonts w:ascii="Arial" w:cs="Arial" w:eastAsia="Arial" w:hAnsi="Arial"/>
+                <w:rtl w:val="0"/>
+              </w:rPr>
+              <w:t xml:space="preserve">RNF10: Las interfaces de activación SOS y configuración de contactos deben cumplir con el estándar de accesibilidad WCAG 2.1 nivel AA</w:t>
             </w:r>
           </w:p>
         </w:tc>
@@ -8903,6 +9058,89 @@
                 <w:rtl w:val="0"/>
               </w:rPr>
               <w:t xml:space="preserve">09-09-2026</w:t>
+            </w:r>
+          </w:p>
+        </w:tc>
+      </w:tr>
+      <w:tr>
+        <w:trPr>
+          <w:cantSplit w:val="0"/>
+          <w:trHeight w:val="260.9765625" w:hRule="atLeast"/>
+          <w:tblHeader w:val="0"/>
+        </w:trPr>
+        <w:tc>
+          <w:tcPr/>
+          <w:p>
+            <w:pPr>
+              <w:jc w:val="both"/>
+              <w:rPr>
+                <w:rFonts w:ascii="Arial" w:cs="Arial" w:eastAsia="Arial" w:hAnsi="Arial"/>
+              </w:rPr>
+            </w:pPr>
+            <w:r>
+              <w:rPr>
+                <w:rFonts w:ascii="Arial" w:cs="Arial" w:eastAsia="Arial" w:hAnsi="Arial"/>
+                <w:rtl w:val="0"/>
+              </w:rPr>
+              <w:t xml:space="preserve">1.1</w:t>
+            </w:r>
+          </w:p>
+        </w:tc>
+        <w:tc>
+          <w:tcPr>
+            <w:shd w:fill="auto" w:val="clear"/>
+          </w:tcPr>
+          <w:p>
+            <w:pPr>
+              <w:jc w:val="both"/>
+              <w:rPr>
+                <w:rFonts w:ascii="Arial" w:cs="Arial" w:eastAsia="Arial" w:hAnsi="Arial"/>
+              </w:rPr>
+            </w:pPr>
+            <w:r>
+              <w:rPr>
+                <w:rFonts w:ascii="Arial" w:cs="Arial" w:eastAsia="Arial" w:hAnsi="Arial"/>
+                <w:rtl w:val="0"/>
+              </w:rPr>
+              <w:t xml:space="preserve">Alonso González</w:t>
+            </w:r>
+          </w:p>
+        </w:tc>
+        <w:tc>
+          <w:tcPr/>
+          <w:p>
+            <w:pPr>
+              <w:jc w:val="both"/>
+              <w:rPr>
+                <w:rFonts w:ascii="Arial" w:cs="Arial" w:eastAsia="Arial" w:hAnsi="Arial"/>
+              </w:rPr>
+            </w:pPr>
+            <w:r>
+              <w:rPr>
+                <w:rFonts w:ascii="Arial" w:cs="Arial" w:eastAsia="Arial" w:hAnsi="Arial"/>
+                <w:rtl w:val="0"/>
+              </w:rPr>
+              <w:t xml:space="preserve">Correcciones </w:t>
+            </w:r>
+          </w:p>
+        </w:tc>
+        <w:tc>
+          <w:tcPr>
+            <w:shd w:fill="auto" w:val="clear"/>
+          </w:tcPr>
+          <w:p>
+            <w:pPr>
+              <w:jc w:val="both"/>
+              <w:rPr>
+                <w:rFonts w:ascii="Arial" w:cs="Arial" w:eastAsia="Arial" w:hAnsi="Arial"/>
+              </w:rPr>
+            </w:pPr>
+            <w:r>
+              <w:rPr>
+                <w:rFonts w:ascii="Arial" w:cs="Arial" w:eastAsia="Arial" w:hAnsi="Arial"/>
+                <w:rtl w:val="0"/>
+              </w:rPr>
+              <w:t xml:space="preserve">05-10-2026</w:t>
             </w:r>
           </w:p>
         </w:tc>
@@ -11824,7 +12062,7 @@
 
 <file path=customXML/item1.xml><?xml version="1.0" encoding="utf-8"?>
 <go:gDocsCustomXmlDataStorage xmlns:go="http://customooxmlschemas.google.com/" xmlns:r="http://schemas.openxmlformats.org/officeDocument/2006/relationships" uri="GoogleDocsCustomDataVersion2">
-  <go:docsCustomData xmlns:go="http://customooxmlschemas.google.com/" roundtripDataSignature="AMtx7mgQU8HCbsmqSffZg/KUGCuBVv8QgA==">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</go:docsCustomData>
+  <go:docsCustomData xmlns:go="http://customooxmlschemas.google.com/" roundtripDataSignature="AMtx7mh3yqCypN+MqHZxB2Cl0omwMFHx2A==">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</go:docsCustomData>
 </go:gDocsCustomXmlDataStorage>
 </file>
 

--- a/Fase 2/Evidencias Proyecto/Evidencias de documentación/1.3 Acta de constitución/Acta de constitución.docx
+++ b/Fase 2/Evidencias Proyecto/Evidencias de documentación/1.3 Acta de constitución/Acta de constitución.docx
@@ -7222,7 +7222,7 @@
                 <w:rFonts w:ascii="Arial" w:cs="Arial" w:eastAsia="Arial" w:hAnsi="Arial"/>
                 <w:rtl w:val="0"/>
               </w:rPr>
-              <w:t xml:space="preserve">RF5: El sistema debe permitir al usuario configurar el método de activación del SOS.</w:t>
+              <w:t xml:space="preserve">RF5: El sistema debe permitir al usuario configurar el método de activación del SOS según su tipo de usuario. Para personas mayores o usuarios con acceso limitado, la configuración predeterminada requiere mantener pulsado el botón SOS durante 5 segundos. La activación con la aplicación en segundo plano o cerrada (acceso directo, widget o botón físico) se implementará solo donde el sistema operativo lo permita sin código nativo adicional y se clasifica como Could Have (prioridad pendiente de confirmación). El valor para el resto de perfiles queda pendiente de confirmar.</w:t>
             </w:r>
           </w:p>
           <w:p>
@@ -9141,6 +9141,89 @@
                 <w:rtl w:val="0"/>
               </w:rPr>
               <w:t xml:space="preserve">05-10-2026</w:t>
+            </w:r>
+          </w:p>
+        </w:tc>
+      </w:tr>
+      <w:tr>
+        <w:trPr>
+          <w:cantSplit w:val="0"/>
+          <w:trHeight w:val="260.9765625" w:hRule="atLeast"/>
+          <w:tblHeader w:val="0"/>
+        </w:trPr>
+        <w:tc>
+          <w:tcPr/>
+          <w:p>
+            <w:pPr>
+              <w:jc w:val="both"/>
+              <w:rPr>
+                <w:rFonts w:ascii="Arial" w:cs="Arial" w:eastAsia="Arial" w:hAnsi="Arial"/>
+              </w:rPr>
+            </w:pPr>
+            <w:r>
+              <w:rPr>
+                <w:rFonts w:ascii="Arial" w:cs="Arial" w:eastAsia="Arial" w:hAnsi="Arial"/>
+                <w:rtl w:val="0"/>
+              </w:rPr>
+              <w:t xml:space="preserve">1.2</w:t>
+            </w:r>
+          </w:p>
+        </w:tc>
+        <w:tc>
+          <w:tcPr>
+            <w:shd w:fill="auto" w:val="clear"/>
+          </w:tcPr>
+          <w:p>
+            <w:pPr>
+              <w:jc w:val="both"/>
+              <w:rPr>
+                <w:rFonts w:ascii="Arial" w:cs="Arial" w:eastAsia="Arial" w:hAnsi="Arial"/>
+              </w:rPr>
+            </w:pPr>
+            <w:r>
+              <w:rPr>
+                <w:rFonts w:ascii="Arial" w:cs="Arial" w:eastAsia="Arial" w:hAnsi="Arial"/>
+                <w:rtl w:val="0"/>
+              </w:rPr>
+              <w:t xml:space="preserve">Gabriel Valencia</w:t>
+            </w:r>
+          </w:p>
+        </w:tc>
+        <w:tc>
+          <w:tcPr/>
+          <w:p>
+            <w:pPr>
+              <w:jc w:val="both"/>
+              <w:rPr>
+                <w:rFonts w:ascii="Arial" w:cs="Arial" w:eastAsia="Arial" w:hAnsi="Arial"/>
+              </w:rPr>
+            </w:pPr>
+            <w:r>
+              <w:rPr>
+                <w:rFonts w:ascii="Arial" w:cs="Arial" w:eastAsia="Arial" w:hAnsi="Arial"/>
+                <w:rtl w:val="0"/>
+              </w:rPr>
+              <w:t xml:space="preserve">Correcciones</w:t>
+            </w:r>
+          </w:p>
+        </w:tc>
+        <w:tc>
+          <w:tcPr>
+            <w:shd w:fill="auto" w:val="clear"/>
+          </w:tcPr>
+          <w:p>
+            <w:pPr>
+              <w:jc w:val="both"/>
+              <w:rPr>
+                <w:rFonts w:ascii="Arial" w:cs="Arial" w:eastAsia="Arial" w:hAnsi="Arial"/>
+              </w:rPr>
+            </w:pPr>
+            <w:r>
+              <w:rPr>
+                <w:rFonts w:ascii="Arial" w:cs="Arial" w:eastAsia="Arial" w:hAnsi="Arial"/>
+                <w:rtl w:val="0"/>
+              </w:rPr>
+              <w:t xml:space="preserve">07-10-2026</w:t>
             </w:r>
           </w:p>
         </w:tc>

--- a/Fase 2/Evidencias Proyecto/Evidencias de documentación/1.3 Acta de constitución/Acta de constitución.docx
+++ b/Fase 2/Evidencias Proyecto/Evidencias de documentación/1.3 Acta de constitución/Acta de constitución.docx
@@ -4186,7 +4186,7 @@
                 <w:rFonts w:ascii="Arial" w:cs="Arial" w:eastAsia="Arial" w:hAnsi="Arial"/>
                 <w:rtl w:val="0"/>
               </w:rPr>
-              <w:t xml:space="preserve">“Emergen” busca solucionar los tiempos de espera en situaciones de emergencia, brindando una comunicación efectiva al círculo cercano de la persona y a los agentes de seguridad para el auxilio del usuario.</w:t>
+              <w:t xml:space="preserve">“Emergen” busca solucionar los tiempos de espera en situaciones de emergencia, brindando una comunicación efectiva al círculo cercano de la persona para el auxilio del usuario.</w:t>
             </w:r>
             <w:r>
               <w:rPr>
@@ -7437,7 +7437,7 @@
                 <w:rFonts w:ascii="Arial" w:cs="Arial" w:eastAsia="Arial" w:hAnsi="Arial"/>
                 <w:rtl w:val="0"/>
               </w:rPr>
-              <w:t xml:space="preserve">RF14: El sistema debe informar a las redes de seguridad más cercanas del usuario (números de emergencias)</w:t>
+              <w:t xml:space="preserve">RF14: El sistema debe mostrar al usuario los números oficiales de emergencia (131, 132 y 133)</w:t>
             </w:r>
           </w:p>
           <w:p>
@@ -7500,7 +7500,7 @@
                 <w:rFonts w:ascii="Arial" w:cs="Arial" w:eastAsia="Arial" w:hAnsi="Arial"/>
                 <w:rtl w:val="0"/>
               </w:rPr>
-              <w:t xml:space="preserve">RF16: La aplicación web debe realizar ventas de planes de cuentas de usuarios y de cupos para usuarios apadrinados.</w:t>
+              <w:t xml:space="preserve">RF16: La aplicación web debe realizar ventas de planes de cuenta de usuario y de cupos para usuarios apadrinados, utilizando PayPal en modo sandbox (pruebas) y Mindicador para la conversión CLP–USD.</w:t>
             </w:r>
           </w:p>
           <w:p>

--- a/Fase 2/Evidencias Proyecto/Evidencias de documentación/1.3 Acta de constitución/Acta de constitución.docx
+++ b/Fase 2/Evidencias Proyecto/Evidencias de documentación/1.3 Acta de constitución/Acta de constitución.docx
@@ -34,15 +34,15 @@
               <wp:anchor allowOverlap="1" behindDoc="0" distB="0" distT="0" distL="182880" distR="182880" hidden="0" layoutInCell="1" locked="0" relativeHeight="0" simplePos="0">
                 <wp:simplePos x="0" y="0"/>
                 <wp:positionH relativeFrom="margin">
-                  <wp:posOffset>483235</wp:posOffset>
+                  <wp:posOffset>478472</wp:posOffset>
                 </wp:positionH>
                 <wp:positionV relativeFrom="page">
-                  <wp:posOffset>4470544</wp:posOffset>
+                  <wp:posOffset>4465781</wp:posOffset>
                 </wp:positionV>
-                <wp:extent cx="4705350" cy="6743700"/>
+                <wp:extent cx="4714875" cy="6753225"/>
                 <wp:effectExtent b="0" l="0" r="0" t="0"/>
                 <wp:wrapSquare wrapText="bothSides" distB="0" distT="0" distL="182880" distR="182880"/>
-                <wp:docPr id="138" name=""/>
+                <wp:docPr id="141" name=""/>
                 <a:graphic>
                   <a:graphicData uri="http://schemas.microsoft.com/office/word/2010/wordprocessingShape">
                     <wps:wsp>
@@ -133,15 +133,15 @@
               <wp:anchor allowOverlap="1" behindDoc="0" distB="0" distT="0" distL="182880" distR="182880" hidden="0" layoutInCell="1" locked="0" relativeHeight="0" simplePos="0">
                 <wp:simplePos x="0" y="0"/>
                 <wp:positionH relativeFrom="margin">
-                  <wp:posOffset>483235</wp:posOffset>
+                  <wp:posOffset>478472</wp:posOffset>
                 </wp:positionH>
                 <wp:positionV relativeFrom="page">
-                  <wp:posOffset>4470544</wp:posOffset>
+                  <wp:posOffset>4465781</wp:posOffset>
                 </wp:positionV>
-                <wp:extent cx="4705350" cy="6743700"/>
+                <wp:extent cx="4714875" cy="6753225"/>
                 <wp:effectExtent b="0" l="0" r="0" t="0"/>
                 <wp:wrapSquare wrapText="bothSides" distB="0" distT="0" distL="182880" distR="182880"/>
-                <wp:docPr id="138" name="image3.png"/>
+                <wp:docPr id="141" name="image3.png"/>
                 <a:graphic>
                   <a:graphicData uri="http://schemas.openxmlformats.org/drawingml/2006/picture">
                     <pic:pic>
@@ -159,7 +159,7 @@
                       <pic:spPr>
                         <a:xfrm>
                           <a:off x="0" y="0"/>
-                          <a:ext cx="4705350" cy="6743700"/>
+                          <a:ext cx="4714875" cy="6753225"/>
                         </a:xfrm>
                         <a:prstGeom prst="rect"/>
                         <a:ln/>
@@ -178,7 +178,7 @@
           <wp:inline distB="0" distT="0" distL="0" distR="0">
             <wp:extent cx="6400800" cy="1063625"/>
             <wp:effectExtent b="0" l="0" r="0" t="0"/>
-            <wp:docPr id="139" name="image1.jpg"/>
+            <wp:docPr id="142" name="image1.jpg"/>
             <a:graphic>
               <a:graphicData uri="http://schemas.openxmlformats.org/drawingml/2006/picture">
                 <pic:pic>
@@ -284,7 +284,7 @@
     </w:p>
     <w:sdt>
       <w:sdtPr>
-        <w:id w:val="-26417904"/>
+        <w:id w:val="1365388821"/>
         <w:docPartObj>
           <w:docPartGallery w:val="Table of Contents"/>
           <w:docPartUnique w:val="1"/>
@@ -2503,23 +2503,16 @@
           </w:tcPr>
           <w:p>
             <w:pPr>
-              <w:jc w:val="both"/>
-              <w:rPr>
-                <w:rFonts w:ascii="Arial" w:cs="Arial" w:eastAsia="Arial" w:hAnsi="Arial"/>
-              </w:rPr>
-            </w:pPr>
-            <w:r>
-              <w:rPr>
-                <w:rFonts w:ascii="Arial" w:cs="Arial" w:eastAsia="Arial" w:hAnsi="Arial"/>
-                <w:color w:val="000000"/>
-                <w:rtl w:val="0"/>
-              </w:rPr>
-              <w:t xml:space="preserve">Armando Casas </w:t>
-            </w:r>
-            <w:r>
-              <w:rPr>
-                <w:rtl w:val="0"/>
-              </w:rPr>
+              <w:rPr>
+                <w:rFonts w:ascii="Arial" w:cs="Arial" w:eastAsia="Arial" w:hAnsi="Arial"/>
+              </w:rPr>
+            </w:pPr>
+            <w:r>
+              <w:rPr>
+                <w:rFonts w:ascii="Arial" w:cs="Arial" w:eastAsia="Arial" w:hAnsi="Arial"/>
+                <w:rtl w:val="0"/>
+              </w:rPr>
+              <w:t xml:space="preserve">Julio Tapia</w:t>
             </w:r>
           </w:p>
         </w:tc>
@@ -2529,17 +2522,16 @@
           </w:tcPr>
           <w:p>
             <w:pPr>
-              <w:jc w:val="both"/>
-              <w:rPr>
-                <w:rFonts w:ascii="Arial" w:cs="Arial" w:eastAsia="Arial" w:hAnsi="Arial"/>
-              </w:rPr>
-            </w:pPr>
-            <w:r>
-              <w:rPr>
-                <w:rFonts w:ascii="Arial" w:cs="Arial" w:eastAsia="Arial" w:hAnsi="Arial"/>
-                <w:rtl w:val="0"/>
-              </w:rPr>
-              <w:t xml:space="preserve">Usuario </w:t>
+              <w:rPr>
+                <w:rFonts w:ascii="Arial" w:cs="Arial" w:eastAsia="Arial" w:hAnsi="Arial"/>
+              </w:rPr>
+            </w:pPr>
+            <w:r>
+              <w:rPr>
+                <w:rFonts w:ascii="Arial" w:cs="Arial" w:eastAsia="Arial" w:hAnsi="Arial"/>
+                <w:rtl w:val="0"/>
+              </w:rPr>
+              <w:t xml:space="preserve">Patrocinador</w:t>
             </w:r>
           </w:p>
         </w:tc>
@@ -2549,23 +2541,16 @@
           </w:tcPr>
           <w:p>
             <w:pPr>
-              <w:jc w:val="both"/>
-              <w:rPr>
-                <w:rFonts w:ascii="Arial" w:cs="Arial" w:eastAsia="Arial" w:hAnsi="Arial"/>
-              </w:rPr>
-            </w:pPr>
-            <w:r>
-              <w:rPr>
-                <w:rFonts w:ascii="Arial" w:cs="Arial" w:eastAsia="Arial" w:hAnsi="Arial"/>
-                <w:color w:val="000000"/>
-                <w:rtl w:val="0"/>
-              </w:rPr>
-              <w:t xml:space="preserve">Jefe de RRHH</w:t>
-            </w:r>
-            <w:r>
-              <w:rPr>
-                <w:rtl w:val="0"/>
-              </w:rPr>
+              <w:rPr>
+                <w:rFonts w:ascii="Arial" w:cs="Arial" w:eastAsia="Arial" w:hAnsi="Arial"/>
+              </w:rPr>
+            </w:pPr>
+            <w:r>
+              <w:rPr>
+                <w:rFonts w:ascii="Arial" w:cs="Arial" w:eastAsia="Arial" w:hAnsi="Arial"/>
+                <w:rtl w:val="0"/>
+              </w:rPr>
+              <w:t xml:space="preserve">Product Owner</w:t>
             </w:r>
           </w:p>
         </w:tc>
@@ -2575,326 +2560,16 @@
           </w:tcPr>
           <w:p>
             <w:pPr>
-              <w:jc w:val="both"/>
-              <w:rPr>
-                <w:rFonts w:ascii="Arial" w:cs="Arial" w:eastAsia="Arial" w:hAnsi="Arial"/>
-              </w:rPr>
-            </w:pPr>
-            <w:r>
-              <w:rPr>
-                <w:rFonts w:ascii="Arial" w:cs="Arial" w:eastAsia="Arial" w:hAnsi="Arial"/>
-                <w:rtl w:val="0"/>
-              </w:rPr>
-              <w:t xml:space="preserve">Departamento de RRHH</w:t>
-            </w:r>
-          </w:p>
-        </w:tc>
-      </w:tr>
-      <w:tr>
-        <w:trPr>
-          <w:cantSplit w:val="0"/>
-          <w:tblHeader w:val="0"/>
-        </w:trPr>
-        <w:tc>
-          <w:tcPr>
-            <w:shd w:fill="auto" w:val="clear"/>
-            <w:vAlign w:val="center"/>
-          </w:tcPr>
-          <w:p>
-            <w:pPr>
-              <w:jc w:val="both"/>
-              <w:rPr>
-                <w:rFonts w:ascii="Arial" w:cs="Arial" w:eastAsia="Arial" w:hAnsi="Arial"/>
-              </w:rPr>
-            </w:pPr>
-            <w:r>
-              <w:rPr>
-                <w:rFonts w:ascii="Arial" w:cs="Arial" w:eastAsia="Arial" w:hAnsi="Arial"/>
-                <w:color w:val="000000"/>
-                <w:rtl w:val="0"/>
-              </w:rPr>
-              <w:t xml:space="preserve">Samuel de Luque</w:t>
-            </w:r>
-            <w:r>
-              <w:rPr>
-                <w:rtl w:val="0"/>
-              </w:rPr>
-            </w:r>
-          </w:p>
-        </w:tc>
-        <w:tc>
-          <w:tcPr>
-            <w:vAlign w:val="center"/>
-          </w:tcPr>
-          <w:p>
-            <w:pPr>
-              <w:jc w:val="both"/>
-              <w:rPr>
-                <w:rFonts w:ascii="Arial" w:cs="Arial" w:eastAsia="Arial" w:hAnsi="Arial"/>
-              </w:rPr>
-            </w:pPr>
-            <w:r>
-              <w:rPr>
-                <w:rFonts w:ascii="Arial" w:cs="Arial" w:eastAsia="Arial" w:hAnsi="Arial"/>
-                <w:rtl w:val="0"/>
-              </w:rPr>
-              <w:t xml:space="preserve">Cliente</w:t>
-            </w:r>
-          </w:p>
-        </w:tc>
-        <w:tc>
-          <w:tcPr>
-            <w:shd w:fill="auto" w:val="clear"/>
-          </w:tcPr>
-          <w:p>
-            <w:pPr>
-              <w:jc w:val="both"/>
-              <w:rPr>
-                <w:rFonts w:ascii="Arial" w:cs="Arial" w:eastAsia="Arial" w:hAnsi="Arial"/>
-              </w:rPr>
-            </w:pPr>
-            <w:r>
-              <w:rPr>
-                <w:rFonts w:ascii="Arial" w:cs="Arial" w:eastAsia="Arial" w:hAnsi="Arial"/>
-                <w:color w:val="000000"/>
-                <w:rtl w:val="0"/>
-              </w:rPr>
-              <w:t xml:space="preserve">Gerente General</w:t>
-            </w:r>
-            <w:r>
-              <w:rPr>
-                <w:rtl w:val="0"/>
-              </w:rPr>
-            </w:r>
-          </w:p>
-        </w:tc>
-        <w:tc>
-          <w:tcPr>
-            <w:shd w:fill="auto" w:val="clear"/>
-          </w:tcPr>
-          <w:p>
-            <w:pPr>
-              <w:jc w:val="both"/>
-              <w:rPr>
-                <w:rFonts w:ascii="Arial" w:cs="Arial" w:eastAsia="Arial" w:hAnsi="Arial"/>
-              </w:rPr>
-            </w:pPr>
-            <w:r>
-              <w:rPr>
-                <w:rFonts w:ascii="Arial" w:cs="Arial" w:eastAsia="Arial" w:hAnsi="Arial"/>
-                <w:rtl w:val="0"/>
-              </w:rPr>
-              <w:t xml:space="preserve">Gerencia</w:t>
-            </w:r>
-          </w:p>
-        </w:tc>
-      </w:tr>
-      <w:tr>
-        <w:trPr>
-          <w:cantSplit w:val="0"/>
-          <w:tblHeader w:val="0"/>
-        </w:trPr>
-        <w:tc>
-          <w:tcPr>
-            <w:shd w:fill="auto" w:val="clear"/>
-            <w:vAlign w:val="center"/>
-          </w:tcPr>
-          <w:p>
-            <w:pPr>
-              <w:jc w:val="both"/>
-              <w:rPr>
-                <w:rFonts w:ascii="Arial" w:cs="Arial" w:eastAsia="Arial" w:hAnsi="Arial"/>
-              </w:rPr>
-            </w:pPr>
-            <w:r>
-              <w:rPr>
-                <w:rFonts w:ascii="Arial" w:cs="Arial" w:eastAsia="Arial" w:hAnsi="Arial"/>
-                <w:color w:val="000000"/>
-                <w:rtl w:val="0"/>
-              </w:rPr>
-              <w:t xml:space="preserve">Mario Castañeda</w:t>
-            </w:r>
-            <w:r>
-              <w:rPr>
-                <w:rtl w:val="0"/>
-              </w:rPr>
-            </w:r>
-          </w:p>
-        </w:tc>
-        <w:tc>
-          <w:tcPr>
-            <w:vAlign w:val="center"/>
-          </w:tcPr>
-          <w:p>
-            <w:pPr>
-              <w:jc w:val="both"/>
-              <w:rPr>
-                <w:rFonts w:ascii="Arial" w:cs="Arial" w:eastAsia="Arial" w:hAnsi="Arial"/>
-              </w:rPr>
-            </w:pPr>
-            <w:r>
-              <w:rPr>
-                <w:rFonts w:ascii="Arial" w:cs="Arial" w:eastAsia="Arial" w:hAnsi="Arial"/>
-                <w:color w:val="000000"/>
-                <w:rtl w:val="0"/>
-              </w:rPr>
-              <w:t xml:space="preserve">Proveedor</w:t>
-            </w:r>
-            <w:r>
-              <w:rPr>
-                <w:rtl w:val="0"/>
-              </w:rPr>
-            </w:r>
-          </w:p>
-        </w:tc>
-        <w:tc>
-          <w:tcPr>
-            <w:shd w:fill="auto" w:val="clear"/>
-          </w:tcPr>
-          <w:p>
-            <w:pPr>
-              <w:jc w:val="both"/>
-              <w:rPr>
-                <w:rFonts w:ascii="Arial" w:cs="Arial" w:eastAsia="Arial" w:hAnsi="Arial"/>
-              </w:rPr>
-            </w:pPr>
-            <w:r>
-              <w:rPr>
-                <w:rFonts w:ascii="Arial" w:cs="Arial" w:eastAsia="Arial" w:hAnsi="Arial"/>
-                <w:color w:val="000000"/>
-                <w:rtl w:val="0"/>
-              </w:rPr>
-              <w:t xml:space="preserve">Gerente T.I</w:t>
-            </w:r>
-            <w:r>
-              <w:rPr>
-                <w:rtl w:val="0"/>
-              </w:rPr>
-            </w:r>
-          </w:p>
-        </w:tc>
-        <w:tc>
-          <w:tcPr>
-            <w:shd w:fill="auto" w:val="clear"/>
-          </w:tcPr>
-          <w:p>
-            <w:pPr>
-              <w:jc w:val="both"/>
-              <w:rPr>
-                <w:rFonts w:ascii="Arial" w:cs="Arial" w:eastAsia="Arial" w:hAnsi="Arial"/>
-              </w:rPr>
-            </w:pPr>
-            <w:r>
-              <w:rPr>
-                <w:rFonts w:ascii="Arial" w:cs="Arial" w:eastAsia="Arial" w:hAnsi="Arial"/>
-                <w:rtl w:val="0"/>
-              </w:rPr>
-              <w:t xml:space="preserve">Departamento de informática</w:t>
-            </w:r>
-          </w:p>
-        </w:tc>
-      </w:tr>
-      <w:tr>
-        <w:trPr>
-          <w:cantSplit w:val="0"/>
-          <w:tblHeader w:val="0"/>
-        </w:trPr>
-        <w:tc>
-          <w:tcPr>
-            <w:shd w:fill="auto" w:val="clear"/>
-            <w:vAlign w:val="center"/>
-          </w:tcPr>
-          <w:p>
-            <w:pPr>
-              <w:jc w:val="both"/>
-              <w:rPr>
-                <w:rFonts w:ascii="Arial" w:cs="Arial" w:eastAsia="Arial" w:hAnsi="Arial"/>
-              </w:rPr>
-            </w:pPr>
-            <w:r>
-              <w:rPr>
-                <w:rFonts w:ascii="Arial" w:cs="Arial" w:eastAsia="Arial" w:hAnsi="Arial"/>
-                <w:color w:val="000000"/>
-                <w:rtl w:val="0"/>
-              </w:rPr>
-              <w:t xml:space="preserve">Gabriel Valencia</w:t>
-            </w:r>
-            <w:r>
-              <w:rPr>
-                <w:rtl w:val="0"/>
-              </w:rPr>
-            </w:r>
-          </w:p>
-        </w:tc>
-        <w:tc>
-          <w:tcPr>
-            <w:vAlign w:val="center"/>
-          </w:tcPr>
-          <w:p>
-            <w:pPr>
-              <w:jc w:val="both"/>
-              <w:rPr>
-                <w:rFonts w:ascii="Arial" w:cs="Arial" w:eastAsia="Arial" w:hAnsi="Arial"/>
-              </w:rPr>
-            </w:pPr>
-            <w:r>
-              <w:rPr>
-                <w:rFonts w:ascii="Arial" w:cs="Arial" w:eastAsia="Arial" w:hAnsi="Arial"/>
-                <w:color w:val="000000"/>
-                <w:rtl w:val="0"/>
-              </w:rPr>
-              <w:t xml:space="preserve">Proveedor</w:t>
-            </w:r>
-            <w:r>
-              <w:rPr>
-                <w:rtl w:val="0"/>
-              </w:rPr>
-            </w:r>
-          </w:p>
-        </w:tc>
-        <w:tc>
-          <w:tcPr>
-            <w:shd w:fill="auto" w:val="clear"/>
-          </w:tcPr>
-          <w:p>
-            <w:pPr>
-              <w:jc w:val="both"/>
-              <w:rPr>
-                <w:rFonts w:ascii="Arial" w:cs="Arial" w:eastAsia="Arial" w:hAnsi="Arial"/>
-              </w:rPr>
-            </w:pPr>
-            <w:r>
-              <w:rPr>
-                <w:rFonts w:ascii="Arial" w:cs="Arial" w:eastAsia="Arial" w:hAnsi="Arial"/>
-                <w:color w:val="000000"/>
-                <w:rtl w:val="0"/>
-              </w:rPr>
-              <w:t xml:space="preserve">Jefe de Proyecto</w:t>
-            </w:r>
-            <w:r>
-              <w:rPr>
-                <w:rtl w:val="0"/>
-              </w:rPr>
-            </w:r>
-          </w:p>
-        </w:tc>
-        <w:tc>
-          <w:tcPr>
-            <w:shd w:fill="auto" w:val="clear"/>
-          </w:tcPr>
-          <w:p>
-            <w:pPr>
-              <w:jc w:val="both"/>
-              <w:rPr>
-                <w:rFonts w:ascii="Arial" w:cs="Arial" w:eastAsia="Arial" w:hAnsi="Arial"/>
-              </w:rPr>
-            </w:pPr>
-            <w:r>
-              <w:rPr>
-                <w:rFonts w:ascii="Arial" w:cs="Arial" w:eastAsia="Arial" w:hAnsi="Arial"/>
-                <w:rtl w:val="0"/>
-              </w:rPr>
-              <w:t xml:space="preserve">Departamento de informática </w:t>
+              <w:rPr>
+                <w:rFonts w:ascii="Arial" w:cs="Arial" w:eastAsia="Arial" w:hAnsi="Arial"/>
+              </w:rPr>
+            </w:pPr>
+            <w:r>
+              <w:rPr>
+                <w:rFonts w:ascii="Arial" w:cs="Arial" w:eastAsia="Arial" w:hAnsi="Arial"/>
+                <w:rtl w:val="0"/>
+              </w:rPr>
+              <w:t xml:space="preserve">Dep. de informática</w:t>
             </w:r>
           </w:p>
         </w:tc>
@@ -3257,7 +2932,7 @@
             <w:pPr>
               <w:numPr>
                 <w:ilvl w:val="0"/>
-                <w:numId w:val="2"/>
+                <w:numId w:val="4"/>
               </w:numPr>
               <w:ind w:left="720" w:hanging="360"/>
               <w:jc w:val="both"/>
@@ -3277,7 +2952,7 @@
             <w:pPr>
               <w:numPr>
                 <w:ilvl w:val="0"/>
-                <w:numId w:val="2"/>
+                <w:numId w:val="4"/>
               </w:numPr>
               <w:ind w:left="720" w:hanging="360"/>
               <w:jc w:val="both"/>
@@ -3290,14 +2965,19 @@
                 <w:rFonts w:ascii="Arial" w:cs="Arial" w:eastAsia="Arial" w:hAnsi="Arial"/>
                 <w:rtl w:val="0"/>
               </w:rPr>
-              <w:t xml:space="preserve">Médico</w:t>
+              <w:t xml:space="preserve">Emergencia</w:t>
+            </w:r>
+            <w:r>
+              <w:rPr>
+                <w:rtl w:val="0"/>
+              </w:rPr>
             </w:r>
           </w:p>
           <w:p>
             <w:pPr>
               <w:numPr>
                 <w:ilvl w:val="0"/>
-                <w:numId w:val="2"/>
+                <w:numId w:val="4"/>
               </w:numPr>
               <w:ind w:left="720" w:hanging="360"/>
               <w:jc w:val="both"/>
@@ -3310,12 +2990,27 @@
                 <w:rFonts w:ascii="Arial" w:cs="Arial" w:eastAsia="Arial" w:hAnsi="Arial"/>
                 <w:rtl w:val="0"/>
               </w:rPr>
+              <w:t xml:space="preserve">Médico</w:t>
+            </w:r>
+          </w:p>
+          <w:p>
+            <w:pPr>
+              <w:numPr>
+                <w:ilvl w:val="0"/>
+                <w:numId w:val="4"/>
+              </w:numPr>
+              <w:ind w:left="720" w:hanging="360"/>
+              <w:jc w:val="both"/>
+              <w:rPr>
+                <w:rFonts w:ascii="Arial" w:cs="Arial" w:eastAsia="Arial" w:hAnsi="Arial"/>
+              </w:rPr>
+            </w:pPr>
+            <w:r>
+              <w:rPr>
+                <w:rFonts w:ascii="Arial" w:cs="Arial" w:eastAsia="Arial" w:hAnsi="Arial"/>
+                <w:rtl w:val="0"/>
+              </w:rPr>
               <w:t xml:space="preserve">Adulto Mayor</w:t>
-            </w:r>
-            <w:r>
-              <w:rPr>
-                <w:rtl w:val="0"/>
-              </w:rPr>
             </w:r>
           </w:p>
         </w:tc>
@@ -3413,12 +3108,7 @@
                 <w:rFonts w:ascii="Arial" w:cs="Arial" w:eastAsia="Arial" w:hAnsi="Arial"/>
                 <w:rtl w:val="0"/>
               </w:rPr>
-              <w:t xml:space="preserve">Al comparar el contexto con otras aplicaciones, podrían cumplir algunas de las áreas de interés pero no as su vez unificarlas en 1 sola para poder tener todas esas funciones en la palma de la mano.</w:t>
-            </w:r>
-            <w:r>
-              <w:rPr>
-                <w:rtl w:val="0"/>
-              </w:rPr>
+              <w:t xml:space="preserve">Al comparar el contexto con otras aplicaciones, estas cumplen con algunas de las áreas de interés pero, a su vez, no las unifica en 1 sola para así poder tener todas esas funciones en la palma de la mano.</w:t>
             </w:r>
           </w:p>
         </w:tc>
@@ -3488,40 +3178,35 @@
                 <w:rFonts w:ascii="Arial" w:cs="Arial" w:eastAsia="Arial" w:hAnsi="Arial"/>
                 <w:rtl w:val="0"/>
               </w:rPr>
-              <w:t xml:space="preserve">Cuando ocurre alguna emergencia buscamos que la persona afectada se pueda comunicar con su red de seguridad más cercana enviando información relevante para el contexto del usuario, a su vez como la ubicación donde se generó la alerta, debido a que en casos de hurtos obtener la información a tiempo real del dispositivo no es útil.</w:t>
-            </w:r>
-          </w:p>
-          <w:p>
-            <w:pPr>
-              <w:jc w:val="both"/>
-              <w:rPr>
-                <w:rFonts w:ascii="Arial" w:cs="Arial" w:eastAsia="Arial" w:hAnsi="Arial"/>
-              </w:rPr>
-            </w:pPr>
-            <w:r>
-              <w:rPr>
-                <w:rtl w:val="0"/>
-              </w:rPr>
-            </w:r>
-          </w:p>
-          <w:p>
-            <w:pPr>
-              <w:jc w:val="both"/>
-              <w:rPr>
-                <w:rFonts w:ascii="Arial" w:cs="Arial" w:eastAsia="Arial" w:hAnsi="Arial"/>
-              </w:rPr>
-            </w:pPr>
-            <w:r>
-              <w:rPr>
-                <w:rFonts w:ascii="Arial" w:cs="Arial" w:eastAsia="Arial" w:hAnsi="Arial"/>
-                <w:rtl w:val="0"/>
-              </w:rPr>
-              <w:t xml:space="preserve">Con esa información le da la opción para los números vinculados al usuario auxiliarlo de forma más rápida, obteniendo a su vez información médica relevante la cual ayudaría al personal médico de ser necesario, y la tenencia de un historial del incidente esta le podría ayudar a facilitar procesos legales o de reposición de documentación que llegase a necesitar.</w:t>
-            </w:r>
-            <w:r>
-              <w:rPr>
-                <w:rtl w:val="0"/>
-              </w:rPr>
+              <w:t xml:space="preserve">Cuando ocurre alguna emergencia, ya sea un robo, emergencia médica o accidente, buscamos que la persona afectada se pueda comunicar con su red de seguridad más cercana, enviando información relevante del contexto del usuario, a su vez con la ubicación de donde se generó la alerta, debido a que en casos de hurtos obtener la información a tiempo real del dispositivo puede ser contraproducente para la ayuda del usuario.</w:t>
+            </w:r>
+          </w:p>
+          <w:p>
+            <w:pPr>
+              <w:jc w:val="both"/>
+              <w:rPr>
+                <w:rFonts w:ascii="Arial" w:cs="Arial" w:eastAsia="Arial" w:hAnsi="Arial"/>
+              </w:rPr>
+            </w:pPr>
+            <w:r>
+              <w:rPr>
+                <w:rtl w:val="0"/>
+              </w:rPr>
+            </w:r>
+          </w:p>
+          <w:p>
+            <w:pPr>
+              <w:jc w:val="both"/>
+              <w:rPr>
+                <w:rFonts w:ascii="Arial" w:cs="Arial" w:eastAsia="Arial" w:hAnsi="Arial"/>
+              </w:rPr>
+            </w:pPr>
+            <w:r>
+              <w:rPr>
+                <w:rFonts w:ascii="Arial" w:cs="Arial" w:eastAsia="Arial" w:hAnsi="Arial"/>
+                <w:rtl w:val="0"/>
+              </w:rPr>
+              <w:t xml:space="preserve">Con esa información, le da la opción a los números vinculados del usuario auxiliarlo de forma más rápida, obteniendo información médica relevante la cual ayudaría al personal médico de ser necesario, y la tenencia de un historial del incidente esta le podría ayudar a facilitar procesos legales o de reposición de documentación que llegase a necesitar.</w:t>
             </w:r>
           </w:p>
         </w:tc>
@@ -3587,7 +3272,7 @@
                 <w:rFonts w:ascii="Arial" w:cs="Arial" w:eastAsia="Arial" w:hAnsi="Arial"/>
                 <w:rtl w:val="0"/>
               </w:rPr>
-              <w:t xml:space="preserve">El presupuesto estimado para este proyecto, considerando recursos tecnológicos y horas hombre es de $1.411.050 CLP, este se desglosa a continuación:</w:t>
+              <w:t xml:space="preserve">El presupuesto estimado para este proyecto, considerando fondos de contingencia, ganancia y horas hombre es de $1.496.400 CLP, este se desglosa a continuación:</w:t>
             </w:r>
           </w:p>
           <w:p>
@@ -3606,7 +3291,7 @@
           <w:sdt>
             <w:sdtPr>
               <w:lock w:val="contentLocked"/>
-              <w:id w:val="91250598"/>
+              <w:id w:val="978094552"/>
               <w:tag w:val="goog_rdk_0"/>
             </w:sdtPr>
             <w:sdtContent>
@@ -3763,69 +3448,7 @@
                           <w:rFonts w:ascii="Arial" w:cs="Arial" w:eastAsia="Arial" w:hAnsi="Arial"/>
                           <w:rtl w:val="0"/>
                         </w:rPr>
-                        <w:t xml:space="preserve">$1.032.000 CLP</w:t>
-                      </w:r>
-                    </w:p>
-                  </w:tc>
-                </w:tr>
-                <w:tr>
-                  <w:trPr>
-                    <w:cantSplit w:val="0"/>
-                    <w:tblHeader w:val="0"/>
-                  </w:trPr>
-                  <w:tc>
-                    <w:tcPr>
-                      <w:shd w:fill="auto" w:val="clear"/>
-                      <w:tcMar>
-                        <w:top w:w="100.0" w:type="dxa"/>
-                        <w:left w:w="100.0" w:type="dxa"/>
-                        <w:bottom w:w="100.0" w:type="dxa"/>
-                        <w:right w:w="100.0" w:type="dxa"/>
-                      </w:tcMar>
-                      <w:vAlign w:val="top"/>
-                    </w:tcPr>
-                    <w:p>
-                      <w:pPr>
-                        <w:widowControl w:val="0"/>
-                        <w:jc w:val="center"/>
-                        <w:rPr>
-                          <w:rFonts w:ascii="Arial" w:cs="Arial" w:eastAsia="Arial" w:hAnsi="Arial"/>
-                        </w:rPr>
-                      </w:pPr>
-                      <w:r>
-                        <w:rPr>
-                          <w:rFonts w:ascii="Arial" w:cs="Arial" w:eastAsia="Arial" w:hAnsi="Arial"/>
-                          <w:rtl w:val="0"/>
-                        </w:rPr>
-                        <w:t xml:space="preserve">Infraestructura (Herramientas de desarrollo/Dominio Web)</w:t>
-                      </w:r>
-                    </w:p>
-                  </w:tc>
-                  <w:tc>
-                    <w:tcPr>
-                      <w:shd w:fill="auto" w:val="clear"/>
-                      <w:tcMar>
-                        <w:top w:w="100.0" w:type="dxa"/>
-                        <w:left w:w="100.0" w:type="dxa"/>
-                        <w:bottom w:w="100.0" w:type="dxa"/>
-                        <w:right w:w="100.0" w:type="dxa"/>
-                      </w:tcMar>
-                      <w:vAlign w:val="top"/>
-                    </w:tcPr>
-                    <w:p>
-                      <w:pPr>
-                        <w:widowControl w:val="0"/>
-                        <w:jc w:val="center"/>
-                        <w:rPr>
-                          <w:rFonts w:ascii="Arial" w:cs="Arial" w:eastAsia="Arial" w:hAnsi="Arial"/>
-                        </w:rPr>
-                      </w:pPr>
-                      <w:r>
-                        <w:rPr>
-                          <w:rFonts w:ascii="Arial" w:cs="Arial" w:eastAsia="Arial" w:hAnsi="Arial"/>
-                          <w:rtl w:val="0"/>
-                        </w:rPr>
-                        <w:t xml:space="preserve">$195.000 CLP</w:t>
+                        <w:t xml:space="preserve">$1.424.000 CLP</w:t>
                       </w:r>
                     </w:p>
                   </w:tc>
@@ -3887,7 +3510,69 @@
                           <w:rFonts w:ascii="Arial" w:cs="Arial" w:eastAsia="Arial" w:hAnsi="Arial"/>
                           <w:rtl w:val="0"/>
                         </w:rPr>
-                        <w:t xml:space="preserve"> $184.050 CLP</w:t>
+                        <w:t xml:space="preserve">$154.800 CLP</w:t>
+                      </w:r>
+                    </w:p>
+                  </w:tc>
+                </w:tr>
+                <w:tr>
+                  <w:trPr>
+                    <w:cantSplit w:val="0"/>
+                    <w:tblHeader w:val="0"/>
+                  </w:trPr>
+                  <w:tc>
+                    <w:tcPr>
+                      <w:shd w:fill="auto" w:val="clear"/>
+                      <w:tcMar>
+                        <w:top w:w="100.0" w:type="dxa"/>
+                        <w:left w:w="100.0" w:type="dxa"/>
+                        <w:bottom w:w="100.0" w:type="dxa"/>
+                        <w:right w:w="100.0" w:type="dxa"/>
+                      </w:tcMar>
+                      <w:vAlign w:val="top"/>
+                    </w:tcPr>
+                    <w:p>
+                      <w:pPr>
+                        <w:widowControl w:val="0"/>
+                        <w:jc w:val="center"/>
+                        <w:rPr>
+                          <w:rFonts w:ascii="Arial" w:cs="Arial" w:eastAsia="Arial" w:hAnsi="Arial"/>
+                        </w:rPr>
+                      </w:pPr>
+                      <w:r>
+                        <w:rPr>
+                          <w:rFonts w:ascii="Arial" w:cs="Arial" w:eastAsia="Arial" w:hAnsi="Arial"/>
+                          <w:rtl w:val="0"/>
+                        </w:rPr>
+                        <w:t xml:space="preserve">Fondo de Ganancia (30%)</w:t>
+                      </w:r>
+                    </w:p>
+                  </w:tc>
+                  <w:tc>
+                    <w:tcPr>
+                      <w:shd w:fill="auto" w:val="clear"/>
+                      <w:tcMar>
+                        <w:top w:w="100.0" w:type="dxa"/>
+                        <w:left w:w="100.0" w:type="dxa"/>
+                        <w:bottom w:w="100.0" w:type="dxa"/>
+                        <w:right w:w="100.0" w:type="dxa"/>
+                      </w:tcMar>
+                      <w:vAlign w:val="top"/>
+                    </w:tcPr>
+                    <w:p>
+                      <w:pPr>
+                        <w:widowControl w:val="0"/>
+                        <w:jc w:val="center"/>
+                        <w:rPr>
+                          <w:rFonts w:ascii="Arial" w:cs="Arial" w:eastAsia="Arial" w:hAnsi="Arial"/>
+                        </w:rPr>
+                      </w:pPr>
+                      <w:r>
+                        <w:rPr>
+                          <w:rFonts w:ascii="Arial" w:cs="Arial" w:eastAsia="Arial" w:hAnsi="Arial"/>
+                          <w:rtl w:val="0"/>
+                        </w:rPr>
+                        <w:t xml:space="preserve">$309.600 CLP</w:t>
                       </w:r>
                     </w:p>
                   </w:tc>
@@ -3957,7 +3642,7 @@
                           <w:bCs w:val="1"/>
                           <w:rtl w:val="0"/>
                         </w:rPr>
-                        <w:t xml:space="preserve">$1.411.050 CLP</w:t>
+                        <w:t xml:space="preserve">$1.888.400 CLP</w:t>
                       </w:r>
                     </w:p>
                   </w:tc>
@@ -3969,44 +3654,20 @@
             <w:pPr>
               <w:jc w:val="both"/>
               <w:rPr>
-                <w:color w:val="ff0000"/>
-              </w:rPr>
-            </w:pPr>
-            <w:r>
-              <w:rPr>
-                <w:rtl w:val="0"/>
-              </w:rPr>
-            </w:r>
-          </w:p>
-          <w:p>
-            <w:pPr>
-              <w:jc w:val="both"/>
-              <w:rPr>
-                <w:color w:val="ff0000"/>
-              </w:rPr>
-            </w:pPr>
-            <w:r>
-              <w:rPr>
-                <w:rtl w:val="0"/>
-              </w:rPr>
+                <w:rFonts w:ascii="Arial" w:cs="Arial" w:eastAsia="Arial" w:hAnsi="Arial"/>
+              </w:rPr>
+            </w:pPr>
+            <w:r>
+              <w:rPr>
+                <w:rFonts w:ascii="Arial" w:cs="Arial" w:eastAsia="Arial" w:hAnsi="Arial"/>
+                <w:rtl w:val="0"/>
+              </w:rPr>
+              <w:t xml:space="preserve">Para la valorización se tomaron en cuenta los valores de la Guía Salarial Tech Chile 2026, y se ajustaron los valores considerando la calidad de Junior del equipo de desarrollo y en modalidad como consultoria independiente</w:t>
             </w:r>
           </w:p>
         </w:tc>
       </w:tr>
     </w:tbl>
-    <w:p>
-      <w:pPr>
-        <w:pStyle w:val="Heading1"/>
-        <w:rPr/>
-      </w:pPr>
-      <w:bookmarkStart w:colFirst="0" w:colLast="0" w:name="_heading=h.ezyqauyh1k17" w:id="14"/>
-      <w:bookmarkEnd w:id="14"/>
-      <w:r>
-        <w:rPr>
-          <w:rtl w:val="0"/>
-        </w:rPr>
-      </w:r>
-    </w:p>
     <w:p>
       <w:pPr>
         <w:pStyle w:val="Heading1"/>
@@ -4018,8 +3679,8 @@
           <w:vertAlign w:val="baseline"/>
         </w:rPr>
       </w:pPr>
-      <w:bookmarkStart w:colFirst="0" w:colLast="0" w:name="_heading=h.44sinio" w:id="15"/>
-      <w:bookmarkEnd w:id="15"/>
+      <w:bookmarkStart w:colFirst="0" w:colLast="0" w:name="_heading=h.44sinio" w:id="14"/>
+      <w:bookmarkEnd w:id="14"/>
       <w:r>
         <w:rPr>
           <w:vertAlign w:val="baseline"/>
@@ -4039,8 +3700,8 @@
           <w:vertAlign w:val="baseline"/>
         </w:rPr>
       </w:pPr>
-      <w:bookmarkStart w:colFirst="0" w:colLast="0" w:name="_heading=h.2jxsxqh" w:id="16"/>
-      <w:bookmarkEnd w:id="16"/>
+      <w:bookmarkStart w:colFirst="0" w:colLast="0" w:name="_heading=h.2jxsxqh" w:id="15"/>
+      <w:bookmarkEnd w:id="15"/>
       <w:r>
         <w:rPr>
           <w:vertAlign w:val="baseline"/>
@@ -4099,7 +3760,7 @@
             <w:pPr>
               <w:numPr>
                 <w:ilvl w:val="0"/>
-                <w:numId w:val="2"/>
+                <w:numId w:val="4"/>
               </w:numPr>
               <w:ind w:left="720" w:hanging="360"/>
               <w:jc w:val="both"/>
@@ -4112,14 +3773,14 @@
                 <w:rFonts w:ascii="Arial" w:cs="Arial" w:eastAsia="Arial" w:hAnsi="Arial"/>
                 <w:rtl w:val="0"/>
               </w:rPr>
-              <w:t xml:space="preserve">Urbano: enviar ubicación del afectado y un mensaje personalizado creado por el usuario.</w:t>
+              <w:t xml:space="preserve">Urbano: Enviar ubicación del afectado y un mensaje personalizado creado por el usuario.</w:t>
             </w:r>
           </w:p>
           <w:p>
             <w:pPr>
               <w:numPr>
                 <w:ilvl w:val="0"/>
-                <w:numId w:val="2"/>
+                <w:numId w:val="4"/>
               </w:numPr>
               <w:ind w:left="720" w:hanging="360"/>
               <w:jc w:val="both"/>
@@ -4132,14 +3793,19 @@
                 <w:rFonts w:ascii="Arial" w:cs="Arial" w:eastAsia="Arial" w:hAnsi="Arial"/>
                 <w:rtl w:val="0"/>
               </w:rPr>
-              <w:t xml:space="preserve">Médico: enviar ubicación del afectado, un mensaje personalizado creado por el usuario y un mensaje con la información médica relevante del usuario.</w:t>
+              <w:t xml:space="preserve">Emergencia: Enviar ubicación del afectado y un mensaje personalizado creado por el usuario. </w:t>
+            </w:r>
+            <w:r>
+              <w:rPr>
+                <w:rtl w:val="0"/>
+              </w:rPr>
             </w:r>
           </w:p>
           <w:p>
             <w:pPr>
               <w:numPr>
                 <w:ilvl w:val="0"/>
-                <w:numId w:val="2"/>
+                <w:numId w:val="4"/>
               </w:numPr>
               <w:ind w:left="720" w:hanging="360"/>
               <w:jc w:val="both"/>
@@ -4152,12 +3818,27 @@
                 <w:rFonts w:ascii="Arial" w:cs="Arial" w:eastAsia="Arial" w:hAnsi="Arial"/>
                 <w:rtl w:val="0"/>
               </w:rPr>
+              <w:t xml:space="preserve">Médico: enviar ubicación del afectado, un mensaje personalizado creado por el usuario y un mensaje con la información médica relevante del usuario.</w:t>
+            </w:r>
+          </w:p>
+          <w:p>
+            <w:pPr>
+              <w:numPr>
+                <w:ilvl w:val="0"/>
+                <w:numId w:val="4"/>
+              </w:numPr>
+              <w:ind w:left="720" w:hanging="360"/>
+              <w:jc w:val="both"/>
+              <w:rPr>
+                <w:rFonts w:ascii="Arial" w:cs="Arial" w:eastAsia="Arial" w:hAnsi="Arial"/>
+              </w:rPr>
+            </w:pPr>
+            <w:r>
+              <w:rPr>
+                <w:rFonts w:ascii="Arial" w:cs="Arial" w:eastAsia="Arial" w:hAnsi="Arial"/>
+                <w:rtl w:val="0"/>
+              </w:rPr>
               <w:t xml:space="preserve">Adulto Mayor: enviar ubicación del afectado, un mensaje personalizado creado por el usuario, un mensaje con la información médica relevante del usuario y configuración de la aplicación móvil reducida.</w:t>
-            </w:r>
-            <w:r>
-              <w:rPr>
-                <w:rtl w:val="0"/>
-              </w:rPr>
             </w:r>
           </w:p>
         </w:tc>
@@ -4196,8 +3877,8 @@
           <w:vertAlign w:val="baseline"/>
         </w:rPr>
       </w:pPr>
-      <w:bookmarkStart w:colFirst="0" w:colLast="0" w:name="_heading=h.z337ya" w:id="17"/>
-      <w:bookmarkEnd w:id="17"/>
+      <w:bookmarkStart w:colFirst="0" w:colLast="0" w:name="_heading=h.z337ya" w:id="16"/>
+      <w:bookmarkEnd w:id="16"/>
       <w:r>
         <w:rPr>
           <w:rFonts w:ascii="Calibri" w:cs="Calibri" w:eastAsia="Calibri" w:hAnsi="Calibri"/>
@@ -4475,7 +4156,7 @@
                 <w:rFonts w:ascii="Arial" w:cs="Arial" w:eastAsia="Arial" w:hAnsi="Arial"/>
                 <w:rtl w:val="0"/>
               </w:rPr>
-              <w:t xml:space="preserve">“Emergen” busca solucionar los tiempos de espera en situaciones de emergencia, brindando una comunicación efectiva al círculo cercano de la persona y a los agentes de seguridad para el auxilio del usuario.</w:t>
+              <w:t xml:space="preserve">“Emergen” busca solucionar los tiempos de espera en situaciones de emergencia, brindando una comunicación efectiva al círculo cercano de la persona para el auxilio del usuario.</w:t>
             </w:r>
             <w:r>
               <w:rPr>
@@ -4597,7 +4278,19 @@
                 <w:vertAlign w:val="baseline"/>
                 <w:rtl w:val="0"/>
               </w:rPr>
-              <w:t xml:space="preserve">100%</w:t>
+              <w:t xml:space="preserve">100% de</w:t>
+            </w:r>
+            <w:r>
+              <w:rPr>
+                <w:rFonts w:ascii="Arial" w:cs="Arial" w:eastAsia="Arial" w:hAnsi="Arial"/>
+                <w:rtl w:val="0"/>
+              </w:rPr>
+              <w:t xml:space="preserve"> los RF en alcance, con al menos 1 caso de prueba P1/P2 aprobado</w:t>
+            </w:r>
+            <w:r>
+              <w:rPr>
+                <w:rtl w:val="0"/>
+              </w:rPr>
             </w:r>
           </w:p>
         </w:tc>
@@ -4636,8 +4329,8 @@
           <w:vertAlign w:val="baseline"/>
         </w:rPr>
       </w:pPr>
-      <w:bookmarkStart w:colFirst="0" w:colLast="0" w:name="_heading=h.3j2qqm3" w:id="18"/>
-      <w:bookmarkEnd w:id="18"/>
+      <w:bookmarkStart w:colFirst="0" w:colLast="0" w:name="_heading=h.3j2qqm3" w:id="17"/>
+      <w:bookmarkEnd w:id="17"/>
       <w:r>
         <w:rPr>
           <w:rtl w:val="0"/>
@@ -4914,7 +4607,19 @@
                 <w:vertAlign w:val="baseline"/>
                 <w:rtl w:val="0"/>
               </w:rPr>
-              <w:t xml:space="preserve">El sistema tiene que cumplir con las normas de calidad definidas en la ISO 9126 y la ISO 25001.</w:t>
+              <w:t xml:space="preserve">El sistema </w:t>
+            </w:r>
+            <w:r>
+              <w:rPr>
+                <w:rFonts w:ascii="Arial" w:cs="Arial" w:eastAsia="Arial" w:hAnsi="Arial"/>
+                <w:rtl w:val="0"/>
+              </w:rPr>
+              <w:t xml:space="preserve">se evaluará según el modelo de calidad de producto ISO/IEC 25010</w:t>
+            </w:r>
+            <w:r>
+              <w:rPr>
+                <w:rtl w:val="0"/>
+              </w:rPr>
             </w:r>
           </w:p>
         </w:tc>
@@ -5095,34 +4800,12 @@
               <w:jc w:val="both"/>
               <w:rPr>
                 <w:rFonts w:ascii="Arial" w:cs="Arial" w:eastAsia="Arial" w:hAnsi="Arial"/>
-                <w:i w:val="0"/>
-                <w:iCs w:val="0"/>
-                <w:smallCaps w:val="0"/>
-                <w:strike w:val="0"/>
-                <w:color w:val="000000"/>
-                <w:sz w:val="24"/>
-                <w:szCs w:val="24"/>
-                <w:u w:val="none"/>
-                <w:shd w:fill="auto" w:val="clear"/>
-                <w:vertAlign w:val="baseline"/>
-              </w:rPr>
-            </w:pPr>
-            <w:r>
-              <w:rPr>
-                <w:rFonts w:ascii="Arial" w:cs="Arial" w:eastAsia="Arial" w:hAnsi="Arial"/>
-                <w:i w:val="0"/>
-                <w:iCs w:val="0"/>
-                <w:smallCaps w:val="0"/>
-                <w:strike w:val="0"/>
-                <w:color w:val="000000"/>
-                <w:sz w:val="24"/>
-                <w:szCs w:val="24"/>
-                <w:u w:val="none"/>
-                <w:shd w:fill="auto" w:val="clear"/>
-                <w:vertAlign w:val="baseline"/>
-                <w:rtl w:val="0"/>
-              </w:rPr>
-              <w:t xml:space="preserve">-Usabilidad </w:t>
+              </w:rPr>
+            </w:pPr>
+            <w:r>
+              <w:rPr>
+                <w:rtl w:val="0"/>
+              </w:rPr>
             </w:r>
           </w:p>
           <w:p>
@@ -5170,7 +4853,7 @@
                 <w:vertAlign w:val="baseline"/>
                 <w:rtl w:val="0"/>
               </w:rPr>
-              <w:t xml:space="preserve">-Funcionalidad </w:t>
+              <w:t xml:space="preserve">-Usabilidad </w:t>
             </w:r>
           </w:p>
           <w:p>
@@ -5191,34 +4874,12 @@
               <w:jc w:val="both"/>
               <w:rPr>
                 <w:rFonts w:ascii="Arial" w:cs="Arial" w:eastAsia="Arial" w:hAnsi="Arial"/>
-                <w:i w:val="0"/>
-                <w:iCs w:val="0"/>
-                <w:smallCaps w:val="0"/>
-                <w:strike w:val="0"/>
-                <w:color w:val="000000"/>
-                <w:sz w:val="24"/>
-                <w:szCs w:val="24"/>
-                <w:u w:val="none"/>
-                <w:shd w:fill="auto" w:val="clear"/>
-                <w:vertAlign w:val="baseline"/>
-              </w:rPr>
-            </w:pPr>
-            <w:r>
-              <w:rPr>
-                <w:rFonts w:ascii="Arial" w:cs="Arial" w:eastAsia="Arial" w:hAnsi="Arial"/>
-                <w:i w:val="0"/>
-                <w:iCs w:val="0"/>
-                <w:smallCaps w:val="0"/>
-                <w:strike w:val="0"/>
-                <w:color w:val="000000"/>
-                <w:sz w:val="24"/>
-                <w:szCs w:val="24"/>
-                <w:u w:val="none"/>
-                <w:shd w:fill="auto" w:val="clear"/>
-                <w:vertAlign w:val="baseline"/>
-                <w:rtl w:val="0"/>
-              </w:rPr>
-              <w:t xml:space="preserve">-Mantenibilidad</w:t>
+              </w:rPr>
+            </w:pPr>
+            <w:r>
+              <w:rPr>
+                <w:rtl w:val="0"/>
+              </w:rPr>
             </w:r>
           </w:p>
           <w:p>
@@ -5266,14 +4927,9 @@
                 <w:vertAlign w:val="baseline"/>
                 <w:rtl w:val="0"/>
               </w:rPr>
-              <w:t xml:space="preserve">-Interoperabilidad </w:t>
-            </w:r>
-          </w:p>
-        </w:tc>
-        <w:tc>
-          <w:tcPr>
-            <w:shd w:fill="auto" w:val="clear"/>
-          </w:tcPr>
+              <w:t xml:space="preserve">-Funcionalidad </w:t>
+            </w:r>
+          </w:p>
           <w:p>
             <w:pPr>
               <w:keepNext w:val="0"/>
@@ -5292,16 +4948,6 @@
               <w:jc w:val="both"/>
               <w:rPr>
                 <w:rFonts w:ascii="Arial" w:cs="Arial" w:eastAsia="Arial" w:hAnsi="Arial"/>
-                <w:i w:val="0"/>
-                <w:iCs w:val="0"/>
-                <w:smallCaps w:val="0"/>
-                <w:strike w:val="0"/>
-                <w:color w:val="000000"/>
-                <w:sz w:val="24"/>
-                <w:szCs w:val="24"/>
-                <w:u w:val="none"/>
-                <w:shd w:fill="auto" w:val="clear"/>
-                <w:vertAlign w:val="baseline"/>
               </w:rPr>
             </w:pPr>
             <w:r>
@@ -5355,31 +5001,7 @@
                 <w:vertAlign w:val="baseline"/>
                 <w:rtl w:val="0"/>
               </w:rPr>
-              <w:t xml:space="preserve">-9</w:t>
-            </w:r>
-            <w:r>
-              <w:rPr>
-                <w:rFonts w:ascii="Arial" w:cs="Arial" w:eastAsia="Arial" w:hAnsi="Arial"/>
-                <w:rtl w:val="0"/>
-              </w:rPr>
-              <w:t xml:space="preserve">8</w:t>
-            </w:r>
-            <w:r>
-              <w:rPr>
-                <w:rFonts w:ascii="Arial" w:cs="Arial" w:eastAsia="Arial" w:hAnsi="Arial"/>
-                <w:i w:val="0"/>
-                <w:iCs w:val="0"/>
-                <w:smallCaps w:val="0"/>
-                <w:strike w:val="0"/>
-                <w:color w:val="000000"/>
-                <w:sz w:val="24"/>
-                <w:szCs w:val="24"/>
-                <w:u w:val="none"/>
-                <w:shd w:fill="auto" w:val="clear"/>
-                <w:vertAlign w:val="baseline"/>
-                <w:rtl w:val="0"/>
-              </w:rPr>
-              <w:t xml:space="preserve">%</w:t>
+              <w:t xml:space="preserve">-Mantenibilidad</w:t>
             </w:r>
           </w:p>
           <w:p>
@@ -5400,34 +5022,12 @@
               <w:jc w:val="both"/>
               <w:rPr>
                 <w:rFonts w:ascii="Arial" w:cs="Arial" w:eastAsia="Arial" w:hAnsi="Arial"/>
-                <w:i w:val="0"/>
-                <w:iCs w:val="0"/>
-                <w:smallCaps w:val="0"/>
-                <w:strike w:val="0"/>
-                <w:color w:val="000000"/>
-                <w:sz w:val="24"/>
-                <w:szCs w:val="24"/>
-                <w:u w:val="none"/>
-                <w:shd w:fill="auto" w:val="clear"/>
-                <w:vertAlign w:val="baseline"/>
-              </w:rPr>
-            </w:pPr>
-            <w:r>
-              <w:rPr>
-                <w:rFonts w:ascii="Arial" w:cs="Arial" w:eastAsia="Arial" w:hAnsi="Arial"/>
-                <w:i w:val="0"/>
-                <w:iCs w:val="0"/>
-                <w:smallCaps w:val="0"/>
-                <w:strike w:val="0"/>
-                <w:color w:val="000000"/>
-                <w:sz w:val="24"/>
-                <w:szCs w:val="24"/>
-                <w:u w:val="none"/>
-                <w:shd w:fill="auto" w:val="clear"/>
-                <w:vertAlign w:val="baseline"/>
-                <w:rtl w:val="0"/>
-              </w:rPr>
-              <w:t xml:space="preserve">-98%</w:t>
+              </w:rPr>
+            </w:pPr>
+            <w:r>
+              <w:rPr>
+                <w:rtl w:val="0"/>
+              </w:rPr>
             </w:r>
           </w:p>
           <w:p>
@@ -5475,9 +5075,14 @@
                 <w:vertAlign w:val="baseline"/>
                 <w:rtl w:val="0"/>
               </w:rPr>
-              <w:t xml:space="preserve">-98%</w:t>
-            </w:r>
-          </w:p>
+              <w:t xml:space="preserve">-Interoperabilidad </w:t>
+            </w:r>
+          </w:p>
+        </w:tc>
+        <w:tc>
+          <w:tcPr>
+            <w:shd w:fill="auto" w:val="clear"/>
+          </w:tcPr>
           <w:p>
             <w:pPr>
               <w:keepNext w:val="0"/>
@@ -5510,20 +5115,8 @@
             </w:pPr>
             <w:r>
               <w:rPr>
-                <w:rFonts w:ascii="Arial" w:cs="Arial" w:eastAsia="Arial" w:hAnsi="Arial"/>
-                <w:i w:val="0"/>
-                <w:iCs w:val="0"/>
-                <w:smallCaps w:val="0"/>
-                <w:strike w:val="0"/>
-                <w:color w:val="000000"/>
-                <w:sz w:val="24"/>
-                <w:szCs w:val="24"/>
-                <w:u w:val="none"/>
-                <w:shd w:fill="auto" w:val="clear"/>
-                <w:vertAlign w:val="baseline"/>
-                <w:rtl w:val="0"/>
-              </w:rPr>
-              <w:t xml:space="preserve">-100%</w:t>
+                <w:rtl w:val="0"/>
+              </w:rPr>
             </w:r>
           </w:p>
           <w:p>
@@ -5556,6 +5149,21 @@
                 <w:vertAlign w:val="baseline"/>
               </w:rPr>
             </w:pPr>
+            <w:sdt>
+              <w:sdtPr>
+                <w:id w:val="-511592539"/>
+                <w:tag w:val="goog_rdk_1"/>
+              </w:sdtPr>
+              <w:sdtContent>
+                <w:r>
+                  <w:rPr>
+                    <w:rFonts w:ascii="Arial Unicode MS" w:cs="Arial Unicode MS" w:eastAsia="Arial Unicode MS" w:hAnsi="Arial Unicode MS"/>
+                    <w:rtl w:val="0"/>
+                  </w:rPr>
+                  <w:t xml:space="preserve">≥</w:t>
+                </w:r>
+              </w:sdtContent>
+            </w:sdt>
             <w:r>
               <w:rPr>
                 <w:rFonts w:ascii="Arial" w:cs="Arial" w:eastAsia="Arial" w:hAnsi="Arial"/>
@@ -5571,7 +5179,325 @@
                 <w:vertAlign w:val="baseline"/>
                 <w:rtl w:val="0"/>
               </w:rPr>
-              <w:t xml:space="preserve">-100%</w:t>
+              <w:t xml:space="preserve">9</w:t>
+            </w:r>
+            <w:r>
+              <w:rPr>
+                <w:rFonts w:ascii="Arial" w:cs="Arial" w:eastAsia="Arial" w:hAnsi="Arial"/>
+                <w:rtl w:val="0"/>
+              </w:rPr>
+              <w:t xml:space="preserve">8</w:t>
+            </w:r>
+            <w:r>
+              <w:rPr>
+                <w:rFonts w:ascii="Arial" w:cs="Arial" w:eastAsia="Arial" w:hAnsi="Arial"/>
+                <w:i w:val="0"/>
+                <w:iCs w:val="0"/>
+                <w:smallCaps w:val="0"/>
+                <w:strike w:val="0"/>
+                <w:color w:val="000000"/>
+                <w:sz w:val="24"/>
+                <w:szCs w:val="24"/>
+                <w:u w:val="none"/>
+                <w:shd w:fill="auto" w:val="clear"/>
+                <w:vertAlign w:val="baseline"/>
+                <w:rtl w:val="0"/>
+              </w:rPr>
+              <w:t xml:space="preserve">% de los casos de seguridad aprobados y 0 defectos </w:t>
+            </w:r>
+            <w:r>
+              <w:rPr>
+                <w:rFonts w:ascii="Arial" w:cs="Arial" w:eastAsia="Arial" w:hAnsi="Arial"/>
+                <w:rtl w:val="0"/>
+              </w:rPr>
+              <w:t xml:space="preserve">críticos</w:t>
+            </w:r>
+            <w:r>
+              <w:rPr>
+                <w:rtl w:val="0"/>
+              </w:rPr>
+            </w:r>
+          </w:p>
+          <w:p>
+            <w:pPr>
+              <w:keepNext w:val="0"/>
+              <w:keepLines w:val="0"/>
+              <w:widowControl w:val="1"/>
+              <w:pBdr>
+                <w:top w:space="0" w:sz="0" w:val="nil"/>
+                <w:left w:space="0" w:sz="0" w:val="nil"/>
+                <w:bottom w:space="0" w:sz="0" w:val="nil"/>
+                <w:right w:space="0" w:sz="0" w:val="nil"/>
+                <w:between w:space="0" w:sz="0" w:val="nil"/>
+              </w:pBdr>
+              <w:shd w:fill="auto" w:val="clear"/>
+              <w:spacing w:after="0" w:before="0" w:line="240" w:lineRule="auto"/>
+              <w:ind w:left="0" w:right="0" w:firstLine="0"/>
+              <w:jc w:val="both"/>
+              <w:rPr>
+                <w:rFonts w:ascii="Arial" w:cs="Arial" w:eastAsia="Arial" w:hAnsi="Arial"/>
+                <w:i w:val="0"/>
+                <w:iCs w:val="0"/>
+                <w:smallCaps w:val="0"/>
+                <w:strike w:val="0"/>
+                <w:color w:val="000000"/>
+                <w:sz w:val="24"/>
+                <w:szCs w:val="24"/>
+                <w:u w:val="none"/>
+                <w:shd w:fill="auto" w:val="clear"/>
+                <w:vertAlign w:val="baseline"/>
+              </w:rPr>
+            </w:pPr>
+            <w:sdt>
+              <w:sdtPr>
+                <w:id w:val="-1476219128"/>
+                <w:tag w:val="goog_rdk_2"/>
+              </w:sdtPr>
+              <w:sdtContent>
+                <w:r>
+                  <w:rPr>
+                    <w:rFonts w:ascii="Arial Unicode MS" w:cs="Arial Unicode MS" w:eastAsia="Arial Unicode MS" w:hAnsi="Arial Unicode MS"/>
+                    <w:rtl w:val="0"/>
+                  </w:rPr>
+                  <w:t xml:space="preserve">≥</w:t>
+                </w:r>
+              </w:sdtContent>
+            </w:sdt>
+            <w:r>
+              <w:rPr>
+                <w:rFonts w:ascii="Arial" w:cs="Arial" w:eastAsia="Arial" w:hAnsi="Arial"/>
+                <w:i w:val="0"/>
+                <w:iCs w:val="0"/>
+                <w:smallCaps w:val="0"/>
+                <w:strike w:val="0"/>
+                <w:color w:val="000000"/>
+                <w:sz w:val="24"/>
+                <w:szCs w:val="24"/>
+                <w:u w:val="none"/>
+                <w:shd w:fill="auto" w:val="clear"/>
+                <w:vertAlign w:val="baseline"/>
+                <w:rtl w:val="0"/>
+              </w:rPr>
+              <w:t xml:space="preserve">98% de los casos </w:t>
+            </w:r>
+            <w:r>
+              <w:rPr>
+                <w:rFonts w:ascii="Arial" w:cs="Arial" w:eastAsia="Arial" w:hAnsi="Arial"/>
+                <w:rtl w:val="0"/>
+              </w:rPr>
+              <w:t xml:space="preserve">de usabilidad y responsividad aprobados</w:t>
+            </w:r>
+            <w:r>
+              <w:rPr>
+                <w:rtl w:val="0"/>
+              </w:rPr>
+            </w:r>
+          </w:p>
+          <w:p>
+            <w:pPr>
+              <w:keepNext w:val="0"/>
+              <w:keepLines w:val="0"/>
+              <w:widowControl w:val="1"/>
+              <w:pBdr>
+                <w:top w:space="0" w:sz="0" w:val="nil"/>
+                <w:left w:space="0" w:sz="0" w:val="nil"/>
+                <w:bottom w:space="0" w:sz="0" w:val="nil"/>
+                <w:right w:space="0" w:sz="0" w:val="nil"/>
+                <w:between w:space="0" w:sz="0" w:val="nil"/>
+              </w:pBdr>
+              <w:shd w:fill="auto" w:val="clear"/>
+              <w:spacing w:after="0" w:before="0" w:line="240" w:lineRule="auto"/>
+              <w:ind w:left="0" w:right="0" w:firstLine="0"/>
+              <w:jc w:val="both"/>
+              <w:rPr>
+                <w:rFonts w:ascii="Arial" w:cs="Arial" w:eastAsia="Arial" w:hAnsi="Arial"/>
+                <w:i w:val="0"/>
+                <w:iCs w:val="0"/>
+                <w:smallCaps w:val="0"/>
+                <w:strike w:val="0"/>
+                <w:color w:val="000000"/>
+                <w:sz w:val="24"/>
+                <w:szCs w:val="24"/>
+                <w:u w:val="none"/>
+                <w:shd w:fill="auto" w:val="clear"/>
+                <w:vertAlign w:val="baseline"/>
+              </w:rPr>
+            </w:pPr>
+            <w:sdt>
+              <w:sdtPr>
+                <w:id w:val="1559504147"/>
+                <w:tag w:val="goog_rdk_3"/>
+              </w:sdtPr>
+              <w:sdtContent>
+                <w:r>
+                  <w:rPr>
+                    <w:rFonts w:ascii="Arial Unicode MS" w:cs="Arial Unicode MS" w:eastAsia="Arial Unicode MS" w:hAnsi="Arial Unicode MS"/>
+                    <w:rtl w:val="0"/>
+                  </w:rPr>
+                  <w:t xml:space="preserve">≥ </w:t>
+                </w:r>
+              </w:sdtContent>
+            </w:sdt>
+            <w:r>
+              <w:rPr>
+                <w:rFonts w:ascii="Arial" w:cs="Arial" w:eastAsia="Arial" w:hAnsi="Arial"/>
+                <w:i w:val="0"/>
+                <w:iCs w:val="0"/>
+                <w:smallCaps w:val="0"/>
+                <w:strike w:val="0"/>
+                <w:color w:val="000000"/>
+                <w:sz w:val="24"/>
+                <w:szCs w:val="24"/>
+                <w:u w:val="none"/>
+                <w:shd w:fill="auto" w:val="clear"/>
+                <w:vertAlign w:val="baseline"/>
+                <w:rtl w:val="0"/>
+              </w:rPr>
+              <w:t xml:space="preserve">98% de los casos funcionales aprobados</w:t>
+            </w:r>
+          </w:p>
+          <w:p>
+            <w:pPr>
+              <w:keepNext w:val="0"/>
+              <w:keepLines w:val="0"/>
+              <w:widowControl w:val="1"/>
+              <w:pBdr>
+                <w:top w:space="0" w:sz="0" w:val="nil"/>
+                <w:left w:space="0" w:sz="0" w:val="nil"/>
+                <w:bottom w:space="0" w:sz="0" w:val="nil"/>
+                <w:right w:space="0" w:sz="0" w:val="nil"/>
+                <w:between w:space="0" w:sz="0" w:val="nil"/>
+              </w:pBdr>
+              <w:shd w:fill="auto" w:val="clear"/>
+              <w:spacing w:after="0" w:before="0" w:line="240" w:lineRule="auto"/>
+              <w:ind w:left="0" w:right="0" w:firstLine="0"/>
+              <w:jc w:val="both"/>
+              <w:rPr>
+                <w:rFonts w:ascii="Arial" w:cs="Arial" w:eastAsia="Arial" w:hAnsi="Arial"/>
+                <w:i w:val="0"/>
+                <w:iCs w:val="0"/>
+                <w:smallCaps w:val="0"/>
+                <w:strike w:val="0"/>
+                <w:color w:val="000000"/>
+                <w:sz w:val="24"/>
+                <w:szCs w:val="24"/>
+                <w:u w:val="none"/>
+                <w:shd w:fill="auto" w:val="clear"/>
+                <w:vertAlign w:val="baseline"/>
+              </w:rPr>
+            </w:pPr>
+            <w:r>
+              <w:rPr>
+                <w:rFonts w:ascii="Arial" w:cs="Arial" w:eastAsia="Arial" w:hAnsi="Arial"/>
+                <w:i w:val="0"/>
+                <w:iCs w:val="0"/>
+                <w:smallCaps w:val="0"/>
+                <w:strike w:val="0"/>
+                <w:color w:val="000000"/>
+                <w:sz w:val="24"/>
+                <w:szCs w:val="24"/>
+                <w:u w:val="none"/>
+                <w:shd w:fill="auto" w:val="clear"/>
+                <w:vertAlign w:val="baseline"/>
+                <w:rtl w:val="0"/>
+              </w:rPr>
+              <w:t xml:space="preserve">100% del </w:t>
+            </w:r>
+            <w:r>
+              <w:rPr>
+                <w:rFonts w:ascii="Arial" w:cs="Arial" w:eastAsia="Arial" w:hAnsi="Arial"/>
+                <w:rtl w:val="0"/>
+              </w:rPr>
+              <w:t xml:space="preserve">código</w:t>
+            </w:r>
+            <w:r>
+              <w:rPr>
+                <w:rFonts w:ascii="Arial" w:cs="Arial" w:eastAsia="Arial" w:hAnsi="Arial"/>
+                <w:i w:val="0"/>
+                <w:iCs w:val="0"/>
+                <w:smallCaps w:val="0"/>
+                <w:strike w:val="0"/>
+                <w:color w:val="000000"/>
+                <w:sz w:val="24"/>
+                <w:szCs w:val="24"/>
+                <w:u w:val="none"/>
+                <w:shd w:fill="auto" w:val="clear"/>
+                <w:vertAlign w:val="baseline"/>
+                <w:rtl w:val="0"/>
+              </w:rPr>
+              <w:t xml:space="preserve"> funcional sin erro</w:t>
+            </w:r>
+            <w:r>
+              <w:rPr>
+                <w:rFonts w:ascii="Arial" w:cs="Arial" w:eastAsia="Arial" w:hAnsi="Arial"/>
+                <w:rtl w:val="0"/>
+              </w:rPr>
+              <w:t xml:space="preserve">res</w:t>
+            </w:r>
+            <w:r>
+              <w:rPr>
+                <w:rtl w:val="0"/>
+              </w:rPr>
+            </w:r>
+          </w:p>
+          <w:p>
+            <w:pPr>
+              <w:keepNext w:val="0"/>
+              <w:keepLines w:val="0"/>
+              <w:widowControl w:val="1"/>
+              <w:pBdr>
+                <w:top w:space="0" w:sz="0" w:val="nil"/>
+                <w:left w:space="0" w:sz="0" w:val="nil"/>
+                <w:bottom w:space="0" w:sz="0" w:val="nil"/>
+                <w:right w:space="0" w:sz="0" w:val="nil"/>
+                <w:between w:space="0" w:sz="0" w:val="nil"/>
+              </w:pBdr>
+              <w:shd w:fill="auto" w:val="clear"/>
+              <w:spacing w:after="0" w:before="0" w:line="240" w:lineRule="auto"/>
+              <w:ind w:left="0" w:right="0" w:firstLine="0"/>
+              <w:jc w:val="both"/>
+              <w:rPr>
+                <w:rFonts w:ascii="Arial" w:cs="Arial" w:eastAsia="Arial" w:hAnsi="Arial"/>
+                <w:i w:val="0"/>
+                <w:iCs w:val="0"/>
+                <w:smallCaps w:val="0"/>
+                <w:strike w:val="0"/>
+                <w:color w:val="000000"/>
+                <w:sz w:val="24"/>
+                <w:szCs w:val="24"/>
+                <w:u w:val="none"/>
+                <w:shd w:fill="auto" w:val="clear"/>
+                <w:vertAlign w:val="baseline"/>
+              </w:rPr>
+            </w:pPr>
+            <w:r>
+              <w:rPr>
+                <w:rFonts w:ascii="Arial" w:cs="Arial" w:eastAsia="Arial" w:hAnsi="Arial"/>
+                <w:i w:val="0"/>
+                <w:iCs w:val="0"/>
+                <w:smallCaps w:val="0"/>
+                <w:strike w:val="0"/>
+                <w:color w:val="000000"/>
+                <w:sz w:val="24"/>
+                <w:szCs w:val="24"/>
+                <w:u w:val="none"/>
+                <w:shd w:fill="auto" w:val="clear"/>
+                <w:vertAlign w:val="baseline"/>
+                <w:rtl w:val="0"/>
+              </w:rPr>
+              <w:t xml:space="preserve">100% de los flujos de</w:t>
+            </w:r>
+            <w:r>
+              <w:rPr>
+                <w:rFonts w:ascii="Arial" w:cs="Arial" w:eastAsia="Arial" w:hAnsi="Arial"/>
+                <w:rtl w:val="0"/>
+              </w:rPr>
+              <w:t xml:space="preserve"> funcionamiento equivalentes en web, móvil y escritorio</w:t>
+            </w:r>
+            <w:r>
+              <w:rPr>
+                <w:rtl w:val="0"/>
+              </w:rPr>
             </w:r>
           </w:p>
         </w:tc>
@@ -6428,8 +6354,8 @@
           <w:vertAlign w:val="baseline"/>
         </w:rPr>
       </w:pPr>
-      <w:bookmarkStart w:colFirst="0" w:colLast="0" w:name="_heading=h.1y810tw" w:id="19"/>
-      <w:bookmarkEnd w:id="19"/>
+      <w:bookmarkStart w:colFirst="0" w:colLast="0" w:name="_heading=h.1y810tw" w:id="18"/>
+      <w:bookmarkEnd w:id="18"/>
       <w:r>
         <w:rPr>
           <w:vertAlign w:val="baseline"/>
@@ -6491,7 +6417,7 @@
               <w:widowControl w:val="1"/>
               <w:numPr>
                 <w:ilvl w:val="0"/>
-                <w:numId w:val="3"/>
+                <w:numId w:val="5"/>
               </w:numPr>
               <w:pBdr>
                 <w:top w:space="0" w:sz="0" w:val="nil"/>
@@ -6536,6 +6462,11 @@
               </w:rPr>
               <w:t xml:space="preserve">Ajustarse a los plazos de entrega.</w:t>
             </w:r>
+            <w:r>
+              <w:rPr>
+                <w:rtl w:val="0"/>
+              </w:rPr>
+            </w:r>
           </w:p>
           <w:p>
             <w:pPr>
@@ -6544,7 +6475,7 @@
               <w:widowControl w:val="1"/>
               <w:numPr>
                 <w:ilvl w:val="0"/>
-                <w:numId w:val="3"/>
+                <w:numId w:val="5"/>
               </w:numPr>
               <w:pBdr>
                 <w:top w:space="0" w:sz="0" w:val="nil"/>
@@ -6594,7 +6525,7 @@
                 <w:rFonts w:ascii="Arial" w:cs="Arial" w:eastAsia="Arial" w:hAnsi="Arial"/>
                 <w:rtl w:val="0"/>
               </w:rPr>
-              <w:t xml:space="preserve">JavaScript</w:t>
+              <w:t xml:space="preserve">TypeScript</w:t>
             </w:r>
             <w:r>
               <w:rPr>
@@ -6614,6 +6545,11 @@
               </w:rPr>
               <w:t xml:space="preserve">.</w:t>
             </w:r>
+            <w:r>
+              <w:rPr>
+                <w:rtl w:val="0"/>
+              </w:rPr>
+            </w:r>
           </w:p>
           <w:p>
             <w:pPr>
@@ -6622,7 +6558,7 @@
               <w:widowControl w:val="1"/>
               <w:numPr>
                 <w:ilvl w:val="0"/>
-                <w:numId w:val="3"/>
+                <w:numId w:val="5"/>
               </w:numPr>
               <w:pBdr>
                 <w:top w:space="0" w:sz="0" w:val="nil"/>
@@ -6665,7 +6601,37 @@
                 <w:vertAlign w:val="baseline"/>
                 <w:rtl w:val="0"/>
               </w:rPr>
-              <w:t xml:space="preserve">Se utilizará una base de datos relacional de ORACLE.</w:t>
+              <w:t xml:space="preserve">Se utilizará una base de datos relacional de </w:t>
+            </w:r>
+            <w:r>
+              <w:rPr>
+                <w:rFonts w:ascii="Arial" w:cs="Arial" w:eastAsia="Arial" w:hAnsi="Arial"/>
+                <w:rtl w:val="0"/>
+              </w:rPr>
+              <w:t xml:space="preserve">PostgreSQL</w:t>
+            </w:r>
+            <w:r>
+              <w:rPr>
+                <w:rFonts w:ascii="Arial" w:cs="Arial" w:eastAsia="Arial" w:hAnsi="Arial"/>
+                <w:b w:val="0"/>
+                <w:bCs w:val="0"/>
+                <w:i w:val="0"/>
+                <w:iCs w:val="0"/>
+                <w:smallCaps w:val="0"/>
+                <w:strike w:val="0"/>
+                <w:color w:val="000000"/>
+                <w:sz w:val="24"/>
+                <w:szCs w:val="24"/>
+                <w:u w:val="none"/>
+                <w:vertAlign w:val="baseline"/>
+                <w:rtl w:val="0"/>
+              </w:rPr>
+              <w:t xml:space="preserve">.</w:t>
+            </w:r>
+            <w:r>
+              <w:rPr>
+                <w:rtl w:val="0"/>
+              </w:rPr>
             </w:r>
           </w:p>
           <w:p>
@@ -6675,7 +6641,7 @@
               <w:widowControl w:val="1"/>
               <w:numPr>
                 <w:ilvl w:val="0"/>
-                <w:numId w:val="3"/>
+                <w:numId w:val="5"/>
               </w:numPr>
               <w:pBdr>
                 <w:top w:space="0" w:sz="0" w:val="nil"/>
@@ -6745,6 +6711,11 @@
               </w:rPr>
               <w:t xml:space="preserve">. </w:t>
             </w:r>
+            <w:r>
+              <w:rPr>
+                <w:rtl w:val="0"/>
+              </w:rPr>
+            </w:r>
           </w:p>
           <w:p>
             <w:pPr>
@@ -6753,7 +6724,7 @@
               <w:widowControl w:val="1"/>
               <w:numPr>
                 <w:ilvl w:val="0"/>
-                <w:numId w:val="3"/>
+                <w:numId w:val="5"/>
               </w:numPr>
               <w:pBdr>
                 <w:top w:space="0" w:sz="0" w:val="nil"/>
@@ -6798,6 +6769,11 @@
               </w:rPr>
               <w:t xml:space="preserve">Para el desarrollo se utilizarán 3 ingenieros en informática junior. </w:t>
             </w:r>
+            <w:r>
+              <w:rPr>
+                <w:rtl w:val="0"/>
+              </w:rPr>
+            </w:r>
           </w:p>
         </w:tc>
       </w:tr>
@@ -6813,8 +6789,8 @@
           <w:vertAlign w:val="baseline"/>
         </w:rPr>
       </w:pPr>
-      <w:bookmarkStart w:colFirst="0" w:colLast="0" w:name="_heading=h.2xcytpi" w:id="20"/>
-      <w:bookmarkEnd w:id="20"/>
+      <w:bookmarkStart w:colFirst="0" w:colLast="0" w:name="_heading=h.2xcytpi" w:id="19"/>
+      <w:bookmarkEnd w:id="19"/>
       <w:r>
         <w:rPr>
           <w:vertAlign w:val="baseline"/>
@@ -6876,7 +6852,7 @@
               <w:widowControl w:val="1"/>
               <w:numPr>
                 <w:ilvl w:val="0"/>
-                <w:numId w:val="10"/>
+                <w:numId w:val="2"/>
               </w:numPr>
               <w:pBdr>
                 <w:top w:space="0" w:sz="0" w:val="nil"/>
@@ -6886,12 +6862,11 @@
                 <w:between w:space="0" w:sz="0" w:val="nil"/>
               </w:pBdr>
               <w:shd w:fill="auto" w:val="clear"/>
-              <w:spacing w:after="0" w:afterAutospacing="0" w:before="0" w:line="276" w:lineRule="auto"/>
+              <w:spacing w:after="0" w:before="0" w:line="276" w:lineRule="auto"/>
               <w:ind w:left="720" w:right="0" w:hanging="360"/>
               <w:jc w:val="both"/>
               <w:rPr>
                 <w:rFonts w:ascii="Arial" w:cs="Arial" w:eastAsia="Arial" w:hAnsi="Arial"/>
-                <w:u w:val="none"/>
               </w:rPr>
             </w:pPr>
             <w:r>
@@ -6900,6 +6875,11 @@
                 <w:rtl w:val="0"/>
               </w:rPr>
               <w:t xml:space="preserve">Documentación completa del sistema. </w:t>
+            </w:r>
+            <w:r>
+              <w:rPr>
+                <w:rtl w:val="0"/>
+              </w:rPr>
             </w:r>
           </w:p>
           <w:p>
@@ -6909,7 +6889,7 @@
               <w:widowControl w:val="1"/>
               <w:numPr>
                 <w:ilvl w:val="0"/>
-                <w:numId w:val="10"/>
+                <w:numId w:val="2"/>
               </w:numPr>
               <w:pBdr>
                 <w:top w:space="0" w:sz="0" w:val="nil"/>
@@ -6919,12 +6899,11 @@
                 <w:between w:space="0" w:sz="0" w:val="nil"/>
               </w:pBdr>
               <w:shd w:fill="auto" w:val="clear"/>
-              <w:spacing w:after="0" w:afterAutospacing="0" w:before="0" w:line="276" w:lineRule="auto"/>
+              <w:spacing w:after="0" w:before="0" w:line="276" w:lineRule="auto"/>
               <w:ind w:left="720" w:right="0" w:hanging="360"/>
               <w:jc w:val="both"/>
               <w:rPr>
                 <w:rFonts w:ascii="Arial" w:cs="Arial" w:eastAsia="Arial" w:hAnsi="Arial"/>
-                <w:u w:val="none"/>
               </w:rPr>
             </w:pPr>
             <w:r>
@@ -6933,6 +6912,11 @@
                 <w:rtl w:val="0"/>
               </w:rPr>
               <w:t xml:space="preserve">Se recibe el Script completo de la creación de la base de datos.</w:t>
+            </w:r>
+            <w:r>
+              <w:rPr>
+                <w:rtl w:val="0"/>
+              </w:rPr>
             </w:r>
           </w:p>
           <w:p>
@@ -6942,7 +6926,7 @@
               <w:widowControl w:val="1"/>
               <w:numPr>
                 <w:ilvl w:val="0"/>
-                <w:numId w:val="10"/>
+                <w:numId w:val="2"/>
               </w:numPr>
               <w:pBdr>
                 <w:top w:space="0" w:sz="0" w:val="nil"/>
@@ -6952,12 +6936,11 @@
                 <w:between w:space="0" w:sz="0" w:val="nil"/>
               </w:pBdr>
               <w:shd w:fill="auto" w:val="clear"/>
-              <w:spacing w:after="0" w:afterAutospacing="0" w:before="0" w:line="276" w:lineRule="auto"/>
+              <w:spacing w:after="0" w:before="0" w:line="276" w:lineRule="auto"/>
               <w:ind w:left="720" w:right="0" w:hanging="360"/>
               <w:jc w:val="both"/>
               <w:rPr>
                 <w:rFonts w:ascii="Arial" w:cs="Arial" w:eastAsia="Arial" w:hAnsi="Arial"/>
-                <w:u w:val="none"/>
               </w:rPr>
             </w:pPr>
             <w:r>
@@ -6966,15 +6949,20 @@
                 <w:rtl w:val="0"/>
               </w:rPr>
               <w:t xml:space="preserve">Aplicación Web.</w:t>
+            </w:r>
+            <w:r>
+              <w:rPr>
+                <w:rtl w:val="0"/>
+              </w:rPr>
             </w:r>
           </w:p>
           <w:p>
             <w:pPr>
               <w:numPr>
                 <w:ilvl w:val="0"/>
-                <w:numId w:val="10"/>
+                <w:numId w:val="2"/>
               </w:numPr>
-              <w:spacing w:after="0" w:afterAutospacing="0" w:line="276" w:lineRule="auto"/>
+              <w:spacing w:after="0" w:line="276" w:lineRule="auto"/>
               <w:ind w:left="720" w:hanging="360"/>
               <w:jc w:val="both"/>
               <w:rPr>
@@ -6993,9 +6981,9 @@
             <w:pPr>
               <w:numPr>
                 <w:ilvl w:val="0"/>
-                <w:numId w:val="10"/>
+                <w:numId w:val="2"/>
               </w:numPr>
-              <w:spacing w:after="0" w:afterAutospacing="0" w:line="276" w:lineRule="auto"/>
+              <w:spacing w:after="0" w:line="276" w:lineRule="auto"/>
               <w:ind w:left="720" w:hanging="360"/>
               <w:jc w:val="both"/>
               <w:rPr>
@@ -7014,14 +7002,13 @@
             <w:pPr>
               <w:numPr>
                 <w:ilvl w:val="0"/>
-                <w:numId w:val="10"/>
+                <w:numId w:val="2"/>
               </w:numPr>
               <w:spacing w:after="200" w:line="276" w:lineRule="auto"/>
               <w:ind w:left="720" w:hanging="360"/>
               <w:jc w:val="both"/>
               <w:rPr>
                 <w:rFonts w:ascii="Arial" w:cs="Arial" w:eastAsia="Arial" w:hAnsi="Arial"/>
-                <w:u w:val="none"/>
               </w:rPr>
             </w:pPr>
             <w:r>
@@ -7051,8 +7038,8 @@
           <w:vertAlign w:val="baseline"/>
         </w:rPr>
       </w:pPr>
-      <w:bookmarkStart w:colFirst="0" w:colLast="0" w:name="_heading=h.1ci93xb" w:id="21"/>
-      <w:bookmarkEnd w:id="21"/>
+      <w:bookmarkStart w:colFirst="0" w:colLast="0" w:name="_heading=h.1ci93xb" w:id="20"/>
+      <w:bookmarkEnd w:id="20"/>
       <w:r>
         <w:rPr>
           <w:vertAlign w:val="baseline"/>
@@ -7072,8 +7059,8 @@
           <w:vertAlign w:val="baseline"/>
         </w:rPr>
       </w:pPr>
-      <w:bookmarkStart w:colFirst="0" w:colLast="0" w:name="_heading=h.3whwml4" w:id="22"/>
-      <w:bookmarkEnd w:id="22"/>
+      <w:bookmarkStart w:colFirst="0" w:colLast="0" w:name="_heading=h.3whwml4" w:id="21"/>
+      <w:bookmarkEnd w:id="21"/>
       <w:r>
         <w:rPr>
           <w:vertAlign w:val="baseline"/>
@@ -7145,7 +7132,6 @@
               <w:jc w:val="both"/>
               <w:rPr>
                 <w:rFonts w:ascii="Arial" w:cs="Arial" w:eastAsia="Arial" w:hAnsi="Arial"/>
-                <w:u w:val="none"/>
               </w:rPr>
             </w:pPr>
             <w:r>
@@ -7154,6 +7140,11 @@
                 <w:rtl w:val="0"/>
               </w:rPr>
               <w:t xml:space="preserve">RF1: El sistema debe permitir crear una cuenta al usuario</w:t>
+            </w:r>
+            <w:r>
+              <w:rPr>
+                <w:rtl w:val="0"/>
+              </w:rPr>
             </w:r>
           </w:p>
           <w:p>
@@ -7167,7 +7158,6 @@
               <w:jc w:val="both"/>
               <w:rPr>
                 <w:rFonts w:ascii="Arial" w:cs="Arial" w:eastAsia="Arial" w:hAnsi="Arial"/>
-                <w:u w:val="none"/>
               </w:rPr>
             </w:pPr>
             <w:r>
@@ -7176,6 +7166,11 @@
                 <w:rtl w:val="0"/>
               </w:rPr>
               <w:t xml:space="preserve">RF2: El sistema debe permitir iniciar sesión al usuario con sus credenciales</w:t>
+            </w:r>
+            <w:r>
+              <w:rPr>
+                <w:rtl w:val="0"/>
+              </w:rPr>
             </w:r>
           </w:p>
           <w:p>
@@ -7189,15 +7184,19 @@
               <w:jc w:val="both"/>
               <w:rPr>
                 <w:rFonts w:ascii="Arial" w:cs="Arial" w:eastAsia="Arial" w:hAnsi="Arial"/>
-                <w:u w:val="none"/>
-              </w:rPr>
-            </w:pPr>
-            <w:r>
-              <w:rPr>
-                <w:rFonts w:ascii="Arial" w:cs="Arial" w:eastAsia="Arial" w:hAnsi="Arial"/>
-                <w:rtl w:val="0"/>
-              </w:rPr>
-              <w:t xml:space="preserve">RF3: El sistema debe poder modificar las credenciales de los usuarios y empleados desde la página web / escritorio / móvil</w:t>
+              </w:rPr>
+            </w:pPr>
+            <w:r>
+              <w:rPr>
+                <w:rFonts w:ascii="Arial" w:cs="Arial" w:eastAsia="Arial" w:hAnsi="Arial"/>
+                <w:rtl w:val="0"/>
+              </w:rPr>
+              <w:t xml:space="preserve">RF3: El sistema debe poder modificar las credenciales de los usuarios y personal de soporte desde la página web / escritorio / móvil</w:t>
+            </w:r>
+            <w:r>
+              <w:rPr>
+                <w:rtl w:val="0"/>
+              </w:rPr>
             </w:r>
           </w:p>
           <w:p>
@@ -7211,15 +7210,19 @@
               <w:jc w:val="both"/>
               <w:rPr>
                 <w:rFonts w:ascii="Arial" w:cs="Arial" w:eastAsia="Arial" w:hAnsi="Arial"/>
-                <w:u w:val="none"/>
-              </w:rPr>
-            </w:pPr>
-            <w:r>
-              <w:rPr>
-                <w:rFonts w:ascii="Arial" w:cs="Arial" w:eastAsia="Arial" w:hAnsi="Arial"/>
-                <w:rtl w:val="0"/>
-              </w:rPr>
-              <w:t xml:space="preserve">RF4: El sistema debe modificar las especificaciones y finalidad del usuario (médico, urbano, emergencias y adulto mayor)</w:t>
+              </w:rPr>
+            </w:pPr>
+            <w:r>
+              <w:rPr>
+                <w:rFonts w:ascii="Arial" w:cs="Arial" w:eastAsia="Arial" w:hAnsi="Arial"/>
+                <w:rtl w:val="0"/>
+              </w:rPr>
+              <w:t xml:space="preserve">RF4: El sistema debe permitir al usuario modificar las especificaciones y finalidades del mismo según su tipo de emergencia (Urbano, Medico, Emergencias y Adulto mayor)</w:t>
+            </w:r>
+            <w:r>
+              <w:rPr>
+                <w:rtl w:val="0"/>
+              </w:rPr>
             </w:r>
           </w:p>
           <w:p>
@@ -7233,15 +7236,19 @@
               <w:jc w:val="both"/>
               <w:rPr>
                 <w:rFonts w:ascii="Arial" w:cs="Arial" w:eastAsia="Arial" w:hAnsi="Arial"/>
-                <w:u w:val="none"/>
-              </w:rPr>
-            </w:pPr>
-            <w:r>
-              <w:rPr>
-                <w:rFonts w:ascii="Arial" w:cs="Arial" w:eastAsia="Arial" w:hAnsi="Arial"/>
-                <w:rtl w:val="0"/>
-              </w:rPr>
-              <w:t xml:space="preserve">RF5: El sistema debe poder personalizarse a gusto del usuario considerando el formato de activación en segundo plano.</w:t>
+              </w:rPr>
+            </w:pPr>
+            <w:r>
+              <w:rPr>
+                <w:rFonts w:ascii="Arial" w:cs="Arial" w:eastAsia="Arial" w:hAnsi="Arial"/>
+                <w:rtl w:val="0"/>
+              </w:rPr>
+              <w:t xml:space="preserve">RF5: El sistema debe permitir al usuario configurar el método de activación del SOS según su tipo de usuario. Para personas mayores o usuarios con acceso limitado, la configuración predeterminada requiere mantener pulsado el botón SOS durante 5 segundos. La activación con la aplicación en segundo plano o cerrada (acceso directo, widget o botón físico) se implementará solo donde el sistema operativo lo permita sin código nativo adicional y se clasifica como Could Have (prioridad pendiente de confirmación). El valor para el resto de perfiles queda pendiente de confirmar.</w:t>
+            </w:r>
+            <w:r>
+              <w:rPr>
+                <w:rtl w:val="0"/>
+              </w:rPr>
             </w:r>
           </w:p>
           <w:p>
@@ -7255,7 +7262,6 @@
               <w:jc w:val="both"/>
               <w:rPr>
                 <w:rFonts w:ascii="Arial" w:cs="Arial" w:eastAsia="Arial" w:hAnsi="Arial"/>
-                <w:u w:val="none"/>
               </w:rPr>
             </w:pPr>
             <w:r>
@@ -7264,6 +7270,11 @@
                 <w:rtl w:val="0"/>
               </w:rPr>
               <w:t xml:space="preserve">RF6: El sistema debe tener al menos 1 contacto de emergencia ingresado dentro de un usuario/cuenta para su correcto uso.</w:t>
+            </w:r>
+            <w:r>
+              <w:rPr>
+                <w:rtl w:val="0"/>
+              </w:rPr>
             </w:r>
           </w:p>
           <w:p>
@@ -7277,15 +7288,19 @@
               <w:jc w:val="both"/>
               <w:rPr>
                 <w:rFonts w:ascii="Arial" w:cs="Arial" w:eastAsia="Arial" w:hAnsi="Arial"/>
-                <w:u w:val="none"/>
-              </w:rPr>
-            </w:pPr>
-            <w:r>
-              <w:rPr>
-                <w:rFonts w:ascii="Arial" w:cs="Arial" w:eastAsia="Arial" w:hAnsi="Arial"/>
-                <w:rtl w:val="0"/>
-              </w:rPr>
-              <w:t xml:space="preserve">RF7: El sistema debe tener un límite de 5 contactos de emergencia por cuenta, considerando también cuentas apadrinadas.</w:t>
+              </w:rPr>
+            </w:pPr>
+            <w:r>
+              <w:rPr>
+                <w:rFonts w:ascii="Arial" w:cs="Arial" w:eastAsia="Arial" w:hAnsi="Arial"/>
+                <w:rtl w:val="0"/>
+              </w:rPr>
+              <w:t xml:space="preserve">RF7: El sistema debe tener un máximo de 5 contactos de emergencia por usuario: la cuenta principal y cada usuario apadrinado deben poder administrar su límite de 5 contactos</w:t>
+            </w:r>
+            <w:r>
+              <w:rPr>
+                <w:rtl w:val="0"/>
+              </w:rPr>
             </w:r>
           </w:p>
           <w:p>
@@ -7299,7 +7314,6 @@
               <w:jc w:val="both"/>
               <w:rPr>
                 <w:rFonts w:ascii="Arial" w:cs="Arial" w:eastAsia="Arial" w:hAnsi="Arial"/>
-                <w:u w:val="none"/>
               </w:rPr>
             </w:pPr>
             <w:r>
@@ -7308,6 +7322,11 @@
                 <w:rtl w:val="0"/>
               </w:rPr>
               <w:t xml:space="preserve">RF8: El sistema debe tener un máximo de 5 usuarios apadrinados posibles dentro de una cuenta</w:t>
+            </w:r>
+            <w:r>
+              <w:rPr>
+                <w:rtl w:val="0"/>
+              </w:rPr>
             </w:r>
           </w:p>
           <w:p>
@@ -7321,7 +7340,6 @@
               <w:jc w:val="both"/>
               <w:rPr>
                 <w:rFonts w:ascii="Arial" w:cs="Arial" w:eastAsia="Arial" w:hAnsi="Arial"/>
-                <w:u w:val="none"/>
               </w:rPr>
             </w:pPr>
             <w:r>
@@ -7330,6 +7348,11 @@
                 <w:rtl w:val="0"/>
               </w:rPr>
               <w:t xml:space="preserve">RF9: El sistema debe tener los datos personales filtrados para cada cuenta y sus usuarios apadrinados</w:t>
+            </w:r>
+            <w:r>
+              <w:rPr>
+                <w:rtl w:val="0"/>
+              </w:rPr>
             </w:r>
           </w:p>
           <w:p>
@@ -7343,7 +7366,6 @@
               <w:jc w:val="both"/>
               <w:rPr>
                 <w:rFonts w:ascii="Arial" w:cs="Arial" w:eastAsia="Arial" w:hAnsi="Arial"/>
-                <w:u w:val="none"/>
               </w:rPr>
             </w:pPr>
             <w:r>
@@ -7352,6 +7374,11 @@
                 <w:rtl w:val="0"/>
               </w:rPr>
               <w:t xml:space="preserve">RF10: El sistema debe poder filtrar información médica y que está solo sea compartida a las personas designadas por el usuario.</w:t>
+            </w:r>
+            <w:r>
+              <w:rPr>
+                <w:rtl w:val="0"/>
+              </w:rPr>
             </w:r>
           </w:p>
           <w:p>
@@ -7379,7 +7406,7 @@
             <w:pPr>
               <w:numPr>
                 <w:ilvl w:val="0"/>
-                <w:numId w:val="11"/>
+                <w:numId w:val="3"/>
               </w:numPr>
               <w:spacing w:line="276" w:lineRule="auto"/>
               <w:ind w:left="720" w:hanging="360"/>
@@ -7400,7 +7427,7 @@
             <w:pPr>
               <w:numPr>
                 <w:ilvl w:val="0"/>
-                <w:numId w:val="11"/>
+                <w:numId w:val="3"/>
               </w:numPr>
               <w:spacing w:line="276" w:lineRule="auto"/>
               <w:ind w:left="720" w:hanging="360"/>
@@ -7414,14 +7441,14 @@
                 <w:rFonts w:ascii="Arial" w:cs="Arial" w:eastAsia="Arial" w:hAnsi="Arial"/>
                 <w:rtl w:val="0"/>
               </w:rPr>
-              <w:t xml:space="preserve">RF12: El sistema debe enviar un mensaje personalizado dependiendo de la finalidad del usuario (médico, urbano, emergencias y adulto mayor)</w:t>
+              <w:t xml:space="preserve">RF12: El sistema debe enviar un mensaje personalizado dependiendo de la finalidad del usuario (Urbano, Medico, Emergencias y Adulto mayor)</w:t>
             </w:r>
           </w:p>
           <w:p>
             <w:pPr>
               <w:numPr>
                 <w:ilvl w:val="0"/>
-                <w:numId w:val="11"/>
+                <w:numId w:val="3"/>
               </w:numPr>
               <w:spacing w:line="276" w:lineRule="auto"/>
               <w:ind w:left="720" w:hanging="360"/>
@@ -7442,7 +7469,7 @@
             <w:pPr>
               <w:numPr>
                 <w:ilvl w:val="0"/>
-                <w:numId w:val="11"/>
+                <w:numId w:val="3"/>
               </w:numPr>
               <w:spacing w:line="276" w:lineRule="auto"/>
               <w:ind w:left="720" w:hanging="360"/>
@@ -7456,7 +7483,7 @@
                 <w:rFonts w:ascii="Arial" w:cs="Arial" w:eastAsia="Arial" w:hAnsi="Arial"/>
                 <w:rtl w:val="0"/>
               </w:rPr>
-              <w:t xml:space="preserve">RF14: El sistema debe informar a las redes de seguridad más cercanas del usuario (números de emergencias)</w:t>
+              <w:t xml:space="preserve">RF14: El sistema debe mostrar al usuario los números oficiales de emergencia (131, 132 y 133)</w:t>
             </w:r>
           </w:p>
           <w:p>
@@ -7484,7 +7511,7 @@
             <w:pPr>
               <w:numPr>
                 <w:ilvl w:val="0"/>
-                <w:numId w:val="8"/>
+                <w:numId w:val="10"/>
               </w:numPr>
               <w:spacing w:line="276" w:lineRule="auto"/>
               <w:ind w:left="720" w:hanging="360"/>
@@ -7505,7 +7532,7 @@
             <w:pPr>
               <w:numPr>
                 <w:ilvl w:val="0"/>
-                <w:numId w:val="8"/>
+                <w:numId w:val="10"/>
               </w:numPr>
               <w:spacing w:line="276" w:lineRule="auto"/>
               <w:ind w:left="720" w:hanging="360"/>
@@ -7519,16 +7546,14 @@
                 <w:rFonts w:ascii="Arial" w:cs="Arial" w:eastAsia="Arial" w:hAnsi="Arial"/>
                 <w:rtl w:val="0"/>
               </w:rPr>
-              <w:t xml:space="preserve">RF16:</w:t>
-              <w:tab/>
-              <w:t xml:space="preserve">La aplicación web debe realizar ventas de cuentas de usuarios.</w:t>
+              <w:t xml:space="preserve">RF16: La aplicación web debe realizar ventas de planes de cuenta de usuario y de cupos para usuarios apadrinados, utilizando PayPal en modo sandbox (pruebas) y Mindicador para la conversión CLP–USD.</w:t>
             </w:r>
           </w:p>
           <w:p>
             <w:pPr>
               <w:numPr>
                 <w:ilvl w:val="0"/>
-                <w:numId w:val="8"/>
+                <w:numId w:val="10"/>
               </w:numPr>
               <w:spacing w:line="276" w:lineRule="auto"/>
               <w:ind w:left="720" w:hanging="360"/>
@@ -7549,7 +7574,7 @@
             <w:pPr>
               <w:numPr>
                 <w:ilvl w:val="0"/>
-                <w:numId w:val="8"/>
+                <w:numId w:val="10"/>
               </w:numPr>
               <w:spacing w:line="276" w:lineRule="auto"/>
               <w:ind w:left="720" w:hanging="360"/>
@@ -7570,7 +7595,7 @@
             <w:pPr>
               <w:numPr>
                 <w:ilvl w:val="0"/>
-                <w:numId w:val="8"/>
+                <w:numId w:val="10"/>
               </w:numPr>
               <w:spacing w:line="276" w:lineRule="auto"/>
               <w:ind w:left="720" w:hanging="360"/>
@@ -7591,7 +7616,7 @@
             <w:pPr>
               <w:numPr>
                 <w:ilvl w:val="0"/>
-                <w:numId w:val="8"/>
+                <w:numId w:val="10"/>
               </w:numPr>
               <w:spacing w:line="276" w:lineRule="auto"/>
               <w:ind w:left="720" w:hanging="360"/>
@@ -7605,14 +7630,14 @@
                 <w:rFonts w:ascii="Arial" w:cs="Arial" w:eastAsia="Arial" w:hAnsi="Arial"/>
                 <w:rtl w:val="0"/>
               </w:rPr>
-              <w:t xml:space="preserve">RF20: La aplicación de escritorio debe poder modificar la BBDD de la página web y aplicación móvil.</w:t>
+              <w:t xml:space="preserve">RF20: La aplicación de escritorio debe permitir al usuario con rol ADMINISTRADOR, consultar y modificar los datos del sistema exclusivamente a través de los datos expuestos por la API del backend</w:t>
             </w:r>
           </w:p>
           <w:p>
             <w:pPr>
               <w:numPr>
                 <w:ilvl w:val="0"/>
-                <w:numId w:val="8"/>
+                <w:numId w:val="10"/>
               </w:numPr>
               <w:spacing w:line="276" w:lineRule="auto"/>
               <w:ind w:left="720" w:hanging="360"/>
@@ -7633,7 +7658,7 @@
             <w:pPr>
               <w:numPr>
                 <w:ilvl w:val="0"/>
-                <w:numId w:val="8"/>
+                <w:numId w:val="10"/>
               </w:numPr>
               <w:spacing w:line="276" w:lineRule="auto"/>
               <w:ind w:left="720" w:hanging="360"/>
@@ -7654,7 +7679,7 @@
             <w:pPr>
               <w:numPr>
                 <w:ilvl w:val="0"/>
-                <w:numId w:val="8"/>
+                <w:numId w:val="10"/>
               </w:numPr>
               <w:spacing w:line="276" w:lineRule="auto"/>
               <w:ind w:left="720" w:hanging="360"/>
@@ -7675,7 +7700,7 @@
             <w:pPr>
               <w:numPr>
                 <w:ilvl w:val="0"/>
-                <w:numId w:val="8"/>
+                <w:numId w:val="10"/>
               </w:numPr>
               <w:spacing w:line="276" w:lineRule="auto"/>
               <w:ind w:left="720" w:hanging="360"/>
@@ -7696,7 +7721,7 @@
             <w:pPr>
               <w:numPr>
                 <w:ilvl w:val="0"/>
-                <w:numId w:val="8"/>
+                <w:numId w:val="10"/>
               </w:numPr>
               <w:spacing w:line="276" w:lineRule="auto"/>
               <w:ind w:left="720" w:hanging="360"/>
@@ -7710,7 +7735,7 @@
                 <w:rFonts w:ascii="Arial" w:cs="Arial" w:eastAsia="Arial" w:hAnsi="Arial"/>
                 <w:rtl w:val="0"/>
               </w:rPr>
-              <w:t xml:space="preserve">RF25: La aplicación web y móvil debe poder decidir el usuario principal, las personas que tiene apadrinadas en su cuenta y cómo son utilizadas con un soporte de usuario externo.</w:t>
+              <w:t xml:space="preserve">RF25: La aplicación web y móvil debe permitir al usuario principal definir sus usuarios apadrinados y el nivel de acceso de cada uno (acceso completo o parcial), y solicitar asistencia al personal de soporte en caso de ayuda para gestionarlo</w:t>
             </w:r>
           </w:p>
         </w:tc>
@@ -7739,8 +7764,8 @@
           <w:vertAlign w:val="baseline"/>
         </w:rPr>
       </w:pPr>
-      <w:bookmarkStart w:colFirst="0" w:colLast="0" w:name="_heading=h.2bn6wsx" w:id="23"/>
-      <w:bookmarkEnd w:id="23"/>
+      <w:bookmarkStart w:colFirst="0" w:colLast="0" w:name="_heading=h.2bn6wsx" w:id="22"/>
+      <w:bookmarkEnd w:id="22"/>
       <w:r>
         <w:rPr>
           <w:vertAlign w:val="baseline"/>
@@ -7814,7 +7839,7 @@
             <w:pPr>
               <w:numPr>
                 <w:ilvl w:val="0"/>
-                <w:numId w:val="4"/>
+                <w:numId w:val="6"/>
               </w:numPr>
               <w:ind w:left="720" w:hanging="360"/>
               <w:jc w:val="both"/>
@@ -7834,7 +7859,7 @@
             <w:pPr>
               <w:numPr>
                 <w:ilvl w:val="0"/>
-                <w:numId w:val="4"/>
+                <w:numId w:val="6"/>
               </w:numPr>
               <w:ind w:left="720" w:hanging="360"/>
               <w:jc w:val="both"/>
@@ -7854,7 +7879,7 @@
             <w:pPr>
               <w:numPr>
                 <w:ilvl w:val="0"/>
-                <w:numId w:val="4"/>
+                <w:numId w:val="6"/>
               </w:numPr>
               <w:ind w:left="720" w:hanging="360"/>
               <w:jc w:val="both"/>
@@ -7874,7 +7899,7 @@
             <w:pPr>
               <w:numPr>
                 <w:ilvl w:val="0"/>
-                <w:numId w:val="4"/>
+                <w:numId w:val="6"/>
               </w:numPr>
               <w:ind w:left="720" w:hanging="360"/>
               <w:jc w:val="both"/>
@@ -7894,7 +7919,7 @@
             <w:pPr>
               <w:numPr>
                 <w:ilvl w:val="0"/>
-                <w:numId w:val="4"/>
+                <w:numId w:val="6"/>
               </w:numPr>
               <w:ind w:left="720" w:hanging="360"/>
               <w:jc w:val="both"/>
@@ -7907,19 +7932,7 @@
                 <w:rFonts w:ascii="Arial" w:cs="Arial" w:eastAsia="Arial" w:hAnsi="Arial"/>
                 <w:rtl w:val="0"/>
               </w:rPr>
-              <w:t xml:space="preserve">Dificultades al configurar entornos de desarrollo y/o entornos de </w:t>
-            </w:r>
-            <w:r>
-              <w:rPr>
-                <w:rFonts w:ascii="Arial" w:cs="Arial" w:eastAsia="Arial" w:hAnsi="Arial"/>
-                <w:rtl w:val="0"/>
-              </w:rPr>
-              <w:t xml:space="preserve">Monorepo</w:t>
-            </w:r>
-            <w:r>
-              <w:rPr>
-                <w:rtl w:val="0"/>
-              </w:rPr>
+              <w:t xml:space="preserve">Dificultades al configurar entornos de desarrollo y/o entornos de Monorepo</w:t>
             </w:r>
           </w:p>
         </w:tc>
@@ -7936,8 +7949,8 @@
           <w:vertAlign w:val="baseline"/>
         </w:rPr>
       </w:pPr>
-      <w:bookmarkStart w:colFirst="0" w:colLast="0" w:name="_heading=h.qsh70q" w:id="24"/>
-      <w:bookmarkEnd w:id="24"/>
+      <w:bookmarkStart w:colFirst="0" w:colLast="0" w:name="_heading=h.qsh70q" w:id="23"/>
+      <w:bookmarkEnd w:id="23"/>
       <w:r>
         <w:rPr>
           <w:vertAlign w:val="baseline"/>
@@ -7982,7 +7995,7 @@
             <w:pPr>
               <w:numPr>
                 <w:ilvl w:val="0"/>
-                <w:numId w:val="6"/>
+                <w:numId w:val="8"/>
               </w:numPr>
               <w:ind w:left="720" w:hanging="360"/>
               <w:jc w:val="both"/>
@@ -8002,7 +8015,7 @@
             <w:pPr>
               <w:numPr>
                 <w:ilvl w:val="0"/>
-                <w:numId w:val="6"/>
+                <w:numId w:val="8"/>
               </w:numPr>
               <w:ind w:left="720" w:hanging="360"/>
               <w:jc w:val="both"/>
@@ -8017,17 +8030,12 @@
               </w:rPr>
               <w:t xml:space="preserve">Que aumenten los costos del proyecto.</w:t>
             </w:r>
-            <w:r>
-              <w:rPr>
-                <w:rtl w:val="0"/>
-              </w:rPr>
-            </w:r>
           </w:p>
           <w:p>
             <w:pPr>
               <w:numPr>
                 <w:ilvl w:val="0"/>
-                <w:numId w:val="6"/>
+                <w:numId w:val="8"/>
               </w:numPr>
               <w:ind w:left="720" w:hanging="360"/>
               <w:jc w:val="both"/>
@@ -8042,17 +8050,12 @@
               </w:rPr>
               <w:t xml:space="preserve">Que el equipo proveedor disponga de una baja de personas.</w:t>
             </w:r>
-            <w:r>
-              <w:rPr>
-                <w:rtl w:val="0"/>
-              </w:rPr>
-            </w:r>
           </w:p>
           <w:p>
             <w:pPr>
               <w:numPr>
                 <w:ilvl w:val="0"/>
-                <w:numId w:val="6"/>
+                <w:numId w:val="8"/>
               </w:numPr>
               <w:ind w:left="720" w:hanging="360"/>
               <w:jc w:val="both"/>
@@ -8066,11 +8069,6 @@
                 <w:rtl w:val="0"/>
               </w:rPr>
               <w:t xml:space="preserve">Atraso en los tiempos de entrega por enfermedades a nivel mundial.</w:t>
-            </w:r>
-            <w:r>
-              <w:rPr>
-                <w:rtl w:val="0"/>
-              </w:rPr>
             </w:r>
           </w:p>
         </w:tc>
@@ -8109,8 +8107,8 @@
           <w:vertAlign w:val="baseline"/>
         </w:rPr>
       </w:pPr>
-      <w:bookmarkStart w:colFirst="0" w:colLast="0" w:name="_heading=h.3as4poj" w:id="25"/>
-      <w:bookmarkEnd w:id="25"/>
+      <w:bookmarkStart w:colFirst="0" w:colLast="0" w:name="_heading=h.3as4poj" w:id="24"/>
+      <w:bookmarkEnd w:id="24"/>
       <w:r>
         <w:rPr>
           <w:rFonts w:ascii="Calibri" w:cs="Calibri" w:eastAsia="Calibri" w:hAnsi="Calibri"/>
@@ -8181,7 +8179,7 @@
             <w:pPr>
               <w:numPr>
                 <w:ilvl w:val="0"/>
-                <w:numId w:val="7"/>
+                <w:numId w:val="9"/>
               </w:numPr>
               <w:ind w:left="720" w:hanging="360"/>
               <w:jc w:val="both"/>
@@ -8201,13 +8199,12 @@
             <w:pPr>
               <w:numPr>
                 <w:ilvl w:val="0"/>
-                <w:numId w:val="7"/>
+                <w:numId w:val="9"/>
               </w:numPr>
               <w:ind w:left="720" w:hanging="360"/>
               <w:jc w:val="both"/>
               <w:rPr>
                 <w:rFonts w:ascii="Arial" w:cs="Arial" w:eastAsia="Arial" w:hAnsi="Arial"/>
-                <w:u w:val="none"/>
               </w:rPr>
             </w:pPr>
             <w:r>
@@ -8227,34 +8224,37 @@
             <w:pPr>
               <w:numPr>
                 <w:ilvl w:val="0"/>
-                <w:numId w:val="7"/>
+                <w:numId w:val="9"/>
               </w:numPr>
               <w:ind w:left="720" w:hanging="360"/>
               <w:jc w:val="both"/>
               <w:rPr>
                 <w:rFonts w:ascii="Arial" w:cs="Arial" w:eastAsia="Arial" w:hAnsi="Arial"/>
-                <w:u w:val="none"/>
-              </w:rPr>
-            </w:pPr>
-            <w:r>
-              <w:rPr>
-                <w:rFonts w:ascii="Arial" w:cs="Arial" w:eastAsia="Arial" w:hAnsi="Arial"/>
-                <w:rtl w:val="0"/>
-              </w:rPr>
-              <w:t xml:space="preserve">React/Angular</w:t>
+              </w:rPr>
+            </w:pPr>
+            <w:r>
+              <w:rPr>
+                <w:rFonts w:ascii="Arial" w:cs="Arial" w:eastAsia="Arial" w:hAnsi="Arial"/>
+                <w:rtl w:val="0"/>
+              </w:rPr>
+              <w:t xml:space="preserve">React</w:t>
+            </w:r>
+            <w:r>
+              <w:rPr>
+                <w:rtl w:val="0"/>
+              </w:rPr>
             </w:r>
           </w:p>
           <w:p>
             <w:pPr>
               <w:numPr>
                 <w:ilvl w:val="0"/>
-                <w:numId w:val="7"/>
+                <w:numId w:val="9"/>
               </w:numPr>
               <w:ind w:left="720" w:hanging="360"/>
               <w:jc w:val="both"/>
               <w:rPr>
                 <w:rFonts w:ascii="Arial" w:cs="Arial" w:eastAsia="Arial" w:hAnsi="Arial"/>
-                <w:u w:val="none"/>
               </w:rPr>
             </w:pPr>
             <w:r>
@@ -8263,19 +8263,23 @@
                 <w:rtl w:val="0"/>
               </w:rPr>
               <w:t xml:space="preserve">Capacitor</w:t>
+            </w:r>
+            <w:r>
+              <w:rPr>
+                <w:rtl w:val="0"/>
+              </w:rPr>
             </w:r>
           </w:p>
           <w:p>
             <w:pPr>
               <w:numPr>
                 <w:ilvl w:val="0"/>
-                <w:numId w:val="7"/>
+                <w:numId w:val="9"/>
               </w:numPr>
               <w:ind w:left="720" w:hanging="360"/>
               <w:jc w:val="both"/>
               <w:rPr>
                 <w:rFonts w:ascii="Arial" w:cs="Arial" w:eastAsia="Arial" w:hAnsi="Arial"/>
-                <w:u w:val="none"/>
               </w:rPr>
             </w:pPr>
             <w:r>
@@ -8295,13 +8299,12 @@
             <w:pPr>
               <w:numPr>
                 <w:ilvl w:val="0"/>
-                <w:numId w:val="7"/>
+                <w:numId w:val="9"/>
               </w:numPr>
               <w:ind w:left="720" w:hanging="360"/>
               <w:jc w:val="both"/>
               <w:rPr>
                 <w:rFonts w:ascii="Arial" w:cs="Arial" w:eastAsia="Arial" w:hAnsi="Arial"/>
-                <w:u w:val="none"/>
               </w:rPr>
             </w:pPr>
             <w:r>
@@ -8321,21 +8324,50 @@
             <w:pPr>
               <w:numPr>
                 <w:ilvl w:val="0"/>
-                <w:numId w:val="7"/>
+                <w:numId w:val="9"/>
               </w:numPr>
               <w:ind w:left="720" w:hanging="360"/>
               <w:jc w:val="both"/>
               <w:rPr>
                 <w:rFonts w:ascii="Arial" w:cs="Arial" w:eastAsia="Arial" w:hAnsi="Arial"/>
-                <w:u w:val="none"/>
-              </w:rPr>
-            </w:pPr>
-            <w:r>
-              <w:rPr>
-                <w:rFonts w:ascii="Arial" w:cs="Arial" w:eastAsia="Arial" w:hAnsi="Arial"/>
-                <w:rtl w:val="0"/>
-              </w:rPr>
-              <w:t xml:space="preserve">MySQL</w:t>
+              </w:rPr>
+            </w:pPr>
+            <w:r>
+              <w:rPr>
+                <w:rFonts w:ascii="Arial" w:cs="Arial" w:eastAsia="Arial" w:hAnsi="Arial"/>
+                <w:rtl w:val="0"/>
+              </w:rPr>
+              <w:t xml:space="preserve">Docker Desktop</w:t>
+            </w:r>
+            <w:r>
+              <w:rPr>
+                <w:rtl w:val="0"/>
+              </w:rPr>
+            </w:r>
+          </w:p>
+          <w:p>
+            <w:pPr>
+              <w:numPr>
+                <w:ilvl w:val="0"/>
+                <w:numId w:val="9"/>
+              </w:numPr>
+              <w:ind w:left="720" w:hanging="360"/>
+              <w:jc w:val="both"/>
+              <w:rPr>
+                <w:rFonts w:ascii="Arial" w:cs="Arial" w:eastAsia="Arial" w:hAnsi="Arial"/>
+              </w:rPr>
+            </w:pPr>
+            <w:r>
+              <w:rPr>
+                <w:rFonts w:ascii="Arial" w:cs="Arial" w:eastAsia="Arial" w:hAnsi="Arial"/>
+                <w:rtl w:val="0"/>
+              </w:rPr>
+              <w:t xml:space="preserve">PostgreSQL</w:t>
+            </w:r>
+            <w:r>
+              <w:rPr>
+                <w:rtl w:val="0"/>
+              </w:rPr>
             </w:r>
           </w:p>
         </w:tc>
@@ -8352,8 +8384,8 @@
           <w:vertAlign w:val="baseline"/>
         </w:rPr>
       </w:pPr>
-      <w:bookmarkStart w:colFirst="0" w:colLast="0" w:name="_heading=h.49x2ik5" w:id="26"/>
-      <w:bookmarkEnd w:id="26"/>
+      <w:bookmarkStart w:colFirst="0" w:colLast="0" w:name="_heading=h.49x2ik5" w:id="25"/>
+      <w:bookmarkEnd w:id="25"/>
       <w:r>
         <w:rPr>
           <w:vertAlign w:val="baseline"/>
@@ -8398,7 +8430,7 @@
             <w:pPr>
               <w:numPr>
                 <w:ilvl w:val="0"/>
-                <w:numId w:val="5"/>
+                <w:numId w:val="7"/>
               </w:numPr>
               <w:ind w:left="720" w:hanging="360"/>
               <w:jc w:val="both"/>
@@ -8418,13 +8450,12 @@
             <w:pPr>
               <w:numPr>
                 <w:ilvl w:val="0"/>
-                <w:numId w:val="5"/>
+                <w:numId w:val="7"/>
               </w:numPr>
               <w:ind w:left="720" w:hanging="360"/>
               <w:jc w:val="both"/>
               <w:rPr>
                 <w:rFonts w:ascii="Arial" w:cs="Arial" w:eastAsia="Arial" w:hAnsi="Arial"/>
-                <w:u w:val="none"/>
               </w:rPr>
             </w:pPr>
             <w:r>
@@ -8433,19 +8464,23 @@
                 <w:rtl w:val="0"/>
               </w:rPr>
               <w:t xml:space="preserve">Móvil</w:t>
+            </w:r>
+            <w:r>
+              <w:rPr>
+                <w:rtl w:val="0"/>
+              </w:rPr>
             </w:r>
           </w:p>
           <w:p>
             <w:pPr>
               <w:numPr>
                 <w:ilvl w:val="0"/>
-                <w:numId w:val="5"/>
+                <w:numId w:val="7"/>
               </w:numPr>
               <w:ind w:left="720" w:hanging="360"/>
               <w:jc w:val="both"/>
               <w:rPr>
                 <w:rFonts w:ascii="Arial" w:cs="Arial" w:eastAsia="Arial" w:hAnsi="Arial"/>
-                <w:u w:val="none"/>
               </w:rPr>
             </w:pPr>
             <w:r>
@@ -8454,6 +8489,11 @@
                 <w:rtl w:val="0"/>
               </w:rPr>
               <w:t xml:space="preserve">Escritorio</w:t>
+            </w:r>
+            <w:r>
+              <w:rPr>
+                <w:rtl w:val="0"/>
+              </w:rPr>
             </w:r>
           </w:p>
         </w:tc>
@@ -8470,8 +8510,8 @@
           <w:vertAlign w:val="baseline"/>
         </w:rPr>
       </w:pPr>
-      <w:bookmarkStart w:colFirst="0" w:colLast="0" w:name="_heading=h.147n2zr" w:id="27"/>
-      <w:bookmarkEnd w:id="27"/>
+      <w:bookmarkStart w:colFirst="0" w:colLast="0" w:name="_heading=h.147n2zr" w:id="26"/>
+      <w:bookmarkEnd w:id="26"/>
       <w:r>
         <w:rPr>
           <w:vertAlign w:val="baseline"/>
@@ -8507,6 +8547,7 @@
       <w:tr>
         <w:trPr>
           <w:cantSplit w:val="0"/>
+          <w:trHeight w:val="5780.5078125" w:hRule="atLeast"/>
           <w:tblHeader w:val="0"/>
         </w:trPr>
         <w:tc>
@@ -8515,13 +8556,12 @@
             <w:pPr>
               <w:numPr>
                 <w:ilvl w:val="0"/>
-                <w:numId w:val="9"/>
+                <w:numId w:val="11"/>
               </w:numPr>
               <w:ind w:left="720" w:hanging="360"/>
               <w:jc w:val="both"/>
               <w:rPr>
                 <w:rFonts w:ascii="Arial" w:cs="Arial" w:eastAsia="Arial" w:hAnsi="Arial"/>
-                <w:u w:val="none"/>
               </w:rPr>
             </w:pPr>
             <w:r>
@@ -8530,19 +8570,23 @@
                 <w:rtl w:val="0"/>
               </w:rPr>
               <w:t xml:space="preserve">RNF1: Las aplicaciones deben ser responsivas</w:t>
+            </w:r>
+            <w:r>
+              <w:rPr>
+                <w:rtl w:val="0"/>
+              </w:rPr>
             </w:r>
           </w:p>
           <w:p>
             <w:pPr>
               <w:numPr>
                 <w:ilvl w:val="0"/>
-                <w:numId w:val="9"/>
+                <w:numId w:val="11"/>
               </w:numPr>
               <w:ind w:left="720" w:hanging="360"/>
               <w:jc w:val="both"/>
               <w:rPr>
                 <w:rFonts w:ascii="Arial" w:cs="Arial" w:eastAsia="Arial" w:hAnsi="Arial"/>
-                <w:u w:val="none"/>
               </w:rPr>
             </w:pPr>
             <w:r>
@@ -8551,19 +8595,23 @@
                 <w:rtl w:val="0"/>
               </w:rPr>
               <w:t xml:space="preserve">RNF2: La aplicación web debe ser compatibles entre navegadores</w:t>
+            </w:r>
+            <w:r>
+              <w:rPr>
+                <w:rtl w:val="0"/>
+              </w:rPr>
             </w:r>
           </w:p>
           <w:p>
             <w:pPr>
               <w:numPr>
                 <w:ilvl w:val="0"/>
-                <w:numId w:val="9"/>
+                <w:numId w:val="11"/>
               </w:numPr>
               <w:ind w:left="720" w:hanging="360"/>
               <w:jc w:val="both"/>
               <w:rPr>
                 <w:rFonts w:ascii="Arial" w:cs="Arial" w:eastAsia="Arial" w:hAnsi="Arial"/>
-                <w:u w:val="none"/>
               </w:rPr>
             </w:pPr>
             <w:r>
@@ -8572,40 +8620,48 @@
                 <w:rtl w:val="0"/>
               </w:rPr>
               <w:t xml:space="preserve">RNF3: El sistema debe garantizar la seguridad al gestionar correos y credenciales de ingreso</w:t>
+            </w:r>
+            <w:r>
+              <w:rPr>
+                <w:rtl w:val="0"/>
+              </w:rPr>
             </w:r>
           </w:p>
           <w:p>
             <w:pPr>
               <w:numPr>
                 <w:ilvl w:val="0"/>
-                <w:numId w:val="9"/>
+                <w:numId w:val="11"/>
               </w:numPr>
               <w:ind w:left="720" w:hanging="360"/>
               <w:jc w:val="both"/>
               <w:rPr>
                 <w:rFonts w:ascii="Arial" w:cs="Arial" w:eastAsia="Arial" w:hAnsi="Arial"/>
-                <w:u w:val="none"/>
-              </w:rPr>
-            </w:pPr>
-            <w:r>
-              <w:rPr>
-                <w:rFonts w:ascii="Arial" w:cs="Arial" w:eastAsia="Arial" w:hAnsi="Arial"/>
-                <w:rtl w:val="0"/>
-              </w:rPr>
-              <w:t xml:space="preserve">RNF4: El backend debe ser el único encargado de procesar la seguridad mediante un modelo estricto de control de acceso basado en roles</w:t>
+              </w:rPr>
+            </w:pPr>
+            <w:r>
+              <w:rPr>
+                <w:rFonts w:ascii="Arial" w:cs="Arial" w:eastAsia="Arial" w:hAnsi="Arial"/>
+                <w:rtl w:val="0"/>
+              </w:rPr>
+              <w:t xml:space="preserve">RNF4: El backend debe ser el único encargado de procesar la seguridad mediante un modelo estricto de control de acceso basado en roles con catálogo cerrado (administrador, soporte, usuario). El usuario se subclasifica en principal o apadrinado según su vínculo. Al igual que se considera una verificación de propiedad de recursos en cada endpoint que reciba un identificador en torno al usuario.</w:t>
+            </w:r>
+            <w:r>
+              <w:rPr>
+                <w:rtl w:val="0"/>
+              </w:rPr>
             </w:r>
           </w:p>
           <w:p>
             <w:pPr>
               <w:numPr>
                 <w:ilvl w:val="0"/>
-                <w:numId w:val="9"/>
+                <w:numId w:val="11"/>
               </w:numPr>
               <w:ind w:left="720" w:hanging="360"/>
               <w:jc w:val="both"/>
               <w:rPr>
                 <w:rFonts w:ascii="Arial" w:cs="Arial" w:eastAsia="Arial" w:hAnsi="Arial"/>
-                <w:u w:val="none"/>
               </w:rPr>
             </w:pPr>
             <w:r>
@@ -8614,6 +8670,136 @@
                 <w:rtl w:val="0"/>
               </w:rPr>
               <w:t xml:space="preserve">RNF5: El sistema debe garantizar la seguridad y confidencialidad de los datos proporcionados por el usuario</w:t>
+            </w:r>
+            <w:r>
+              <w:rPr>
+                <w:rtl w:val="0"/>
+              </w:rPr>
+            </w:r>
+          </w:p>
+          <w:p>
+            <w:pPr>
+              <w:numPr>
+                <w:ilvl w:val="0"/>
+                <w:numId w:val="11"/>
+              </w:numPr>
+              <w:ind w:left="720" w:hanging="360"/>
+              <w:jc w:val="both"/>
+              <w:rPr>
+                <w:rFonts w:ascii="Arial" w:cs="Arial" w:eastAsia="Arial" w:hAnsi="Arial"/>
+              </w:rPr>
+            </w:pPr>
+            <w:r>
+              <w:rPr>
+                <w:rFonts w:ascii="Arial" w:cs="Arial" w:eastAsia="Arial" w:hAnsi="Arial"/>
+                <w:rtl w:val="0"/>
+              </w:rPr>
+              <w:t xml:space="preserve">RNF6: Al momento de emergencia, el sistema debe registrar la alerta e iniciar acción en un máximo de 3 segundos, y el primer intento de despacho a cada contacto en un máximo de 10 segundos desde la alerta.</w:t>
+            </w:r>
+            <w:r>
+              <w:rPr>
+                <w:rtl w:val="0"/>
+              </w:rPr>
+            </w:r>
+          </w:p>
+          <w:p>
+            <w:pPr>
+              <w:numPr>
+                <w:ilvl w:val="0"/>
+                <w:numId w:val="11"/>
+              </w:numPr>
+              <w:ind w:left="720" w:hanging="360"/>
+              <w:jc w:val="both"/>
+              <w:rPr>
+                <w:rFonts w:ascii="Arial" w:cs="Arial" w:eastAsia="Arial" w:hAnsi="Arial"/>
+              </w:rPr>
+            </w:pPr>
+            <w:r>
+              <w:rPr>
+                <w:rFonts w:ascii="Arial" w:cs="Arial" w:eastAsia="Arial" w:hAnsi="Arial"/>
+                <w:rtl w:val="0"/>
+              </w:rPr>
+              <w:t xml:space="preserve">RNF7: El sistema debe garantizar la persistencia de las alertas ante fallos, y mantener una disponibilidad objetivo del 99% mensual </w:t>
+            </w:r>
+            <w:r>
+              <w:rPr>
+                <w:rtl w:val="0"/>
+              </w:rPr>
+            </w:r>
+          </w:p>
+          <w:p>
+            <w:pPr>
+              <w:numPr>
+                <w:ilvl w:val="0"/>
+                <w:numId w:val="11"/>
+              </w:numPr>
+              <w:ind w:left="720" w:hanging="360"/>
+              <w:jc w:val="both"/>
+              <w:rPr>
+                <w:rFonts w:ascii="Arial" w:cs="Arial" w:eastAsia="Arial" w:hAnsi="Arial"/>
+              </w:rPr>
+            </w:pPr>
+            <w:r>
+              <w:rPr>
+                <w:rFonts w:ascii="Arial" w:cs="Arial" w:eastAsia="Arial" w:hAnsi="Arial"/>
+                <w:rtl w:val="0"/>
+              </w:rPr>
+              <w:t xml:space="preserve">RNF8: El sistema debe proteger los datos de salud conforme a la Ley 21.719, exigiendo consentimiento explícito, aplicando cifrado y limitando el acceso a la ficha médica sólo durante emergencias activas </w:t>
+            </w:r>
+            <w:r>
+              <w:rPr>
+                <w:rtl w:val="0"/>
+              </w:rPr>
+            </w:r>
+          </w:p>
+          <w:p>
+            <w:pPr>
+              <w:numPr>
+                <w:ilvl w:val="0"/>
+                <w:numId w:val="11"/>
+              </w:numPr>
+              <w:ind w:left="720" w:hanging="360"/>
+              <w:jc w:val="both"/>
+              <w:rPr>
+                <w:rFonts w:ascii="Arial" w:cs="Arial" w:eastAsia="Arial" w:hAnsi="Arial"/>
+              </w:rPr>
+            </w:pPr>
+            <w:r>
+              <w:rPr>
+                <w:rFonts w:ascii="Arial" w:cs="Arial" w:eastAsia="Arial" w:hAnsi="Arial"/>
+                <w:rtl w:val="0"/>
+              </w:rPr>
+              <w:t xml:space="preserve">RNF9: Al eliminar una cuenta, el sistema debe suprimir la información personal y médica de forma inmediata, conservando únicamente el historial de alertas para fines de auditoría/legales</w:t>
+            </w:r>
+            <w:r>
+              <w:rPr>
+                <w:rtl w:val="0"/>
+              </w:rPr>
+            </w:r>
+          </w:p>
+          <w:p>
+            <w:pPr>
+              <w:numPr>
+                <w:ilvl w:val="0"/>
+                <w:numId w:val="11"/>
+              </w:numPr>
+              <w:ind w:left="720" w:hanging="360"/>
+              <w:jc w:val="both"/>
+              <w:rPr>
+                <w:rFonts w:ascii="Arial" w:cs="Arial" w:eastAsia="Arial" w:hAnsi="Arial"/>
+              </w:rPr>
+            </w:pPr>
+            <w:r>
+              <w:rPr>
+                <w:rFonts w:ascii="Arial" w:cs="Arial" w:eastAsia="Arial" w:hAnsi="Arial"/>
+                <w:rtl w:val="0"/>
+              </w:rPr>
+              <w:t xml:space="preserve">RNF10: Las interfaces de activación SOS y configuración de contactos deben cumplir con el estándar de accesibilidad WCAG 2.1 nivel AA</w:t>
+            </w:r>
+            <w:r>
+              <w:rPr>
+                <w:rtl w:val="0"/>
+              </w:rPr>
             </w:r>
           </w:p>
         </w:tc>
@@ -8644,8 +8830,8 @@
           <w:szCs w:val="32"/>
         </w:rPr>
       </w:pPr>
-      <w:bookmarkStart w:colFirst="0" w:colLast="0" w:name="_heading=h.8yl1atdvbwhs" w:id="28"/>
-      <w:bookmarkEnd w:id="28"/>
+      <w:bookmarkStart w:colFirst="0" w:colLast="0" w:name="_heading=h.8yl1atdvbwhs" w:id="27"/>
+      <w:bookmarkEnd w:id="27"/>
       <w:r>
         <w:br w:type="page"/>
       </w:r>
@@ -8688,8 +8874,8 @@
           <w:vertAlign w:val="baseline"/>
         </w:rPr>
       </w:pPr>
-      <w:bookmarkStart w:colFirst="0" w:colLast="0" w:name="_heading=h.3o7alnk" w:id="29"/>
-      <w:bookmarkEnd w:id="29"/>
+      <w:bookmarkStart w:colFirst="0" w:colLast="0" w:name="_heading=h.3o7alnk" w:id="28"/>
+      <w:bookmarkEnd w:id="28"/>
       <w:r>
         <w:rPr>
           <w:rFonts w:ascii="Calibri" w:cs="Calibri" w:eastAsia="Calibri" w:hAnsi="Calibri"/>
@@ -8903,6 +9089,172 @@
                 <w:rtl w:val="0"/>
               </w:rPr>
               <w:t xml:space="preserve">09-09-2026</w:t>
+            </w:r>
+          </w:p>
+        </w:tc>
+      </w:tr>
+      <w:tr>
+        <w:trPr>
+          <w:cantSplit w:val="0"/>
+          <w:trHeight w:val="260.9765625" w:hRule="atLeast"/>
+          <w:tblHeader w:val="0"/>
+        </w:trPr>
+        <w:tc>
+          <w:tcPr/>
+          <w:p>
+            <w:pPr>
+              <w:jc w:val="both"/>
+              <w:rPr>
+                <w:rFonts w:ascii="Arial" w:cs="Arial" w:eastAsia="Arial" w:hAnsi="Arial"/>
+              </w:rPr>
+            </w:pPr>
+            <w:r>
+              <w:rPr>
+                <w:rFonts w:ascii="Arial" w:cs="Arial" w:eastAsia="Arial" w:hAnsi="Arial"/>
+                <w:rtl w:val="0"/>
+              </w:rPr>
+              <w:t xml:space="preserve">1.1</w:t>
+            </w:r>
+          </w:p>
+        </w:tc>
+        <w:tc>
+          <w:tcPr>
+            <w:shd w:fill="auto" w:val="clear"/>
+          </w:tcPr>
+          <w:p>
+            <w:pPr>
+              <w:jc w:val="both"/>
+              <w:rPr>
+                <w:rFonts w:ascii="Arial" w:cs="Arial" w:eastAsia="Arial" w:hAnsi="Arial"/>
+              </w:rPr>
+            </w:pPr>
+            <w:r>
+              <w:rPr>
+                <w:rFonts w:ascii="Arial" w:cs="Arial" w:eastAsia="Arial" w:hAnsi="Arial"/>
+                <w:rtl w:val="0"/>
+              </w:rPr>
+              <w:t xml:space="preserve">Alonso González</w:t>
+            </w:r>
+          </w:p>
+        </w:tc>
+        <w:tc>
+          <w:tcPr/>
+          <w:p>
+            <w:pPr>
+              <w:jc w:val="both"/>
+              <w:rPr>
+                <w:rFonts w:ascii="Arial" w:cs="Arial" w:eastAsia="Arial" w:hAnsi="Arial"/>
+              </w:rPr>
+            </w:pPr>
+            <w:r>
+              <w:rPr>
+                <w:rFonts w:ascii="Arial" w:cs="Arial" w:eastAsia="Arial" w:hAnsi="Arial"/>
+                <w:rtl w:val="0"/>
+              </w:rPr>
+              <w:t xml:space="preserve">Correcciones </w:t>
+            </w:r>
+          </w:p>
+        </w:tc>
+        <w:tc>
+          <w:tcPr>
+            <w:shd w:fill="auto" w:val="clear"/>
+          </w:tcPr>
+          <w:p>
+            <w:pPr>
+              <w:jc w:val="both"/>
+              <w:rPr>
+                <w:rFonts w:ascii="Arial" w:cs="Arial" w:eastAsia="Arial" w:hAnsi="Arial"/>
+              </w:rPr>
+            </w:pPr>
+            <w:r>
+              <w:rPr>
+                <w:rFonts w:ascii="Arial" w:cs="Arial" w:eastAsia="Arial" w:hAnsi="Arial"/>
+                <w:rtl w:val="0"/>
+              </w:rPr>
+              <w:t xml:space="preserve">05-10-2026</w:t>
+            </w:r>
+          </w:p>
+        </w:tc>
+      </w:tr>
+      <w:tr>
+        <w:trPr>
+          <w:cantSplit w:val="0"/>
+          <w:trHeight w:val="260.9765625" w:hRule="atLeast"/>
+          <w:tblHeader w:val="0"/>
+        </w:trPr>
+        <w:tc>
+          <w:tcPr/>
+          <w:p>
+            <w:pPr>
+              <w:jc w:val="both"/>
+              <w:rPr>
+                <w:rFonts w:ascii="Arial" w:cs="Arial" w:eastAsia="Arial" w:hAnsi="Arial"/>
+              </w:rPr>
+            </w:pPr>
+            <w:r>
+              <w:rPr>
+                <w:rFonts w:ascii="Arial" w:cs="Arial" w:eastAsia="Arial" w:hAnsi="Arial"/>
+                <w:rtl w:val="0"/>
+              </w:rPr>
+              <w:t xml:space="preserve">1.2</w:t>
+            </w:r>
+          </w:p>
+        </w:tc>
+        <w:tc>
+          <w:tcPr>
+            <w:shd w:fill="auto" w:val="clear"/>
+          </w:tcPr>
+          <w:p>
+            <w:pPr>
+              <w:jc w:val="both"/>
+              <w:rPr>
+                <w:rFonts w:ascii="Arial" w:cs="Arial" w:eastAsia="Arial" w:hAnsi="Arial"/>
+              </w:rPr>
+            </w:pPr>
+            <w:r>
+              <w:rPr>
+                <w:rFonts w:ascii="Arial" w:cs="Arial" w:eastAsia="Arial" w:hAnsi="Arial"/>
+                <w:rtl w:val="0"/>
+              </w:rPr>
+              <w:t xml:space="preserve">Gabriel Valencia</w:t>
+            </w:r>
+          </w:p>
+        </w:tc>
+        <w:tc>
+          <w:tcPr/>
+          <w:p>
+            <w:pPr>
+              <w:jc w:val="both"/>
+              <w:rPr>
+                <w:rFonts w:ascii="Arial" w:cs="Arial" w:eastAsia="Arial" w:hAnsi="Arial"/>
+              </w:rPr>
+            </w:pPr>
+            <w:r>
+              <w:rPr>
+                <w:rFonts w:ascii="Arial" w:cs="Arial" w:eastAsia="Arial" w:hAnsi="Arial"/>
+                <w:rtl w:val="0"/>
+              </w:rPr>
+              <w:t xml:space="preserve">Correcciones</w:t>
+            </w:r>
+          </w:p>
+        </w:tc>
+        <w:tc>
+          <w:tcPr>
+            <w:shd w:fill="auto" w:val="clear"/>
+          </w:tcPr>
+          <w:p>
+            <w:pPr>
+              <w:jc w:val="both"/>
+              <w:rPr>
+                <w:rFonts w:ascii="Arial" w:cs="Arial" w:eastAsia="Arial" w:hAnsi="Arial"/>
+              </w:rPr>
+            </w:pPr>
+            <w:r>
+              <w:rPr>
+                <w:rFonts w:ascii="Arial" w:cs="Arial" w:eastAsia="Arial" w:hAnsi="Arial"/>
+                <w:rtl w:val="0"/>
+              </w:rPr>
+              <w:t xml:space="preserve">07-10-2026</w:t>
             </w:r>
           </w:p>
         </w:tc>
@@ -8993,12 +9345,12 @@
             <wp:align>right</wp:align>
           </wp:positionH>
           <wp:positionV relativeFrom="margin">
-            <wp:posOffset>-647698</wp:posOffset>
+            <wp:posOffset>-647697</wp:posOffset>
           </wp:positionV>
           <wp:extent cx="2566035" cy="426085"/>
           <wp:effectExtent b="0" l="0" r="0" t="0"/>
           <wp:wrapSquare wrapText="bothSides" distB="0" distT="0" distL="114300" distR="114300"/>
-          <wp:docPr id="140" name="image2.jpg"/>
+          <wp:docPr id="143" name="image2.jpg"/>
           <a:graphic>
             <a:graphicData uri="http://schemas.openxmlformats.org/drawingml/2006/picture">
               <pic:pic>
@@ -9277,6 +9629,116 @@
   <w:abstractNum w:abstractNumId="2">
     <w:lvl w:ilvl="0">
       <w:start w:val="1"/>
+      <w:numFmt w:val="decimal"/>
+      <w:lvlText w:val="%1."/>
+      <w:lvlJc w:val="left"/>
+      <w:pPr>
+        <w:ind w:left="720" w:hanging="360"/>
+      </w:pPr>
+      <w:rPr>
+        <w:u w:val="none"/>
+      </w:rPr>
+    </w:lvl>
+    <w:lvl w:ilvl="1">
+      <w:start w:val="1"/>
+      <w:numFmt w:val="lowerLetter"/>
+      <w:lvlText w:val="%2."/>
+      <w:lvlJc w:val="left"/>
+      <w:pPr>
+        <w:ind w:left="1440" w:hanging="360"/>
+      </w:pPr>
+      <w:rPr>
+        <w:u w:val="none"/>
+      </w:rPr>
+    </w:lvl>
+    <w:lvl w:ilvl="2">
+      <w:start w:val="1"/>
+      <w:numFmt w:val="lowerRoman"/>
+      <w:lvlText w:val="%3."/>
+      <w:lvlJc w:val="right"/>
+      <w:pPr>
+        <w:ind w:left="2160" w:hanging="360"/>
+      </w:pPr>
+      <w:rPr>
+        <w:u w:val="none"/>
+      </w:rPr>
+    </w:lvl>
+    <w:lvl w:ilvl="3">
+      <w:start w:val="1"/>
+      <w:numFmt w:val="decimal"/>
+      <w:lvlText w:val="%4."/>
+      <w:lvlJc w:val="left"/>
+      <w:pPr>
+        <w:ind w:left="2880" w:hanging="360"/>
+      </w:pPr>
+      <w:rPr>
+        <w:u w:val="none"/>
+      </w:rPr>
+    </w:lvl>
+    <w:lvl w:ilvl="4">
+      <w:start w:val="1"/>
+      <w:numFmt w:val="lowerLetter"/>
+      <w:lvlText w:val="%5."/>
+      <w:lvlJc w:val="left"/>
+      <w:pPr>
+        <w:ind w:left="3600" w:hanging="360"/>
+      </w:pPr>
+      <w:rPr>
+        <w:u w:val="none"/>
+      </w:rPr>
+    </w:lvl>
+    <w:lvl w:ilvl="5">
+      <w:start w:val="1"/>
+      <w:numFmt w:val="lowerRoman"/>
+      <w:lvlText w:val="%6."/>
+      <w:lvlJc w:val="right"/>
+      <w:pPr>
+        <w:ind w:left="4320" w:hanging="360"/>
+      </w:pPr>
+      <w:rPr>
+        <w:u w:val="none"/>
+      </w:rPr>
+    </w:lvl>
+    <w:lvl w:ilvl="6">
+      <w:start w:val="1"/>
+      <w:numFmt w:val="decimal"/>
+      <w:lvlText w:val="%7."/>
+      <w:lvlJc w:val="left"/>
+      <w:pPr>
+        <w:ind w:left="5040" w:hanging="360"/>
+      </w:pPr>
+      <w:rPr>
+        <w:u w:val="none"/>
+      </w:rPr>
+    </w:lvl>
+    <w:lvl w:ilvl="7">
+      <w:start w:val="1"/>
+      <w:numFmt w:val="lowerLetter"/>
+      <w:lvlText w:val="%8."/>
+      <w:lvlJc w:val="left"/>
+      <w:pPr>
+        <w:ind w:left="5760" w:hanging="360"/>
+      </w:pPr>
+      <w:rPr>
+        <w:u w:val="none"/>
+      </w:rPr>
+    </w:lvl>
+    <w:lvl w:ilvl="8">
+      <w:start w:val="1"/>
+      <w:numFmt w:val="lowerRoman"/>
+      <w:lvlText w:val="%9."/>
+      <w:lvlJc w:val="right"/>
+      <w:pPr>
+        <w:ind w:left="6480" w:hanging="360"/>
+      </w:pPr>
+      <w:rPr>
+        <w:u w:val="none"/>
+      </w:rPr>
+    </w:lvl>
+  </w:abstractNum>
+  <w:abstractNum w:abstractNumId="3">
+    <w:lvl w:ilvl="0">
+      <w:start w:val="1"/>
       <w:numFmt w:val="bullet"/>
       <w:lvlText w:val="●"/>
       <w:lvlJc w:val="left"/>
@@ -9384,209 +9846,7 @@
       </w:rPr>
     </w:lvl>
   </w:abstractNum>
-  <w:abstractNum w:abstractNumId="3">
-    <w:lvl w:ilvl="0">
-      <w:start w:val="1"/>
-      <w:numFmt w:val="decimal"/>
-      <w:lvlText w:val="%1."/>
-      <w:lvlJc w:val="left"/>
-      <w:pPr>
-        <w:ind w:left="720" w:hanging="360"/>
-      </w:pPr>
-      <w:rPr/>
-    </w:lvl>
-    <w:lvl w:ilvl="1">
-      <w:start w:val="1"/>
-      <w:numFmt w:val="lowerLetter"/>
-      <w:lvlText w:val="%2."/>
-      <w:lvlJc w:val="left"/>
-      <w:pPr>
-        <w:ind w:left="1440" w:hanging="360"/>
-      </w:pPr>
-      <w:rPr/>
-    </w:lvl>
-    <w:lvl w:ilvl="2">
-      <w:start w:val="1"/>
-      <w:numFmt w:val="lowerRoman"/>
-      <w:lvlText w:val="%3."/>
-      <w:lvlJc w:val="right"/>
-      <w:pPr>
-        <w:ind w:left="2160" w:hanging="180"/>
-      </w:pPr>
-      <w:rPr/>
-    </w:lvl>
-    <w:lvl w:ilvl="3">
-      <w:start w:val="1"/>
-      <w:numFmt w:val="decimal"/>
-      <w:lvlText w:val="%4."/>
-      <w:lvlJc w:val="left"/>
-      <w:pPr>
-        <w:ind w:left="2880" w:hanging="360"/>
-      </w:pPr>
-      <w:rPr/>
-    </w:lvl>
-    <w:lvl w:ilvl="4">
-      <w:start w:val="1"/>
-      <w:numFmt w:val="lowerLetter"/>
-      <w:lvlText w:val="%5."/>
-      <w:lvlJc w:val="left"/>
-      <w:pPr>
-        <w:ind w:left="3600" w:hanging="360"/>
-      </w:pPr>
-      <w:rPr/>
-    </w:lvl>
-    <w:lvl w:ilvl="5">
-      <w:start w:val="1"/>
-      <w:numFmt w:val="lowerRoman"/>
-      <w:lvlText w:val="%6."/>
-      <w:lvlJc w:val="right"/>
-      <w:pPr>
-        <w:ind w:left="4320" w:hanging="180"/>
-      </w:pPr>
-      <w:rPr/>
-    </w:lvl>
-    <w:lvl w:ilvl="6">
-      <w:start w:val="1"/>
-      <w:numFmt w:val="decimal"/>
-      <w:lvlText w:val="%7."/>
-      <w:lvlJc w:val="left"/>
-      <w:pPr>
-        <w:ind w:left="5040" w:hanging="360"/>
-      </w:pPr>
-      <w:rPr/>
-    </w:lvl>
-    <w:lvl w:ilvl="7">
-      <w:start w:val="1"/>
-      <w:numFmt w:val="lowerLetter"/>
-      <w:lvlText w:val="%8."/>
-      <w:lvlJc w:val="left"/>
-      <w:pPr>
-        <w:ind w:left="5760" w:hanging="360"/>
-      </w:pPr>
-      <w:rPr/>
-    </w:lvl>
-    <w:lvl w:ilvl="8">
-      <w:start w:val="1"/>
-      <w:numFmt w:val="lowerRoman"/>
-      <w:lvlText w:val="%9."/>
-      <w:lvlJc w:val="right"/>
-      <w:pPr>
-        <w:ind w:left="6480" w:hanging="180"/>
-      </w:pPr>
-      <w:rPr/>
-    </w:lvl>
-  </w:abstractNum>
   <w:abstractNum w:abstractNumId="4">
-    <w:lvl w:ilvl="0">
-      <w:start w:val="1"/>
-      <w:numFmt w:val="decimal"/>
-      <w:lvlText w:val="%1."/>
-      <w:lvlJc w:val="left"/>
-      <w:pPr>
-        <w:ind w:left="720" w:hanging="360"/>
-      </w:pPr>
-      <w:rPr>
-        <w:u w:val="none"/>
-      </w:rPr>
-    </w:lvl>
-    <w:lvl w:ilvl="1">
-      <w:start w:val="1"/>
-      <w:numFmt w:val="lowerLetter"/>
-      <w:lvlText w:val="%2."/>
-      <w:lvlJc w:val="left"/>
-      <w:pPr>
-        <w:ind w:left="1440" w:hanging="360"/>
-      </w:pPr>
-      <w:rPr>
-        <w:u w:val="none"/>
-      </w:rPr>
-    </w:lvl>
-    <w:lvl w:ilvl="2">
-      <w:start w:val="1"/>
-      <w:numFmt w:val="lowerRoman"/>
-      <w:lvlText w:val="%3."/>
-      <w:lvlJc w:val="right"/>
-      <w:pPr>
-        <w:ind w:left="2160" w:hanging="360"/>
-      </w:pPr>
-      <w:rPr>
-        <w:u w:val="none"/>
-      </w:rPr>
-    </w:lvl>
-    <w:lvl w:ilvl="3">
-      <w:start w:val="1"/>
-      <w:numFmt w:val="decimal"/>
-      <w:lvlText w:val="%4."/>
-      <w:lvlJc w:val="left"/>
-      <w:pPr>
-        <w:ind w:left="2880" w:hanging="360"/>
-      </w:pPr>
-      <w:rPr>
-        <w:u w:val="none"/>
-      </w:rPr>
-    </w:lvl>
-    <w:lvl w:ilvl="4">
-      <w:start w:val="1"/>
-      <w:numFmt w:val="lowerLetter"/>
-      <w:lvlText w:val="%5."/>
-      <w:lvlJc w:val="left"/>
-      <w:pPr>
-        <w:ind w:left="3600" w:hanging="360"/>
-      </w:pPr>
-      <w:rPr>
-        <w:u w:val="none"/>
-      </w:rPr>
-    </w:lvl>
-    <w:lvl w:ilvl="5">
-      <w:start w:val="1"/>
-      <w:numFmt w:val="lowerRoman"/>
-      <w:lvlText w:val="%6."/>
-      <w:lvlJc w:val="right"/>
-      <w:pPr>
-        <w:ind w:left="4320" w:hanging="360"/>
-      </w:pPr>
-      <w:rPr>
-        <w:u w:val="none"/>
-      </w:rPr>
-    </w:lvl>
-    <w:lvl w:ilvl="6">
-      <w:start w:val="1"/>
-      <w:numFmt w:val="decimal"/>
-      <w:lvlText w:val="%7."/>
-      <w:lvlJc w:val="left"/>
-      <w:pPr>
-        <w:ind w:left="5040" w:hanging="360"/>
-      </w:pPr>
-      <w:rPr>
-        <w:u w:val="none"/>
-      </w:rPr>
-    </w:lvl>
-    <w:lvl w:ilvl="7">
-      <w:start w:val="1"/>
-      <w:numFmt w:val="lowerLetter"/>
-      <w:lvlText w:val="%8."/>
-      <w:lvlJc w:val="left"/>
-      <w:pPr>
-        <w:ind w:left="5760" w:hanging="360"/>
-      </w:pPr>
-      <w:rPr>
-        <w:u w:val="none"/>
-      </w:rPr>
-    </w:lvl>
-    <w:lvl w:ilvl="8">
-      <w:start w:val="1"/>
-      <w:numFmt w:val="lowerRoman"/>
-      <w:lvlText w:val="%9."/>
-      <w:lvlJc w:val="right"/>
-      <w:pPr>
-        <w:ind w:left="6480" w:hanging="360"/>
-      </w:pPr>
-      <w:rPr>
-        <w:u w:val="none"/>
-      </w:rPr>
-    </w:lvl>
-  </w:abstractNum>
-  <w:abstractNum w:abstractNumId="5">
     <w:lvl w:ilvl="0">
       <w:start w:val="1"/>
       <w:numFmt w:val="bullet"/>
@@ -9694,6 +9954,98 @@
       <w:rPr>
         <w:u w:val="none"/>
       </w:rPr>
+    </w:lvl>
+  </w:abstractNum>
+  <w:abstractNum w:abstractNumId="5">
+    <w:lvl w:ilvl="0">
+      <w:start w:val="1"/>
+      <w:numFmt w:val="decimal"/>
+      <w:lvlText w:val="%1."/>
+      <w:lvlJc w:val="left"/>
+      <w:pPr>
+        <w:ind w:left="720" w:hanging="360"/>
+      </w:pPr>
+      <w:rPr/>
+    </w:lvl>
+    <w:lvl w:ilvl="1">
+      <w:start w:val="1"/>
+      <w:numFmt w:val="lowerLetter"/>
+      <w:lvlText w:val="%2."/>
+      <w:lvlJc w:val="left"/>
+      <w:pPr>
+        <w:ind w:left="1440" w:hanging="360"/>
+      </w:pPr>
+      <w:rPr/>
+    </w:lvl>
+    <w:lvl w:ilvl="2">
+      <w:start w:val="1"/>
+      <w:numFmt w:val="lowerRoman"/>
+      <w:lvlText w:val="%3."/>
+      <w:lvlJc w:val="right"/>
+      <w:pPr>
+        <w:ind w:left="2160" w:hanging="180"/>
+      </w:pPr>
+      <w:rPr/>
+    </w:lvl>
+    <w:lvl w:ilvl="3">
+      <w:start w:val="1"/>
+      <w:numFmt w:val="decimal"/>
+      <w:lvlText w:val="%4."/>
+      <w:lvlJc w:val="left"/>
+      <w:pPr>
+        <w:ind w:left="2880" w:hanging="360"/>
+      </w:pPr>
+      <w:rPr/>
+    </w:lvl>
+    <w:lvl w:ilvl="4">
+      <w:start w:val="1"/>
+      <w:numFmt w:val="lowerLetter"/>
+      <w:lvlText w:val="%5."/>
+      <w:lvlJc w:val="left"/>
+      <w:pPr>
+        <w:ind w:left="3600" w:hanging="360"/>
+      </w:pPr>
+      <w:rPr/>
+    </w:lvl>
+    <w:lvl w:ilvl="5">
+      <w:start w:val="1"/>
+      <w:numFmt w:val="lowerRoman"/>
+      <w:lvlText w:val="%6."/>
+      <w:lvlJc w:val="right"/>
+      <w:pPr>
+        <w:ind w:left="4320" w:hanging="180"/>
+      </w:pPr>
+      <w:rPr/>
+    </w:lvl>
+    <w:lvl w:ilvl="6">
+      <w:start w:val="1"/>
+      <w:numFmt w:val="decimal"/>
+      <w:lvlText w:val="%7."/>
+      <w:lvlJc w:val="left"/>
+      <w:pPr>
+        <w:ind w:left="5040" w:hanging="360"/>
+      </w:pPr>
+      <w:rPr/>
+    </w:lvl>
+    <w:lvl w:ilvl="7">
+      <w:start w:val="1"/>
+      <w:numFmt w:val="lowerLetter"/>
+      <w:lvlText w:val="%8."/>
+      <w:lvlJc w:val="left"/>
+      <w:pPr>
+        <w:ind w:left="5760" w:hanging="360"/>
+      </w:pPr>
+      <w:rPr/>
+    </w:lvl>
+    <w:lvl w:ilvl="8">
+      <w:start w:val="1"/>
+      <w:numFmt w:val="lowerRoman"/>
+      <w:lvlText w:val="%9."/>
+      <w:lvlJc w:val="right"/>
+      <w:pPr>
+        <w:ind w:left="6480" w:hanging="180"/>
+      </w:pPr>
+      <w:rPr/>
     </w:lvl>
   </w:abstractNum>
   <w:abstractNum w:abstractNumId="6">
@@ -9919,8 +10271,8 @@
   <w:abstractNum w:abstractNumId="8">
     <w:lvl w:ilvl="0">
       <w:start w:val="1"/>
-      <w:numFmt w:val="bullet"/>
-      <w:lvlText w:val="●"/>
+      <w:numFmt w:val="decimal"/>
+      <w:lvlText w:val="%1."/>
       <w:lvlJc w:val="left"/>
       <w:pPr>
         <w:ind w:left="720" w:hanging="360"/>
@@ -9931,8 +10283,8 @@
     </w:lvl>
     <w:lvl w:ilvl="1">
       <w:start w:val="1"/>
-      <w:numFmt w:val="bullet"/>
-      <w:lvlText w:val="○"/>
+      <w:numFmt w:val="lowerLetter"/>
+      <w:lvlText w:val="%2."/>
       <w:lvlJc w:val="left"/>
       <w:pPr>
         <w:ind w:left="1440" w:hanging="360"/>
@@ -9943,9 +10295,9 @@
     </w:lvl>
     <w:lvl w:ilvl="2">
       <w:start w:val="1"/>
-      <w:numFmt w:val="bullet"/>
-      <w:lvlText w:val="■"/>
-      <w:lvlJc w:val="left"/>
+      <w:numFmt w:val="lowerRoman"/>
+      <w:lvlText w:val="%3."/>
+      <w:lvlJc w:val="right"/>
       <w:pPr>
         <w:ind w:left="2160" w:hanging="360"/>
       </w:pPr>
@@ -9955,8 +10307,8 @@
     </w:lvl>
     <w:lvl w:ilvl="3">
       <w:start w:val="1"/>
-      <w:numFmt w:val="bullet"/>
-      <w:lvlText w:val="●"/>
+      <w:numFmt w:val="decimal"/>
+      <w:lvlText w:val="%4."/>
       <w:lvlJc w:val="left"/>
       <w:pPr>
         <w:ind w:left="2880" w:hanging="360"/>
@@ -9967,8 +10319,8 @@
     </w:lvl>
     <w:lvl w:ilvl="4">
       <w:start w:val="1"/>
-      <w:numFmt w:val="bullet"/>
-      <w:lvlText w:val="○"/>
+      <w:numFmt w:val="lowerLetter"/>
+      <w:lvlText w:val="%5."/>
       <w:lvlJc w:val="left"/>
       <w:pPr>
         <w:ind w:left="3600" w:hanging="360"/>
@@ -9979,9 +10331,9 @@
     </w:lvl>
     <w:lvl w:ilvl="5">
       <w:start w:val="1"/>
-      <w:numFmt w:val="bullet"/>
-      <w:lvlText w:val="■"/>
-      <w:lvlJc w:val="left"/>
+      <w:numFmt w:val="lowerRoman"/>
+      <w:lvlText w:val="%6."/>
+      <w:lvlJc w:val="right"/>
       <w:pPr>
         <w:ind w:left="4320" w:hanging="360"/>
       </w:pPr>
@@ -9991,8 +10343,8 @@
     </w:lvl>
     <w:lvl w:ilvl="6">
       <w:start w:val="1"/>
-      <w:numFmt w:val="bullet"/>
-      <w:lvlText w:val="●"/>
+      <w:numFmt w:val="decimal"/>
+      <w:lvlText w:val="%7."/>
       <w:lvlJc w:val="left"/>
       <w:pPr>
         <w:ind w:left="5040" w:hanging="360"/>
@@ -10003,8 +10355,8 @@
     </w:lvl>
     <w:lvl w:ilvl="7">
       <w:start w:val="1"/>
-      <w:numFmt w:val="bullet"/>
-      <w:lvlText w:val="○"/>
+      <w:numFmt w:val="lowerLetter"/>
+      <w:lvlText w:val="%8."/>
       <w:lvlJc w:val="left"/>
       <w:pPr>
         <w:ind w:left="5760" w:hanging="360"/>
@@ -10015,9 +10367,9 @@
     </w:lvl>
     <w:lvl w:ilvl="8">
       <w:start w:val="1"/>
-      <w:numFmt w:val="bullet"/>
-      <w:lvlText w:val="■"/>
-      <w:lvlJc w:val="left"/>
+      <w:numFmt w:val="lowerRoman"/>
+      <w:lvlText w:val="%9."/>
+      <w:lvlJc w:val="right"/>
       <w:pPr>
         <w:ind w:left="6480" w:hanging="360"/>
       </w:pPr>
@@ -10139,8 +10491,8 @@
   <w:abstractNum w:abstractNumId="10">
     <w:lvl w:ilvl="0">
       <w:start w:val="1"/>
-      <w:numFmt w:val="decimal"/>
-      <w:lvlText w:val="%1."/>
+      <w:numFmt w:val="bullet"/>
+      <w:lvlText w:val="●"/>
       <w:lvlJc w:val="left"/>
       <w:pPr>
         <w:ind w:left="720" w:hanging="360"/>
@@ -10151,8 +10503,8 @@
     </w:lvl>
     <w:lvl w:ilvl="1">
       <w:start w:val="1"/>
-      <w:numFmt w:val="lowerLetter"/>
-      <w:lvlText w:val="%2."/>
+      <w:numFmt w:val="bullet"/>
+      <w:lvlText w:val="○"/>
       <w:lvlJc w:val="left"/>
       <w:pPr>
         <w:ind w:left="1440" w:hanging="360"/>
@@ -10163,9 +10515,9 @@
     </w:lvl>
     <w:lvl w:ilvl="2">
       <w:start w:val="1"/>
-      <w:numFmt w:val="lowerRoman"/>
-      <w:lvlText w:val="%3."/>
-      <w:lvlJc w:val="right"/>
+      <w:numFmt w:val="bullet"/>
+      <w:lvlText w:val="■"/>
+      <w:lvlJc w:val="left"/>
       <w:pPr>
         <w:ind w:left="2160" w:hanging="360"/>
       </w:pPr>
@@ -10175,8 +10527,8 @@
     </w:lvl>
     <w:lvl w:ilvl="3">
       <w:start w:val="1"/>
-      <w:numFmt w:val="decimal"/>
-      <w:lvlText w:val="%4."/>
+      <w:numFmt w:val="bullet"/>
+      <w:lvlText w:val="●"/>
       <w:lvlJc w:val="left"/>
       <w:pPr>
         <w:ind w:left="2880" w:hanging="360"/>
@@ -10187,8 +10539,8 @@
     </w:lvl>
     <w:lvl w:ilvl="4">
       <w:start w:val="1"/>
-      <w:numFmt w:val="lowerLetter"/>
-      <w:lvlText w:val="%5."/>
+      <w:numFmt w:val="bullet"/>
+      <w:lvlText w:val="○"/>
       <w:lvlJc w:val="left"/>
       <w:pPr>
         <w:ind w:left="3600" w:hanging="360"/>
@@ -10199,9 +10551,9 @@
     </w:lvl>
     <w:lvl w:ilvl="5">
       <w:start w:val="1"/>
-      <w:numFmt w:val="lowerRoman"/>
-      <w:lvlText w:val="%6."/>
-      <w:lvlJc w:val="right"/>
+      <w:numFmt w:val="bullet"/>
+      <w:lvlText w:val="■"/>
+      <w:lvlJc w:val="left"/>
       <w:pPr>
         <w:ind w:left="4320" w:hanging="360"/>
       </w:pPr>
@@ -10211,8 +10563,8 @@
     </w:lvl>
     <w:lvl w:ilvl="6">
       <w:start w:val="1"/>
-      <w:numFmt w:val="decimal"/>
-      <w:lvlText w:val="%7."/>
+      <w:numFmt w:val="bullet"/>
+      <w:lvlText w:val="●"/>
       <w:lvlJc w:val="left"/>
       <w:pPr>
         <w:ind w:left="5040" w:hanging="360"/>
@@ -10223,8 +10575,8 @@
     </w:lvl>
     <w:lvl w:ilvl="7">
       <w:start w:val="1"/>
-      <w:numFmt w:val="lowerLetter"/>
-      <w:lvlText w:val="%8."/>
+      <w:numFmt w:val="bullet"/>
+      <w:lvlText w:val="○"/>
       <w:lvlJc w:val="left"/>
       <w:pPr>
         <w:ind w:left="5760" w:hanging="360"/>
@@ -10235,9 +10587,9 @@
     </w:lvl>
     <w:lvl w:ilvl="8">
       <w:start w:val="1"/>
-      <w:numFmt w:val="lowerRoman"/>
-      <w:lvlText w:val="%9."/>
-      <w:lvlJc w:val="right"/>
+      <w:numFmt w:val="bullet"/>
+      <w:lvlText w:val="■"/>
+      <w:lvlJc w:val="left"/>
       <w:pPr>
         <w:ind w:left="6480" w:hanging="360"/>
       </w:pPr>
@@ -10539,6 +10891,20 @@
       <w:sz w:val="72"/>
       <w:szCs w:val="72"/>
     </w:rPr>
+  </w:style>
+  <w:style w:type="table" w:styleId="TableNormal" w:default="1">
+    <w:name w:val="TableNormal"/>
+    <w:tblPr>
+      <w:tblCellMar>
+        <w:top w:w="100.0" w:type="dxa"/>
+        <w:left w:w="100.0" w:type="dxa"/>
+        <w:bottom w:w="100.0" w:type="dxa"/>
+        <w:right w:w="100.0" w:type="dxa"/>
+      </w:tblCellMar>
+    </w:tblPr>
+  </w:style>
+  <w:style w:type="paragraph" w:styleId="Normal" w:default="1">
+    <w:name w:val="normal"/>
   </w:style>
   <w:style w:type="paragraph" w:styleId="Normal" w:default="1">
     <w:name w:val="normal"/>
@@ -11212,6 +11578,299 @@
       </w:tblCellMar>
     </w:tblPr>
   </w:style>
+  <w:style w:type="table" w:styleId="Table1">
+    <w:basedOn w:val="TableNormal"/>
+    <w:tblPr>
+      <w:tblStyleRowBandSize w:val="1"/>
+      <w:tblStyleColBandSize w:val="1"/>
+      <w:tblCellMar>
+        <w:top w:w="0.0" w:type="dxa"/>
+        <w:left w:w="108.0" w:type="dxa"/>
+        <w:bottom w:w="0.0" w:type="dxa"/>
+        <w:right w:w="108.0" w:type="dxa"/>
+      </w:tblCellMar>
+    </w:tblPr>
+  </w:style>
+  <w:style w:type="table" w:styleId="Table2">
+    <w:basedOn w:val="TableNormal"/>
+    <w:tblPr>
+      <w:tblStyleRowBandSize w:val="1"/>
+      <w:tblStyleColBandSize w:val="1"/>
+      <w:tblCellMar>
+        <w:top w:w="0.0" w:type="dxa"/>
+        <w:left w:w="115.0" w:type="dxa"/>
+        <w:bottom w:w="0.0" w:type="dxa"/>
+        <w:right w:w="115.0" w:type="dxa"/>
+      </w:tblCellMar>
+    </w:tblPr>
+  </w:style>
+  <w:style w:type="table" w:styleId="Table3">
+    <w:basedOn w:val="TableNormal"/>
+    <w:tblPr>
+      <w:tblStyleRowBandSize w:val="1"/>
+      <w:tblStyleColBandSize w:val="1"/>
+      <w:tblCellMar>
+        <w:top w:w="0.0" w:type="dxa"/>
+        <w:left w:w="115.0" w:type="dxa"/>
+        <w:bottom w:w="0.0" w:type="dxa"/>
+        <w:right w:w="115.0" w:type="dxa"/>
+      </w:tblCellMar>
+    </w:tblPr>
+  </w:style>
+  <w:style w:type="table" w:styleId="Table4">
+    <w:basedOn w:val="TableNormal"/>
+    <w:tblPr>
+      <w:tblStyleRowBandSize w:val="1"/>
+      <w:tblStyleColBandSize w:val="1"/>
+      <w:tblCellMar>
+        <w:top w:w="0.0" w:type="dxa"/>
+        <w:left w:w="115.0" w:type="dxa"/>
+        <w:bottom w:w="0.0" w:type="dxa"/>
+        <w:right w:w="115.0" w:type="dxa"/>
+      </w:tblCellMar>
+    </w:tblPr>
+  </w:style>
+  <w:style w:type="table" w:styleId="Table5">
+    <w:basedOn w:val="TableNormal"/>
+    <w:tblPr>
+      <w:tblStyleRowBandSize w:val="1"/>
+      <w:tblStyleColBandSize w:val="1"/>
+      <w:tblCellMar>
+        <w:top w:w="0.0" w:type="dxa"/>
+        <w:left w:w="115.0" w:type="dxa"/>
+        <w:bottom w:w="0.0" w:type="dxa"/>
+        <w:right w:w="115.0" w:type="dxa"/>
+      </w:tblCellMar>
+    </w:tblPr>
+  </w:style>
+  <w:style w:type="table" w:styleId="Table6">
+    <w:basedOn w:val="TableNormal"/>
+    <w:tblPr>
+      <w:tblStyleRowBandSize w:val="1"/>
+      <w:tblStyleColBandSize w:val="1"/>
+      <w:tblCellMar>
+        <w:top w:w="0.0" w:type="dxa"/>
+        <w:left w:w="108.0" w:type="dxa"/>
+        <w:bottom w:w="0.0" w:type="dxa"/>
+        <w:right w:w="108.0" w:type="dxa"/>
+      </w:tblCellMar>
+    </w:tblPr>
+  </w:style>
+  <w:style w:type="table" w:styleId="Table7">
+    <w:basedOn w:val="TableNormal"/>
+    <w:tblPr>
+      <w:tblStyleRowBandSize w:val="1"/>
+      <w:tblStyleColBandSize w:val="1"/>
+      <w:tblCellMar>
+        <w:top w:w="0.0" w:type="dxa"/>
+        <w:left w:w="108.0" w:type="dxa"/>
+        <w:bottom w:w="0.0" w:type="dxa"/>
+        <w:right w:w="108.0" w:type="dxa"/>
+      </w:tblCellMar>
+    </w:tblPr>
+  </w:style>
+  <w:style w:type="table" w:styleId="Table8">
+    <w:basedOn w:val="TableNormal"/>
+    <w:tblPr>
+      <w:tblStyleRowBandSize w:val="1"/>
+      <w:tblStyleColBandSize w:val="1"/>
+      <w:tblCellMar>
+        <w:top w:w="0.0" w:type="dxa"/>
+        <w:left w:w="108.0" w:type="dxa"/>
+        <w:bottom w:w="0.0" w:type="dxa"/>
+        <w:right w:w="108.0" w:type="dxa"/>
+      </w:tblCellMar>
+    </w:tblPr>
+  </w:style>
+  <w:style w:type="table" w:styleId="Table9">
+    <w:basedOn w:val="TableNormal"/>
+    <w:tblPr>
+      <w:tblStyleRowBandSize w:val="1"/>
+      <w:tblStyleColBandSize w:val="1"/>
+      <w:tblCellMar>
+        <w:top w:w="0.0" w:type="dxa"/>
+        <w:left w:w="115.0" w:type="dxa"/>
+        <w:bottom w:w="0.0" w:type="dxa"/>
+        <w:right w:w="115.0" w:type="dxa"/>
+      </w:tblCellMar>
+    </w:tblPr>
+  </w:style>
+  <w:style w:type="table" w:styleId="Table10">
+    <w:basedOn w:val="TableNormal"/>
+    <w:tblPr>
+      <w:tblStyleRowBandSize w:val="1"/>
+      <w:tblStyleColBandSize w:val="1"/>
+    </w:tblPr>
+  </w:style>
+  <w:style w:type="table" w:styleId="Table11">
+    <w:basedOn w:val="TableNormal"/>
+    <w:tblPr>
+      <w:tblStyleRowBandSize w:val="1"/>
+      <w:tblStyleColBandSize w:val="1"/>
+      <w:tblCellMar>
+        <w:top w:w="0.0" w:type="dxa"/>
+        <w:left w:w="108.0" w:type="dxa"/>
+        <w:bottom w:w="0.0" w:type="dxa"/>
+        <w:right w:w="108.0" w:type="dxa"/>
+      </w:tblCellMar>
+    </w:tblPr>
+  </w:style>
+  <w:style w:type="table" w:styleId="Table12">
+    <w:basedOn w:val="TableNormal"/>
+    <w:tblPr>
+      <w:tblStyleRowBandSize w:val="1"/>
+      <w:tblStyleColBandSize w:val="1"/>
+      <w:tblCellMar>
+        <w:top w:w="0.0" w:type="dxa"/>
+        <w:left w:w="115.0" w:type="dxa"/>
+        <w:bottom w:w="0.0" w:type="dxa"/>
+        <w:right w:w="115.0" w:type="dxa"/>
+      </w:tblCellMar>
+    </w:tblPr>
+  </w:style>
+  <w:style w:type="table" w:styleId="Table13">
+    <w:basedOn w:val="TableNormal"/>
+    <w:tblPr>
+      <w:tblStyleRowBandSize w:val="1"/>
+      <w:tblStyleColBandSize w:val="1"/>
+      <w:tblCellMar>
+        <w:top w:w="0.0" w:type="dxa"/>
+        <w:left w:w="115.0" w:type="dxa"/>
+        <w:bottom w:w="0.0" w:type="dxa"/>
+        <w:right w:w="115.0" w:type="dxa"/>
+      </w:tblCellMar>
+    </w:tblPr>
+  </w:style>
+  <w:style w:type="table" w:styleId="Table14">
+    <w:basedOn w:val="TableNormal"/>
+    <w:tblPr>
+      <w:tblStyleRowBandSize w:val="1"/>
+      <w:tblStyleColBandSize w:val="1"/>
+      <w:tblCellMar>
+        <w:top w:w="0.0" w:type="dxa"/>
+        <w:left w:w="115.0" w:type="dxa"/>
+        <w:bottom w:w="0.0" w:type="dxa"/>
+        <w:right w:w="115.0" w:type="dxa"/>
+      </w:tblCellMar>
+    </w:tblPr>
+  </w:style>
+  <w:style w:type="table" w:styleId="Table15">
+    <w:basedOn w:val="TableNormal"/>
+    <w:tblPr>
+      <w:tblStyleRowBandSize w:val="1"/>
+      <w:tblStyleColBandSize w:val="1"/>
+      <w:tblCellMar>
+        <w:top w:w="0.0" w:type="dxa"/>
+        <w:left w:w="108.0" w:type="dxa"/>
+        <w:bottom w:w="0.0" w:type="dxa"/>
+        <w:right w:w="108.0" w:type="dxa"/>
+      </w:tblCellMar>
+    </w:tblPr>
+  </w:style>
+  <w:style w:type="table" w:styleId="Table16">
+    <w:basedOn w:val="TableNormal"/>
+    <w:tblPr>
+      <w:tblStyleRowBandSize w:val="1"/>
+      <w:tblStyleColBandSize w:val="1"/>
+      <w:tblCellMar>
+        <w:top w:w="0.0" w:type="dxa"/>
+        <w:left w:w="108.0" w:type="dxa"/>
+        <w:bottom w:w="0.0" w:type="dxa"/>
+        <w:right w:w="108.0" w:type="dxa"/>
+      </w:tblCellMar>
+    </w:tblPr>
+  </w:style>
+  <w:style w:type="table" w:styleId="Table17">
+    <w:basedOn w:val="TableNormal"/>
+    <w:tblPr>
+      <w:tblStyleRowBandSize w:val="1"/>
+      <w:tblStyleColBandSize w:val="1"/>
+      <w:tblCellMar>
+        <w:top w:w="0.0" w:type="dxa"/>
+        <w:left w:w="108.0" w:type="dxa"/>
+        <w:bottom w:w="0.0" w:type="dxa"/>
+        <w:right w:w="108.0" w:type="dxa"/>
+      </w:tblCellMar>
+    </w:tblPr>
+  </w:style>
+  <w:style w:type="table" w:styleId="Table18">
+    <w:basedOn w:val="TableNormal"/>
+    <w:tblPr>
+      <w:tblStyleRowBandSize w:val="1"/>
+      <w:tblStyleColBandSize w:val="1"/>
+      <w:tblCellMar>
+        <w:top w:w="0.0" w:type="dxa"/>
+        <w:left w:w="108.0" w:type="dxa"/>
+        <w:bottom w:w="0.0" w:type="dxa"/>
+        <w:right w:w="108.0" w:type="dxa"/>
+      </w:tblCellMar>
+    </w:tblPr>
+  </w:style>
+  <w:style w:type="table" w:styleId="Table19">
+    <w:basedOn w:val="TableNormal"/>
+    <w:tblPr>
+      <w:tblStyleRowBandSize w:val="1"/>
+      <w:tblStyleColBandSize w:val="1"/>
+      <w:tblCellMar>
+        <w:top w:w="0.0" w:type="dxa"/>
+        <w:left w:w="108.0" w:type="dxa"/>
+        <w:bottom w:w="0.0" w:type="dxa"/>
+        <w:right w:w="108.0" w:type="dxa"/>
+      </w:tblCellMar>
+    </w:tblPr>
+  </w:style>
+  <w:style w:type="table" w:styleId="Table20">
+    <w:basedOn w:val="TableNormal"/>
+    <w:tblPr>
+      <w:tblStyleRowBandSize w:val="1"/>
+      <w:tblStyleColBandSize w:val="1"/>
+      <w:tblCellMar>
+        <w:top w:w="0.0" w:type="dxa"/>
+        <w:left w:w="108.0" w:type="dxa"/>
+        <w:bottom w:w="0.0" w:type="dxa"/>
+        <w:right w:w="108.0" w:type="dxa"/>
+      </w:tblCellMar>
+    </w:tblPr>
+  </w:style>
+  <w:style w:type="table" w:styleId="Table21">
+    <w:basedOn w:val="TableNormal"/>
+    <w:tblPr>
+      <w:tblStyleRowBandSize w:val="1"/>
+      <w:tblStyleColBandSize w:val="1"/>
+      <w:tblCellMar>
+        <w:top w:w="0.0" w:type="dxa"/>
+        <w:left w:w="108.0" w:type="dxa"/>
+        <w:bottom w:w="0.0" w:type="dxa"/>
+        <w:right w:w="108.0" w:type="dxa"/>
+      </w:tblCellMar>
+    </w:tblPr>
+  </w:style>
+  <w:style w:type="table" w:styleId="Table22">
+    <w:basedOn w:val="TableNormal"/>
+    <w:tblPr>
+      <w:tblStyleRowBandSize w:val="1"/>
+      <w:tblStyleColBandSize w:val="1"/>
+      <w:tblCellMar>
+        <w:top w:w="0.0" w:type="dxa"/>
+        <w:left w:w="108.0" w:type="dxa"/>
+        <w:bottom w:w="0.0" w:type="dxa"/>
+        <w:right w:w="108.0" w:type="dxa"/>
+      </w:tblCellMar>
+    </w:tblPr>
+  </w:style>
+  <w:style w:type="table" w:styleId="Table23">
+    <w:basedOn w:val="TableNormal"/>
+    <w:tblPr>
+      <w:tblStyleRowBandSize w:val="1"/>
+      <w:tblStyleColBandSize w:val="1"/>
+      <w:tblCellMar>
+        <w:top w:w="0.0" w:type="dxa"/>
+        <w:left w:w="115.0" w:type="dxa"/>
+        <w:bottom w:w="0.0" w:type="dxa"/>
+        <w:right w:w="115.0" w:type="dxa"/>
+      </w:tblCellMar>
+    </w:tblPr>
+  </w:style>
   <w:style w:type="paragraph" w:styleId="Subtitle">
     <w:name w:val="Subtitle"/>
     <w:basedOn w:val="Normal"/>
@@ -11353,6 +12012,12 @@
     <w:tblPr>
       <w:tblStyleRowBandSize w:val="1"/>
       <w:tblStyleColBandSize w:val="1"/>
+      <w:tblCellMar>
+        <w:top w:w="0.0" w:type="dxa"/>
+        <w:left w:w="115.0" w:type="dxa"/>
+        <w:bottom w:w="0.0" w:type="dxa"/>
+        <w:right w:w="115.0" w:type="dxa"/>
+      </w:tblCellMar>
     </w:tblPr>
   </w:style>
   <w:style w:type="table" w:styleId="Table11">
@@ -11824,7 +12489,7 @@
 
 <file path=customXML/item1.xml><?xml version="1.0" encoding="utf-8"?>
 <go:gDocsCustomXmlDataStorage xmlns:go="http://customooxmlschemas.google.com/" xmlns:r="http://schemas.openxmlformats.org/officeDocument/2006/relationships" uri="GoogleDocsCustomDataVersion2">
-  <go:docsCustomData xmlns:go="http://customooxmlschemas.google.com/" roundtripDataSignature="AMtx7mgQU8HCbsmqSffZg/KUGCuBVv8QgA==">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</go:docsCustomData>
+  <go:docsCustomData xmlns:go="http://customooxmlschemas.google.com/" roundtripDataSignature="AMtx7mjsYkyMkR2Y9C0tKrV+k+furYKezw==">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</go:docsCustomData>
 </go:gDocsCustomXmlDataStorage>
 </file>
 

--- a/Fase 2/Evidencias Proyecto/Evidencias de documentación/1.3 Acta de constitución/Acta de constitución.docx
+++ b/Fase 2/Evidencias Proyecto/Evidencias de documentación/1.3 Acta de constitución/Acta de constitución.docx
@@ -34,15 +34,15 @@
               <wp:anchor allowOverlap="1" behindDoc="0" distB="0" distT="0" distL="182880" distR="182880" hidden="0" layoutInCell="1" locked="0" relativeHeight="0" simplePos="0">
                 <wp:simplePos x="0" y="0"/>
                 <wp:positionH relativeFrom="margin">
-                  <wp:posOffset>483235</wp:posOffset>
+                  <wp:posOffset>478472</wp:posOffset>
                 </wp:positionH>
                 <wp:positionV relativeFrom="page">
-                  <wp:posOffset>4470544</wp:posOffset>
+                  <wp:posOffset>4465781</wp:posOffset>
                 </wp:positionV>
-                <wp:extent cx="4705350" cy="6743700"/>
+                <wp:extent cx="4714875" cy="6753225"/>
                 <wp:effectExtent b="0" l="0" r="0" t="0"/>
                 <wp:wrapSquare wrapText="bothSides" distB="0" distT="0" distL="182880" distR="182880"/>
-                <wp:docPr id="138" name=""/>
+                <wp:docPr id="141" name=""/>
                 <a:graphic>
                   <a:graphicData uri="http://schemas.microsoft.com/office/word/2010/wordprocessingShape">
                     <wps:wsp>
@@ -133,15 +133,15 @@
               <wp:anchor allowOverlap="1" behindDoc="0" distB="0" distT="0" distL="182880" distR="182880" hidden="0" layoutInCell="1" locked="0" relativeHeight="0" simplePos="0">
                 <wp:simplePos x="0" y="0"/>
                 <wp:positionH relativeFrom="margin">
-                  <wp:posOffset>483235</wp:posOffset>
+                  <wp:posOffset>478472</wp:posOffset>
                 </wp:positionH>
                 <wp:positionV relativeFrom="page">
-                  <wp:posOffset>4470544</wp:posOffset>
+                  <wp:posOffset>4465781</wp:posOffset>
                 </wp:positionV>
-                <wp:extent cx="4705350" cy="6743700"/>
+                <wp:extent cx="4714875" cy="6753225"/>
                 <wp:effectExtent b="0" l="0" r="0" t="0"/>
                 <wp:wrapSquare wrapText="bothSides" distB="0" distT="0" distL="182880" distR="182880"/>
-                <wp:docPr id="138" name="image3.png"/>
+                <wp:docPr id="141" name="image3.png"/>
                 <a:graphic>
                   <a:graphicData uri="http://schemas.openxmlformats.org/drawingml/2006/picture">
                     <pic:pic>
@@ -159,7 +159,7 @@
                       <pic:spPr>
                         <a:xfrm>
                           <a:off x="0" y="0"/>
-                          <a:ext cx="4705350" cy="6743700"/>
+                          <a:ext cx="4714875" cy="6753225"/>
                         </a:xfrm>
                         <a:prstGeom prst="rect"/>
                         <a:ln/>
@@ -178,12 +178,12 @@
           <wp:inline distB="0" distT="0" distL="0" distR="0">
             <wp:extent cx="6400800" cy="1063625"/>
             <wp:effectExtent b="0" l="0" r="0" t="0"/>
-            <wp:docPr id="139" name="image1.jpg"/>
+            <wp:docPr id="142" name="image2.jpg"/>
             <a:graphic>
               <a:graphicData uri="http://schemas.openxmlformats.org/drawingml/2006/picture">
                 <pic:pic>
                   <pic:nvPicPr>
-                    <pic:cNvPr id="0" name="image1.jpg"/>
+                    <pic:cNvPr id="0" name="image2.jpg"/>
                     <pic:cNvPicPr preferRelativeResize="0"/>
                   </pic:nvPicPr>
                   <pic:blipFill>
@@ -284,7 +284,7 @@
     </w:p>
     <w:sdt>
       <w:sdtPr>
-        <w:id w:val="528219292"/>
+        <w:id w:val="-2070570880"/>
         <w:docPartObj>
           <w:docPartGallery w:val="Table of Contents"/>
           <w:docPartUnique w:val="1"/>
@@ -2932,7 +2932,7 @@
             <w:pPr>
               <w:numPr>
                 <w:ilvl w:val="0"/>
-                <w:numId w:val="2"/>
+                <w:numId w:val="4"/>
               </w:numPr>
               <w:ind w:left="720" w:hanging="360"/>
               <w:jc w:val="both"/>
@@ -2952,13 +2952,12 @@
             <w:pPr>
               <w:numPr>
                 <w:ilvl w:val="0"/>
-                <w:numId w:val="2"/>
+                <w:numId w:val="4"/>
               </w:numPr>
               <w:ind w:left="720" w:hanging="360"/>
               <w:jc w:val="both"/>
               <w:rPr>
                 <w:rFonts w:ascii="Arial" w:cs="Arial" w:eastAsia="Arial" w:hAnsi="Arial"/>
-                <w:u w:val="none"/>
               </w:rPr>
             </w:pPr>
             <w:r>
@@ -2967,13 +2966,18 @@
                 <w:rtl w:val="0"/>
               </w:rPr>
               <w:t xml:space="preserve">Emergencia</w:t>
+            </w:r>
+            <w:r>
+              <w:rPr>
+                <w:rtl w:val="0"/>
+              </w:rPr>
             </w:r>
           </w:p>
           <w:p>
             <w:pPr>
               <w:numPr>
                 <w:ilvl w:val="0"/>
-                <w:numId w:val="2"/>
+                <w:numId w:val="4"/>
               </w:numPr>
               <w:ind w:left="720" w:hanging="360"/>
               <w:jc w:val="both"/>
@@ -2993,7 +2997,7 @@
             <w:pPr>
               <w:numPr>
                 <w:ilvl w:val="0"/>
-                <w:numId w:val="2"/>
+                <w:numId w:val="4"/>
               </w:numPr>
               <w:ind w:left="720" w:hanging="360"/>
               <w:jc w:val="both"/>
@@ -3007,11 +3011,6 @@
                 <w:rtl w:val="0"/>
               </w:rPr>
               <w:t xml:space="preserve">Adulto Mayor</w:t>
-            </w:r>
-            <w:r>
-              <w:rPr>
-                <w:rtl w:val="0"/>
-              </w:rPr>
             </w:r>
           </w:p>
         </w:tc>
@@ -3109,12 +3108,7 @@
                 <w:rFonts w:ascii="Arial" w:cs="Arial" w:eastAsia="Arial" w:hAnsi="Arial"/>
                 <w:rtl w:val="0"/>
               </w:rPr>
-              <w:t xml:space="preserve">Al comparar el contexto con otras aplicaciones, podrían cumplir algunas de las áreas de interés pero no as su vez unificarlas en 1 sola para poder tener todas esas funciones en la palma de la mano.</w:t>
-            </w:r>
-            <w:r>
-              <w:rPr>
-                <w:rtl w:val="0"/>
-              </w:rPr>
+              <w:t xml:space="preserve">Al comparar el contexto con otras aplicaciones, estas cumplen con algunas de las áreas de interés pero, a su vez, no las unifica en 1 sola para así poder tener todas esas funciones en la palma de la mano.</w:t>
             </w:r>
           </w:p>
         </w:tc>
@@ -3184,40 +3178,35 @@
                 <w:rFonts w:ascii="Arial" w:cs="Arial" w:eastAsia="Arial" w:hAnsi="Arial"/>
                 <w:rtl w:val="0"/>
               </w:rPr>
-              <w:t xml:space="preserve">Cuando ocurre alguna emergencia buscamos que la persona afectada se pueda comunicar con su red de seguridad más cercana enviando información relevante para el contexto del usuario, a su vez como la ubicación donde se generó la alerta, debido a que en casos de hurtos obtener la información a tiempo real del dispositivo no es útil.</w:t>
-            </w:r>
-          </w:p>
-          <w:p>
-            <w:pPr>
-              <w:jc w:val="both"/>
-              <w:rPr>
-                <w:rFonts w:ascii="Arial" w:cs="Arial" w:eastAsia="Arial" w:hAnsi="Arial"/>
-              </w:rPr>
-            </w:pPr>
-            <w:r>
-              <w:rPr>
-                <w:rtl w:val="0"/>
-              </w:rPr>
-            </w:r>
-          </w:p>
-          <w:p>
-            <w:pPr>
-              <w:jc w:val="both"/>
-              <w:rPr>
-                <w:rFonts w:ascii="Arial" w:cs="Arial" w:eastAsia="Arial" w:hAnsi="Arial"/>
-              </w:rPr>
-            </w:pPr>
-            <w:r>
-              <w:rPr>
-                <w:rFonts w:ascii="Arial" w:cs="Arial" w:eastAsia="Arial" w:hAnsi="Arial"/>
-                <w:rtl w:val="0"/>
-              </w:rPr>
-              <w:t xml:space="preserve">Con esa información le da la opción para los números vinculados al usuario auxiliarlo de forma más rápida, obteniendo a su vez información médica relevante la cual ayudaría al personal médico de ser necesario, y la tenencia de un historial del incidente esta le podría ayudar a facilitar procesos legales o de reposición de documentación que llegase a necesitar.</w:t>
-            </w:r>
-            <w:r>
-              <w:rPr>
-                <w:rtl w:val="0"/>
-              </w:rPr>
+              <w:t xml:space="preserve">Cuando ocurre alguna emergencia, ya sea un robo, emergencia médica o accidente, buscamos que la persona afectada se pueda comunicar con su red de seguridad más cercana, enviando información relevante del contexto del usuario, a su vez con la ubicación de donde se generó la alerta, debido a que en casos de hurtos obtener la información a tiempo real del dispositivo puede ser contraproducente para la ayuda del usuario.</w:t>
+            </w:r>
+          </w:p>
+          <w:p>
+            <w:pPr>
+              <w:jc w:val="both"/>
+              <w:rPr>
+                <w:rFonts w:ascii="Arial" w:cs="Arial" w:eastAsia="Arial" w:hAnsi="Arial"/>
+              </w:rPr>
+            </w:pPr>
+            <w:r>
+              <w:rPr>
+                <w:rtl w:val="0"/>
+              </w:rPr>
+            </w:r>
+          </w:p>
+          <w:p>
+            <w:pPr>
+              <w:jc w:val="both"/>
+              <w:rPr>
+                <w:rFonts w:ascii="Arial" w:cs="Arial" w:eastAsia="Arial" w:hAnsi="Arial"/>
+              </w:rPr>
+            </w:pPr>
+            <w:r>
+              <w:rPr>
+                <w:rFonts w:ascii="Arial" w:cs="Arial" w:eastAsia="Arial" w:hAnsi="Arial"/>
+                <w:rtl w:val="0"/>
+              </w:rPr>
+              <w:t xml:space="preserve">Con esa información, le da la opción a los números vinculados del usuario auxiliarlo de forma más rápida, obteniendo información médica relevante la cual ayudaría al personal médico de ser necesario, y la tenencia de un historial del incidente esta le podría ayudar a facilitar procesos legales o de reposición de documentación que llegase a necesitar.</w:t>
             </w:r>
           </w:p>
         </w:tc>
@@ -3302,7 +3291,7 @@
           <w:sdt>
             <w:sdtPr>
               <w:lock w:val="contentLocked"/>
-              <w:id w:val="1974337841"/>
+              <w:id w:val="-676701689"/>
               <w:tag w:val="goog_rdk_0"/>
             </w:sdtPr>
             <w:sdtContent>
@@ -3675,28 +3664,10 @@
               </w:rPr>
               <w:t xml:space="preserve">Para la valorización se tomaron en cuenta los valores de la Guía Salarial Tech Chile 2026, y se ajustaron los valores considerando la calidad de Junior del equipo de desarrollo y en modalidad como consultoria independiente</w:t>
             </w:r>
-            <w:r>
-              <w:rPr>
-                <w:rtl w:val="0"/>
-              </w:rPr>
-            </w:r>
           </w:p>
         </w:tc>
       </w:tr>
     </w:tbl>
-    <w:p>
-      <w:pPr>
-        <w:pStyle w:val="Heading1"/>
-        <w:rPr/>
-      </w:pPr>
-      <w:bookmarkStart w:colFirst="0" w:colLast="0" w:name="_heading=h.ezyqauyh1k17" w:id="14"/>
-      <w:bookmarkEnd w:id="14"/>
-      <w:r>
-        <w:rPr>
-          <w:rtl w:val="0"/>
-        </w:rPr>
-      </w:r>
-    </w:p>
     <w:p>
       <w:pPr>
         <w:pStyle w:val="Heading1"/>
@@ -3708,8 +3679,8 @@
           <w:vertAlign w:val="baseline"/>
         </w:rPr>
       </w:pPr>
-      <w:bookmarkStart w:colFirst="0" w:colLast="0" w:name="_heading=h.44sinio" w:id="15"/>
-      <w:bookmarkEnd w:id="15"/>
+      <w:bookmarkStart w:colFirst="0" w:colLast="0" w:name="_heading=h.44sinio" w:id="14"/>
+      <w:bookmarkEnd w:id="14"/>
       <w:r>
         <w:rPr>
           <w:vertAlign w:val="baseline"/>
@@ -3729,8 +3700,8 @@
           <w:vertAlign w:val="baseline"/>
         </w:rPr>
       </w:pPr>
-      <w:bookmarkStart w:colFirst="0" w:colLast="0" w:name="_heading=h.2jxsxqh" w:id="16"/>
-      <w:bookmarkEnd w:id="16"/>
+      <w:bookmarkStart w:colFirst="0" w:colLast="0" w:name="_heading=h.2jxsxqh" w:id="15"/>
+      <w:bookmarkEnd w:id="15"/>
       <w:r>
         <w:rPr>
           <w:vertAlign w:val="baseline"/>
@@ -3789,7 +3760,7 @@
             <w:pPr>
               <w:numPr>
                 <w:ilvl w:val="0"/>
-                <w:numId w:val="2"/>
+                <w:numId w:val="4"/>
               </w:numPr>
               <w:ind w:left="720" w:hanging="360"/>
               <w:jc w:val="both"/>
@@ -3809,13 +3780,12 @@
             <w:pPr>
               <w:numPr>
                 <w:ilvl w:val="0"/>
-                <w:numId w:val="2"/>
+                <w:numId w:val="4"/>
               </w:numPr>
               <w:ind w:left="720" w:hanging="360"/>
               <w:jc w:val="both"/>
               <w:rPr>
                 <w:rFonts w:ascii="Arial" w:cs="Arial" w:eastAsia="Arial" w:hAnsi="Arial"/>
-                <w:u w:val="none"/>
               </w:rPr>
             </w:pPr>
             <w:r>
@@ -3824,13 +3794,18 @@
                 <w:rtl w:val="0"/>
               </w:rPr>
               <w:t xml:space="preserve">Emergencia: Enviar ubicación del afectado y un mensaje personalizado creado por el usuario. </w:t>
+            </w:r>
+            <w:r>
+              <w:rPr>
+                <w:rtl w:val="0"/>
+              </w:rPr>
             </w:r>
           </w:p>
           <w:p>
             <w:pPr>
               <w:numPr>
                 <w:ilvl w:val="0"/>
-                <w:numId w:val="2"/>
+                <w:numId w:val="4"/>
               </w:numPr>
               <w:ind w:left="720" w:hanging="360"/>
               <w:jc w:val="both"/>
@@ -3850,7 +3825,7 @@
             <w:pPr>
               <w:numPr>
                 <w:ilvl w:val="0"/>
-                <w:numId w:val="2"/>
+                <w:numId w:val="4"/>
               </w:numPr>
               <w:ind w:left="720" w:hanging="360"/>
               <w:jc w:val="both"/>
@@ -3864,11 +3839,6 @@
                 <w:rtl w:val="0"/>
               </w:rPr>
               <w:t xml:space="preserve">Adulto Mayor: enviar ubicación del afectado, un mensaje personalizado creado por el usuario, un mensaje con la información médica relevante del usuario y configuración de la aplicación móvil reducida.</w:t>
-            </w:r>
-            <w:r>
-              <w:rPr>
-                <w:rtl w:val="0"/>
-              </w:rPr>
             </w:r>
           </w:p>
         </w:tc>
@@ -3907,8 +3877,8 @@
           <w:vertAlign w:val="baseline"/>
         </w:rPr>
       </w:pPr>
-      <w:bookmarkStart w:colFirst="0" w:colLast="0" w:name="_heading=h.z337ya" w:id="17"/>
-      <w:bookmarkEnd w:id="17"/>
+      <w:bookmarkStart w:colFirst="0" w:colLast="0" w:name="_heading=h.z337ya" w:id="16"/>
+      <w:bookmarkEnd w:id="16"/>
       <w:r>
         <w:rPr>
           <w:rFonts w:ascii="Calibri" w:cs="Calibri" w:eastAsia="Calibri" w:hAnsi="Calibri"/>
@@ -4359,8 +4329,8 @@
           <w:vertAlign w:val="baseline"/>
         </w:rPr>
       </w:pPr>
-      <w:bookmarkStart w:colFirst="0" w:colLast="0" w:name="_heading=h.3j2qqm3" w:id="18"/>
-      <w:bookmarkEnd w:id="18"/>
+      <w:bookmarkStart w:colFirst="0" w:colLast="0" w:name="_heading=h.3j2qqm3" w:id="17"/>
+      <w:bookmarkEnd w:id="17"/>
       <w:r>
         <w:rPr>
           <w:rtl w:val="0"/>
@@ -5181,7 +5151,7 @@
             </w:pPr>
             <w:sdt>
               <w:sdtPr>
-                <w:id w:val="-1570543281"/>
+                <w:id w:val="-152110748"/>
                 <w:tag w:val="goog_rdk_1"/>
               </w:sdtPr>
               <w:sdtContent>
@@ -5280,7 +5250,7 @@
             </w:pPr>
             <w:sdt>
               <w:sdtPr>
-                <w:id w:val="426795065"/>
+                <w:id w:val="1892334521"/>
                 <w:tag w:val="goog_rdk_2"/>
               </w:sdtPr>
               <w:sdtContent>
@@ -5355,7 +5325,7 @@
             </w:pPr>
             <w:sdt>
               <w:sdtPr>
-                <w:id w:val="2121632524"/>
+                <w:id w:val="2097751785"/>
                 <w:tag w:val="goog_rdk_3"/>
               </w:sdtPr>
               <w:sdtContent>
@@ -6384,8 +6354,8 @@
           <w:vertAlign w:val="baseline"/>
         </w:rPr>
       </w:pPr>
-      <w:bookmarkStart w:colFirst="0" w:colLast="0" w:name="_heading=h.1y810tw" w:id="19"/>
-      <w:bookmarkEnd w:id="19"/>
+      <w:bookmarkStart w:colFirst="0" w:colLast="0" w:name="_heading=h.1y810tw" w:id="18"/>
+      <w:bookmarkEnd w:id="18"/>
       <w:r>
         <w:rPr>
           <w:vertAlign w:val="baseline"/>
@@ -6447,7 +6417,7 @@
               <w:widowControl w:val="1"/>
               <w:numPr>
                 <w:ilvl w:val="0"/>
-                <w:numId w:val="3"/>
+                <w:numId w:val="5"/>
               </w:numPr>
               <w:pBdr>
                 <w:top w:space="0" w:sz="0" w:val="nil"/>
@@ -6492,6 +6462,11 @@
               </w:rPr>
               <w:t xml:space="preserve">Ajustarse a los plazos de entrega.</w:t>
             </w:r>
+            <w:r>
+              <w:rPr>
+                <w:rtl w:val="0"/>
+              </w:rPr>
+            </w:r>
           </w:p>
           <w:p>
             <w:pPr>
@@ -6500,7 +6475,7 @@
               <w:widowControl w:val="1"/>
               <w:numPr>
                 <w:ilvl w:val="0"/>
-                <w:numId w:val="3"/>
+                <w:numId w:val="5"/>
               </w:numPr>
               <w:pBdr>
                 <w:top w:space="0" w:sz="0" w:val="nil"/>
@@ -6570,6 +6545,11 @@
               </w:rPr>
               <w:t xml:space="preserve">.</w:t>
             </w:r>
+            <w:r>
+              <w:rPr>
+                <w:rtl w:val="0"/>
+              </w:rPr>
+            </w:r>
           </w:p>
           <w:p>
             <w:pPr>
@@ -6578,7 +6558,7 @@
               <w:widowControl w:val="1"/>
               <w:numPr>
                 <w:ilvl w:val="0"/>
-                <w:numId w:val="3"/>
+                <w:numId w:val="5"/>
               </w:numPr>
               <w:pBdr>
                 <w:top w:space="0" w:sz="0" w:val="nil"/>
@@ -6648,6 +6628,11 @@
               </w:rPr>
               <w:t xml:space="preserve">.</w:t>
             </w:r>
+            <w:r>
+              <w:rPr>
+                <w:rtl w:val="0"/>
+              </w:rPr>
+            </w:r>
           </w:p>
           <w:p>
             <w:pPr>
@@ -6656,7 +6641,7 @@
               <w:widowControl w:val="1"/>
               <w:numPr>
                 <w:ilvl w:val="0"/>
-                <w:numId w:val="3"/>
+                <w:numId w:val="5"/>
               </w:numPr>
               <w:pBdr>
                 <w:top w:space="0" w:sz="0" w:val="nil"/>
@@ -6726,6 +6711,11 @@
               </w:rPr>
               <w:t xml:space="preserve">. </w:t>
             </w:r>
+            <w:r>
+              <w:rPr>
+                <w:rtl w:val="0"/>
+              </w:rPr>
+            </w:r>
           </w:p>
           <w:p>
             <w:pPr>
@@ -6734,7 +6724,7 @@
               <w:widowControl w:val="1"/>
               <w:numPr>
                 <w:ilvl w:val="0"/>
-                <w:numId w:val="3"/>
+                <w:numId w:val="5"/>
               </w:numPr>
               <w:pBdr>
                 <w:top w:space="0" w:sz="0" w:val="nil"/>
@@ -6779,6 +6769,11 @@
               </w:rPr>
               <w:t xml:space="preserve">Para el desarrollo se utilizarán 3 ingenieros en informática junior. </w:t>
             </w:r>
+            <w:r>
+              <w:rPr>
+                <w:rtl w:val="0"/>
+              </w:rPr>
+            </w:r>
           </w:p>
         </w:tc>
       </w:tr>
@@ -6794,8 +6789,8 @@
           <w:vertAlign w:val="baseline"/>
         </w:rPr>
       </w:pPr>
-      <w:bookmarkStart w:colFirst="0" w:colLast="0" w:name="_heading=h.2xcytpi" w:id="20"/>
-      <w:bookmarkEnd w:id="20"/>
+      <w:bookmarkStart w:colFirst="0" w:colLast="0" w:name="_heading=h.2xcytpi" w:id="19"/>
+      <w:bookmarkEnd w:id="19"/>
       <w:r>
         <w:rPr>
           <w:vertAlign w:val="baseline"/>
@@ -6857,7 +6852,7 @@
               <w:widowControl w:val="1"/>
               <w:numPr>
                 <w:ilvl w:val="0"/>
-                <w:numId w:val="10"/>
+                <w:numId w:val="2"/>
               </w:numPr>
               <w:pBdr>
                 <w:top w:space="0" w:sz="0" w:val="nil"/>
@@ -6867,12 +6862,11 @@
                 <w:between w:space="0" w:sz="0" w:val="nil"/>
               </w:pBdr>
               <w:shd w:fill="auto" w:val="clear"/>
-              <w:spacing w:after="0" w:afterAutospacing="0" w:before="0" w:line="276" w:lineRule="auto"/>
+              <w:spacing w:after="0" w:before="0" w:line="276" w:lineRule="auto"/>
               <w:ind w:left="720" w:right="0" w:hanging="360"/>
               <w:jc w:val="both"/>
               <w:rPr>
                 <w:rFonts w:ascii="Arial" w:cs="Arial" w:eastAsia="Arial" w:hAnsi="Arial"/>
-                <w:u w:val="none"/>
               </w:rPr>
             </w:pPr>
             <w:r>
@@ -6881,6 +6875,11 @@
                 <w:rtl w:val="0"/>
               </w:rPr>
               <w:t xml:space="preserve">Documentación completa del sistema. </w:t>
+            </w:r>
+            <w:r>
+              <w:rPr>
+                <w:rtl w:val="0"/>
+              </w:rPr>
             </w:r>
           </w:p>
           <w:p>
@@ -6890,7 +6889,7 @@
               <w:widowControl w:val="1"/>
               <w:numPr>
                 <w:ilvl w:val="0"/>
-                <w:numId w:val="10"/>
+                <w:numId w:val="2"/>
               </w:numPr>
               <w:pBdr>
                 <w:top w:space="0" w:sz="0" w:val="nil"/>
@@ -6900,12 +6899,11 @@
                 <w:between w:space="0" w:sz="0" w:val="nil"/>
               </w:pBdr>
               <w:shd w:fill="auto" w:val="clear"/>
-              <w:spacing w:after="0" w:afterAutospacing="0" w:before="0" w:line="276" w:lineRule="auto"/>
+              <w:spacing w:after="0" w:before="0" w:line="276" w:lineRule="auto"/>
               <w:ind w:left="720" w:right="0" w:hanging="360"/>
               <w:jc w:val="both"/>
               <w:rPr>
                 <w:rFonts w:ascii="Arial" w:cs="Arial" w:eastAsia="Arial" w:hAnsi="Arial"/>
-                <w:u w:val="none"/>
               </w:rPr>
             </w:pPr>
             <w:r>
@@ -6914,6 +6912,11 @@
                 <w:rtl w:val="0"/>
               </w:rPr>
               <w:t xml:space="preserve">Se recibe el Script completo de la creación de la base de datos.</w:t>
+            </w:r>
+            <w:r>
+              <w:rPr>
+                <w:rtl w:val="0"/>
+              </w:rPr>
             </w:r>
           </w:p>
           <w:p>
@@ -6923,7 +6926,7 @@
               <w:widowControl w:val="1"/>
               <w:numPr>
                 <w:ilvl w:val="0"/>
-                <w:numId w:val="10"/>
+                <w:numId w:val="2"/>
               </w:numPr>
               <w:pBdr>
                 <w:top w:space="0" w:sz="0" w:val="nil"/>
@@ -6933,12 +6936,11 @@
                 <w:between w:space="0" w:sz="0" w:val="nil"/>
               </w:pBdr>
               <w:shd w:fill="auto" w:val="clear"/>
-              <w:spacing w:after="0" w:afterAutospacing="0" w:before="0" w:line="276" w:lineRule="auto"/>
+              <w:spacing w:after="0" w:before="0" w:line="276" w:lineRule="auto"/>
               <w:ind w:left="720" w:right="0" w:hanging="360"/>
               <w:jc w:val="both"/>
               <w:rPr>
                 <w:rFonts w:ascii="Arial" w:cs="Arial" w:eastAsia="Arial" w:hAnsi="Arial"/>
-                <w:u w:val="none"/>
               </w:rPr>
             </w:pPr>
             <w:r>
@@ -6947,15 +6949,20 @@
                 <w:rtl w:val="0"/>
               </w:rPr>
               <w:t xml:space="preserve">Aplicación Web.</w:t>
+            </w:r>
+            <w:r>
+              <w:rPr>
+                <w:rtl w:val="0"/>
+              </w:rPr>
             </w:r>
           </w:p>
           <w:p>
             <w:pPr>
               <w:numPr>
                 <w:ilvl w:val="0"/>
-                <w:numId w:val="10"/>
+                <w:numId w:val="2"/>
               </w:numPr>
-              <w:spacing w:after="0" w:afterAutospacing="0" w:line="276" w:lineRule="auto"/>
+              <w:spacing w:after="0" w:line="276" w:lineRule="auto"/>
               <w:ind w:left="720" w:hanging="360"/>
               <w:jc w:val="both"/>
               <w:rPr>
@@ -6974,9 +6981,9 @@
             <w:pPr>
               <w:numPr>
                 <w:ilvl w:val="0"/>
-                <w:numId w:val="10"/>
+                <w:numId w:val="2"/>
               </w:numPr>
-              <w:spacing w:after="0" w:afterAutospacing="0" w:line="276" w:lineRule="auto"/>
+              <w:spacing w:after="0" w:line="276" w:lineRule="auto"/>
               <w:ind w:left="720" w:hanging="360"/>
               <w:jc w:val="both"/>
               <w:rPr>
@@ -6995,14 +7002,13 @@
             <w:pPr>
               <w:numPr>
                 <w:ilvl w:val="0"/>
-                <w:numId w:val="10"/>
+                <w:numId w:val="2"/>
               </w:numPr>
               <w:spacing w:after="200" w:line="276" w:lineRule="auto"/>
               <w:ind w:left="720" w:hanging="360"/>
               <w:jc w:val="both"/>
               <w:rPr>
                 <w:rFonts w:ascii="Arial" w:cs="Arial" w:eastAsia="Arial" w:hAnsi="Arial"/>
-                <w:u w:val="none"/>
               </w:rPr>
             </w:pPr>
             <w:r>
@@ -7032,8 +7038,8 @@
           <w:vertAlign w:val="baseline"/>
         </w:rPr>
       </w:pPr>
-      <w:bookmarkStart w:colFirst="0" w:colLast="0" w:name="_heading=h.1ci93xb" w:id="21"/>
-      <w:bookmarkEnd w:id="21"/>
+      <w:bookmarkStart w:colFirst="0" w:colLast="0" w:name="_heading=h.1ci93xb" w:id="20"/>
+      <w:bookmarkEnd w:id="20"/>
       <w:r>
         <w:rPr>
           <w:vertAlign w:val="baseline"/>
@@ -7053,8 +7059,8 @@
           <w:vertAlign w:val="baseline"/>
         </w:rPr>
       </w:pPr>
-      <w:bookmarkStart w:colFirst="0" w:colLast="0" w:name="_heading=h.3whwml4" w:id="22"/>
-      <w:bookmarkEnd w:id="22"/>
+      <w:bookmarkStart w:colFirst="0" w:colLast="0" w:name="_heading=h.3whwml4" w:id="21"/>
+      <w:bookmarkEnd w:id="21"/>
       <w:r>
         <w:rPr>
           <w:vertAlign w:val="baseline"/>
@@ -7126,7 +7132,6 @@
               <w:jc w:val="both"/>
               <w:rPr>
                 <w:rFonts w:ascii="Arial" w:cs="Arial" w:eastAsia="Arial" w:hAnsi="Arial"/>
-                <w:u w:val="none"/>
               </w:rPr>
             </w:pPr>
             <w:r>
@@ -7135,6 +7140,11 @@
                 <w:rtl w:val="0"/>
               </w:rPr>
               <w:t xml:space="preserve">RF1: El sistema debe permitir crear una cuenta al usuario</w:t>
+            </w:r>
+            <w:r>
+              <w:rPr>
+                <w:rtl w:val="0"/>
+              </w:rPr>
             </w:r>
           </w:p>
           <w:p>
@@ -7148,7 +7158,6 @@
               <w:jc w:val="both"/>
               <w:rPr>
                 <w:rFonts w:ascii="Arial" w:cs="Arial" w:eastAsia="Arial" w:hAnsi="Arial"/>
-                <w:u w:val="none"/>
               </w:rPr>
             </w:pPr>
             <w:r>
@@ -7157,6 +7166,11 @@
                 <w:rtl w:val="0"/>
               </w:rPr>
               <w:t xml:space="preserve">RF2: El sistema debe permitir iniciar sesión al usuario con sus credenciales</w:t>
+            </w:r>
+            <w:r>
+              <w:rPr>
+                <w:rtl w:val="0"/>
+              </w:rPr>
             </w:r>
           </w:p>
           <w:p>
@@ -7170,7 +7184,6 @@
               <w:jc w:val="both"/>
               <w:rPr>
                 <w:rFonts w:ascii="Arial" w:cs="Arial" w:eastAsia="Arial" w:hAnsi="Arial"/>
-                <w:u w:val="none"/>
               </w:rPr>
             </w:pPr>
             <w:r>
@@ -7179,6 +7192,11 @@
                 <w:rtl w:val="0"/>
               </w:rPr>
               <w:t xml:space="preserve">RF3: El sistema debe poder modificar las credenciales de los usuarios y personal de soporte desde la página web / escritorio / móvil</w:t>
+            </w:r>
+            <w:r>
+              <w:rPr>
+                <w:rtl w:val="0"/>
+              </w:rPr>
             </w:r>
           </w:p>
           <w:p>
@@ -7192,7 +7210,6 @@
               <w:jc w:val="both"/>
               <w:rPr>
                 <w:rFonts w:ascii="Arial" w:cs="Arial" w:eastAsia="Arial" w:hAnsi="Arial"/>
-                <w:u w:val="none"/>
               </w:rPr>
             </w:pPr>
             <w:r>
@@ -7201,6 +7218,11 @@
                 <w:rtl w:val="0"/>
               </w:rPr>
               <w:t xml:space="preserve">RF4: El sistema debe permitir al usuario modificar las especificaciones y finalidades del mismo según su tipo de emergencia (Urbano, Medico, Emergencias y Adulto mayor)</w:t>
+            </w:r>
+            <w:r>
+              <w:rPr>
+                <w:rtl w:val="0"/>
+              </w:rPr>
             </w:r>
           </w:p>
           <w:p>
@@ -7214,7 +7236,6 @@
               <w:jc w:val="both"/>
               <w:rPr>
                 <w:rFonts w:ascii="Arial" w:cs="Arial" w:eastAsia="Arial" w:hAnsi="Arial"/>
-                <w:u w:val="none"/>
               </w:rPr>
             </w:pPr>
             <w:r>
@@ -7223,6 +7244,11 @@
                 <w:rtl w:val="0"/>
               </w:rPr>
               <w:t xml:space="preserve">RF5: El sistema debe permitir al usuario configurar el método de activación del SOS según su tipo de usuario. Para personas mayores o usuarios con acceso limitado, la configuración predeterminada requiere mantener pulsado el botón SOS durante 5 segundos. La activación con la aplicación en segundo plano o cerrada (acceso directo, widget o botón físico) se implementará solo donde el sistema operativo lo permita sin código nativo adicional y se clasifica como Could Have (prioridad pendiente de confirmación). El valor para el resto de perfiles queda pendiente de confirmar.</w:t>
+            </w:r>
+            <w:r>
+              <w:rPr>
+                <w:rtl w:val="0"/>
+              </w:rPr>
             </w:r>
           </w:p>
           <w:p>
@@ -7236,7 +7262,6 @@
               <w:jc w:val="both"/>
               <w:rPr>
                 <w:rFonts w:ascii="Arial" w:cs="Arial" w:eastAsia="Arial" w:hAnsi="Arial"/>
-                <w:u w:val="none"/>
               </w:rPr>
             </w:pPr>
             <w:r>
@@ -7245,6 +7270,11 @@
                 <w:rtl w:val="0"/>
               </w:rPr>
               <w:t xml:space="preserve">RF6: El sistema debe tener al menos 1 contacto de emergencia ingresado dentro de un usuario/cuenta para su correcto uso.</w:t>
+            </w:r>
+            <w:r>
+              <w:rPr>
+                <w:rtl w:val="0"/>
+              </w:rPr>
             </w:r>
           </w:p>
           <w:p>
@@ -7258,7 +7288,6 @@
               <w:jc w:val="both"/>
               <w:rPr>
                 <w:rFonts w:ascii="Arial" w:cs="Arial" w:eastAsia="Arial" w:hAnsi="Arial"/>
-                <w:u w:val="none"/>
               </w:rPr>
             </w:pPr>
             <w:r>
@@ -7267,6 +7296,11 @@
                 <w:rtl w:val="0"/>
               </w:rPr>
               <w:t xml:space="preserve">RF7: El sistema debe tener un máximo de 5 contactos de emergencia por usuario: la cuenta principal y cada usuario apadrinado deben poder administrar su límite de 5 contactos</w:t>
+            </w:r>
+            <w:r>
+              <w:rPr>
+                <w:rtl w:val="0"/>
+              </w:rPr>
             </w:r>
           </w:p>
           <w:p>
@@ -7280,7 +7314,6 @@
               <w:jc w:val="both"/>
               <w:rPr>
                 <w:rFonts w:ascii="Arial" w:cs="Arial" w:eastAsia="Arial" w:hAnsi="Arial"/>
-                <w:u w:val="none"/>
               </w:rPr>
             </w:pPr>
             <w:r>
@@ -7289,6 +7322,11 @@
                 <w:rtl w:val="0"/>
               </w:rPr>
               <w:t xml:space="preserve">RF8: El sistema debe tener un máximo de 5 usuarios apadrinados posibles dentro de una cuenta</w:t>
+            </w:r>
+            <w:r>
+              <w:rPr>
+                <w:rtl w:val="0"/>
+              </w:rPr>
             </w:r>
           </w:p>
           <w:p>
@@ -7302,7 +7340,6 @@
               <w:jc w:val="both"/>
               <w:rPr>
                 <w:rFonts w:ascii="Arial" w:cs="Arial" w:eastAsia="Arial" w:hAnsi="Arial"/>
-                <w:u w:val="none"/>
               </w:rPr>
             </w:pPr>
             <w:r>
@@ -7311,6 +7348,11 @@
                 <w:rtl w:val="0"/>
               </w:rPr>
               <w:t xml:space="preserve">RF9: El sistema debe tener los datos personales filtrados para cada cuenta y sus usuarios apadrinados</w:t>
+            </w:r>
+            <w:r>
+              <w:rPr>
+                <w:rtl w:val="0"/>
+              </w:rPr>
             </w:r>
           </w:p>
           <w:p>
@@ -7324,7 +7366,6 @@
               <w:jc w:val="both"/>
               <w:rPr>
                 <w:rFonts w:ascii="Arial" w:cs="Arial" w:eastAsia="Arial" w:hAnsi="Arial"/>
-                <w:u w:val="none"/>
               </w:rPr>
             </w:pPr>
             <w:r>
@@ -7333,6 +7374,11 @@
                 <w:rtl w:val="0"/>
               </w:rPr>
               <w:t xml:space="preserve">RF10: El sistema debe poder filtrar información médica y que está solo sea compartida a las personas designadas por el usuario.</w:t>
+            </w:r>
+            <w:r>
+              <w:rPr>
+                <w:rtl w:val="0"/>
+              </w:rPr>
             </w:r>
           </w:p>
           <w:p>
@@ -7360,7 +7406,7 @@
             <w:pPr>
               <w:numPr>
                 <w:ilvl w:val="0"/>
-                <w:numId w:val="11"/>
+                <w:numId w:val="3"/>
               </w:numPr>
               <w:spacing w:line="276" w:lineRule="auto"/>
               <w:ind w:left="720" w:hanging="360"/>
@@ -7381,7 +7427,7 @@
             <w:pPr>
               <w:numPr>
                 <w:ilvl w:val="0"/>
-                <w:numId w:val="11"/>
+                <w:numId w:val="3"/>
               </w:numPr>
               <w:spacing w:line="276" w:lineRule="auto"/>
               <w:ind w:left="720" w:hanging="360"/>
@@ -7402,7 +7448,7 @@
             <w:pPr>
               <w:numPr>
                 <w:ilvl w:val="0"/>
-                <w:numId w:val="11"/>
+                <w:numId w:val="3"/>
               </w:numPr>
               <w:spacing w:line="276" w:lineRule="auto"/>
               <w:ind w:left="720" w:hanging="360"/>
@@ -7423,7 +7469,7 @@
             <w:pPr>
               <w:numPr>
                 <w:ilvl w:val="0"/>
-                <w:numId w:val="11"/>
+                <w:numId w:val="3"/>
               </w:numPr>
               <w:spacing w:line="276" w:lineRule="auto"/>
               <w:ind w:left="720" w:hanging="360"/>
@@ -7465,7 +7511,7 @@
             <w:pPr>
               <w:numPr>
                 <w:ilvl w:val="0"/>
-                <w:numId w:val="8"/>
+                <w:numId w:val="10"/>
               </w:numPr>
               <w:spacing w:line="276" w:lineRule="auto"/>
               <w:ind w:left="720" w:hanging="360"/>
@@ -7486,7 +7532,7 @@
             <w:pPr>
               <w:numPr>
                 <w:ilvl w:val="0"/>
-                <w:numId w:val="8"/>
+                <w:numId w:val="10"/>
               </w:numPr>
               <w:spacing w:line="276" w:lineRule="auto"/>
               <w:ind w:left="720" w:hanging="360"/>
@@ -7507,7 +7553,7 @@
             <w:pPr>
               <w:numPr>
                 <w:ilvl w:val="0"/>
-                <w:numId w:val="8"/>
+                <w:numId w:val="10"/>
               </w:numPr>
               <w:spacing w:line="276" w:lineRule="auto"/>
               <w:ind w:left="720" w:hanging="360"/>
@@ -7528,7 +7574,7 @@
             <w:pPr>
               <w:numPr>
                 <w:ilvl w:val="0"/>
-                <w:numId w:val="8"/>
+                <w:numId w:val="10"/>
               </w:numPr>
               <w:spacing w:line="276" w:lineRule="auto"/>
               <w:ind w:left="720" w:hanging="360"/>
@@ -7549,7 +7595,7 @@
             <w:pPr>
               <w:numPr>
                 <w:ilvl w:val="0"/>
-                <w:numId w:val="8"/>
+                <w:numId w:val="10"/>
               </w:numPr>
               <w:spacing w:line="276" w:lineRule="auto"/>
               <w:ind w:left="720" w:hanging="360"/>
@@ -7570,7 +7616,7 @@
             <w:pPr>
               <w:numPr>
                 <w:ilvl w:val="0"/>
-                <w:numId w:val="8"/>
+                <w:numId w:val="10"/>
               </w:numPr>
               <w:spacing w:line="276" w:lineRule="auto"/>
               <w:ind w:left="720" w:hanging="360"/>
@@ -7591,7 +7637,7 @@
             <w:pPr>
               <w:numPr>
                 <w:ilvl w:val="0"/>
-                <w:numId w:val="8"/>
+                <w:numId w:val="10"/>
               </w:numPr>
               <w:spacing w:line="276" w:lineRule="auto"/>
               <w:ind w:left="720" w:hanging="360"/>
@@ -7612,7 +7658,7 @@
             <w:pPr>
               <w:numPr>
                 <w:ilvl w:val="0"/>
-                <w:numId w:val="8"/>
+                <w:numId w:val="10"/>
               </w:numPr>
               <w:spacing w:line="276" w:lineRule="auto"/>
               <w:ind w:left="720" w:hanging="360"/>
@@ -7633,7 +7679,7 @@
             <w:pPr>
               <w:numPr>
                 <w:ilvl w:val="0"/>
-                <w:numId w:val="8"/>
+                <w:numId w:val="10"/>
               </w:numPr>
               <w:spacing w:line="276" w:lineRule="auto"/>
               <w:ind w:left="720" w:hanging="360"/>
@@ -7654,7 +7700,7 @@
             <w:pPr>
               <w:numPr>
                 <w:ilvl w:val="0"/>
-                <w:numId w:val="8"/>
+                <w:numId w:val="10"/>
               </w:numPr>
               <w:spacing w:line="276" w:lineRule="auto"/>
               <w:ind w:left="720" w:hanging="360"/>
@@ -7675,7 +7721,7 @@
             <w:pPr>
               <w:numPr>
                 <w:ilvl w:val="0"/>
-                <w:numId w:val="8"/>
+                <w:numId w:val="10"/>
               </w:numPr>
               <w:spacing w:line="276" w:lineRule="auto"/>
               <w:ind w:left="720" w:hanging="360"/>
@@ -7718,8 +7764,8 @@
           <w:vertAlign w:val="baseline"/>
         </w:rPr>
       </w:pPr>
-      <w:bookmarkStart w:colFirst="0" w:colLast="0" w:name="_heading=h.2bn6wsx" w:id="23"/>
-      <w:bookmarkEnd w:id="23"/>
+      <w:bookmarkStart w:colFirst="0" w:colLast="0" w:name="_heading=h.2bn6wsx" w:id="22"/>
+      <w:bookmarkEnd w:id="22"/>
       <w:r>
         <w:rPr>
           <w:vertAlign w:val="baseline"/>
@@ -7793,7 +7839,7 @@
             <w:pPr>
               <w:numPr>
                 <w:ilvl w:val="0"/>
-                <w:numId w:val="4"/>
+                <w:numId w:val="6"/>
               </w:numPr>
               <w:ind w:left="720" w:hanging="360"/>
               <w:jc w:val="both"/>
@@ -7813,7 +7859,7 @@
             <w:pPr>
               <w:numPr>
                 <w:ilvl w:val="0"/>
-                <w:numId w:val="4"/>
+                <w:numId w:val="6"/>
               </w:numPr>
               <w:ind w:left="720" w:hanging="360"/>
               <w:jc w:val="both"/>
@@ -7833,7 +7879,7 @@
             <w:pPr>
               <w:numPr>
                 <w:ilvl w:val="0"/>
-                <w:numId w:val="4"/>
+                <w:numId w:val="6"/>
               </w:numPr>
               <w:ind w:left="720" w:hanging="360"/>
               <w:jc w:val="both"/>
@@ -7853,7 +7899,7 @@
             <w:pPr>
               <w:numPr>
                 <w:ilvl w:val="0"/>
-                <w:numId w:val="4"/>
+                <w:numId w:val="6"/>
               </w:numPr>
               <w:ind w:left="720" w:hanging="360"/>
               <w:jc w:val="both"/>
@@ -7873,7 +7919,7 @@
             <w:pPr>
               <w:numPr>
                 <w:ilvl w:val="0"/>
-                <w:numId w:val="4"/>
+                <w:numId w:val="6"/>
               </w:numPr>
               <w:ind w:left="720" w:hanging="360"/>
               <w:jc w:val="both"/>
@@ -7886,19 +7932,7 @@
                 <w:rFonts w:ascii="Arial" w:cs="Arial" w:eastAsia="Arial" w:hAnsi="Arial"/>
                 <w:rtl w:val="0"/>
               </w:rPr>
-              <w:t xml:space="preserve">Dificultades al configurar entornos de desarrollo y/o entornos de </w:t>
-            </w:r>
-            <w:r>
-              <w:rPr>
-                <w:rFonts w:ascii="Arial" w:cs="Arial" w:eastAsia="Arial" w:hAnsi="Arial"/>
-                <w:rtl w:val="0"/>
-              </w:rPr>
-              <w:t xml:space="preserve">Monorepo</w:t>
-            </w:r>
-            <w:r>
-              <w:rPr>
-                <w:rtl w:val="0"/>
-              </w:rPr>
+              <w:t xml:space="preserve">Dificultades al configurar entornos de desarrollo y/o entornos de Monorepo</w:t>
             </w:r>
           </w:p>
         </w:tc>
@@ -7915,8 +7949,8 @@
           <w:vertAlign w:val="baseline"/>
         </w:rPr>
       </w:pPr>
-      <w:bookmarkStart w:colFirst="0" w:colLast="0" w:name="_heading=h.qsh70q" w:id="24"/>
-      <w:bookmarkEnd w:id="24"/>
+      <w:bookmarkStart w:colFirst="0" w:colLast="0" w:name="_heading=h.qsh70q" w:id="23"/>
+      <w:bookmarkEnd w:id="23"/>
       <w:r>
         <w:rPr>
           <w:vertAlign w:val="baseline"/>
@@ -7961,7 +7995,7 @@
             <w:pPr>
               <w:numPr>
                 <w:ilvl w:val="0"/>
-                <w:numId w:val="6"/>
+                <w:numId w:val="8"/>
               </w:numPr>
               <w:ind w:left="720" w:hanging="360"/>
               <w:jc w:val="both"/>
@@ -7981,7 +8015,7 @@
             <w:pPr>
               <w:numPr>
                 <w:ilvl w:val="0"/>
-                <w:numId w:val="6"/>
+                <w:numId w:val="8"/>
               </w:numPr>
               <w:ind w:left="720" w:hanging="360"/>
               <w:jc w:val="both"/>
@@ -7996,17 +8030,12 @@
               </w:rPr>
               <w:t xml:space="preserve">Que aumenten los costos del proyecto.</w:t>
             </w:r>
-            <w:r>
-              <w:rPr>
-                <w:rtl w:val="0"/>
-              </w:rPr>
-            </w:r>
           </w:p>
           <w:p>
             <w:pPr>
               <w:numPr>
                 <w:ilvl w:val="0"/>
-                <w:numId w:val="6"/>
+                <w:numId w:val="8"/>
               </w:numPr>
               <w:ind w:left="720" w:hanging="360"/>
               <w:jc w:val="both"/>
@@ -8021,17 +8050,12 @@
               </w:rPr>
               <w:t xml:space="preserve">Que el equipo proveedor disponga de una baja de personas.</w:t>
             </w:r>
-            <w:r>
-              <w:rPr>
-                <w:rtl w:val="0"/>
-              </w:rPr>
-            </w:r>
           </w:p>
           <w:p>
             <w:pPr>
               <w:numPr>
                 <w:ilvl w:val="0"/>
-                <w:numId w:val="6"/>
+                <w:numId w:val="8"/>
               </w:numPr>
               <w:ind w:left="720" w:hanging="360"/>
               <w:jc w:val="both"/>
@@ -8045,11 +8069,6 @@
                 <w:rtl w:val="0"/>
               </w:rPr>
               <w:t xml:space="preserve">Atraso en los tiempos de entrega por enfermedades a nivel mundial.</w:t>
-            </w:r>
-            <w:r>
-              <w:rPr>
-                <w:rtl w:val="0"/>
-              </w:rPr>
             </w:r>
           </w:p>
         </w:tc>
@@ -8088,8 +8107,8 @@
           <w:vertAlign w:val="baseline"/>
         </w:rPr>
       </w:pPr>
-      <w:bookmarkStart w:colFirst="0" w:colLast="0" w:name="_heading=h.3as4poj" w:id="25"/>
-      <w:bookmarkEnd w:id="25"/>
+      <w:bookmarkStart w:colFirst="0" w:colLast="0" w:name="_heading=h.3as4poj" w:id="24"/>
+      <w:bookmarkEnd w:id="24"/>
       <w:r>
         <w:rPr>
           <w:rFonts w:ascii="Calibri" w:cs="Calibri" w:eastAsia="Calibri" w:hAnsi="Calibri"/>
@@ -8160,7 +8179,7 @@
             <w:pPr>
               <w:numPr>
                 <w:ilvl w:val="0"/>
-                <w:numId w:val="7"/>
+                <w:numId w:val="9"/>
               </w:numPr>
               <w:ind w:left="720" w:hanging="360"/>
               <w:jc w:val="both"/>
@@ -8180,13 +8199,12 @@
             <w:pPr>
               <w:numPr>
                 <w:ilvl w:val="0"/>
-                <w:numId w:val="7"/>
+                <w:numId w:val="9"/>
               </w:numPr>
               <w:ind w:left="720" w:hanging="360"/>
               <w:jc w:val="both"/>
               <w:rPr>
                 <w:rFonts w:ascii="Arial" w:cs="Arial" w:eastAsia="Arial" w:hAnsi="Arial"/>
-                <w:u w:val="none"/>
               </w:rPr>
             </w:pPr>
             <w:r>
@@ -8206,13 +8224,12 @@
             <w:pPr>
               <w:numPr>
                 <w:ilvl w:val="0"/>
-                <w:numId w:val="7"/>
+                <w:numId w:val="9"/>
               </w:numPr>
               <w:ind w:left="720" w:hanging="360"/>
               <w:jc w:val="both"/>
               <w:rPr>
                 <w:rFonts w:ascii="Arial" w:cs="Arial" w:eastAsia="Arial" w:hAnsi="Arial"/>
-                <w:u w:val="none"/>
               </w:rPr>
             </w:pPr>
             <w:r>
@@ -8221,19 +8238,23 @@
                 <w:rtl w:val="0"/>
               </w:rPr>
               <w:t xml:space="preserve">React</w:t>
+            </w:r>
+            <w:r>
+              <w:rPr>
+                <w:rtl w:val="0"/>
+              </w:rPr>
             </w:r>
           </w:p>
           <w:p>
             <w:pPr>
               <w:numPr>
                 <w:ilvl w:val="0"/>
-                <w:numId w:val="7"/>
+                <w:numId w:val="9"/>
               </w:numPr>
               <w:ind w:left="720" w:hanging="360"/>
               <w:jc w:val="both"/>
               <w:rPr>
                 <w:rFonts w:ascii="Arial" w:cs="Arial" w:eastAsia="Arial" w:hAnsi="Arial"/>
-                <w:u w:val="none"/>
               </w:rPr>
             </w:pPr>
             <w:r>
@@ -8242,19 +8263,23 @@
                 <w:rtl w:val="0"/>
               </w:rPr>
               <w:t xml:space="preserve">Capacitor</w:t>
+            </w:r>
+            <w:r>
+              <w:rPr>
+                <w:rtl w:val="0"/>
+              </w:rPr>
             </w:r>
           </w:p>
           <w:p>
             <w:pPr>
               <w:numPr>
                 <w:ilvl w:val="0"/>
-                <w:numId w:val="7"/>
+                <w:numId w:val="9"/>
               </w:numPr>
               <w:ind w:left="720" w:hanging="360"/>
               <w:jc w:val="both"/>
               <w:rPr>
                 <w:rFonts w:ascii="Arial" w:cs="Arial" w:eastAsia="Arial" w:hAnsi="Arial"/>
-                <w:u w:val="none"/>
               </w:rPr>
             </w:pPr>
             <w:r>
@@ -8274,13 +8299,12 @@
             <w:pPr>
               <w:numPr>
                 <w:ilvl w:val="0"/>
-                <w:numId w:val="7"/>
+                <w:numId w:val="9"/>
               </w:numPr>
               <w:ind w:left="720" w:hanging="360"/>
               <w:jc w:val="both"/>
               <w:rPr>
                 <w:rFonts w:ascii="Arial" w:cs="Arial" w:eastAsia="Arial" w:hAnsi="Arial"/>
-                <w:u w:val="none"/>
               </w:rPr>
             </w:pPr>
             <w:r>
@@ -8300,13 +8324,12 @@
             <w:pPr>
               <w:numPr>
                 <w:ilvl w:val="0"/>
-                <w:numId w:val="7"/>
+                <w:numId w:val="9"/>
               </w:numPr>
               <w:ind w:left="720" w:hanging="360"/>
               <w:jc w:val="both"/>
               <w:rPr>
                 <w:rFonts w:ascii="Arial" w:cs="Arial" w:eastAsia="Arial" w:hAnsi="Arial"/>
-                <w:u w:val="none"/>
               </w:rPr>
             </w:pPr>
             <w:r>
@@ -8315,19 +8338,23 @@
                 <w:rtl w:val="0"/>
               </w:rPr>
               <w:t xml:space="preserve">Docker Desktop</w:t>
+            </w:r>
+            <w:r>
+              <w:rPr>
+                <w:rtl w:val="0"/>
+              </w:rPr>
             </w:r>
           </w:p>
           <w:p>
             <w:pPr>
               <w:numPr>
                 <w:ilvl w:val="0"/>
-                <w:numId w:val="7"/>
+                <w:numId w:val="9"/>
               </w:numPr>
               <w:ind w:left="720" w:hanging="360"/>
               <w:jc w:val="both"/>
               <w:rPr>
                 <w:rFonts w:ascii="Arial" w:cs="Arial" w:eastAsia="Arial" w:hAnsi="Arial"/>
-                <w:u w:val="none"/>
               </w:rPr>
             </w:pPr>
             <w:r>
@@ -8336,6 +8363,11 @@
                 <w:rtl w:val="0"/>
               </w:rPr>
               <w:t xml:space="preserve">PostgreSQL</w:t>
+            </w:r>
+            <w:r>
+              <w:rPr>
+                <w:rtl w:val="0"/>
+              </w:rPr>
             </w:r>
           </w:p>
         </w:tc>
@@ -8352,8 +8384,8 @@
           <w:vertAlign w:val="baseline"/>
         </w:rPr>
       </w:pPr>
-      <w:bookmarkStart w:colFirst="0" w:colLast="0" w:name="_heading=h.49x2ik5" w:id="26"/>
-      <w:bookmarkEnd w:id="26"/>
+      <w:bookmarkStart w:colFirst="0" w:colLast="0" w:name="_heading=h.49x2ik5" w:id="25"/>
+      <w:bookmarkEnd w:id="25"/>
       <w:r>
         <w:rPr>
           <w:vertAlign w:val="baseline"/>
@@ -8398,7 +8430,7 @@
             <w:pPr>
               <w:numPr>
                 <w:ilvl w:val="0"/>
-                <w:numId w:val="5"/>
+                <w:numId w:val="7"/>
               </w:numPr>
               <w:ind w:left="720" w:hanging="360"/>
               <w:jc w:val="both"/>
@@ -8418,13 +8450,12 @@
             <w:pPr>
               <w:numPr>
                 <w:ilvl w:val="0"/>
-                <w:numId w:val="5"/>
+                <w:numId w:val="7"/>
               </w:numPr>
               <w:ind w:left="720" w:hanging="360"/>
               <w:jc w:val="both"/>
               <w:rPr>
                 <w:rFonts w:ascii="Arial" w:cs="Arial" w:eastAsia="Arial" w:hAnsi="Arial"/>
-                <w:u w:val="none"/>
               </w:rPr>
             </w:pPr>
             <w:r>
@@ -8433,19 +8464,23 @@
                 <w:rtl w:val="0"/>
               </w:rPr>
               <w:t xml:space="preserve">Móvil</w:t>
+            </w:r>
+            <w:r>
+              <w:rPr>
+                <w:rtl w:val="0"/>
+              </w:rPr>
             </w:r>
           </w:p>
           <w:p>
             <w:pPr>
               <w:numPr>
                 <w:ilvl w:val="0"/>
-                <w:numId w:val="5"/>
+                <w:numId w:val="7"/>
               </w:numPr>
               <w:ind w:left="720" w:hanging="360"/>
               <w:jc w:val="both"/>
               <w:rPr>
                 <w:rFonts w:ascii="Arial" w:cs="Arial" w:eastAsia="Arial" w:hAnsi="Arial"/>
-                <w:u w:val="none"/>
               </w:rPr>
             </w:pPr>
             <w:r>
@@ -8454,6 +8489,11 @@
                 <w:rtl w:val="0"/>
               </w:rPr>
               <w:t xml:space="preserve">Escritorio</w:t>
+            </w:r>
+            <w:r>
+              <w:rPr>
+                <w:rtl w:val="0"/>
+              </w:rPr>
             </w:r>
           </w:p>
         </w:tc>
@@ -8470,8 +8510,8 @@
           <w:vertAlign w:val="baseline"/>
         </w:rPr>
       </w:pPr>
-      <w:bookmarkStart w:colFirst="0" w:colLast="0" w:name="_heading=h.147n2zr" w:id="27"/>
-      <w:bookmarkEnd w:id="27"/>
+      <w:bookmarkStart w:colFirst="0" w:colLast="0" w:name="_heading=h.147n2zr" w:id="26"/>
+      <w:bookmarkEnd w:id="26"/>
       <w:r>
         <w:rPr>
           <w:vertAlign w:val="baseline"/>
@@ -8516,41 +8556,37 @@
             <w:pPr>
               <w:numPr>
                 <w:ilvl w:val="0"/>
-                <w:numId w:val="9"/>
+                <w:numId w:val="11"/>
               </w:numPr>
               <w:ind w:left="720" w:hanging="360"/>
               <w:jc w:val="both"/>
               <w:rPr>
                 <w:rFonts w:ascii="Arial" w:cs="Arial" w:eastAsia="Arial" w:hAnsi="Arial"/>
-                <w:u w:val="none"/>
-              </w:rPr>
-            </w:pPr>
-            <w:r>
-              <w:rPr>
-                <w:rFonts w:ascii="Arial" w:cs="Arial" w:eastAsia="Arial" w:hAnsi="Arial"/>
-                <w:rtl w:val="0"/>
-              </w:rPr>
-              <w:t xml:space="preserve">RNF1</w:t>
-            </w:r>
-            <w:r>
-              <w:rPr>
-                <w:rFonts w:ascii="Arial" w:cs="Arial" w:eastAsia="Arial" w:hAnsi="Arial"/>
-                <w:rtl w:val="0"/>
-              </w:rPr>
-              <w:t xml:space="preserve">: Las aplicaciones deben ser responsivas</w:t>
+              </w:rPr>
+            </w:pPr>
+            <w:r>
+              <w:rPr>
+                <w:rFonts w:ascii="Arial" w:cs="Arial" w:eastAsia="Arial" w:hAnsi="Arial"/>
+                <w:rtl w:val="0"/>
+              </w:rPr>
+              <w:t xml:space="preserve">RNF1: Las aplicaciones deben ser responsivas</w:t>
+            </w:r>
+            <w:r>
+              <w:rPr>
+                <w:rtl w:val="0"/>
+              </w:rPr>
             </w:r>
           </w:p>
           <w:p>
             <w:pPr>
               <w:numPr>
                 <w:ilvl w:val="0"/>
-                <w:numId w:val="9"/>
+                <w:numId w:val="11"/>
               </w:numPr>
               <w:ind w:left="720" w:hanging="360"/>
               <w:jc w:val="both"/>
               <w:rPr>
                 <w:rFonts w:ascii="Arial" w:cs="Arial" w:eastAsia="Arial" w:hAnsi="Arial"/>
-                <w:u w:val="none"/>
               </w:rPr>
             </w:pPr>
             <w:r>
@@ -8559,68 +8595,73 @@
                 <w:rtl w:val="0"/>
               </w:rPr>
               <w:t xml:space="preserve">RNF2: La aplicación web debe ser compatibles entre navegadores</w:t>
+            </w:r>
+            <w:r>
+              <w:rPr>
+                <w:rtl w:val="0"/>
+              </w:rPr>
             </w:r>
           </w:p>
           <w:p>
             <w:pPr>
               <w:numPr>
                 <w:ilvl w:val="0"/>
-                <w:numId w:val="9"/>
+                <w:numId w:val="11"/>
               </w:numPr>
               <w:ind w:left="720" w:hanging="360"/>
               <w:jc w:val="both"/>
               <w:rPr>
                 <w:rFonts w:ascii="Arial" w:cs="Arial" w:eastAsia="Arial" w:hAnsi="Arial"/>
-                <w:u w:val="none"/>
-              </w:rPr>
-            </w:pPr>
-            <w:r>
-              <w:rPr>
-                <w:rFonts w:ascii="Arial" w:cs="Arial" w:eastAsia="Arial" w:hAnsi="Arial"/>
-                <w:rtl w:val="0"/>
-              </w:rPr>
-              <w:t xml:space="preserve">RNF3</w:t>
-            </w:r>
-            <w:r>
-              <w:rPr>
-                <w:rFonts w:ascii="Arial" w:cs="Arial" w:eastAsia="Arial" w:hAnsi="Arial"/>
-                <w:rtl w:val="0"/>
-              </w:rPr>
-              <w:t xml:space="preserve">: El sistema debe garantizar la seguridad al gestionar correos y credenciales de ingreso</w:t>
+              </w:rPr>
+            </w:pPr>
+            <w:r>
+              <w:rPr>
+                <w:rFonts w:ascii="Arial" w:cs="Arial" w:eastAsia="Arial" w:hAnsi="Arial"/>
+                <w:rtl w:val="0"/>
+              </w:rPr>
+              <w:t xml:space="preserve">RNF3: El sistema debe garantizar la seguridad al gestionar correos y credenciales de ingreso</w:t>
+            </w:r>
+            <w:r>
+              <w:rPr>
+                <w:rtl w:val="0"/>
+              </w:rPr>
             </w:r>
           </w:p>
           <w:p>
             <w:pPr>
               <w:numPr>
                 <w:ilvl w:val="0"/>
-                <w:numId w:val="9"/>
+                <w:numId w:val="11"/>
               </w:numPr>
               <w:ind w:left="720" w:hanging="360"/>
               <w:jc w:val="both"/>
               <w:rPr>
                 <w:rFonts w:ascii="Arial" w:cs="Arial" w:eastAsia="Arial" w:hAnsi="Arial"/>
-                <w:u w:val="none"/>
-              </w:rPr>
-            </w:pPr>
-            <w:r>
-              <w:rPr>
-                <w:rFonts w:ascii="Arial" w:cs="Arial" w:eastAsia="Arial" w:hAnsi="Arial"/>
-                <w:rtl w:val="0"/>
-              </w:rPr>
-              <w:t xml:space="preserve">RNF4: El backend debe ser el único encargado de procesar la seguridad mediante un modelo estricto de control de acceso basado en roles</w:t>
+              </w:rPr>
+            </w:pPr>
+            <w:r>
+              <w:rPr>
+                <w:rFonts w:ascii="Arial" w:cs="Arial" w:eastAsia="Arial" w:hAnsi="Arial"/>
+                <w:rtl w:val="0"/>
+              </w:rPr>
+              <w:t xml:space="preserve">RNF4: El backend debe ser el único encargado de procesar la seguridad mediante un modelo estricto de control de acceso basado en roles con catálogo cerrado (administrador, soporte, usuario). El usuario se subclasifica en principal o apadrinado según su vínculo. Al igual que se considera una verificación de propiedad de recursos en cada endpoint que reciba un identificador en torno al usuario.</w:t>
+            </w:r>
+            <w:r>
+              <w:rPr>
+                <w:rtl w:val="0"/>
+              </w:rPr>
             </w:r>
           </w:p>
           <w:p>
             <w:pPr>
               <w:numPr>
                 <w:ilvl w:val="0"/>
-                <w:numId w:val="9"/>
+                <w:numId w:val="11"/>
               </w:numPr>
               <w:ind w:left="720" w:hanging="360"/>
               <w:jc w:val="both"/>
               <w:rPr>
                 <w:rFonts w:ascii="Arial" w:cs="Arial" w:eastAsia="Arial" w:hAnsi="Arial"/>
-                <w:u w:val="none"/>
               </w:rPr>
             </w:pPr>
             <w:r>
@@ -8629,138 +8670,123 @@
                 <w:rtl w:val="0"/>
               </w:rPr>
               <w:t xml:space="preserve">RNF5: El sistema debe garantizar la seguridad y confidencialidad de los datos proporcionados por el usuario</w:t>
+            </w:r>
+            <w:r>
+              <w:rPr>
+                <w:rtl w:val="0"/>
+              </w:rPr>
             </w:r>
           </w:p>
           <w:p>
             <w:pPr>
               <w:numPr>
                 <w:ilvl w:val="0"/>
-                <w:numId w:val="9"/>
+                <w:numId w:val="11"/>
               </w:numPr>
               <w:ind w:left="720" w:hanging="360"/>
               <w:jc w:val="both"/>
               <w:rPr>
                 <w:rFonts w:ascii="Arial" w:cs="Arial" w:eastAsia="Arial" w:hAnsi="Arial"/>
-                <w:u w:val="none"/>
-              </w:rPr>
-            </w:pPr>
-            <w:r>
-              <w:rPr>
-                <w:rFonts w:ascii="Arial" w:cs="Arial" w:eastAsia="Arial" w:hAnsi="Arial"/>
-                <w:rtl w:val="0"/>
-              </w:rPr>
-              <w:t xml:space="preserve">RNF6</w:t>
-            </w:r>
-            <w:r>
-              <w:rPr>
-                <w:rFonts w:ascii="Arial" w:cs="Arial" w:eastAsia="Arial" w:hAnsi="Arial"/>
-                <w:rtl w:val="0"/>
-              </w:rPr>
-              <w:t xml:space="preserve">: Al momento de emergencia, el sistema debe registrar la alerta e iniciar acción en un máximo de 3 segundos, y el primer intento de despacho a cada contacto en un máximo de 10 segundos desde la alerta.</w:t>
+              </w:rPr>
+            </w:pPr>
+            <w:r>
+              <w:rPr>
+                <w:rFonts w:ascii="Arial" w:cs="Arial" w:eastAsia="Arial" w:hAnsi="Arial"/>
+                <w:rtl w:val="0"/>
+              </w:rPr>
+              <w:t xml:space="preserve">RNF6: Al momento de emergencia, el sistema debe registrar la alerta e iniciar acción en un máximo de 3 segundos, y el primer intento de despacho a cada contacto en un máximo de 10 segundos desde la alerta.</w:t>
+            </w:r>
+            <w:r>
+              <w:rPr>
+                <w:rtl w:val="0"/>
+              </w:rPr>
             </w:r>
           </w:p>
           <w:p>
             <w:pPr>
               <w:numPr>
                 <w:ilvl w:val="0"/>
-                <w:numId w:val="9"/>
+                <w:numId w:val="11"/>
               </w:numPr>
               <w:ind w:left="720" w:hanging="360"/>
               <w:jc w:val="both"/>
               <w:rPr>
                 <w:rFonts w:ascii="Arial" w:cs="Arial" w:eastAsia="Arial" w:hAnsi="Arial"/>
-                <w:u w:val="none"/>
-              </w:rPr>
-            </w:pPr>
-            <w:r>
-              <w:rPr>
-                <w:rFonts w:ascii="Arial" w:cs="Arial" w:eastAsia="Arial" w:hAnsi="Arial"/>
-                <w:rtl w:val="0"/>
-              </w:rPr>
-              <w:t xml:space="preserve">RNF7</w:t>
-            </w:r>
-            <w:r>
-              <w:rPr>
-                <w:rFonts w:ascii="Arial" w:cs="Arial" w:eastAsia="Arial" w:hAnsi="Arial"/>
-                <w:rtl w:val="0"/>
-              </w:rPr>
-              <w:t xml:space="preserve">: El sistema debe garantizar la persistencia de las alertas ante fallos, y mantener una disponibilidad objetivo del 99% mensual </w:t>
+              </w:rPr>
+            </w:pPr>
+            <w:r>
+              <w:rPr>
+                <w:rFonts w:ascii="Arial" w:cs="Arial" w:eastAsia="Arial" w:hAnsi="Arial"/>
+                <w:rtl w:val="0"/>
+              </w:rPr>
+              <w:t xml:space="preserve">RNF7: El sistema debe garantizar la persistencia de las alertas ante fallos, y mantener una disponibilidad objetivo del 99% mensual </w:t>
+            </w:r>
+            <w:r>
+              <w:rPr>
+                <w:rtl w:val="0"/>
+              </w:rPr>
             </w:r>
           </w:p>
           <w:p>
             <w:pPr>
               <w:numPr>
                 <w:ilvl w:val="0"/>
-                <w:numId w:val="9"/>
+                <w:numId w:val="11"/>
               </w:numPr>
               <w:ind w:left="720" w:hanging="360"/>
               <w:jc w:val="both"/>
               <w:rPr>
                 <w:rFonts w:ascii="Arial" w:cs="Arial" w:eastAsia="Arial" w:hAnsi="Arial"/>
-                <w:u w:val="none"/>
-              </w:rPr>
-            </w:pPr>
-            <w:r>
-              <w:rPr>
-                <w:rFonts w:ascii="Arial" w:cs="Arial" w:eastAsia="Arial" w:hAnsi="Arial"/>
-                <w:rtl w:val="0"/>
-              </w:rPr>
-              <w:t xml:space="preserve">RNF8: El sistema debe proteger los datos de salud </w:t>
-            </w:r>
-            <w:r>
-              <w:rPr>
-                <w:rFonts w:ascii="Arial" w:cs="Arial" w:eastAsia="Arial" w:hAnsi="Arial"/>
-                <w:rtl w:val="0"/>
-              </w:rPr>
-              <w:t xml:space="preserve">conforme</w:t>
-            </w:r>
-            <w:r>
-              <w:rPr>
-                <w:rFonts w:ascii="Arial" w:cs="Arial" w:eastAsia="Arial" w:hAnsi="Arial"/>
-                <w:rtl w:val="0"/>
-              </w:rPr>
-              <w:t xml:space="preserve"> a la Ley 21.719, exigiendo consentimiento explícito, aplicando cifrado y limitando el acceso a la ficha médica sólo durante emergencias activas </w:t>
+              </w:rPr>
+            </w:pPr>
+            <w:r>
+              <w:rPr>
+                <w:rFonts w:ascii="Arial" w:cs="Arial" w:eastAsia="Arial" w:hAnsi="Arial"/>
+                <w:rtl w:val="0"/>
+              </w:rPr>
+              <w:t xml:space="preserve">RNF8: El sistema debe proteger los datos de salud conforme a la Ley 21.719, exigiendo consentimiento explícito, aplicando cifrado y limitando el acceso a la ficha médica sólo durante emergencias activas </w:t>
+            </w:r>
+            <w:r>
+              <w:rPr>
+                <w:rtl w:val="0"/>
+              </w:rPr>
             </w:r>
           </w:p>
           <w:p>
             <w:pPr>
               <w:numPr>
                 <w:ilvl w:val="0"/>
-                <w:numId w:val="9"/>
+                <w:numId w:val="11"/>
               </w:numPr>
               <w:ind w:left="720" w:hanging="360"/>
               <w:jc w:val="both"/>
               <w:rPr>
                 <w:rFonts w:ascii="Arial" w:cs="Arial" w:eastAsia="Arial" w:hAnsi="Arial"/>
-                <w:u w:val="none"/>
-              </w:rPr>
-            </w:pPr>
-            <w:r>
-              <w:rPr>
-                <w:rFonts w:ascii="Arial" w:cs="Arial" w:eastAsia="Arial" w:hAnsi="Arial"/>
-                <w:rtl w:val="0"/>
-              </w:rPr>
-              <w:t xml:space="preserve">RNF9</w:t>
-            </w:r>
-            <w:r>
-              <w:rPr>
-                <w:rFonts w:ascii="Arial" w:cs="Arial" w:eastAsia="Arial" w:hAnsi="Arial"/>
-                <w:rtl w:val="0"/>
-              </w:rPr>
-              <w:t xml:space="preserve">: Al eliminar una cuenta, el sistema debe suprimir la información personal y médica, conservando únicamente el historial de alertas para fines de auditoría/legales</w:t>
+              </w:rPr>
+            </w:pPr>
+            <w:r>
+              <w:rPr>
+                <w:rFonts w:ascii="Arial" w:cs="Arial" w:eastAsia="Arial" w:hAnsi="Arial"/>
+                <w:rtl w:val="0"/>
+              </w:rPr>
+              <w:t xml:space="preserve">RNF9: Al eliminar una cuenta, el sistema debe suprimir la información personal y médica de forma inmediata, conservando únicamente el historial de alertas para fines de auditoría/legales</w:t>
+            </w:r>
+            <w:r>
+              <w:rPr>
+                <w:rtl w:val="0"/>
+              </w:rPr>
             </w:r>
           </w:p>
           <w:p>
             <w:pPr>
               <w:numPr>
                 <w:ilvl w:val="0"/>
-                <w:numId w:val="9"/>
+                <w:numId w:val="11"/>
               </w:numPr>
               <w:ind w:left="720" w:hanging="360"/>
               <w:jc w:val="both"/>
               <w:rPr>
                 <w:rFonts w:ascii="Arial" w:cs="Arial" w:eastAsia="Arial" w:hAnsi="Arial"/>
-                <w:u w:val="none"/>
               </w:rPr>
             </w:pPr>
             <w:r>
@@ -8769,6 +8795,11 @@
                 <w:rtl w:val="0"/>
               </w:rPr>
               <w:t xml:space="preserve">RNF10: Las interfaces de activación SOS y configuración de contactos deben cumplir con el estándar de accesibilidad WCAG 2.1 nivel AA</w:t>
+            </w:r>
+            <w:r>
+              <w:rPr>
+                <w:rtl w:val="0"/>
+              </w:rPr>
             </w:r>
           </w:p>
         </w:tc>
@@ -8799,8 +8830,8 @@
           <w:szCs w:val="32"/>
         </w:rPr>
       </w:pPr>
-      <w:bookmarkStart w:colFirst="0" w:colLast="0" w:name="_heading=h.8yl1atdvbwhs" w:id="28"/>
-      <w:bookmarkEnd w:id="28"/>
+      <w:bookmarkStart w:colFirst="0" w:colLast="0" w:name="_heading=h.8yl1atdvbwhs" w:id="27"/>
+      <w:bookmarkEnd w:id="27"/>
       <w:r>
         <w:br w:type="page"/>
       </w:r>
@@ -8843,8 +8874,8 @@
           <w:vertAlign w:val="baseline"/>
         </w:rPr>
       </w:pPr>
-      <w:bookmarkStart w:colFirst="0" w:colLast="0" w:name="_heading=h.3o7alnk" w:id="29"/>
-      <w:bookmarkEnd w:id="29"/>
+      <w:bookmarkStart w:colFirst="0" w:colLast="0" w:name="_heading=h.3o7alnk" w:id="28"/>
+      <w:bookmarkEnd w:id="28"/>
       <w:r>
         <w:rPr>
           <w:rFonts w:ascii="Calibri" w:cs="Calibri" w:eastAsia="Calibri" w:hAnsi="Calibri"/>
@@ -9314,17 +9345,17 @@
             <wp:align>right</wp:align>
           </wp:positionH>
           <wp:positionV relativeFrom="margin">
-            <wp:posOffset>-647698</wp:posOffset>
+            <wp:posOffset>-647697</wp:posOffset>
           </wp:positionV>
           <wp:extent cx="2566035" cy="426085"/>
           <wp:effectExtent b="0" l="0" r="0" t="0"/>
           <wp:wrapSquare wrapText="bothSides" distB="0" distT="0" distL="114300" distR="114300"/>
-          <wp:docPr id="140" name="image2.jpg"/>
+          <wp:docPr id="143" name="image1.jpg"/>
           <a:graphic>
             <a:graphicData uri="http://schemas.openxmlformats.org/drawingml/2006/picture">
               <pic:pic>
                 <pic:nvPicPr>
-                  <pic:cNvPr id="0" name="image2.jpg"/>
+                  <pic:cNvPr id="0" name="image1.jpg"/>
                   <pic:cNvPicPr preferRelativeResize="0"/>
                 </pic:nvPicPr>
                 <pic:blipFill>
@@ -9598,6 +9629,116 @@
   <w:abstractNum w:abstractNumId="2">
     <w:lvl w:ilvl="0">
       <w:start w:val="1"/>
+      <w:numFmt w:val="decimal"/>
+      <w:lvlText w:val="%1."/>
+      <w:lvlJc w:val="left"/>
+      <w:pPr>
+        <w:ind w:left="720" w:hanging="360"/>
+      </w:pPr>
+      <w:rPr>
+        <w:u w:val="none"/>
+      </w:rPr>
+    </w:lvl>
+    <w:lvl w:ilvl="1">
+      <w:start w:val="1"/>
+      <w:numFmt w:val="lowerLetter"/>
+      <w:lvlText w:val="%2."/>
+      <w:lvlJc w:val="left"/>
+      <w:pPr>
+        <w:ind w:left="1440" w:hanging="360"/>
+      </w:pPr>
+      <w:rPr>
+        <w:u w:val="none"/>
+      </w:rPr>
+    </w:lvl>
+    <w:lvl w:ilvl="2">
+      <w:start w:val="1"/>
+      <w:numFmt w:val="lowerRoman"/>
+      <w:lvlText w:val="%3."/>
+      <w:lvlJc w:val="right"/>
+      <w:pPr>
+        <w:ind w:left="2160" w:hanging="360"/>
+      </w:pPr>
+      <w:rPr>
+        <w:u w:val="none"/>
+      </w:rPr>
+    </w:lvl>
+    <w:lvl w:ilvl="3">
+      <w:start w:val="1"/>
+      <w:numFmt w:val="decimal"/>
+      <w:lvlText w:val="%4."/>
+      <w:lvlJc w:val="left"/>
+      <w:pPr>
+        <w:ind w:left="2880" w:hanging="360"/>
+      </w:pPr>
+      <w:rPr>
+        <w:u w:val="none"/>
+      </w:rPr>
+    </w:lvl>
+    <w:lvl w:ilvl="4">
+      <w:start w:val="1"/>
+      <w:numFmt w:val="lowerLetter"/>
+      <w:lvlText w:val="%5."/>
+      <w:lvlJc w:val="left"/>
+      <w:pPr>
+        <w:ind w:left="3600" w:hanging="360"/>
+      </w:pPr>
+      <w:rPr>
+        <w:u w:val="none"/>
+      </w:rPr>
+    </w:lvl>
+    <w:lvl w:ilvl="5">
+      <w:start w:val="1"/>
+      <w:numFmt w:val="lowerRoman"/>
+      <w:lvlText w:val="%6."/>
+      <w:lvlJc w:val="right"/>
+      <w:pPr>
+        <w:ind w:left="4320" w:hanging="360"/>
+      </w:pPr>
+      <w:rPr>
+        <w:u w:val="none"/>
+      </w:rPr>
+    </w:lvl>
+    <w:lvl w:ilvl="6">
+      <w:start w:val="1"/>
+      <w:numFmt w:val="decimal"/>
+      <w:lvlText w:val="%7."/>
+      <w:lvlJc w:val="left"/>
+      <w:pPr>
+        <w:ind w:left="5040" w:hanging="360"/>
+      </w:pPr>
+      <w:rPr>
+        <w:u w:val="none"/>
+      </w:rPr>
+    </w:lvl>
+    <w:lvl w:ilvl="7">
+      <w:start w:val="1"/>
+      <w:numFmt w:val="lowerLetter"/>
+      <w:lvlText w:val="%8."/>
+      <w:lvlJc w:val="left"/>
+      <w:pPr>
+        <w:ind w:left="5760" w:hanging="360"/>
+      </w:pPr>
+      <w:rPr>
+        <w:u w:val="none"/>
+      </w:rPr>
+    </w:lvl>
+    <w:lvl w:ilvl="8">
+      <w:start w:val="1"/>
+      <w:numFmt w:val="lowerRoman"/>
+      <w:lvlText w:val="%9."/>
+      <w:lvlJc w:val="right"/>
+      <w:pPr>
+        <w:ind w:left="6480" w:hanging="360"/>
+      </w:pPr>
+      <w:rPr>
+        <w:u w:val="none"/>
+      </w:rPr>
+    </w:lvl>
+  </w:abstractNum>
+  <w:abstractNum w:abstractNumId="3">
+    <w:lvl w:ilvl="0">
+      <w:start w:val="1"/>
       <w:numFmt w:val="bullet"/>
       <w:lvlText w:val="●"/>
       <w:lvlJc w:val="left"/>
@@ -9705,209 +9846,7 @@
       </w:rPr>
     </w:lvl>
   </w:abstractNum>
-  <w:abstractNum w:abstractNumId="3">
-    <w:lvl w:ilvl="0">
-      <w:start w:val="1"/>
-      <w:numFmt w:val="decimal"/>
-      <w:lvlText w:val="%1."/>
-      <w:lvlJc w:val="left"/>
-      <w:pPr>
-        <w:ind w:left="720" w:hanging="360"/>
-      </w:pPr>
-      <w:rPr/>
-    </w:lvl>
-    <w:lvl w:ilvl="1">
-      <w:start w:val="1"/>
-      <w:numFmt w:val="lowerLetter"/>
-      <w:lvlText w:val="%2."/>
-      <w:lvlJc w:val="left"/>
-      <w:pPr>
-        <w:ind w:left="1440" w:hanging="360"/>
-      </w:pPr>
-      <w:rPr/>
-    </w:lvl>
-    <w:lvl w:ilvl="2">
-      <w:start w:val="1"/>
-      <w:numFmt w:val="lowerRoman"/>
-      <w:lvlText w:val="%3."/>
-      <w:lvlJc w:val="right"/>
-      <w:pPr>
-        <w:ind w:left="2160" w:hanging="180"/>
-      </w:pPr>
-      <w:rPr/>
-    </w:lvl>
-    <w:lvl w:ilvl="3">
-      <w:start w:val="1"/>
-      <w:numFmt w:val="decimal"/>
-      <w:lvlText w:val="%4."/>
-      <w:lvlJc w:val="left"/>
-      <w:pPr>
-        <w:ind w:left="2880" w:hanging="360"/>
-      </w:pPr>
-      <w:rPr/>
-    </w:lvl>
-    <w:lvl w:ilvl="4">
-      <w:start w:val="1"/>
-      <w:numFmt w:val="lowerLetter"/>
-      <w:lvlText w:val="%5."/>
-      <w:lvlJc w:val="left"/>
-      <w:pPr>
-        <w:ind w:left="3600" w:hanging="360"/>
-      </w:pPr>
-      <w:rPr/>
-    </w:lvl>
-    <w:lvl w:ilvl="5">
-      <w:start w:val="1"/>
-      <w:numFmt w:val="lowerRoman"/>
-      <w:lvlText w:val="%6."/>
-      <w:lvlJc w:val="right"/>
-      <w:pPr>
-        <w:ind w:left="4320" w:hanging="180"/>
-      </w:pPr>
-      <w:rPr/>
-    </w:lvl>
-    <w:lvl w:ilvl="6">
-      <w:start w:val="1"/>
-      <w:numFmt w:val="decimal"/>
-      <w:lvlText w:val="%7."/>
-      <w:lvlJc w:val="left"/>
-      <w:pPr>
-        <w:ind w:left="5040" w:hanging="360"/>
-      </w:pPr>
-      <w:rPr/>
-    </w:lvl>
-    <w:lvl w:ilvl="7">
-      <w:start w:val="1"/>
-      <w:numFmt w:val="lowerLetter"/>
-      <w:lvlText w:val="%8."/>
-      <w:lvlJc w:val="left"/>
-      <w:pPr>
-        <w:ind w:left="5760" w:hanging="360"/>
-      </w:pPr>
-      <w:rPr/>
-    </w:lvl>
-    <w:lvl w:ilvl="8">
-      <w:start w:val="1"/>
-      <w:numFmt w:val="lowerRoman"/>
-      <w:lvlText w:val="%9."/>
-      <w:lvlJc w:val="right"/>
-      <w:pPr>
-        <w:ind w:left="6480" w:hanging="180"/>
-      </w:pPr>
-      <w:rPr/>
-    </w:lvl>
-  </w:abstractNum>
   <w:abstractNum w:abstractNumId="4">
-    <w:lvl w:ilvl="0">
-      <w:start w:val="1"/>
-      <w:numFmt w:val="decimal"/>
-      <w:lvlText w:val="%1."/>
-      <w:lvlJc w:val="left"/>
-      <w:pPr>
-        <w:ind w:left="720" w:hanging="360"/>
-      </w:pPr>
-      <w:rPr>
-        <w:u w:val="none"/>
-      </w:rPr>
-    </w:lvl>
-    <w:lvl w:ilvl="1">
-      <w:start w:val="1"/>
-      <w:numFmt w:val="lowerLetter"/>
-      <w:lvlText w:val="%2."/>
-      <w:lvlJc w:val="left"/>
-      <w:pPr>
-        <w:ind w:left="1440" w:hanging="360"/>
-      </w:pPr>
-      <w:rPr>
-        <w:u w:val="none"/>
-      </w:rPr>
-    </w:lvl>
-    <w:lvl w:ilvl="2">
-      <w:start w:val="1"/>
-      <w:numFmt w:val="lowerRoman"/>
-      <w:lvlText w:val="%3."/>
-      <w:lvlJc w:val="right"/>
-      <w:pPr>
-        <w:ind w:left="2160" w:hanging="360"/>
-      </w:pPr>
-      <w:rPr>
-        <w:u w:val="none"/>
-      </w:rPr>
-    </w:lvl>
-    <w:lvl w:ilvl="3">
-      <w:start w:val="1"/>
-      <w:numFmt w:val="decimal"/>
-      <w:lvlText w:val="%4."/>
-      <w:lvlJc w:val="left"/>
-      <w:pPr>
-        <w:ind w:left="2880" w:hanging="360"/>
-      </w:pPr>
-      <w:rPr>
-        <w:u w:val="none"/>
-      </w:rPr>
-    </w:lvl>
-    <w:lvl w:ilvl="4">
-      <w:start w:val="1"/>
-      <w:numFmt w:val="lowerLetter"/>
-      <w:lvlText w:val="%5."/>
-      <w:lvlJc w:val="left"/>
-      <w:pPr>
-        <w:ind w:left="3600" w:hanging="360"/>
-      </w:pPr>
-      <w:rPr>
-        <w:u w:val="none"/>
-      </w:rPr>
-    </w:lvl>
-    <w:lvl w:ilvl="5">
-      <w:start w:val="1"/>
-      <w:numFmt w:val="lowerRoman"/>
-      <w:lvlText w:val="%6."/>
-      <w:lvlJc w:val="right"/>
-      <w:pPr>
-        <w:ind w:left="4320" w:hanging="360"/>
-      </w:pPr>
-      <w:rPr>
-        <w:u w:val="none"/>
-      </w:rPr>
-    </w:lvl>
-    <w:lvl w:ilvl="6">
-      <w:start w:val="1"/>
-      <w:numFmt w:val="decimal"/>
-      <w:lvlText w:val="%7."/>
-      <w:lvlJc w:val="left"/>
-      <w:pPr>
-        <w:ind w:left="5040" w:hanging="360"/>
-      </w:pPr>
-      <w:rPr>
-        <w:u w:val="none"/>
-      </w:rPr>
-    </w:lvl>
-    <w:lvl w:ilvl="7">
-      <w:start w:val="1"/>
-      <w:numFmt w:val="lowerLetter"/>
-      <w:lvlText w:val="%8."/>
-      <w:lvlJc w:val="left"/>
-      <w:pPr>
-        <w:ind w:left="5760" w:hanging="360"/>
-      </w:pPr>
-      <w:rPr>
-        <w:u w:val="none"/>
-      </w:rPr>
-    </w:lvl>
-    <w:lvl w:ilvl="8">
-      <w:start w:val="1"/>
-      <w:numFmt w:val="lowerRoman"/>
-      <w:lvlText w:val="%9."/>
-      <w:lvlJc w:val="right"/>
-      <w:pPr>
-        <w:ind w:left="6480" w:hanging="360"/>
-      </w:pPr>
-      <w:rPr>
-        <w:u w:val="none"/>
-      </w:rPr>
-    </w:lvl>
-  </w:abstractNum>
-  <w:abstractNum w:abstractNumId="5">
     <w:lvl w:ilvl="0">
       <w:start w:val="1"/>
       <w:numFmt w:val="bullet"/>
@@ -10015,6 +9954,98 @@
       <w:rPr>
         <w:u w:val="none"/>
       </w:rPr>
+    </w:lvl>
+  </w:abstractNum>
+  <w:abstractNum w:abstractNumId="5">
+    <w:lvl w:ilvl="0">
+      <w:start w:val="1"/>
+      <w:numFmt w:val="decimal"/>
+      <w:lvlText w:val="%1."/>
+      <w:lvlJc w:val="left"/>
+      <w:pPr>
+        <w:ind w:left="720" w:hanging="360"/>
+      </w:pPr>
+      <w:rPr/>
+    </w:lvl>
+    <w:lvl w:ilvl="1">
+      <w:start w:val="1"/>
+      <w:numFmt w:val="lowerLetter"/>
+      <w:lvlText w:val="%2."/>
+      <w:lvlJc w:val="left"/>
+      <w:pPr>
+        <w:ind w:left="1440" w:hanging="360"/>
+      </w:pPr>
+      <w:rPr/>
+    </w:lvl>
+    <w:lvl w:ilvl="2">
+      <w:start w:val="1"/>
+      <w:numFmt w:val="lowerRoman"/>
+      <w:lvlText w:val="%3."/>
+      <w:lvlJc w:val="right"/>
+      <w:pPr>
+        <w:ind w:left="2160" w:hanging="180"/>
+      </w:pPr>
+      <w:rPr/>
+    </w:lvl>
+    <w:lvl w:ilvl="3">
+      <w:start w:val="1"/>
+      <w:numFmt w:val="decimal"/>
+      <w:lvlText w:val="%4."/>
+      <w:lvlJc w:val="left"/>
+      <w:pPr>
+        <w:ind w:left="2880" w:hanging="360"/>
+      </w:pPr>
+      <w:rPr/>
+    </w:lvl>
+    <w:lvl w:ilvl="4">
+      <w:start w:val="1"/>
+      <w:numFmt w:val="lowerLetter"/>
+      <w:lvlText w:val="%5."/>
+      <w:lvlJc w:val="left"/>
+      <w:pPr>
+        <w:ind w:left="3600" w:hanging="360"/>
+      </w:pPr>
+      <w:rPr/>
+    </w:lvl>
+    <w:lvl w:ilvl="5">
+      <w:start w:val="1"/>
+      <w:numFmt w:val="lowerRoman"/>
+      <w:lvlText w:val="%6."/>
+      <w:lvlJc w:val="right"/>
+      <w:pPr>
+        <w:ind w:left="4320" w:hanging="180"/>
+      </w:pPr>
+      <w:rPr/>
+    </w:lvl>
+    <w:lvl w:ilvl="6">
+      <w:start w:val="1"/>
+      <w:numFmt w:val="decimal"/>
+      <w:lvlText w:val="%7."/>
+      <w:lvlJc w:val="left"/>
+      <w:pPr>
+        <w:ind w:left="5040" w:hanging="360"/>
+      </w:pPr>
+      <w:rPr/>
+    </w:lvl>
+    <w:lvl w:ilvl="7">
+      <w:start w:val="1"/>
+      <w:numFmt w:val="lowerLetter"/>
+      <w:lvlText w:val="%8."/>
+      <w:lvlJc w:val="left"/>
+      <w:pPr>
+        <w:ind w:left="5760" w:hanging="360"/>
+      </w:pPr>
+      <w:rPr/>
+    </w:lvl>
+    <w:lvl w:ilvl="8">
+      <w:start w:val="1"/>
+      <w:numFmt w:val="lowerRoman"/>
+      <w:lvlText w:val="%9."/>
+      <w:lvlJc w:val="right"/>
+      <w:pPr>
+        <w:ind w:left="6480" w:hanging="180"/>
+      </w:pPr>
+      <w:rPr/>
     </w:lvl>
   </w:abstractNum>
   <w:abstractNum w:abstractNumId="6">
@@ -10240,8 +10271,8 @@
   <w:abstractNum w:abstractNumId="8">
     <w:lvl w:ilvl="0">
       <w:start w:val="1"/>
-      <w:numFmt w:val="bullet"/>
-      <w:lvlText w:val="●"/>
+      <w:numFmt w:val="decimal"/>
+      <w:lvlText w:val="%1."/>
       <w:lvlJc w:val="left"/>
       <w:pPr>
         <w:ind w:left="720" w:hanging="360"/>
@@ -10252,8 +10283,8 @@
     </w:lvl>
     <w:lvl w:ilvl="1">
       <w:start w:val="1"/>
-      <w:numFmt w:val="bullet"/>
-      <w:lvlText w:val="○"/>
+      <w:numFmt w:val="lowerLetter"/>
+      <w:lvlText w:val="%2."/>
       <w:lvlJc w:val="left"/>
       <w:pPr>
         <w:ind w:left="1440" w:hanging="360"/>
@@ -10264,9 +10295,9 @@
     </w:lvl>
     <w:lvl w:ilvl="2">
       <w:start w:val="1"/>
-      <w:numFmt w:val="bullet"/>
-      <w:lvlText w:val="■"/>
-      <w:lvlJc w:val="left"/>
+      <w:numFmt w:val="lowerRoman"/>
+      <w:lvlText w:val="%3."/>
+      <w:lvlJc w:val="right"/>
       <w:pPr>
         <w:ind w:left="2160" w:hanging="360"/>
       </w:pPr>
@@ -10276,8 +10307,8 @@
     </w:lvl>
     <w:lvl w:ilvl="3">
       <w:start w:val="1"/>
-      <w:numFmt w:val="bullet"/>
-      <w:lvlText w:val="●"/>
+      <w:numFmt w:val="decimal"/>
+      <w:lvlText w:val="%4."/>
       <w:lvlJc w:val="left"/>
       <w:pPr>
         <w:ind w:left="2880" w:hanging="360"/>
@@ -10288,8 +10319,8 @@
     </w:lvl>
     <w:lvl w:ilvl="4">
       <w:start w:val="1"/>
-      <w:numFmt w:val="bullet"/>
-      <w:lvlText w:val="○"/>
+      <w:numFmt w:val="lowerLetter"/>
+      <w:lvlText w:val="%5."/>
       <w:lvlJc w:val="left"/>
       <w:pPr>
         <w:ind w:left="3600" w:hanging="360"/>
@@ -10300,9 +10331,9 @@
     </w:lvl>
     <w:lvl w:ilvl="5">
       <w:start w:val="1"/>
-      <w:numFmt w:val="bullet"/>
-      <w:lvlText w:val="■"/>
-      <w:lvlJc w:val="left"/>
+      <w:numFmt w:val="lowerRoman"/>
+      <w:lvlText w:val="%6."/>
+      <w:lvlJc w:val="right"/>
       <w:pPr>
         <w:ind w:left="4320" w:hanging="360"/>
       </w:pPr>
@@ -10312,8 +10343,8 @@
     </w:lvl>
     <w:lvl w:ilvl="6">
       <w:start w:val="1"/>
-      <w:numFmt w:val="bullet"/>
-      <w:lvlText w:val="●"/>
+      <w:numFmt w:val="decimal"/>
+      <w:lvlText w:val="%7."/>
       <w:lvlJc w:val="left"/>
       <w:pPr>
         <w:ind w:left="5040" w:hanging="360"/>
@@ -10324,8 +10355,8 @@
     </w:lvl>
     <w:lvl w:ilvl="7">
       <w:start w:val="1"/>
-      <w:numFmt w:val="bullet"/>
-      <w:lvlText w:val="○"/>
+      <w:numFmt w:val="lowerLetter"/>
+      <w:lvlText w:val="%8."/>
       <w:lvlJc w:val="left"/>
       <w:pPr>
         <w:ind w:left="5760" w:hanging="360"/>
@@ -10336,9 +10367,9 @@
     </w:lvl>
     <w:lvl w:ilvl="8">
       <w:start w:val="1"/>
-      <w:numFmt w:val="bullet"/>
-      <w:lvlText w:val="■"/>
-      <w:lvlJc w:val="left"/>
+      <w:numFmt w:val="lowerRoman"/>
+      <w:lvlText w:val="%9."/>
+      <w:lvlJc w:val="right"/>
       <w:pPr>
         <w:ind w:left="6480" w:hanging="360"/>
       </w:pPr>
@@ -10460,8 +10491,8 @@
   <w:abstractNum w:abstractNumId="10">
     <w:lvl w:ilvl="0">
       <w:start w:val="1"/>
-      <w:numFmt w:val="decimal"/>
-      <w:lvlText w:val="%1."/>
+      <w:numFmt w:val="bullet"/>
+      <w:lvlText w:val="●"/>
       <w:lvlJc w:val="left"/>
       <w:pPr>
         <w:ind w:left="720" w:hanging="360"/>
@@ -10472,8 +10503,8 @@
     </w:lvl>
     <w:lvl w:ilvl="1">
       <w:start w:val="1"/>
-      <w:numFmt w:val="lowerLetter"/>
-      <w:lvlText w:val="%2."/>
+      <w:numFmt w:val="bullet"/>
+      <w:lvlText w:val="○"/>
       <w:lvlJc w:val="left"/>
       <w:pPr>
         <w:ind w:left="1440" w:hanging="360"/>
@@ -10484,9 +10515,9 @@
     </w:lvl>
     <w:lvl w:ilvl="2">
       <w:start w:val="1"/>
-      <w:numFmt w:val="lowerRoman"/>
-      <w:lvlText w:val="%3."/>
-      <w:lvlJc w:val="right"/>
+      <w:numFmt w:val="bullet"/>
+      <w:lvlText w:val="■"/>
+      <w:lvlJc w:val="left"/>
       <w:pPr>
         <w:ind w:left="2160" w:hanging="360"/>
       </w:pPr>
@@ -10496,8 +10527,8 @@
     </w:lvl>
     <w:lvl w:ilvl="3">
       <w:start w:val="1"/>
-      <w:numFmt w:val="decimal"/>
-      <w:lvlText w:val="%4."/>
+      <w:numFmt w:val="bullet"/>
+      <w:lvlText w:val="●"/>
       <w:lvlJc w:val="left"/>
       <w:pPr>
         <w:ind w:left="2880" w:hanging="360"/>
@@ -10508,8 +10539,8 @@
     </w:lvl>
     <w:lvl w:ilvl="4">
       <w:start w:val="1"/>
-      <w:numFmt w:val="lowerLetter"/>
-      <w:lvlText w:val="%5."/>
+      <w:numFmt w:val="bullet"/>
+      <w:lvlText w:val="○"/>
       <w:lvlJc w:val="left"/>
       <w:pPr>
         <w:ind w:left="3600" w:hanging="360"/>
@@ -10520,9 +10551,9 @@
     </w:lvl>
     <w:lvl w:ilvl="5">
       <w:start w:val="1"/>
-      <w:numFmt w:val="lowerRoman"/>
-      <w:lvlText w:val="%6."/>
-      <w:lvlJc w:val="right"/>
+      <w:numFmt w:val="bullet"/>
+      <w:lvlText w:val="■"/>
+      <w:lvlJc w:val="left"/>
       <w:pPr>
         <w:ind w:left="4320" w:hanging="360"/>
       </w:pPr>
@@ -10532,8 +10563,8 @@
     </w:lvl>
     <w:lvl w:ilvl="6">
       <w:start w:val="1"/>
-      <w:numFmt w:val="decimal"/>
-      <w:lvlText w:val="%7."/>
+      <w:numFmt w:val="bullet"/>
+      <w:lvlText w:val="●"/>
       <w:lvlJc w:val="left"/>
       <w:pPr>
         <w:ind w:left="5040" w:hanging="360"/>
@@ -10544,8 +10575,8 @@
     </w:lvl>
     <w:lvl w:ilvl="7">
       <w:start w:val="1"/>
-      <w:numFmt w:val="lowerLetter"/>
-      <w:lvlText w:val="%8."/>
+      <w:numFmt w:val="bullet"/>
+      <w:lvlText w:val="○"/>
       <w:lvlJc w:val="left"/>
       <w:pPr>
         <w:ind w:left="5760" w:hanging="360"/>
@@ -10556,9 +10587,9 @@
     </w:lvl>
     <w:lvl w:ilvl="8">
       <w:start w:val="1"/>
-      <w:numFmt w:val="lowerRoman"/>
-      <w:lvlText w:val="%9."/>
-      <w:lvlJc w:val="right"/>
+      <w:numFmt w:val="bullet"/>
+      <w:lvlText w:val="■"/>
+      <w:lvlJc w:val="left"/>
       <w:pPr>
         <w:ind w:left="6480" w:hanging="360"/>
       </w:pPr>
@@ -10860,6 +10891,20 @@
       <w:sz w:val="72"/>
       <w:szCs w:val="72"/>
     </w:rPr>
+  </w:style>
+  <w:style w:type="table" w:styleId="TableNormal" w:default="1">
+    <w:name w:val="TableNormal"/>
+    <w:tblPr>
+      <w:tblCellMar>
+        <w:top w:w="100.0" w:type="dxa"/>
+        <w:left w:w="100.0" w:type="dxa"/>
+        <w:bottom w:w="100.0" w:type="dxa"/>
+        <w:right w:w="100.0" w:type="dxa"/>
+      </w:tblCellMar>
+    </w:tblPr>
+  </w:style>
+  <w:style w:type="paragraph" w:styleId="Normal" w:default="1">
+    <w:name w:val="normal"/>
   </w:style>
   <w:style w:type="paragraph" w:styleId="Normal" w:default="1">
     <w:name w:val="normal"/>
@@ -11533,6 +11578,299 @@
       </w:tblCellMar>
     </w:tblPr>
   </w:style>
+  <w:style w:type="table" w:styleId="Table1">
+    <w:basedOn w:val="TableNormal"/>
+    <w:tblPr>
+      <w:tblStyleRowBandSize w:val="1"/>
+      <w:tblStyleColBandSize w:val="1"/>
+      <w:tblCellMar>
+        <w:top w:w="0.0" w:type="dxa"/>
+        <w:left w:w="108.0" w:type="dxa"/>
+        <w:bottom w:w="0.0" w:type="dxa"/>
+        <w:right w:w="108.0" w:type="dxa"/>
+      </w:tblCellMar>
+    </w:tblPr>
+  </w:style>
+  <w:style w:type="table" w:styleId="Table2">
+    <w:basedOn w:val="TableNormal"/>
+    <w:tblPr>
+      <w:tblStyleRowBandSize w:val="1"/>
+      <w:tblStyleColBandSize w:val="1"/>
+      <w:tblCellMar>
+        <w:top w:w="0.0" w:type="dxa"/>
+        <w:left w:w="115.0" w:type="dxa"/>
+        <w:bottom w:w="0.0" w:type="dxa"/>
+        <w:right w:w="115.0" w:type="dxa"/>
+      </w:tblCellMar>
+    </w:tblPr>
+  </w:style>
+  <w:style w:type="table" w:styleId="Table3">
+    <w:basedOn w:val="TableNormal"/>
+    <w:tblPr>
+      <w:tblStyleRowBandSize w:val="1"/>
+      <w:tblStyleColBandSize w:val="1"/>
+      <w:tblCellMar>
+        <w:top w:w="0.0" w:type="dxa"/>
+        <w:left w:w="115.0" w:type="dxa"/>
+        <w:bottom w:w="0.0" w:type="dxa"/>
+        <w:right w:w="115.0" w:type="dxa"/>
+      </w:tblCellMar>
+    </w:tblPr>
+  </w:style>
+  <w:style w:type="table" w:styleId="Table4">
+    <w:basedOn w:val="TableNormal"/>
+    <w:tblPr>
+      <w:tblStyleRowBandSize w:val="1"/>
+      <w:tblStyleColBandSize w:val="1"/>
+      <w:tblCellMar>
+        <w:top w:w="0.0" w:type="dxa"/>
+        <w:left w:w="115.0" w:type="dxa"/>
+        <w:bottom w:w="0.0" w:type="dxa"/>
+        <w:right w:w="115.0" w:type="dxa"/>
+      </w:tblCellMar>
+    </w:tblPr>
+  </w:style>
+  <w:style w:type="table" w:styleId="Table5">
+    <w:basedOn w:val="TableNormal"/>
+    <w:tblPr>
+      <w:tblStyleRowBandSize w:val="1"/>
+      <w:tblStyleColBandSize w:val="1"/>
+      <w:tblCellMar>
+        <w:top w:w="0.0" w:type="dxa"/>
+        <w:left w:w="115.0" w:type="dxa"/>
+        <w:bottom w:w="0.0" w:type="dxa"/>
+        <w:right w:w="115.0" w:type="dxa"/>
+      </w:tblCellMar>
+    </w:tblPr>
+  </w:style>
+  <w:style w:type="table" w:styleId="Table6">
+    <w:basedOn w:val="TableNormal"/>
+    <w:tblPr>
+      <w:tblStyleRowBandSize w:val="1"/>
+      <w:tblStyleColBandSize w:val="1"/>
+      <w:tblCellMar>
+        <w:top w:w="0.0" w:type="dxa"/>
+        <w:left w:w="108.0" w:type="dxa"/>
+        <w:bottom w:w="0.0" w:type="dxa"/>
+        <w:right w:w="108.0" w:type="dxa"/>
+      </w:tblCellMar>
+    </w:tblPr>
+  </w:style>
+  <w:style w:type="table" w:styleId="Table7">
+    <w:basedOn w:val="TableNormal"/>
+    <w:tblPr>
+      <w:tblStyleRowBandSize w:val="1"/>
+      <w:tblStyleColBandSize w:val="1"/>
+      <w:tblCellMar>
+        <w:top w:w="0.0" w:type="dxa"/>
+        <w:left w:w="108.0" w:type="dxa"/>
+        <w:bottom w:w="0.0" w:type="dxa"/>
+        <w:right w:w="108.0" w:type="dxa"/>
+      </w:tblCellMar>
+    </w:tblPr>
+  </w:style>
+  <w:style w:type="table" w:styleId="Table8">
+    <w:basedOn w:val="TableNormal"/>
+    <w:tblPr>
+      <w:tblStyleRowBandSize w:val="1"/>
+      <w:tblStyleColBandSize w:val="1"/>
+      <w:tblCellMar>
+        <w:top w:w="0.0" w:type="dxa"/>
+        <w:left w:w="108.0" w:type="dxa"/>
+        <w:bottom w:w="0.0" w:type="dxa"/>
+        <w:right w:w="108.0" w:type="dxa"/>
+      </w:tblCellMar>
+    </w:tblPr>
+  </w:style>
+  <w:style w:type="table" w:styleId="Table9">
+    <w:basedOn w:val="TableNormal"/>
+    <w:tblPr>
+      <w:tblStyleRowBandSize w:val="1"/>
+      <w:tblStyleColBandSize w:val="1"/>
+      <w:tblCellMar>
+        <w:top w:w="0.0" w:type="dxa"/>
+        <w:left w:w="115.0" w:type="dxa"/>
+        <w:bottom w:w="0.0" w:type="dxa"/>
+        <w:right w:w="115.0" w:type="dxa"/>
+      </w:tblCellMar>
+    </w:tblPr>
+  </w:style>
+  <w:style w:type="table" w:styleId="Table10">
+    <w:basedOn w:val="TableNormal"/>
+    <w:tblPr>
+      <w:tblStyleRowBandSize w:val="1"/>
+      <w:tblStyleColBandSize w:val="1"/>
+    </w:tblPr>
+  </w:style>
+  <w:style w:type="table" w:styleId="Table11">
+    <w:basedOn w:val="TableNormal"/>
+    <w:tblPr>
+      <w:tblStyleRowBandSize w:val="1"/>
+      <w:tblStyleColBandSize w:val="1"/>
+      <w:tblCellMar>
+        <w:top w:w="0.0" w:type="dxa"/>
+        <w:left w:w="108.0" w:type="dxa"/>
+        <w:bottom w:w="0.0" w:type="dxa"/>
+        <w:right w:w="108.0" w:type="dxa"/>
+      </w:tblCellMar>
+    </w:tblPr>
+  </w:style>
+  <w:style w:type="table" w:styleId="Table12">
+    <w:basedOn w:val="TableNormal"/>
+    <w:tblPr>
+      <w:tblStyleRowBandSize w:val="1"/>
+      <w:tblStyleColBandSize w:val="1"/>
+      <w:tblCellMar>
+        <w:top w:w="0.0" w:type="dxa"/>
+        <w:left w:w="115.0" w:type="dxa"/>
+        <w:bottom w:w="0.0" w:type="dxa"/>
+        <w:right w:w="115.0" w:type="dxa"/>
+      </w:tblCellMar>
+    </w:tblPr>
+  </w:style>
+  <w:style w:type="table" w:styleId="Table13">
+    <w:basedOn w:val="TableNormal"/>
+    <w:tblPr>
+      <w:tblStyleRowBandSize w:val="1"/>
+      <w:tblStyleColBandSize w:val="1"/>
+      <w:tblCellMar>
+        <w:top w:w="0.0" w:type="dxa"/>
+        <w:left w:w="115.0" w:type="dxa"/>
+        <w:bottom w:w="0.0" w:type="dxa"/>
+        <w:right w:w="115.0" w:type="dxa"/>
+      </w:tblCellMar>
+    </w:tblPr>
+  </w:style>
+  <w:style w:type="table" w:styleId="Table14">
+    <w:basedOn w:val="TableNormal"/>
+    <w:tblPr>
+      <w:tblStyleRowBandSize w:val="1"/>
+      <w:tblStyleColBandSize w:val="1"/>
+      <w:tblCellMar>
+        <w:top w:w="0.0" w:type="dxa"/>
+        <w:left w:w="115.0" w:type="dxa"/>
+        <w:bottom w:w="0.0" w:type="dxa"/>
+        <w:right w:w="115.0" w:type="dxa"/>
+      </w:tblCellMar>
+    </w:tblPr>
+  </w:style>
+  <w:style w:type="table" w:styleId="Table15">
+    <w:basedOn w:val="TableNormal"/>
+    <w:tblPr>
+      <w:tblStyleRowBandSize w:val="1"/>
+      <w:tblStyleColBandSize w:val="1"/>
+      <w:tblCellMar>
+        <w:top w:w="0.0" w:type="dxa"/>
+        <w:left w:w="108.0" w:type="dxa"/>
+        <w:bottom w:w="0.0" w:type="dxa"/>
+        <w:right w:w="108.0" w:type="dxa"/>
+      </w:tblCellMar>
+    </w:tblPr>
+  </w:style>
+  <w:style w:type="table" w:styleId="Table16">
+    <w:basedOn w:val="TableNormal"/>
+    <w:tblPr>
+      <w:tblStyleRowBandSize w:val="1"/>
+      <w:tblStyleColBandSize w:val="1"/>
+      <w:tblCellMar>
+        <w:top w:w="0.0" w:type="dxa"/>
+        <w:left w:w="108.0" w:type="dxa"/>
+        <w:bottom w:w="0.0" w:type="dxa"/>
+        <w:right w:w="108.0" w:type="dxa"/>
+      </w:tblCellMar>
+    </w:tblPr>
+  </w:style>
+  <w:style w:type="table" w:styleId="Table17">
+    <w:basedOn w:val="TableNormal"/>
+    <w:tblPr>
+      <w:tblStyleRowBandSize w:val="1"/>
+      <w:tblStyleColBandSize w:val="1"/>
+      <w:tblCellMar>
+        <w:top w:w="0.0" w:type="dxa"/>
+        <w:left w:w="108.0" w:type="dxa"/>
+        <w:bottom w:w="0.0" w:type="dxa"/>
+        <w:right w:w="108.0" w:type="dxa"/>
+      </w:tblCellMar>
+    </w:tblPr>
+  </w:style>
+  <w:style w:type="table" w:styleId="Table18">
+    <w:basedOn w:val="TableNormal"/>
+    <w:tblPr>
+      <w:tblStyleRowBandSize w:val="1"/>
+      <w:tblStyleColBandSize w:val="1"/>
+      <w:tblCellMar>
+        <w:top w:w="0.0" w:type="dxa"/>
+        <w:left w:w="108.0" w:type="dxa"/>
+        <w:bottom w:w="0.0" w:type="dxa"/>
+        <w:right w:w="108.0" w:type="dxa"/>
+      </w:tblCellMar>
+    </w:tblPr>
+  </w:style>
+  <w:style w:type="table" w:styleId="Table19">
+    <w:basedOn w:val="TableNormal"/>
+    <w:tblPr>
+      <w:tblStyleRowBandSize w:val="1"/>
+      <w:tblStyleColBandSize w:val="1"/>
+      <w:tblCellMar>
+        <w:top w:w="0.0" w:type="dxa"/>
+        <w:left w:w="108.0" w:type="dxa"/>
+        <w:bottom w:w="0.0" w:type="dxa"/>
+        <w:right w:w="108.0" w:type="dxa"/>
+      </w:tblCellMar>
+    </w:tblPr>
+  </w:style>
+  <w:style w:type="table" w:styleId="Table20">
+    <w:basedOn w:val="TableNormal"/>
+    <w:tblPr>
+      <w:tblStyleRowBandSize w:val="1"/>
+      <w:tblStyleColBandSize w:val="1"/>
+      <w:tblCellMar>
+        <w:top w:w="0.0" w:type="dxa"/>
+        <w:left w:w="108.0" w:type="dxa"/>
+        <w:bottom w:w="0.0" w:type="dxa"/>
+        <w:right w:w="108.0" w:type="dxa"/>
+      </w:tblCellMar>
+    </w:tblPr>
+  </w:style>
+  <w:style w:type="table" w:styleId="Table21">
+    <w:basedOn w:val="TableNormal"/>
+    <w:tblPr>
+      <w:tblStyleRowBandSize w:val="1"/>
+      <w:tblStyleColBandSize w:val="1"/>
+      <w:tblCellMar>
+        <w:top w:w="0.0" w:type="dxa"/>
+        <w:left w:w="108.0" w:type="dxa"/>
+        <w:bottom w:w="0.0" w:type="dxa"/>
+        <w:right w:w="108.0" w:type="dxa"/>
+      </w:tblCellMar>
+    </w:tblPr>
+  </w:style>
+  <w:style w:type="table" w:styleId="Table22">
+    <w:basedOn w:val="TableNormal"/>
+    <w:tblPr>
+      <w:tblStyleRowBandSize w:val="1"/>
+      <w:tblStyleColBandSize w:val="1"/>
+      <w:tblCellMar>
+        <w:top w:w="0.0" w:type="dxa"/>
+        <w:left w:w="108.0" w:type="dxa"/>
+        <w:bottom w:w="0.0" w:type="dxa"/>
+        <w:right w:w="108.0" w:type="dxa"/>
+      </w:tblCellMar>
+    </w:tblPr>
+  </w:style>
+  <w:style w:type="table" w:styleId="Table23">
+    <w:basedOn w:val="TableNormal"/>
+    <w:tblPr>
+      <w:tblStyleRowBandSize w:val="1"/>
+      <w:tblStyleColBandSize w:val="1"/>
+      <w:tblCellMar>
+        <w:top w:w="0.0" w:type="dxa"/>
+        <w:left w:w="115.0" w:type="dxa"/>
+        <w:bottom w:w="0.0" w:type="dxa"/>
+        <w:right w:w="115.0" w:type="dxa"/>
+      </w:tblCellMar>
+    </w:tblPr>
+  </w:style>
   <w:style w:type="paragraph" w:styleId="Subtitle">
     <w:name w:val="Subtitle"/>
     <w:basedOn w:val="Normal"/>
@@ -11674,6 +12012,12 @@
     <w:tblPr>
       <w:tblStyleRowBandSize w:val="1"/>
       <w:tblStyleColBandSize w:val="1"/>
+      <w:tblCellMar>
+        <w:top w:w="0.0" w:type="dxa"/>
+        <w:left w:w="115.0" w:type="dxa"/>
+        <w:bottom w:w="0.0" w:type="dxa"/>
+        <w:right w:w="115.0" w:type="dxa"/>
+      </w:tblCellMar>
     </w:tblPr>
   </w:style>
   <w:style w:type="table" w:styleId="Table11">
@@ -12145,7 +12489,7 @@
 
 <file path=customXML/item1.xml><?xml version="1.0" encoding="utf-8"?>
 <go:gDocsCustomXmlDataStorage xmlns:go="http://customooxmlschemas.google.com/" xmlns:r="http://schemas.openxmlformats.org/officeDocument/2006/relationships" uri="GoogleDocsCustomDataVersion2">
-  <go:docsCustomData xmlns:go="http://customooxmlschemas.google.com/" roundtripDataSignature="AMtx7mh3yqCypN+MqHZxB2Cl0omwMFHx2A==">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</go:docsCustomData>
+  <go:docsCustomData xmlns:go="http://customooxmlschemas.google.com/" roundtripDataSignature="AMtx7mjsYkyMkR2Y9C0tKrV+k+furYKezw==">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</go:docsCustomData>
 </go:gDocsCustomXmlDataStorage>
 </file>
 
